--- a/note_airbnb2604.docx
+++ b/note_airbnb2604.docx
@@ -6,6 +6,7 @@
       <w:pPr>
         <w:pStyle w:val="1"/>
         <w:rPr>
+          <w:rFonts w:hint="eastAsia"/>
           <w:lang w:val="fr-FR"/>
         </w:rPr>
       </w:pPr>
@@ -35,6 +36,7 @@
       <w:pPr>
         <w:pStyle w:val="2"/>
         <w:rPr>
+          <w:rFonts w:hint="eastAsia"/>
           <w:lang w:val="fr-FR"/>
         </w:rPr>
       </w:pPr>
@@ -55,6 +57,7 @@
     <w:p>
       <w:pPr>
         <w:rPr>
+          <w:rFonts w:hint="eastAsia"/>
           <w:lang w:val="fr-FR"/>
         </w:rPr>
       </w:pPr>
@@ -75,6 +78,7 @@
     <w:p>
       <w:pPr>
         <w:rPr>
+          <w:rFonts w:hint="eastAsia"/>
           <w:lang w:val="fr-FR"/>
         </w:rPr>
       </w:pPr>
@@ -755,19 +759,11 @@
         </w:rPr>
         <w:t xml:space="preserve"> </w:t>
       </w:r>
-      <w:proofErr w:type="gramStart"/>
-      <w:r>
-        <w:rPr>
-          <w:lang w:val="fr-FR"/>
-        </w:rPr>
-        <w:t>En</w:t>
-      </w:r>
-      <w:proofErr w:type="gramEnd"/>
-      <w:r>
-        <w:rPr>
-          <w:lang w:val="fr-FR"/>
-        </w:rPr>
-        <w:t xml:space="preserve"> conclusion, les tactiques de </w:t>
+      <w:r>
+        <w:rPr>
+          <w:lang w:val="fr-FR"/>
+        </w:rPr>
+        <w:t xml:space="preserve">En conclusion, les tactiques de </w:t>
       </w:r>
       <w:proofErr w:type="spellStart"/>
       <w:r>
@@ -955,14 +951,15 @@
     <w:p>
       <w:pPr>
         <w:rPr>
-          <w:lang w:val="fr-FR"/>
-        </w:rPr>
-      </w:pPr>
-    </w:p>
-    <w:p>
-      <w:pPr>
-        <w:rPr>
-          <w:lang w:val="fr-FR"/>
+          <w:rFonts w:hint="eastAsia"/>
+          <w:lang w:val="fr-FR"/>
+        </w:rPr>
+      </w:pPr>
+    </w:p>
+    <w:p>
+      <w:pPr>
+        <w:rPr>
+          <w:rFonts w:hint="eastAsia"/>
         </w:rPr>
       </w:pPr>
       <w:r>
@@ -1031,82 +1028,107 @@
     <w:p>
       <w:pPr>
         <w:rPr>
-          <w:lang w:val="fr-FR"/>
-        </w:rPr>
-      </w:pPr>
-      <w:r>
-        <w:rPr>
-          <w:rFonts w:hint="eastAsia"/>
-          <w:lang w:val="fr-FR"/>
+          <w:rFonts w:hint="eastAsia"/>
+        </w:rPr>
+      </w:pPr>
+      <w:proofErr w:type="spellStart"/>
+      <w:r>
+        <w:rPr>
+          <w:rFonts w:hint="eastAsia"/>
         </w:rPr>
         <w:t>O</w:t>
       </w:r>
       <w:r>
-        <w:rPr>
-          <w:lang w:val="fr-FR"/>
-        </w:rPr>
         <w:t>uverture</w:t>
       </w:r>
-      <w:r>
-        <w:rPr>
-          <w:rFonts w:hint="eastAsia"/>
-          <w:lang w:val="fr-FR"/>
-        </w:rPr>
-        <w:t>（消极）不显著</w:t>
-      </w:r>
-    </w:p>
-    <w:p>
-      <w:pPr>
-        <w:rPr>
-          <w:lang w:val="fr-FR"/>
-        </w:rPr>
-      </w:pPr>
-      <w:r>
-        <w:rPr>
-          <w:rFonts w:hint="eastAsia"/>
-          <w:lang w:val="fr-FR"/>
+      <w:proofErr w:type="spellEnd"/>
+      <w:r>
+        <w:rPr>
+          <w:rFonts w:hint="eastAsia"/>
+        </w:rPr>
+        <w:t>（</w:t>
+      </w:r>
+      <w:r>
+        <w:rPr>
+          <w:rFonts w:hint="eastAsia"/>
+          <w:lang w:val="fr-FR"/>
+        </w:rPr>
+        <w:t>消极</w:t>
+      </w:r>
+      <w:r>
+        <w:rPr>
+          <w:rFonts w:hint="eastAsia"/>
+        </w:rPr>
+        <w:t>）</w:t>
+      </w:r>
+      <w:r>
+        <w:rPr>
+          <w:rFonts w:hint="eastAsia"/>
+          <w:lang w:val="fr-FR"/>
+        </w:rPr>
+        <w:t>不显著</w:t>
+      </w:r>
+    </w:p>
+    <w:p>
+      <w:pPr>
+        <w:rPr>
+          <w:rFonts w:hint="eastAsia"/>
+        </w:rPr>
+      </w:pPr>
+      <w:r>
+        <w:rPr>
+          <w:rFonts w:hint="eastAsia"/>
         </w:rPr>
         <w:t>Auto</w:t>
       </w:r>
       <w:r>
-        <w:rPr>
-          <w:lang w:val="fr-FR"/>
-        </w:rPr>
         <w:t xml:space="preserve">-promotion </w:t>
       </w:r>
       <w:r>
         <w:rPr>
           <w:rFonts w:hint="eastAsia"/>
-          <w:lang w:val="fr-FR"/>
-        </w:rPr>
-        <w:t>（消极）不显著</w:t>
-      </w:r>
-    </w:p>
-    <w:p>
-      <w:pPr>
-        <w:rPr>
-          <w:lang w:val="fr-FR"/>
-        </w:rPr>
-      </w:pPr>
-      <w:proofErr w:type="spellStart"/>
-      <w:r>
-        <w:rPr>
-          <w:rFonts w:hint="eastAsia"/>
-          <w:lang w:val="fr-FR"/>
+        </w:rPr>
+        <w:t>（</w:t>
+      </w:r>
+      <w:r>
+        <w:rPr>
+          <w:rFonts w:hint="eastAsia"/>
+          <w:lang w:val="fr-FR"/>
+        </w:rPr>
+        <w:t>消极</w:t>
+      </w:r>
+      <w:r>
+        <w:rPr>
+          <w:rFonts w:hint="eastAsia"/>
+        </w:rPr>
+        <w:t>）</w:t>
+      </w:r>
+      <w:r>
+        <w:rPr>
+          <w:rFonts w:hint="eastAsia"/>
+          <w:lang w:val="fr-FR"/>
+        </w:rPr>
+        <w:t>不显著</w:t>
+      </w:r>
+    </w:p>
+    <w:p>
+      <w:pPr>
+        <w:rPr>
+          <w:rFonts w:hint="eastAsia"/>
+        </w:rPr>
+      </w:pPr>
+      <w:proofErr w:type="spellStart"/>
+      <w:r>
+        <w:rPr>
+          <w:rFonts w:hint="eastAsia"/>
         </w:rPr>
         <w:t>S</w:t>
       </w:r>
       <w:r>
-        <w:rPr>
-          <w:lang w:val="fr-FR"/>
-        </w:rPr>
         <w:t>ocio+auth</w:t>
       </w:r>
       <w:proofErr w:type="spellEnd"/>
       <w:r>
-        <w:rPr>
-          <w:lang w:val="fr-FR"/>
-        </w:rPr>
         <w:t xml:space="preserve"> </w:t>
       </w:r>
       <w:r>
@@ -1120,22 +1142,20 @@
     <w:p>
       <w:pPr>
         <w:rPr>
-          <w:lang w:val="fr-FR"/>
-        </w:rPr>
-      </w:pPr>
-      <w:r>
-        <w:rPr>
-          <w:rFonts w:hint="eastAsia"/>
-          <w:lang w:val="fr-FR"/>
+          <w:rFonts w:hint="eastAsia"/>
+        </w:rPr>
+      </w:pPr>
+      <w:proofErr w:type="spellStart"/>
+      <w:r>
+        <w:rPr>
+          <w:rFonts w:hint="eastAsia"/>
         </w:rPr>
         <w:t>Exem</w:t>
       </w:r>
       <w:r>
-        <w:rPr>
-          <w:lang w:val="fr-FR"/>
-        </w:rPr>
         <w:t>plarité</w:t>
       </w:r>
+      <w:proofErr w:type="spellEnd"/>
       <w:r>
         <w:rPr>
           <w:rFonts w:hint="eastAsia"/>
@@ -1148,14 +1168,22 @@
       <w:pPr>
         <w:rPr>
           <w:rFonts w:hint="eastAsia"/>
-          <w:lang w:val="fr-FR"/>
-        </w:rPr>
-      </w:pPr>
-    </w:p>
-    <w:p/>
+        </w:rPr>
+      </w:pPr>
+    </w:p>
+    <w:p>
+      <w:pPr>
+        <w:rPr>
+          <w:rFonts w:hint="eastAsia"/>
+        </w:rPr>
+      </w:pPr>
+    </w:p>
     <w:p>
       <w:pPr>
         <w:pStyle w:val="1"/>
+        <w:rPr>
+          <w:rFonts w:hint="eastAsia"/>
+        </w:rPr>
       </w:pPr>
       <w:r>
         <w:rPr>
@@ -1177,12 +1205,19 @@
     <w:p>
       <w:pPr>
         <w:rPr>
-          <w:lang w:val="fr-FR"/>
-        </w:rPr>
-      </w:pPr>
-      <w:r>
-        <w:rPr>
-          <w:rFonts w:hint="eastAsia"/>
+          <w:rFonts w:hint="eastAsia"/>
+          <w:b/>
+          <w:bCs/>
+          <w:color w:val="7030A0"/>
+          <w:lang w:val="fr-FR"/>
+        </w:rPr>
+      </w:pPr>
+      <w:r>
+        <w:rPr>
+          <w:rFonts w:hint="eastAsia"/>
+          <w:b/>
+          <w:bCs/>
+          <w:color w:val="7030A0"/>
           <w:lang w:val="fr-FR"/>
         </w:rPr>
         <w:t>1）</w:t>
@@ -1190,6 +1225,9 @@
       <w:r>
         <w:rPr>
           <w:rFonts w:hint="eastAsia"/>
+          <w:b/>
+          <w:bCs/>
+          <w:color w:val="7030A0"/>
           <w:lang w:val="fr-FR"/>
         </w:rPr>
         <w:t>2024年巴黎奥运会对于</w:t>
@@ -1197,6 +1235,9 @@
       <w:r>
         <w:rPr>
           <w:rFonts w:hint="eastAsia"/>
+          <w:b/>
+          <w:bCs/>
+          <w:color w:val="7030A0"/>
           <w:lang w:val="fr-FR"/>
         </w:rPr>
         <w:t>2）</w:t>
@@ -1204,6 +1245,9 @@
       <w:r>
         <w:rPr>
           <w:rFonts w:hint="eastAsia"/>
+          <w:b/>
+          <w:bCs/>
+          <w:color w:val="7030A0"/>
           <w:lang w:val="fr-FR"/>
         </w:rPr>
         <w:t>爱彼迎</w:t>
@@ -1212,6 +1256,9 @@
       <w:r>
         <w:rPr>
           <w:rFonts w:hint="eastAsia"/>
+          <w:b/>
+          <w:bCs/>
+          <w:color w:val="7030A0"/>
           <w:lang w:val="fr-FR"/>
         </w:rPr>
         <w:t>迎</w:t>
@@ -1220,6 +1267,9 @@
       <w:r>
         <w:rPr>
           <w:rFonts w:hint="eastAsia"/>
+          <w:b/>
+          <w:bCs/>
+          <w:color w:val="7030A0"/>
           <w:lang w:val="fr-FR"/>
         </w:rPr>
         <w:t>房东</w:t>
@@ -1227,6 +1277,9 @@
       <w:r>
         <w:rPr>
           <w:rFonts w:hint="eastAsia"/>
+          <w:b/>
+          <w:bCs/>
+          <w:color w:val="7030A0"/>
           <w:lang w:val="fr-FR"/>
         </w:rPr>
         <w:t>印象管理和绩效的</w:t>
@@ -1234,6 +1287,9 @@
       <w:r>
         <w:rPr>
           <w:rFonts w:hint="eastAsia"/>
+          <w:b/>
+          <w:bCs/>
+          <w:color w:val="7030A0"/>
           <w:lang w:val="fr-FR"/>
         </w:rPr>
         <w:t>影响</w:t>
@@ -1241,6 +1297,9 @@
       <w:r>
         <w:rPr>
           <w:rFonts w:hint="eastAsia"/>
+          <w:b/>
+          <w:bCs/>
+          <w:color w:val="7030A0"/>
           <w:lang w:val="fr-FR"/>
         </w:rPr>
         <w:t>的研究：</w:t>
@@ -1248,6 +1307,9 @@
       <w:r>
         <w:rPr>
           <w:rFonts w:hint="eastAsia"/>
+          <w:b/>
+          <w:bCs/>
+          <w:color w:val="7030A0"/>
           <w:lang w:val="fr-FR"/>
         </w:rPr>
         <w:t>基于</w:t>
@@ -1255,6 +1317,9 @@
       <w:r>
         <w:rPr>
           <w:rFonts w:hint="eastAsia"/>
+          <w:b/>
+          <w:bCs/>
+          <w:color w:val="7030A0"/>
           <w:lang w:val="fr-FR"/>
         </w:rPr>
         <w:t>3）</w:t>
@@ -1263,6 +1328,9 @@
       <w:r>
         <w:rPr>
           <w:rFonts w:hint="eastAsia"/>
+          <w:b/>
+          <w:bCs/>
+          <w:color w:val="7030A0"/>
           <w:lang w:val="fr-FR"/>
         </w:rPr>
         <w:t>goffman</w:t>
@@ -1271,6 +1339,9 @@
       <w:r>
         <w:rPr>
           <w:rFonts w:hint="eastAsia"/>
+          <w:b/>
+          <w:bCs/>
+          <w:color w:val="7030A0"/>
           <w:lang w:val="fr-FR"/>
         </w:rPr>
         <w:t>的自我展示策略</w:t>
@@ -1278,6 +1349,9 @@
       <w:r>
         <w:rPr>
           <w:rFonts w:hint="eastAsia"/>
+          <w:b/>
+          <w:bCs/>
+          <w:color w:val="7030A0"/>
           <w:lang w:val="fr-FR"/>
         </w:rPr>
         <w:t>和印象管理理论，通过</w:t>
@@ -1285,6 +1359,9 @@
       <w:r>
         <w:rPr>
           <w:rFonts w:hint="eastAsia"/>
+          <w:b/>
+          <w:bCs/>
+          <w:color w:val="7030A0"/>
           <w:lang w:val="fr-FR"/>
         </w:rPr>
         <w:t>4）</w:t>
@@ -1292,6 +1369,9 @@
       <w:r>
         <w:rPr>
           <w:rFonts w:hint="eastAsia"/>
+          <w:b/>
+          <w:bCs/>
+          <w:color w:val="7030A0"/>
           <w:lang w:val="fr-FR"/>
         </w:rPr>
         <w:t>心理测量量表和</w:t>
@@ -1299,6 +1379,9 @@
       <w:r>
         <w:rPr>
           <w:rFonts w:hint="eastAsia"/>
+          <w:b/>
+          <w:bCs/>
+          <w:color w:val="7030A0"/>
           <w:lang w:val="fr-FR"/>
         </w:rPr>
         <w:t>5）</w:t>
@@ -1306,6 +1389,9 @@
       <w:r>
         <w:rPr>
           <w:rFonts w:hint="eastAsia"/>
+          <w:b/>
+          <w:bCs/>
+          <w:color w:val="7030A0"/>
           <w:lang w:val="fr-FR"/>
         </w:rPr>
         <w:t>零样本</w:t>
@@ -1313,6 +1399,9 @@
       <w:r>
         <w:rPr>
           <w:rFonts w:hint="eastAsia"/>
+          <w:b/>
+          <w:bCs/>
+          <w:color w:val="7030A0"/>
           <w:lang w:val="fr-FR"/>
         </w:rPr>
         <w:t>本分类</w:t>
@@ -1320,6 +1409,9 @@
       <w:r>
         <w:rPr>
           <w:rFonts w:hint="eastAsia"/>
+          <w:b/>
+          <w:bCs/>
+          <w:color w:val="7030A0"/>
           <w:lang w:val="fr-FR"/>
         </w:rPr>
         <w:t>6）多模态</w:t>
@@ -1327,6 +1419,9 @@
       <w:r>
         <w:rPr>
           <w:rFonts w:hint="eastAsia"/>
+          <w:b/>
+          <w:bCs/>
+          <w:color w:val="7030A0"/>
           <w:lang w:val="fr-FR"/>
         </w:rPr>
         <w:t>量化</w:t>
@@ -1334,6 +1429,9 @@
       <w:r>
         <w:rPr>
           <w:rFonts w:hint="eastAsia"/>
+          <w:b/>
+          <w:bCs/>
+          <w:color w:val="7030A0"/>
           <w:lang w:val="fr-FR"/>
         </w:rPr>
         <w:t>房东的自我展示策略，</w:t>
@@ -1342,28 +1440,23 @@
     <w:p>
       <w:pPr>
         <w:rPr>
-          <w:lang w:val="fr-FR"/>
-        </w:rPr>
-      </w:pPr>
-      <w:r>
-        <w:rPr>
-          <w:rFonts w:hint="eastAsia"/>
-          <w:lang w:val="fr-FR"/>
-        </w:rPr>
-        <w:t>concepts：</w:t>
-      </w:r>
-    </w:p>
-    <w:p>
-      <w:pPr>
-        <w:rPr>
-          <w:rFonts w:hint="eastAsia"/>
-          <w:lang w:val="fr-FR"/>
-        </w:rPr>
-      </w:pPr>
-    </w:p>
-    <w:p>
-      <w:pPr>
-        <w:rPr>
+          <w:rFonts w:hint="eastAsia"/>
+          <w:lang w:val="fr-FR"/>
+        </w:rPr>
+      </w:pPr>
+    </w:p>
+    <w:p>
+      <w:pPr>
+        <w:rPr>
+          <w:rFonts w:hint="eastAsia"/>
+          <w:lang w:val="fr-FR"/>
+        </w:rPr>
+      </w:pPr>
+    </w:p>
+    <w:p>
+      <w:pPr>
+        <w:rPr>
+          <w:rFonts w:hint="eastAsia"/>
           <w:lang w:val="fr-FR"/>
         </w:rPr>
       </w:pPr>
@@ -1399,6 +1492,7 @@
     <w:p>
       <w:pPr>
         <w:rPr>
+          <w:rFonts w:hint="eastAsia"/>
           <w:lang w:val="fr-FR"/>
         </w:rPr>
       </w:pPr>
@@ -1420,6 +1514,7 @@
     <w:p>
       <w:pPr>
         <w:rPr>
+          <w:rFonts w:hint="eastAsia"/>
           <w:lang w:val="fr-FR"/>
         </w:rPr>
       </w:pPr>
@@ -1434,6 +1529,7 @@
     <w:p>
       <w:pPr>
         <w:rPr>
+          <w:rFonts w:hint="eastAsia"/>
           <w:lang w:val="fr-FR"/>
         </w:rPr>
       </w:pPr>
@@ -1464,6 +1560,7 @@
     <w:p>
       <w:pPr>
         <w:rPr>
+          <w:rFonts w:hint="eastAsia"/>
           <w:lang w:val="fr-FR"/>
         </w:rPr>
       </w:pPr>
@@ -1478,6 +1575,7 @@
     <w:p>
       <w:pPr>
         <w:rPr>
+          <w:rFonts w:hint="eastAsia"/>
           <w:lang w:val="fr-FR"/>
         </w:rPr>
       </w:pPr>
@@ -1535,6 +1633,7 @@
     <w:p>
       <w:pPr>
         <w:rPr>
+          <w:rFonts w:hint="eastAsia"/>
           <w:lang w:val="fr-FR"/>
         </w:rPr>
       </w:pPr>
@@ -1582,6 +1681,7 @@
           <w:numId w:val="1"/>
         </w:numPr>
         <w:rPr>
+          <w:rFonts w:hint="eastAsia"/>
           <w:lang w:val="fr-FR"/>
         </w:rPr>
       </w:pPr>
@@ -1601,6 +1701,7 @@
           <w:numId w:val="1"/>
         </w:numPr>
         <w:rPr>
+          <w:rFonts w:hint="eastAsia"/>
           <w:lang w:val="fr-FR"/>
         </w:rPr>
       </w:pPr>
@@ -1620,6 +1721,7 @@
           <w:numId w:val="1"/>
         </w:numPr>
         <w:rPr>
+          <w:rFonts w:hint="eastAsia"/>
           <w:lang w:val="fr-FR"/>
         </w:rPr>
       </w:pPr>
@@ -1639,6 +1741,7 @@
           <w:numId w:val="1"/>
         </w:numPr>
         <w:rPr>
+          <w:rFonts w:hint="eastAsia"/>
           <w:lang w:val="fr-FR"/>
         </w:rPr>
       </w:pPr>
@@ -1658,6 +1761,7 @@
           <w:numId w:val="1"/>
         </w:numPr>
         <w:rPr>
+          <w:rFonts w:hint="eastAsia"/>
           <w:lang w:val="fr-FR"/>
         </w:rPr>
       </w:pPr>
@@ -1672,21 +1776,23 @@
     <w:p>
       <w:pPr>
         <w:rPr>
-          <w:lang w:val="fr-FR"/>
-        </w:rPr>
-      </w:pPr>
-    </w:p>
-    <w:p>
-      <w:pPr>
-        <w:rPr>
-          <w:rFonts w:hint="eastAsia"/>
-          <w:lang w:val="fr-FR"/>
-        </w:rPr>
-      </w:pPr>
-    </w:p>
-    <w:p>
-      <w:pPr>
-        <w:rPr>
+          <w:rFonts w:hint="eastAsia"/>
+          <w:lang w:val="fr-FR"/>
+        </w:rPr>
+      </w:pPr>
+    </w:p>
+    <w:p>
+      <w:pPr>
+        <w:rPr>
+          <w:rFonts w:hint="eastAsia"/>
+          <w:lang w:val="fr-FR"/>
+        </w:rPr>
+      </w:pPr>
+    </w:p>
+    <w:p>
+      <w:pPr>
+        <w:rPr>
+          <w:rFonts w:hint="eastAsia"/>
           <w:b/>
           <w:bCs/>
           <w:lang w:val="fr-FR"/>
@@ -1740,6 +1846,7 @@
     <w:p>
       <w:pPr>
         <w:rPr>
+          <w:rFonts w:hint="eastAsia"/>
           <w:lang w:val="fr-FR"/>
         </w:rPr>
       </w:pPr>
@@ -1849,6 +1956,7 @@
     <w:p>
       <w:pPr>
         <w:rPr>
+          <w:rFonts w:hint="eastAsia"/>
           <w:lang w:val="fr-FR"/>
         </w:rPr>
       </w:pPr>
@@ -1877,6 +1985,7 @@
     <w:p>
       <w:pPr>
         <w:rPr>
+          <w:rFonts w:hint="eastAsia"/>
           <w:lang w:val="fr-FR"/>
         </w:rPr>
       </w:pPr>
@@ -1904,20 +2013,15 @@
     <w:p>
       <w:pPr>
         <w:rPr>
-          <w:lang w:val="fr-FR"/>
-        </w:rPr>
-      </w:pPr>
-    </w:p>
-    <w:p>
-      <w:pPr>
-        <w:rPr>
-          <w:lang w:val="fr-FR"/>
-        </w:rPr>
-      </w:pPr>
-    </w:p>
-    <w:p>
-      <w:pPr>
-        <w:rPr>
+          <w:rFonts w:hint="eastAsia"/>
+          <w:lang w:val="fr-FR"/>
+        </w:rPr>
+      </w:pPr>
+    </w:p>
+    <w:p>
+      <w:pPr>
+        <w:rPr>
+          <w:rFonts w:hint="eastAsia"/>
           <w:lang w:val="fr-FR"/>
         </w:rPr>
       </w:pPr>
@@ -1961,6 +2065,708 @@
     <w:p>
       <w:pPr>
         <w:rPr>
+          <w:rFonts w:hint="eastAsia"/>
+          <w:b/>
+          <w:bCs/>
+          <w:lang w:val="fr-FR"/>
+        </w:rPr>
+      </w:pPr>
+      <w:r>
+        <w:rPr>
+          <w:b/>
+          <w:bCs/>
+          <w:lang w:val="fr-FR"/>
+        </w:rPr>
+        <w:t>ITEMS :</w:t>
+      </w:r>
+    </w:p>
+    <w:p>
+      <w:pPr>
+        <w:rPr>
+          <w:rFonts w:hint="eastAsia"/>
+          <w:b/>
+          <w:bCs/>
+          <w:lang w:val="fr-FR"/>
+        </w:rPr>
+      </w:pPr>
+      <w:r>
+        <w:rPr>
+          <w:rFonts w:hint="eastAsia"/>
+          <w:b/>
+          <w:bCs/>
+          <w:lang w:val="fr-FR"/>
+        </w:rPr>
+        <w:t>On conçoit un ensemble d</w:t>
+      </w:r>
+      <w:proofErr w:type="gramStart"/>
+      <w:r>
+        <w:rPr>
+          <w:rFonts w:hint="eastAsia"/>
+          <w:b/>
+          <w:bCs/>
+          <w:lang w:val="fr-FR"/>
+        </w:rPr>
+        <w:t>’</w:t>
+      </w:r>
+      <w:proofErr w:type="gramEnd"/>
+      <w:r>
+        <w:rPr>
+          <w:rFonts w:hint="eastAsia"/>
+          <w:b/>
+          <w:bCs/>
+          <w:lang w:val="fr-FR"/>
+        </w:rPr>
+        <w:t>items (4 à 5) pour chaque construit latent que l</w:t>
+      </w:r>
+      <w:proofErr w:type="gramStart"/>
+      <w:r>
+        <w:rPr>
+          <w:rFonts w:hint="eastAsia"/>
+          <w:b/>
+          <w:bCs/>
+          <w:lang w:val="fr-FR"/>
+        </w:rPr>
+        <w:t>’</w:t>
+      </w:r>
+      <w:proofErr w:type="gramEnd"/>
+      <w:r>
+        <w:rPr>
+          <w:rFonts w:hint="eastAsia"/>
+          <w:b/>
+          <w:bCs/>
+          <w:lang w:val="fr-FR"/>
+        </w:rPr>
+        <w:t xml:space="preserve">on souhaite mesurer. </w:t>
+      </w:r>
+    </w:p>
+    <w:p>
+      <w:pPr>
+        <w:rPr>
+          <w:rFonts w:hint="eastAsia"/>
+          <w:b/>
+          <w:bCs/>
+          <w:u w:val="single"/>
+          <w:lang w:val="fr-FR"/>
+        </w:rPr>
+      </w:pPr>
+      <w:r>
+        <w:rPr>
+          <w:rFonts w:hint="eastAsia"/>
+          <w:b/>
+          <w:bCs/>
+          <w:lang w:val="fr-FR"/>
+        </w:rPr>
+        <w:t xml:space="preserve">Dans notre cas, </w:t>
+      </w:r>
+      <w:r>
+        <w:rPr>
+          <w:rFonts w:hint="eastAsia"/>
+          <w:b/>
+          <w:bCs/>
+          <w:u w:val="single"/>
+          <w:lang w:val="fr-FR"/>
+        </w:rPr>
+        <w:t>le construit latent correspond à une tactique, c</w:t>
+      </w:r>
+      <w:proofErr w:type="gramStart"/>
+      <w:r>
+        <w:rPr>
+          <w:rFonts w:hint="eastAsia"/>
+          <w:b/>
+          <w:bCs/>
+          <w:u w:val="single"/>
+          <w:lang w:val="fr-FR"/>
+        </w:rPr>
+        <w:t>’</w:t>
+      </w:r>
+      <w:proofErr w:type="gramEnd"/>
+      <w:r>
+        <w:rPr>
+          <w:rFonts w:hint="eastAsia"/>
+          <w:b/>
+          <w:bCs/>
+          <w:u w:val="single"/>
+          <w:lang w:val="fr-FR"/>
+        </w:rPr>
+        <w:t>est-à-dire un concept abstrait qui ne peut pas ê</w:t>
+      </w:r>
+      <w:proofErr w:type="spellStart"/>
+      <w:r>
+        <w:rPr>
+          <w:rFonts w:hint="eastAsia"/>
+          <w:b/>
+          <w:bCs/>
+          <w:u w:val="single"/>
+          <w:lang w:val="fr-FR"/>
+        </w:rPr>
+        <w:t>tre</w:t>
+      </w:r>
+      <w:proofErr w:type="spellEnd"/>
+      <w:r>
+        <w:rPr>
+          <w:rFonts w:hint="eastAsia"/>
+          <w:b/>
+          <w:bCs/>
+          <w:u w:val="single"/>
+          <w:lang w:val="fr-FR"/>
+        </w:rPr>
+        <w:t xml:space="preserve"> </w:t>
+      </w:r>
+      <w:proofErr w:type="spellStart"/>
+      <w:r>
+        <w:rPr>
+          <w:rFonts w:hint="eastAsia"/>
+          <w:b/>
+          <w:bCs/>
+          <w:u w:val="single"/>
+          <w:lang w:val="fr-FR"/>
+        </w:rPr>
+        <w:t>observ</w:t>
+      </w:r>
+      <w:proofErr w:type="spellEnd"/>
+      <w:r>
+        <w:rPr>
+          <w:rFonts w:hint="eastAsia"/>
+          <w:b/>
+          <w:bCs/>
+          <w:u w:val="single"/>
+          <w:lang w:val="fr-FR"/>
+        </w:rPr>
+        <w:t xml:space="preserve">é directement. </w:t>
+      </w:r>
+      <w:r>
+        <w:rPr>
+          <w:rFonts w:hint="eastAsia"/>
+          <w:b/>
+          <w:bCs/>
+          <w:lang w:val="fr-FR"/>
+        </w:rPr>
+        <w:t xml:space="preserve">Les items sont des </w:t>
+      </w:r>
+      <w:r>
+        <w:rPr>
+          <w:rFonts w:hint="eastAsia"/>
+          <w:b/>
+          <w:bCs/>
+          <w:u w:val="single"/>
+          <w:lang w:val="fr-FR"/>
+        </w:rPr>
+        <w:t xml:space="preserve">descriptions textuelles </w:t>
+      </w:r>
+      <w:proofErr w:type="spellStart"/>
+      <w:r>
+        <w:rPr>
+          <w:rFonts w:hint="eastAsia"/>
+          <w:b/>
+          <w:bCs/>
+          <w:u w:val="single"/>
+          <w:lang w:val="fr-FR"/>
+        </w:rPr>
+        <w:t>sp</w:t>
+      </w:r>
+      <w:proofErr w:type="spellEnd"/>
+      <w:r>
+        <w:rPr>
+          <w:rFonts w:hint="eastAsia"/>
+          <w:b/>
+          <w:bCs/>
+          <w:u w:val="single"/>
+          <w:lang w:val="fr-FR"/>
+        </w:rPr>
+        <w:t>é</w:t>
+      </w:r>
+      <w:proofErr w:type="spellStart"/>
+      <w:r>
+        <w:rPr>
+          <w:rFonts w:hint="eastAsia"/>
+          <w:b/>
+          <w:bCs/>
+          <w:u w:val="single"/>
+          <w:lang w:val="fr-FR"/>
+        </w:rPr>
+        <w:t>cifiques</w:t>
+      </w:r>
+      <w:proofErr w:type="spellEnd"/>
+      <w:r>
+        <w:rPr>
+          <w:rFonts w:hint="eastAsia"/>
+          <w:b/>
+          <w:bCs/>
+          <w:u w:val="single"/>
+          <w:lang w:val="fr-FR"/>
+        </w:rPr>
+        <w:t xml:space="preserve"> censées </w:t>
+      </w:r>
+      <w:proofErr w:type="spellStart"/>
+      <w:r>
+        <w:rPr>
+          <w:rFonts w:hint="eastAsia"/>
+          <w:b/>
+          <w:bCs/>
+          <w:u w:val="single"/>
+          <w:lang w:val="fr-FR"/>
+        </w:rPr>
+        <w:t>refl</w:t>
+      </w:r>
+      <w:proofErr w:type="spellEnd"/>
+      <w:r>
+        <w:rPr>
+          <w:rFonts w:hint="eastAsia"/>
+          <w:b/>
+          <w:bCs/>
+          <w:u w:val="single"/>
+          <w:lang w:val="fr-FR"/>
+        </w:rPr>
+        <w:t>éter ce construit.</w:t>
+      </w:r>
+    </w:p>
+    <w:p>
+      <w:pPr>
+        <w:rPr>
+          <w:rFonts w:hint="eastAsia"/>
+          <w:b/>
+          <w:bCs/>
+          <w:lang w:val="fr-FR"/>
+        </w:rPr>
+      </w:pPr>
+    </w:p>
+    <w:p>
+      <w:pPr>
+        <w:rPr>
+          <w:rFonts w:hint="eastAsia"/>
+          <w:b/>
+          <w:bCs/>
+          <w:lang w:val="fr-FR"/>
+        </w:rPr>
+      </w:pPr>
+      <w:r>
+        <w:rPr>
+          <w:b/>
+          <w:bCs/>
+          <w:lang w:val="fr-FR"/>
+        </w:rPr>
+        <w:t>ZSC :</w:t>
+      </w:r>
+    </w:p>
+    <w:p>
+      <w:pPr>
+        <w:rPr>
+          <w:rFonts w:hint="eastAsia"/>
+          <w:b/>
+          <w:bCs/>
+          <w:lang w:val="fr-FR"/>
+        </w:rPr>
+      </w:pPr>
+      <w:r>
+        <w:rPr>
+          <w:b/>
+          <w:bCs/>
+          <w:lang w:val="fr-FR"/>
+        </w:rPr>
+        <w:t xml:space="preserve">Ensuite, on utilise un modèle de classification zéro-shot pour évaluer </w:t>
+      </w:r>
+      <w:r>
+        <w:rPr>
+          <w:b/>
+          <w:bCs/>
+          <w:u w:val="single"/>
+          <w:lang w:val="fr-FR"/>
+        </w:rPr>
+        <w:t>dans quelle mesure chaque item est présent sémantiquement dans un texte</w:t>
+      </w:r>
+      <w:r>
+        <w:rPr>
+          <w:b/>
+          <w:bCs/>
+          <w:lang w:val="fr-FR"/>
+        </w:rPr>
+        <w:t xml:space="preserve">. </w:t>
+      </w:r>
+      <w:r>
+        <w:rPr>
+          <w:b/>
+          <w:bCs/>
+          <w:lang w:val="fr-FR"/>
+        </w:rPr>
+        <w:br/>
+        <w:t>Le modèle renvoie un score compris entre 0 et 1, qui</w:t>
+      </w:r>
+      <w:r>
+        <w:rPr>
+          <w:b/>
+          <w:bCs/>
+          <w:u w:val="single"/>
+          <w:lang w:val="fr-FR"/>
+        </w:rPr>
+        <w:t xml:space="preserve"> indique la probabilité que le texte exprime le concept associé à l’item.</w:t>
+      </w:r>
+      <w:r>
+        <w:rPr>
+          <w:b/>
+          <w:bCs/>
+          <w:lang w:val="fr-FR"/>
+        </w:rPr>
+        <w:t xml:space="preserve"> </w:t>
+      </w:r>
+      <w:r>
+        <w:rPr>
+          <w:b/>
+          <w:bCs/>
+          <w:lang w:val="fr-FR"/>
+        </w:rPr>
+        <w:br/>
+        <w:t>Ainsi, pour un même texte, on obtient une série de scores (un par item).</w:t>
+      </w:r>
+    </w:p>
+    <w:p>
+      <w:pPr>
+        <w:rPr>
+          <w:rFonts w:hint="eastAsia"/>
+          <w:b/>
+          <w:bCs/>
+          <w:lang w:val="fr-FR"/>
+        </w:rPr>
+      </w:pPr>
+    </w:p>
+    <w:p>
+      <w:pPr>
+        <w:rPr>
+          <w:rFonts w:hint="eastAsia"/>
+          <w:lang w:val="fr-FR"/>
+        </w:rPr>
+      </w:pPr>
+      <w:r>
+        <w:rPr>
+          <w:b/>
+          <w:bCs/>
+          <w:lang w:val="fr-FR"/>
+        </w:rPr>
+        <w:t>FA :</w:t>
+      </w:r>
+      <w:r>
+        <w:rPr>
+          <w:lang w:val="fr-FR"/>
+        </w:rPr>
+        <w:t xml:space="preserve"> </w:t>
+      </w:r>
+    </w:p>
+    <w:p>
+      <w:pPr>
+        <w:rPr>
+          <w:rFonts w:hint="eastAsia"/>
+          <w:b/>
+          <w:bCs/>
+          <w:lang w:val="fr-FR"/>
+        </w:rPr>
+      </w:pPr>
+      <w:r>
+        <w:rPr>
+          <w:b/>
+          <w:bCs/>
+          <w:lang w:val="fr-FR"/>
+        </w:rPr>
+        <w:t xml:space="preserve">Cependant, ces items sont </w:t>
+      </w:r>
+      <w:r>
+        <w:rPr>
+          <w:b/>
+          <w:bCs/>
+          <w:u w:val="single"/>
+          <w:lang w:val="fr-FR"/>
+        </w:rPr>
+        <w:t>définis a priori et peuvent être redondants ou mal alignés</w:t>
+      </w:r>
+      <w:r>
+        <w:rPr>
+          <w:b/>
+          <w:bCs/>
+          <w:lang w:val="fr-FR"/>
+        </w:rPr>
+        <w:t xml:space="preserve"> avec les tactiques.</w:t>
+      </w:r>
+    </w:p>
+    <w:p>
+      <w:pPr>
+        <w:rPr>
+          <w:rFonts w:hint="eastAsia"/>
+          <w:b/>
+          <w:bCs/>
+          <w:lang w:val="fr-FR"/>
+        </w:rPr>
+      </w:pPr>
+      <w:r>
+        <w:rPr>
+          <w:rFonts w:hint="eastAsia"/>
+          <w:b/>
+          <w:bCs/>
+          <w:lang w:val="fr-FR"/>
+        </w:rPr>
+        <w:t>E</w:t>
+      </w:r>
+      <w:r>
+        <w:rPr>
+          <w:b/>
+          <w:bCs/>
+          <w:lang w:val="fr-FR"/>
+        </w:rPr>
+        <w:t>t puis, on</w:t>
+      </w:r>
+      <w:r>
+        <w:rPr>
+          <w:b/>
+          <w:bCs/>
+          <w:lang w:val="fr-FR"/>
+        </w:rPr>
+        <w:t xml:space="preserve"> </w:t>
+      </w:r>
+      <w:r>
+        <w:rPr>
+          <w:b/>
+          <w:bCs/>
+          <w:lang w:val="fr-FR"/>
+        </w:rPr>
+        <w:t>appl</w:t>
+      </w:r>
+      <w:r>
+        <w:rPr>
+          <w:b/>
+          <w:bCs/>
+          <w:lang w:val="fr-FR"/>
+        </w:rPr>
+        <w:t>ique</w:t>
+      </w:r>
+      <w:r>
+        <w:rPr>
+          <w:b/>
+          <w:bCs/>
+          <w:lang w:val="fr-FR"/>
+        </w:rPr>
+        <w:t xml:space="preserve"> l’analyse factorielle</w:t>
+      </w:r>
+      <w:r>
+        <w:rPr>
+          <w:b/>
+          <w:bCs/>
+          <w:lang w:val="fr-FR"/>
+        </w:rPr>
+        <w:t xml:space="preserve"> pour</w:t>
+      </w:r>
+      <w:r>
+        <w:rPr>
+          <w:b/>
+          <w:bCs/>
+          <w:u w:val="single"/>
+          <w:lang w:val="fr-FR"/>
+        </w:rPr>
+        <w:t xml:space="preserve"> examiner si les items </w:t>
+      </w:r>
+      <w:r>
+        <w:rPr>
+          <w:b/>
+          <w:bCs/>
+          <w:u w:val="single"/>
+          <w:lang w:val="fr-FR"/>
+        </w:rPr>
+        <w:t>se regroupent bien selon les tactiques attendues.</w:t>
+      </w:r>
+    </w:p>
+    <w:p>
+      <w:pPr>
+        <w:rPr>
+          <w:rFonts w:hint="eastAsia"/>
+          <w:b/>
+          <w:bCs/>
+          <w:lang w:val="fr-FR"/>
+        </w:rPr>
+      </w:pPr>
+    </w:p>
+    <w:p>
+      <w:pPr>
+        <w:rPr>
+          <w:rFonts w:hint="eastAsia"/>
+          <w:b/>
+          <w:bCs/>
+          <w:lang w:val="fr-FR"/>
+        </w:rPr>
+      </w:pPr>
+      <w:r>
+        <w:rPr>
+          <w:b/>
+          <w:bCs/>
+          <w:lang w:val="fr-FR"/>
+        </w:rPr>
+        <w:t xml:space="preserve">L’analyse factorielle permet </w:t>
+      </w:r>
+      <w:r>
+        <w:rPr>
+          <w:b/>
+          <w:bCs/>
+          <w:u w:val="single"/>
+          <w:lang w:val="fr-FR"/>
+        </w:rPr>
+        <w:t xml:space="preserve">d’identifier des dimensions latentes (facteurs) </w:t>
+      </w:r>
+      <w:r>
+        <w:rPr>
+          <w:b/>
+          <w:bCs/>
+          <w:lang w:val="fr-FR"/>
+        </w:rPr>
+        <w:t>et d’</w:t>
+      </w:r>
+      <w:r>
+        <w:rPr>
+          <w:b/>
+          <w:bCs/>
+          <w:u w:val="single"/>
+          <w:lang w:val="fr-FR"/>
+        </w:rPr>
+        <w:t>examiner la contribution de chaque item à ces facteurs.</w:t>
+      </w:r>
+    </w:p>
+    <w:p>
+      <w:pPr>
+        <w:rPr>
+          <w:rFonts w:hint="eastAsia"/>
+          <w:b/>
+          <w:bCs/>
+          <w:lang w:val="fr-FR"/>
+        </w:rPr>
+      </w:pPr>
+      <w:r>
+        <w:rPr>
+          <w:b/>
+          <w:bCs/>
+          <w:lang w:val="fr-FR"/>
+        </w:rPr>
+        <w:t xml:space="preserve">Pour qu’un item soit considéré comme représentatif d’une tactique, sa charge factorielle doit être élevée (par exemple &gt; 0.5) sur le facteur correspondant, et faible sur les autres facteurs. </w:t>
+      </w:r>
+      <w:r>
+        <w:rPr>
+          <w:b/>
+          <w:bCs/>
+          <w:lang w:val="fr-FR"/>
+        </w:rPr>
+        <w:br/>
+        <w:t>Cela garantit à la fois une bonne représentativité et une distinction claire entre les tactiques.</w:t>
+      </w:r>
+    </w:p>
+    <w:p>
+      <w:pPr>
+        <w:rPr>
+          <w:rFonts w:hint="eastAsia"/>
+          <w:b/>
+          <w:bCs/>
+          <w:lang w:val="fr-FR"/>
+        </w:rPr>
+      </w:pPr>
+      <w:r>
+        <w:rPr>
+          <w:b/>
+          <w:bCs/>
+          <w:lang w:val="fr-FR"/>
+        </w:rPr>
+        <w:t>Enfin, ce processus est itératif : on élimine les items qui contribuent peu à leur facteur ou qui présentent des charges élevées sur plusieurs facteurs (cross-</w:t>
+      </w:r>
+      <w:proofErr w:type="spellStart"/>
+      <w:r>
+        <w:rPr>
+          <w:b/>
+          <w:bCs/>
+          <w:lang w:val="fr-FR"/>
+        </w:rPr>
+        <w:t>loading</w:t>
+      </w:r>
+      <w:proofErr w:type="spellEnd"/>
+      <w:r>
+        <w:rPr>
+          <w:b/>
+          <w:bCs/>
+          <w:lang w:val="fr-FR"/>
+        </w:rPr>
+        <w:t>), afin d’améliorer la cohérence et la robustesse de la mesure.</w:t>
+      </w:r>
+    </w:p>
+    <w:p>
+      <w:pPr>
+        <w:rPr>
+          <w:rFonts w:hint="eastAsia"/>
+          <w:b/>
+          <w:bCs/>
+          <w:lang w:val="fr-FR"/>
+        </w:rPr>
+      </w:pPr>
+    </w:p>
+    <w:p>
+      <w:pPr>
+        <w:rPr>
+          <w:rFonts w:hint="eastAsia"/>
+          <w:b/>
+          <w:bCs/>
+          <w:lang w:val="fr-FR"/>
+        </w:rPr>
+      </w:pPr>
+      <w:proofErr w:type="gramStart"/>
+      <w:r>
+        <w:rPr>
+          <w:b/>
+          <w:bCs/>
+          <w:lang w:val="fr-FR"/>
+        </w:rPr>
+        <w:t>a</w:t>
+      </w:r>
+      <w:r>
+        <w:rPr>
+          <w:lang w:val="fr-FR"/>
+        </w:rPr>
+        <w:t>vec</w:t>
+      </w:r>
+      <w:proofErr w:type="gramEnd"/>
+      <w:r>
+        <w:rPr>
+          <w:lang w:val="fr-FR"/>
+        </w:rPr>
+        <w:t xml:space="preserve"> un paramètre de ‘</w:t>
+      </w:r>
+      <w:proofErr w:type="spellStart"/>
+      <w:r>
+        <w:rPr>
+          <w:lang w:val="fr-FR"/>
+        </w:rPr>
+        <w:t>oblimin</w:t>
+      </w:r>
+      <w:proofErr w:type="spellEnd"/>
+      <w:r>
+        <w:rPr>
+          <w:lang w:val="fr-FR"/>
+        </w:rPr>
+        <w:t xml:space="preserve">’, qui </w:t>
+      </w:r>
+      <w:proofErr w:type="spellStart"/>
+      <w:r>
+        <w:rPr>
+          <w:lang w:val="fr-FR"/>
+        </w:rPr>
+        <w:t>authorise</w:t>
+      </w:r>
+      <w:proofErr w:type="spellEnd"/>
+      <w:r>
+        <w:rPr>
+          <w:lang w:val="fr-FR"/>
+        </w:rPr>
+        <w:t xml:space="preserve"> qu’un item contribue à plusieurs facteurs, c’est une approche courante dans les domaines sociologique et psychologique</w:t>
+      </w:r>
+      <w:r>
+        <w:rPr>
+          <w:lang w:val="fr-FR"/>
+        </w:rPr>
+        <w:t>.</w:t>
+      </w:r>
+    </w:p>
+    <w:p>
+      <w:pPr>
+        <w:rPr>
+          <w:rFonts w:hint="eastAsia"/>
           <w:lang w:val="fr-FR"/>
         </w:rPr>
       </w:pPr>
@@ -1983,6 +2789,7 @@
     <w:p>
       <w:pPr>
         <w:rPr>
+          <w:rFonts w:hint="eastAsia"/>
           <w:lang w:val="fr-FR"/>
         </w:rPr>
       </w:pPr>
@@ -2033,17 +2840,416 @@
           <w:lang w:val="fr-FR"/>
         </w:rPr>
       </w:pPr>
-      <w:proofErr w:type="spellStart"/>
-      <w:r>
-        <w:rPr>
-          <w:rFonts w:hint="eastAsia"/>
-          <w:lang w:val="fr-FR"/>
-        </w:rPr>
-        <w:t>Communities</w:t>
-      </w:r>
-      <w:proofErr w:type="spellEnd"/>
-      <w:r>
-        <w:rPr>
+    </w:p>
+    <w:p>
+      <w:pPr>
+        <w:rPr>
+          <w:rFonts w:hint="eastAsia"/>
+          <w:lang w:val="fr-FR"/>
+        </w:rPr>
+      </w:pPr>
+    </w:p>
+    <w:p>
+      <w:pPr>
+        <w:rPr>
+          <w:rFonts w:hint="eastAsia"/>
+          <w:b/>
+          <w:bCs/>
+          <w:color w:val="0070C0"/>
+          <w:lang w:val="fr-FR"/>
+        </w:rPr>
+      </w:pPr>
+      <w:proofErr w:type="spellStart"/>
+      <w:r>
+        <w:rPr>
+          <w:rFonts w:hint="eastAsia"/>
+          <w:b/>
+          <w:bCs/>
+          <w:color w:val="0070C0"/>
+          <w:lang w:val="fr-FR"/>
+        </w:rPr>
+        <w:t>Commun</w:t>
+      </w:r>
+      <w:r>
+        <w:rPr>
+          <w:b/>
+          <w:bCs/>
+          <w:color w:val="0070C0"/>
+          <w:lang w:val="fr-FR"/>
+        </w:rPr>
+        <w:t>ality</w:t>
+      </w:r>
+      <w:proofErr w:type="spellEnd"/>
+      <w:r>
+        <w:rPr>
+          <w:b/>
+          <w:bCs/>
+          <w:color w:val="0070C0"/>
+          <w:lang w:val="fr-FR"/>
+        </w:rPr>
+        <w:t xml:space="preserve">&amp; </w:t>
+      </w:r>
+      <w:proofErr w:type="spellStart"/>
+      <w:r>
+        <w:rPr>
+          <w:b/>
+          <w:bCs/>
+          <w:color w:val="0070C0"/>
+          <w:lang w:val="fr-FR"/>
+        </w:rPr>
+        <w:t>specificity</w:t>
+      </w:r>
+      <w:proofErr w:type="spellEnd"/>
+      <w:r>
+        <w:rPr>
+          <w:b/>
+          <w:bCs/>
+          <w:color w:val="0070C0"/>
+          <w:lang w:val="fr-FR"/>
+        </w:rPr>
+        <w:t> ?</w:t>
+      </w:r>
+    </w:p>
+    <w:p>
+      <w:pPr>
+        <w:tabs>
+          <w:tab w:val="left" w:pos="979"/>
+        </w:tabs>
+        <w:rPr>
+          <w:rFonts w:hint="eastAsia"/>
+          <w:b/>
+          <w:bCs/>
+          <w:color w:val="0070C0"/>
+          <w:lang w:val="fr-FR"/>
+        </w:rPr>
+      </w:pPr>
+      <w:r>
+        <w:rPr>
+          <w:b/>
+          <w:bCs/>
+          <w:color w:val="0070C0"/>
+          <w:lang w:val="fr-FR"/>
+        </w:rPr>
+        <w:t>总方差 = 公共部分（被因子解释） + 特有部分（噪声/独特性）</w:t>
+      </w:r>
+    </w:p>
+    <w:p>
+      <w:pPr>
+        <w:rPr>
+          <w:rFonts w:hint="eastAsia"/>
+          <w:b/>
+          <w:bCs/>
+          <w:color w:val="0070C0"/>
+          <w:lang w:val="fr-FR"/>
+        </w:rPr>
+      </w:pPr>
+      <w:r>
+        <w:rPr>
+          <w:b/>
+          <w:bCs/>
+          <w:color w:val="0070C0"/>
+          <w:lang w:val="fr-FR"/>
+        </w:rPr>
+        <w:t xml:space="preserve">Variance = </w:t>
+      </w:r>
+      <w:proofErr w:type="spellStart"/>
+      <w:r>
+        <w:rPr>
+          <w:b/>
+          <w:bCs/>
+          <w:color w:val="0070C0"/>
+          <w:lang w:val="fr-FR"/>
+        </w:rPr>
+        <w:t>Communality</w:t>
+      </w:r>
+      <w:proofErr w:type="spellEnd"/>
+      <w:r>
+        <w:rPr>
+          <w:b/>
+          <w:bCs/>
+          <w:color w:val="0070C0"/>
+          <w:lang w:val="fr-FR"/>
+        </w:rPr>
+        <w:t xml:space="preserve"> + </w:t>
+      </w:r>
+      <w:proofErr w:type="spellStart"/>
+      <w:r>
+        <w:rPr>
+          <w:b/>
+          <w:bCs/>
+          <w:color w:val="0070C0"/>
+          <w:lang w:val="fr-FR"/>
+        </w:rPr>
+        <w:t>Specificity</w:t>
+      </w:r>
+      <w:proofErr w:type="spellEnd"/>
+    </w:p>
+    <w:p>
+      <w:pPr>
+        <w:rPr>
+          <w:rFonts w:hint="eastAsia"/>
+          <w:b/>
+          <w:bCs/>
+          <w:color w:val="0070C0"/>
+          <w:lang w:val="fr-FR"/>
+        </w:rPr>
+      </w:pPr>
+      <w:proofErr w:type="spellStart"/>
+      <w:r>
+        <w:rPr>
+          <w:rFonts w:hint="eastAsia"/>
+          <w:b/>
+          <w:bCs/>
+          <w:color w:val="0070C0"/>
+          <w:lang w:val="fr-FR"/>
+        </w:rPr>
+        <w:t>C</w:t>
+      </w:r>
+      <w:r>
+        <w:rPr>
+          <w:b/>
+          <w:bCs/>
+          <w:color w:val="0070C0"/>
+          <w:lang w:val="fr-FR"/>
+        </w:rPr>
+        <w:t>ommunality</w:t>
+      </w:r>
+      <w:proofErr w:type="spellEnd"/>
+      <w:r>
+        <w:rPr>
+          <w:rFonts w:hint="eastAsia"/>
+          <w:b/>
+          <w:bCs/>
+          <w:color w:val="0070C0"/>
+          <w:lang w:val="fr-FR"/>
+        </w:rPr>
+        <w:t>表示了</w:t>
+      </w:r>
+      <w:r>
+        <w:rPr>
+          <w:rFonts w:hint="eastAsia"/>
+          <w:b/>
+          <w:bCs/>
+          <w:color w:val="0070C0"/>
+          <w:lang w:val="fr-FR"/>
+        </w:rPr>
+        <w:t>一个</w:t>
+      </w:r>
+      <w:r>
+        <w:rPr>
+          <w:b/>
+          <w:bCs/>
+          <w:color w:val="0070C0"/>
+          <w:lang w:val="fr-FR"/>
+        </w:rPr>
+        <w:t xml:space="preserve">item </w:t>
+      </w:r>
+      <w:r>
+        <w:rPr>
+          <w:b/>
+          <w:bCs/>
+          <w:color w:val="0070C0"/>
+        </w:rPr>
+        <w:t>的方差中</w:t>
+      </w:r>
+      <w:r>
+        <w:rPr>
+          <w:b/>
+          <w:bCs/>
+          <w:color w:val="0070C0"/>
+          <w:lang w:val="fr-FR"/>
+        </w:rPr>
+        <w:t>，</w:t>
+      </w:r>
+      <w:r>
+        <w:rPr>
+          <w:b/>
+          <w:bCs/>
+          <w:color w:val="0070C0"/>
+        </w:rPr>
+        <w:t>有多少是被</w:t>
+      </w:r>
+      <w:r>
+        <w:rPr>
+          <w:b/>
+          <w:bCs/>
+          <w:color w:val="0070C0"/>
+          <w:lang w:val="fr-FR"/>
+        </w:rPr>
+        <w:t>“</w:t>
+      </w:r>
+      <w:r>
+        <w:rPr>
+          <w:b/>
+          <w:bCs/>
+          <w:color w:val="0070C0"/>
+        </w:rPr>
+        <w:t>公共因子</w:t>
+      </w:r>
+      <w:r>
+        <w:rPr>
+          <w:b/>
+          <w:bCs/>
+          <w:color w:val="0070C0"/>
+          <w:lang w:val="fr-FR"/>
+        </w:rPr>
+        <w:t>（</w:t>
+      </w:r>
+      <w:proofErr w:type="spellStart"/>
+      <w:r>
+        <w:rPr>
+          <w:b/>
+          <w:bCs/>
+          <w:color w:val="0070C0"/>
+          <w:lang w:val="fr-FR"/>
+        </w:rPr>
+        <w:t>tactics</w:t>
+      </w:r>
+      <w:proofErr w:type="spellEnd"/>
+      <w:r>
+        <w:rPr>
+          <w:b/>
+          <w:bCs/>
+          <w:color w:val="0070C0"/>
+          <w:lang w:val="fr-FR"/>
+        </w:rPr>
+        <w:t>）</w:t>
+      </w:r>
+      <w:r>
+        <w:rPr>
+          <w:b/>
+          <w:bCs/>
+          <w:color w:val="0070C0"/>
+        </w:rPr>
+        <w:t>解释的</w:t>
+      </w:r>
+      <w:r>
+        <w:rPr>
+          <w:b/>
+          <w:bCs/>
+          <w:color w:val="0070C0"/>
+          <w:lang w:val="fr-FR"/>
+        </w:rPr>
+        <w:t>”</w:t>
+      </w:r>
+    </w:p>
+    <w:p>
+      <w:pPr>
+        <w:rPr>
+          <w:rFonts w:hint="eastAsia"/>
+          <w:b/>
+          <w:bCs/>
+          <w:color w:val="0070C0"/>
+          <w:lang w:val="fr-FR"/>
+        </w:rPr>
+      </w:pPr>
+      <w:r>
+        <w:rPr>
+          <w:rFonts w:hint="eastAsia"/>
+          <w:b/>
+          <w:bCs/>
+          <w:color w:val="0070C0"/>
+          <w:lang w:val="fr-FR"/>
+        </w:rPr>
+        <w:t>（item和factor重叠的部分）</w:t>
+      </w:r>
+    </w:p>
+    <w:p>
+      <w:pPr>
+        <w:rPr>
+          <w:rFonts w:hint="eastAsia"/>
+          <w:b/>
+          <w:bCs/>
+          <w:color w:val="0070C0"/>
+          <w:lang w:val="fr-FR"/>
+        </w:rPr>
+      </w:pPr>
+    </w:p>
+    <w:p>
+      <w:pPr>
+        <w:rPr>
+          <w:rFonts w:hint="eastAsia"/>
+          <w:b/>
+          <w:bCs/>
+          <w:color w:val="0070C0"/>
+          <w:lang w:val="fr-FR"/>
+        </w:rPr>
+      </w:pPr>
+      <w:r>
+        <w:rPr>
+          <w:rFonts w:hint="eastAsia"/>
+          <w:b/>
+          <w:bCs/>
+          <w:color w:val="0070C0"/>
+          <w:lang w:val="fr-FR"/>
+        </w:rPr>
+        <w:t>自定义的γ（gamma）和Σ（sigma）？</w:t>
+      </w:r>
+    </w:p>
+    <w:p>
+      <w:pPr>
+        <w:rPr>
+          <w:rFonts w:hint="eastAsia"/>
+          <w:b/>
+          <w:bCs/>
+          <w:color w:val="0070C0"/>
+          <w:lang w:val="fr-FR"/>
+        </w:rPr>
+      </w:pPr>
+      <w:r>
+        <w:rPr>
+          <w:rFonts w:hint="eastAsia"/>
+          <w:b/>
+          <w:bCs/>
+          <w:color w:val="0070C0"/>
+          <w:lang w:val="fr-FR"/>
+        </w:rPr>
+        <w:t>第一和第二贡献的factor</w:t>
+      </w:r>
+    </w:p>
+    <w:p>
+      <w:pPr>
+        <w:rPr>
+          <w:rFonts w:hint="eastAsia"/>
+          <w:b/>
+          <w:bCs/>
+          <w:lang w:val="fr-FR"/>
+        </w:rPr>
+      </w:pPr>
+    </w:p>
+    <w:p>
+      <w:pPr>
+        <w:rPr>
+          <w:rFonts w:hint="eastAsia"/>
+          <w:b/>
+          <w:bCs/>
+          <w:lang w:val="fr-FR"/>
+        </w:rPr>
+      </w:pPr>
+      <w:r>
+        <w:rPr>
+          <w:rFonts w:hint="eastAsia"/>
+          <w:b/>
+          <w:bCs/>
+          <w:lang w:val="fr-FR"/>
+        </w:rPr>
+        <w:t>可以加一个</w:t>
+      </w:r>
+      <w:proofErr w:type="spellStart"/>
+      <w:r>
+        <w:rPr>
+          <w:rFonts w:hint="eastAsia"/>
+          <w:b/>
+          <w:bCs/>
+          <w:lang w:val="fr-FR"/>
+        </w:rPr>
+        <w:t>purity</w:t>
+      </w:r>
+      <w:proofErr w:type="spellEnd"/>
+      <w:r>
+        <w:rPr>
+          <w:b/>
+          <w:bCs/>
           <w:lang w:val="fr-FR"/>
         </w:rPr>
         <w:t> </w:t>
@@ -2051,39 +3257,113 @@
       <w:r>
         <w:rPr>
           <w:rFonts w:hint="eastAsia"/>
-          <w:lang w:val="fr-FR"/>
-        </w:rPr>
-        <w:t xml:space="preserve">? </w:t>
-      </w:r>
-      <w:proofErr w:type="spellStart"/>
-      <w:r>
-        <w:rPr>
-          <w:rFonts w:hint="eastAsia"/>
-          <w:lang w:val="fr-FR"/>
-        </w:rPr>
-        <w:t>skewness</w:t>
-      </w:r>
-      <w:proofErr w:type="spellEnd"/>
-      <w:r>
-        <w:rPr>
-          <w:rFonts w:hint="eastAsia"/>
-          <w:lang w:val="fr-FR"/>
-        </w:rPr>
-        <w:t>？</w:t>
-      </w:r>
-    </w:p>
-    <w:p>
-      <w:pPr>
-        <w:rPr>
-          <w:rFonts w:hint="eastAsia"/>
-          <w:b/>
-          <w:bCs/>
-        </w:rPr>
-      </w:pPr>
-      <w:r>
-        <w:rPr>
-          <w:b/>
-          <w:bCs/>
+          <w:b/>
+          <w:bCs/>
+          <w:lang w:val="fr-FR"/>
+        </w:rPr>
+        <w:t>=gamma</w:t>
+      </w:r>
+      <w:r>
+        <w:rPr>
+          <w:b/>
+          <w:bCs/>
+          <w:lang w:val="fr-FR"/>
+        </w:rPr>
+        <w:t>-sigma</w:t>
+      </w:r>
+      <w:r>
+        <w:rPr>
+          <w:rFonts w:hint="eastAsia"/>
+          <w:b/>
+          <w:bCs/>
+          <w:lang w:val="fr-FR"/>
+        </w:rPr>
+        <w:t>?</w:t>
+      </w:r>
+    </w:p>
+    <w:p>
+      <w:pPr>
+        <w:rPr>
+          <w:rFonts w:hint="eastAsia"/>
+          <w:b/>
+          <w:bCs/>
+          <w:lang w:val="fr-FR"/>
+        </w:rPr>
+      </w:pPr>
+      <w:r>
+        <w:rPr>
+          <w:rFonts w:hint="eastAsia"/>
+          <w:b/>
+          <w:bCs/>
+          <w:lang w:val="fr-FR"/>
+        </w:rPr>
+        <w:t>越大越好</w:t>
+      </w:r>
+    </w:p>
+    <w:p>
+      <w:pPr>
+        <w:rPr>
+          <w:rFonts w:hint="eastAsia"/>
+          <w:b/>
+          <w:bCs/>
+          <w:lang w:val="fr-FR"/>
+        </w:rPr>
+      </w:pPr>
+    </w:p>
+    <w:p>
+      <w:pPr>
+        <w:rPr>
+          <w:rFonts w:hint="eastAsia"/>
+          <w:b/>
+          <w:bCs/>
+          <w:lang w:val="fr-FR"/>
+        </w:rPr>
+      </w:pPr>
+    </w:p>
+    <w:p>
+      <w:pPr>
+        <w:rPr>
+          <w:rFonts w:hint="eastAsia"/>
+          <w:b/>
+          <w:bCs/>
+          <w:lang w:val="fr-FR"/>
+        </w:rPr>
+      </w:pPr>
+    </w:p>
+    <w:p>
+      <w:pPr>
+        <w:rPr>
+          <w:rFonts w:hint="eastAsia"/>
+          <w:b/>
+          <w:bCs/>
+          <w:lang w:val="fr-FR"/>
+        </w:rPr>
+      </w:pPr>
+    </w:p>
+    <w:p>
+      <w:pPr>
+        <w:rPr>
+          <w:rFonts w:hint="eastAsia"/>
+          <w:b/>
+          <w:bCs/>
+          <w:lang w:val="fr-FR"/>
+        </w:rPr>
+      </w:pPr>
+    </w:p>
+    <w:p>
+      <w:pPr>
+        <w:rPr>
+          <w:rFonts w:hint="eastAsia"/>
+          <w:b/>
+          <w:bCs/>
+          <w:lang w:val="fr-FR"/>
+        </w:rPr>
+      </w:pPr>
+      <w:r>
+        <w:rPr>
+          <w:b/>
+          <w:bCs/>
+          <w:lang w:val="fr-FR"/>
         </w:rPr>
         <w:t>PCA</w:t>
       </w:r>
@@ -2105,29 +3385,75 @@
         <w:t>检查</w:t>
       </w:r>
       <w:proofErr w:type="gramEnd"/>
-    </w:p>
-    <w:p>
-      <w:pPr>
-        <w:rPr>
-          <w:b/>
-          <w:bCs/>
-          <w:lang w:val="fr-FR"/>
-        </w:rPr>
-      </w:pPr>
-    </w:p>
-    <w:p>
-      <w:pPr>
-        <w:rPr>
-          <w:rFonts w:hint="eastAsia"/>
-          <w:b/>
-          <w:bCs/>
-          <w:lang w:val="fr-FR"/>
-        </w:rPr>
-      </w:pPr>
-    </w:p>
-    <w:p>
-      <w:pPr>
-        <w:rPr>
+      <w:r>
+        <w:rPr>
+          <w:rFonts w:hint="eastAsia"/>
+          <w:b/>
+          <w:bCs/>
+          <w:lang w:val="fr-FR"/>
+        </w:rPr>
+        <w:t> </w:t>
+      </w:r>
+      <w:r>
+        <w:rPr>
+          <w:b/>
+          <w:bCs/>
+          <w:lang w:val="fr-FR"/>
+        </w:rPr>
+        <w:t>: (</w:t>
+      </w:r>
+      <w:r>
+        <w:rPr>
+          <w:rFonts w:hint="eastAsia"/>
+          <w:b/>
+          <w:bCs/>
+          <w:lang w:val="fr-FR"/>
+        </w:rPr>
+        <w:t>不关心含义</w:t>
+      </w:r>
+      <w:r>
+        <w:rPr>
+          <w:b/>
+          <w:bCs/>
+          <w:lang w:val="fr-FR"/>
+        </w:rPr>
+        <w:t>)</w:t>
+      </w:r>
+    </w:p>
+    <w:p>
+      <w:pPr>
+        <w:rPr>
+          <w:rFonts w:hint="eastAsia"/>
+          <w:b/>
+          <w:bCs/>
+          <w:lang w:val="fr-FR"/>
+        </w:rPr>
+      </w:pPr>
+    </w:p>
+    <w:p>
+      <w:pPr>
+        <w:rPr>
+          <w:rFonts w:hint="eastAsia"/>
+          <w:b/>
+          <w:bCs/>
+          <w:lang w:val="fr-FR"/>
+        </w:rPr>
+      </w:pPr>
+    </w:p>
+    <w:p>
+      <w:pPr>
+        <w:rPr>
+          <w:rFonts w:hint="eastAsia"/>
+          <w:b/>
+          <w:bCs/>
+          <w:lang w:val="fr-FR"/>
+        </w:rPr>
+      </w:pPr>
+    </w:p>
+    <w:p>
+      <w:pPr>
+        <w:rPr>
+          <w:rFonts w:hint="eastAsia"/>
           <w:b/>
           <w:bCs/>
           <w:lang w:val="fr-FR"/>
@@ -2163,25 +3489,960 @@
     <w:p>
       <w:pPr>
         <w:rPr>
-          <w:b/>
-          <w:bCs/>
-        </w:rPr>
-      </w:pPr>
-    </w:p>
-    <w:p>
-      <w:pPr>
-        <w:rPr>
-          <w:b/>
-          <w:bCs/>
-        </w:rPr>
-      </w:pPr>
-    </w:p>
-    <w:p>
-      <w:pPr>
-        <w:rPr>
-          <w:b/>
-          <w:bCs/>
-          <w:lang w:val="fr-FR"/>
+          <w:rFonts w:hint="eastAsia"/>
+          <w:b/>
+          <w:bCs/>
+          <w:lang w:val="fr-FR"/>
+        </w:rPr>
+      </w:pPr>
+      <w:proofErr w:type="spellStart"/>
+      <w:r>
+        <w:rPr>
+          <w:rFonts w:hint="eastAsia"/>
+          <w:b/>
+          <w:bCs/>
+          <w:lang w:val="fr-FR"/>
+        </w:rPr>
+        <w:t>Did</w:t>
+      </w:r>
+      <w:proofErr w:type="spellEnd"/>
+      <w:r>
+        <w:rPr>
+          <w:rFonts w:hint="eastAsia"/>
+          <w:b/>
+          <w:bCs/>
+          <w:lang w:val="fr-FR"/>
+        </w:rPr>
+        <w:t>预检查：</w:t>
+      </w:r>
+    </w:p>
+    <w:tbl>
+      <w:tblPr>
+        <w:tblStyle w:val="af"/>
+        <w:tblW w:w="0" w:type="auto"/>
+        <w:tblLook w:val="04A0" w:firstRow="1" w:lastRow="0" w:firstColumn="1" w:lastColumn="0" w:noHBand="0" w:noVBand="1"/>
+      </w:tblPr>
+      <w:tblGrid>
+        <w:gridCol w:w="1525"/>
+        <w:gridCol w:w="1809"/>
+      </w:tblGrid>
+      <w:tr>
+        <w:tc>
+          <w:tcPr>
+            <w:tcW w:w="0" w:type="auto"/>
+            <w:hideMark/>
+          </w:tcPr>
+          <w:p>
+            <w:pPr>
+              <w:spacing w:after="160" w:line="278" w:lineRule="auto"/>
+              <w:rPr>
+                <w:rFonts w:hint="eastAsia"/>
+                <w:b/>
+                <w:bCs/>
+              </w:rPr>
+            </w:pPr>
+            <w:r>
+              <w:rPr>
+                <w:b/>
+                <w:bCs/>
+              </w:rPr>
+              <w:t>group</w:t>
+            </w:r>
+          </w:p>
+        </w:tc>
+        <w:tc>
+          <w:tcPr>
+            <w:tcW w:w="0" w:type="auto"/>
+            <w:hideMark/>
+          </w:tcPr>
+          <w:p>
+            <w:pPr>
+              <w:spacing w:after="160" w:line="278" w:lineRule="auto"/>
+              <w:rPr>
+                <w:rFonts w:hint="eastAsia"/>
+                <w:b/>
+                <w:bCs/>
+              </w:rPr>
+            </w:pPr>
+            <w:r>
+              <w:rPr>
+                <w:b/>
+                <w:bCs/>
+              </w:rPr>
+              <w:t>说明</w:t>
+            </w:r>
+          </w:p>
+        </w:tc>
+      </w:tr>
+      <w:tr>
+        <w:tc>
+          <w:tcPr>
+            <w:tcW w:w="0" w:type="auto"/>
+            <w:hideMark/>
+          </w:tcPr>
+          <w:p>
+            <w:pPr>
+              <w:spacing w:after="160" w:line="278" w:lineRule="auto"/>
+              <w:rPr>
+                <w:rFonts w:hint="eastAsia"/>
+                <w:b/>
+                <w:bCs/>
+              </w:rPr>
+            </w:pPr>
+            <w:r>
+              <w:rPr>
+                <w:b/>
+                <w:bCs/>
+              </w:rPr>
+              <w:t>Paris 2023</w:t>
+            </w:r>
+          </w:p>
+        </w:tc>
+        <w:tc>
+          <w:tcPr>
+            <w:tcW w:w="0" w:type="auto"/>
+            <w:hideMark/>
+          </w:tcPr>
+          <w:p>
+            <w:pPr>
+              <w:spacing w:after="160" w:line="278" w:lineRule="auto"/>
+              <w:rPr>
+                <w:rFonts w:hint="eastAsia"/>
+                <w:b/>
+                <w:bCs/>
+              </w:rPr>
+            </w:pPr>
+            <w:r>
+              <w:rPr>
+                <w:b/>
+                <w:bCs/>
+              </w:rPr>
+              <w:t>baseline</w:t>
+            </w:r>
+          </w:p>
+        </w:tc>
+      </w:tr>
+      <w:tr>
+        <w:tc>
+          <w:tcPr>
+            <w:tcW w:w="0" w:type="auto"/>
+            <w:hideMark/>
+          </w:tcPr>
+          <w:p>
+            <w:pPr>
+              <w:spacing w:after="160" w:line="278" w:lineRule="auto"/>
+              <w:rPr>
+                <w:rFonts w:hint="eastAsia"/>
+                <w:b/>
+                <w:bCs/>
+              </w:rPr>
+            </w:pPr>
+            <w:r>
+              <w:rPr>
+                <w:b/>
+                <w:bCs/>
+              </w:rPr>
+              <w:t>London 2023</w:t>
+            </w:r>
+          </w:p>
+        </w:tc>
+        <w:tc>
+          <w:tcPr>
+            <w:tcW w:w="0" w:type="auto"/>
+            <w:hideMark/>
+          </w:tcPr>
+          <w:p>
+            <w:pPr>
+              <w:spacing w:after="160" w:line="278" w:lineRule="auto"/>
+              <w:rPr>
+                <w:rFonts w:hint="eastAsia"/>
+                <w:b/>
+                <w:bCs/>
+              </w:rPr>
+            </w:pPr>
+            <w:r>
+              <w:rPr>
+                <w:b/>
+                <w:bCs/>
+              </w:rPr>
+              <w:t>control baseline</w:t>
+            </w:r>
+          </w:p>
+        </w:tc>
+      </w:tr>
+      <w:tr>
+        <w:tc>
+          <w:tcPr>
+            <w:tcW w:w="0" w:type="auto"/>
+            <w:hideMark/>
+          </w:tcPr>
+          <w:p>
+            <w:pPr>
+              <w:spacing w:after="160" w:line="278" w:lineRule="auto"/>
+              <w:rPr>
+                <w:rFonts w:hint="eastAsia"/>
+                <w:b/>
+                <w:bCs/>
+              </w:rPr>
+            </w:pPr>
+            <w:r>
+              <w:rPr>
+                <w:b/>
+                <w:bCs/>
+              </w:rPr>
+              <w:t>Paris 2024</w:t>
+            </w:r>
+          </w:p>
+        </w:tc>
+        <w:tc>
+          <w:tcPr>
+            <w:tcW w:w="0" w:type="auto"/>
+            <w:hideMark/>
+          </w:tcPr>
+          <w:p>
+            <w:pPr>
+              <w:spacing w:after="160" w:line="278" w:lineRule="auto"/>
+              <w:rPr>
+                <w:rFonts w:hint="eastAsia"/>
+                <w:b/>
+                <w:bCs/>
+              </w:rPr>
+            </w:pPr>
+            <w:r>
+              <w:rPr>
+                <w:b/>
+                <w:bCs/>
+              </w:rPr>
+              <w:t>treated</w:t>
+            </w:r>
+          </w:p>
+        </w:tc>
+      </w:tr>
+      <w:tr>
+        <w:tc>
+          <w:tcPr>
+            <w:tcW w:w="0" w:type="auto"/>
+            <w:hideMark/>
+          </w:tcPr>
+          <w:p>
+            <w:pPr>
+              <w:spacing w:after="160" w:line="278" w:lineRule="auto"/>
+              <w:rPr>
+                <w:rFonts w:hint="eastAsia"/>
+                <w:b/>
+                <w:bCs/>
+              </w:rPr>
+            </w:pPr>
+            <w:r>
+              <w:rPr>
+                <w:b/>
+                <w:bCs/>
+              </w:rPr>
+              <w:t>London 2024</w:t>
+            </w:r>
+          </w:p>
+        </w:tc>
+        <w:tc>
+          <w:tcPr>
+            <w:tcW w:w="0" w:type="auto"/>
+            <w:hideMark/>
+          </w:tcPr>
+          <w:p>
+            <w:pPr>
+              <w:spacing w:after="160" w:line="278" w:lineRule="auto"/>
+              <w:rPr>
+                <w:rFonts w:hint="eastAsia"/>
+                <w:b/>
+                <w:bCs/>
+              </w:rPr>
+            </w:pPr>
+            <w:r>
+              <w:rPr>
+                <w:b/>
+                <w:bCs/>
+              </w:rPr>
+              <w:t>control</w:t>
+            </w:r>
+          </w:p>
+        </w:tc>
+      </w:tr>
+    </w:tbl>
+    <w:p>
+      <w:pPr>
+        <w:rPr>
+          <w:rFonts w:hint="eastAsia"/>
+          <w:b/>
+          <w:bCs/>
+          <w:lang w:val="fr-FR"/>
+        </w:rPr>
+      </w:pPr>
+      <w:proofErr w:type="spellStart"/>
+      <w:proofErr w:type="gramStart"/>
+      <w:r>
+        <w:rPr>
+          <w:rFonts w:hint="eastAsia"/>
+          <w:b/>
+          <w:bCs/>
+          <w:lang w:val="fr-FR"/>
+        </w:rPr>
+        <w:t>treatment</w:t>
+      </w:r>
+      <w:proofErr w:type="gramEnd"/>
+      <w:r>
+        <w:rPr>
+          <w:rFonts w:hint="eastAsia"/>
+          <w:b/>
+          <w:bCs/>
+          <w:lang w:val="fr-FR"/>
+        </w:rPr>
+        <w:t>_i</w:t>
+      </w:r>
+      <w:proofErr w:type="spellEnd"/>
+      <w:r>
+        <w:rPr>
+          <w:rFonts w:hint="eastAsia"/>
+          <w:b/>
+          <w:bCs/>
+          <w:lang w:val="fr-FR"/>
+        </w:rPr>
+        <w:t xml:space="preserve"> = </w:t>
+      </w:r>
+      <w:proofErr w:type="spellStart"/>
+      <w:r>
+        <w:rPr>
+          <w:rFonts w:hint="eastAsia"/>
+          <w:b/>
+          <w:bCs/>
+          <w:lang w:val="fr-FR"/>
+        </w:rPr>
+        <w:t>in_paris</w:t>
+      </w:r>
+      <w:proofErr w:type="spellEnd"/>
+    </w:p>
+    <w:p>
+      <w:pPr>
+        <w:rPr>
+          <w:rFonts w:hint="eastAsia"/>
+          <w:b/>
+          <w:bCs/>
+          <w:lang w:val="fr-FR"/>
+        </w:rPr>
+      </w:pPr>
+      <w:proofErr w:type="spellStart"/>
+      <w:proofErr w:type="gramStart"/>
+      <w:r>
+        <w:rPr>
+          <w:rFonts w:hint="eastAsia"/>
+          <w:b/>
+          <w:bCs/>
+          <w:lang w:val="fr-FR"/>
+        </w:rPr>
+        <w:t>post</w:t>
+      </w:r>
+      <w:proofErr w:type="gramEnd"/>
+      <w:r>
+        <w:rPr>
+          <w:rFonts w:hint="eastAsia"/>
+          <w:b/>
+          <w:bCs/>
+          <w:lang w:val="fr-FR"/>
+        </w:rPr>
+        <w:t>_t</w:t>
+      </w:r>
+      <w:proofErr w:type="spellEnd"/>
+      <w:r>
+        <w:rPr>
+          <w:rFonts w:hint="eastAsia"/>
+          <w:b/>
+          <w:bCs/>
+          <w:lang w:val="fr-FR"/>
+        </w:rPr>
+        <w:t xml:space="preserve"> = in_2024</w:t>
+      </w:r>
+    </w:p>
+    <w:p>
+      <w:pPr>
+        <w:rPr>
+          <w:rFonts w:hint="eastAsia"/>
+          <w:b/>
+          <w:bCs/>
+        </w:rPr>
+      </w:pPr>
+      <w:r>
+        <w:rPr>
+          <w:rFonts w:hint="eastAsia"/>
+          <w:b/>
+          <w:bCs/>
+        </w:rPr>
+        <w:t xml:space="preserve">DID = </w:t>
+      </w:r>
+      <w:proofErr w:type="spellStart"/>
+      <w:r>
+        <w:rPr>
+          <w:rFonts w:hint="eastAsia"/>
+          <w:b/>
+          <w:bCs/>
+        </w:rPr>
+        <w:t>in_paris</w:t>
+      </w:r>
+      <w:proofErr w:type="spellEnd"/>
+      <w:r>
+        <w:rPr>
+          <w:rFonts w:hint="eastAsia"/>
+          <w:b/>
+          <w:bCs/>
+        </w:rPr>
+        <w:t xml:space="preserve"> × in_2024</w:t>
+      </w:r>
+    </w:p>
+    <w:p>
+      <w:pPr>
+        <w:rPr>
+          <w:rFonts w:hint="eastAsia"/>
+          <w:b/>
+          <w:bCs/>
+        </w:rPr>
+      </w:pPr>
+    </w:p>
+    <w:p>
+      <w:pPr>
+        <w:rPr>
+          <w:rFonts w:hint="eastAsia"/>
+          <w:b/>
+          <w:bCs/>
+        </w:rPr>
+      </w:pPr>
+      <w:r>
+        <w:rPr>
+          <w:rFonts w:hint="eastAsia"/>
+          <w:b/>
+          <w:bCs/>
+        </w:rPr>
+        <w:t>Treatment是研究组的城市</w:t>
+      </w:r>
+    </w:p>
+    <w:p>
+      <w:pPr>
+        <w:rPr>
+          <w:rFonts w:hint="eastAsia"/>
+          <w:b/>
+          <w:bCs/>
+        </w:rPr>
+      </w:pPr>
+      <w:r>
+        <w:rPr>
+          <w:rFonts w:hint="eastAsia"/>
+          <w:b/>
+          <w:bCs/>
+        </w:rPr>
+        <w:t>Post</w:t>
+      </w:r>
+      <w:r>
+        <w:rPr>
+          <w:rFonts w:hint="eastAsia"/>
+          <w:b/>
+          <w:bCs/>
+        </w:rPr>
+        <w:t>指的是</w:t>
+      </w:r>
+      <w:r>
+        <w:rPr>
+          <w:rFonts w:hint="eastAsia"/>
+          <w:b/>
+          <w:bCs/>
+        </w:rPr>
+        <w:t>post</w:t>
+      </w:r>
+      <w:r>
+        <w:rPr>
+          <w:b/>
+          <w:bCs/>
+        </w:rPr>
+        <w:t>-s</w:t>
+      </w:r>
+      <w:r>
+        <w:rPr>
+          <w:b/>
+          <w:bCs/>
+        </w:rPr>
+        <w:t>hock</w:t>
+      </w:r>
+    </w:p>
+    <w:p>
+      <w:pPr>
+        <w:rPr>
+          <w:rFonts w:hint="eastAsia"/>
+          <w:b/>
+          <w:bCs/>
+        </w:rPr>
+      </w:pPr>
+    </w:p>
+    <w:p>
+      <w:pPr>
+        <w:rPr>
+          <w:rFonts w:hint="eastAsia"/>
+          <w:b/>
+          <w:bCs/>
+          <w:color w:val="0070C0"/>
+        </w:rPr>
+      </w:pPr>
+      <w:r>
+        <w:rPr>
+          <w:rFonts w:hint="eastAsia"/>
+          <w:b/>
+          <w:bCs/>
+        </w:rPr>
+        <w:t>并非同一组房东</w:t>
+      </w:r>
+      <w:r>
+        <w:rPr>
+          <w:rFonts w:hint="eastAsia"/>
+          <w:b/>
+          <w:bCs/>
+        </w:rPr>
+        <w:t>，所以应该是</w:t>
+      </w:r>
+      <w:r>
+        <w:rPr>
+          <w:b/>
+          <w:bCs/>
+          <w:color w:val="0070C0"/>
+        </w:rPr>
+        <w:t>cross-sectional repeated snapshot（两期截面）</w:t>
+      </w:r>
+    </w:p>
+    <w:p>
+      <w:pPr>
+        <w:rPr>
+          <w:rFonts w:hint="eastAsia"/>
+          <w:b/>
+          <w:bCs/>
+        </w:rPr>
+      </w:pPr>
+    </w:p>
+    <w:p>
+      <w:pPr>
+        <w:rPr>
+          <w:rFonts w:hint="eastAsia"/>
+          <w:b/>
+          <w:bCs/>
+        </w:rPr>
+      </w:pPr>
+    </w:p>
+    <w:p>
+      <w:pPr>
+        <w:rPr>
+          <w:rFonts w:hint="eastAsia"/>
+          <w:b/>
+          <w:bCs/>
+        </w:rPr>
+      </w:pPr>
+      <w:r>
+        <w:rPr>
+          <w:b/>
+          <w:bCs/>
+        </w:rPr>
+        <w:t>Paris 2023 vs London 2023 是 validity check</w:t>
+      </w:r>
+    </w:p>
+    <w:p>
+      <w:pPr>
+        <w:rPr>
+          <w:rFonts w:hint="eastAsia"/>
+          <w:b/>
+          <w:bCs/>
+          <w:color w:val="0070C0"/>
+        </w:rPr>
+      </w:pPr>
+      <w:r>
+        <w:rPr>
+          <w:rFonts w:hint="eastAsia"/>
+          <w:b/>
+          <w:bCs/>
+          <w:lang w:val="fr-FR"/>
+        </w:rPr>
+        <w:t>要回答</w:t>
+      </w:r>
+      <w:r>
+        <w:rPr>
+          <w:rFonts w:hint="eastAsia"/>
+          <w:b/>
+          <w:bCs/>
+        </w:rPr>
+        <w:t>jo</w:t>
+      </w:r>
+      <w:r>
+        <w:rPr>
+          <w:rFonts w:hint="eastAsia"/>
+          <w:b/>
+          <w:bCs/>
+          <w:lang w:val="fr-FR"/>
+        </w:rPr>
+        <w:t>是否改变了房东的自我展示行为</w:t>
+      </w:r>
+      <w:r>
+        <w:rPr>
+          <w:rFonts w:hint="eastAsia"/>
+          <w:b/>
+          <w:bCs/>
+        </w:rPr>
+        <w:t>，</w:t>
+      </w:r>
+      <w:r>
+        <w:rPr>
+          <w:rFonts w:hint="eastAsia"/>
+          <w:b/>
+          <w:bCs/>
+          <w:lang w:val="fr-FR"/>
+        </w:rPr>
+        <w:t>首先要验证巴黎和伦敦的本身是否存在</w:t>
+      </w:r>
+      <w:r>
+        <w:rPr>
+          <w:rFonts w:hint="eastAsia"/>
+          <w:b/>
+          <w:bCs/>
+        </w:rPr>
+        <w:t>初始</w:t>
+      </w:r>
+      <w:r>
+        <w:rPr>
+          <w:rFonts w:hint="eastAsia"/>
+          <w:b/>
+          <w:bCs/>
+          <w:lang w:val="fr-FR"/>
+        </w:rPr>
+        <w:t>差异</w:t>
+      </w:r>
+      <w:r>
+        <w:rPr>
+          <w:rFonts w:hint="eastAsia"/>
+          <w:b/>
+          <w:bCs/>
+        </w:rPr>
+        <w:t>=&gt;</w:t>
+      </w:r>
+      <w:r>
+        <w:rPr>
+          <w:rFonts w:hint="eastAsia"/>
+          <w:b/>
+          <w:bCs/>
+          <w:color w:val="0070C0"/>
+        </w:rPr>
+        <w:t xml:space="preserve"> </w:t>
+      </w:r>
+      <w:r>
+        <w:rPr>
+          <w:b/>
+          <w:bCs/>
+          <w:color w:val="0070C0"/>
+        </w:rPr>
+        <w:t>baseline balance / pre-treatment comparability check</w:t>
+      </w:r>
+    </w:p>
+    <w:p>
+      <w:pPr>
+        <w:rPr>
+          <w:rFonts w:hint="eastAsia"/>
+          <w:b/>
+          <w:bCs/>
+        </w:rPr>
+      </w:pPr>
+    </w:p>
+    <w:p>
+      <w:pPr>
+        <w:rPr>
+          <w:rFonts w:hint="eastAsia"/>
+          <w:b/>
+          <w:bCs/>
+        </w:rPr>
+      </w:pPr>
+      <w:r>
+        <w:rPr>
+          <w:rFonts w:hint="eastAsia"/>
+          <w:b/>
+          <w:bCs/>
+        </w:rPr>
+        <w:t>M</w:t>
+      </w:r>
+      <w:r>
+        <w:rPr>
+          <w:b/>
+          <w:bCs/>
+        </w:rPr>
+        <w:t xml:space="preserve">ean </w:t>
+      </w:r>
+      <w:r>
+        <w:rPr>
+          <w:rFonts w:hint="eastAsia"/>
+          <w:b/>
+          <w:bCs/>
+          <w:lang w:val="fr-FR"/>
+        </w:rPr>
+        <w:t>平均值</w:t>
+      </w:r>
+    </w:p>
+    <w:p>
+      <w:pPr>
+        <w:rPr>
+          <w:rFonts w:hint="eastAsia"/>
+          <w:b/>
+          <w:bCs/>
+        </w:rPr>
+      </w:pPr>
+      <w:r>
+        <w:rPr>
+          <w:b/>
+          <w:bCs/>
+        </w:rPr>
+        <w:t>std = standard deviation（标准差）</w:t>
+      </w:r>
+      <w:r>
+        <w:rPr>
+          <w:rFonts w:hint="eastAsia"/>
+          <w:b/>
+          <w:bCs/>
+        </w:rPr>
+        <w:t>数据离散程度</w:t>
+      </w:r>
+    </w:p>
+    <w:p>
+      <w:pPr>
+        <w:rPr>
+          <w:rFonts w:hint="eastAsia"/>
+          <w:b/>
+          <w:bCs/>
+        </w:rPr>
+      </w:pPr>
+      <w:r>
+        <w:rPr>
+          <w:b/>
+          <w:bCs/>
+        </w:rPr>
+        <w:t>se=standard error ()</w:t>
+      </w:r>
+    </w:p>
+    <w:p>
+      <w:pPr>
+        <w:rPr>
+          <w:rFonts w:hint="eastAsia"/>
+          <w:b/>
+          <w:bCs/>
+        </w:rPr>
+      </w:pPr>
+    </w:p>
+    <w:p>
+      <w:pPr>
+        <w:rPr>
+          <w:rFonts w:hint="eastAsia"/>
+          <w:b/>
+          <w:bCs/>
+        </w:rPr>
+      </w:pPr>
+    </w:p>
+    <w:p>
+      <w:pPr>
+        <w:rPr>
+          <w:rFonts w:hint="eastAsia"/>
+          <w:b/>
+          <w:bCs/>
+        </w:rPr>
+      </w:pPr>
+      <w:r>
+        <w:rPr>
+          <w:rFonts w:hint="eastAsia"/>
+          <w:b/>
+          <w:bCs/>
+          <w:lang w:val="fr-FR"/>
+        </w:rPr>
+        <w:lastRenderedPageBreak/>
+        <w:t>相关控制变量</w:t>
+      </w:r>
+      <w:r>
+        <w:rPr>
+          <w:rFonts w:hint="eastAsia"/>
+          <w:b/>
+          <w:bCs/>
+        </w:rPr>
+        <w:t>：</w:t>
+      </w:r>
+    </w:p>
+    <w:p>
+      <w:pPr>
+        <w:rPr>
+          <w:rFonts w:hint="eastAsia"/>
+          <w:b/>
+          <w:bCs/>
+        </w:rPr>
+      </w:pPr>
+      <w:r>
+        <w:rPr>
+          <w:rFonts w:hint="eastAsia"/>
+          <w:b/>
+          <w:bCs/>
+        </w:rPr>
+        <w:t>Lang</w:t>
+      </w:r>
+      <w:r>
+        <w:rPr>
+          <w:b/>
+          <w:bCs/>
+        </w:rPr>
+        <w:t> </w:t>
+      </w:r>
+    </w:p>
+    <w:p>
+      <w:pPr>
+        <w:rPr>
+          <w:rFonts w:hint="eastAsia"/>
+          <w:b/>
+          <w:bCs/>
+        </w:rPr>
+      </w:pPr>
+      <w:proofErr w:type="spellStart"/>
+      <w:r>
+        <w:rPr>
+          <w:rFonts w:hint="eastAsia"/>
+          <w:b/>
+          <w:bCs/>
+        </w:rPr>
+        <w:t>H</w:t>
+      </w:r>
+      <w:r>
+        <w:rPr>
+          <w:b/>
+          <w:bCs/>
+        </w:rPr>
+        <w:t>ost_has_profile_pic</w:t>
+      </w:r>
+      <w:proofErr w:type="spellEnd"/>
+    </w:p>
+    <w:p>
+      <w:pPr>
+        <w:rPr>
+          <w:rFonts w:hint="eastAsia"/>
+          <w:b/>
+          <w:bCs/>
+        </w:rPr>
+      </w:pPr>
+      <w:proofErr w:type="spellStart"/>
+      <w:r>
+        <w:rPr>
+          <w:rFonts w:hint="eastAsia"/>
+          <w:b/>
+          <w:bCs/>
+        </w:rPr>
+        <w:t>T</w:t>
+      </w:r>
+      <w:r>
+        <w:rPr>
+          <w:b/>
+          <w:bCs/>
+        </w:rPr>
+        <w:t>actics_bio</w:t>
+      </w:r>
+      <w:proofErr w:type="spellEnd"/>
+      <w:r>
+        <w:rPr>
+          <w:b/>
+          <w:bCs/>
+        </w:rPr>
+        <w:t xml:space="preserve">, </w:t>
+      </w:r>
+      <w:proofErr w:type="spellStart"/>
+      <w:r>
+        <w:rPr>
+          <w:b/>
+          <w:bCs/>
+        </w:rPr>
+        <w:t>tactics_pic</w:t>
+      </w:r>
+      <w:proofErr w:type="spellEnd"/>
+    </w:p>
+    <w:p>
+      <w:pPr>
+        <w:rPr>
+          <w:rFonts w:hint="eastAsia"/>
+          <w:b/>
+          <w:bCs/>
+        </w:rPr>
+      </w:pPr>
+      <w:r>
+        <w:rPr>
+          <w:rFonts w:hint="eastAsia"/>
+          <w:b/>
+          <w:bCs/>
+        </w:rPr>
+        <w:t>C</w:t>
+      </w:r>
+      <w:r>
+        <w:rPr>
+          <w:b/>
+          <w:bCs/>
+        </w:rPr>
+        <w:t>ity, time</w:t>
+      </w:r>
+    </w:p>
+    <w:p>
+      <w:pPr>
+        <w:rPr>
+          <w:rFonts w:hint="eastAsia"/>
+          <w:b/>
+          <w:bCs/>
+        </w:rPr>
+      </w:pPr>
+    </w:p>
+    <w:p>
+      <w:pPr>
+        <w:rPr>
+          <w:rFonts w:hint="eastAsia"/>
+          <w:b/>
+          <w:bCs/>
+        </w:rPr>
+      </w:pPr>
+    </w:p>
+    <w:p>
+      <w:pPr>
+        <w:rPr>
+          <w:rFonts w:hint="eastAsia"/>
+          <w:b/>
+          <w:bCs/>
+        </w:rPr>
+      </w:pPr>
+    </w:p>
+    <w:p>
+      <w:pPr>
+        <w:rPr>
+          <w:rFonts w:hint="eastAsia"/>
+          <w:b/>
+          <w:bCs/>
+        </w:rPr>
+      </w:pPr>
+    </w:p>
+    <w:p>
+      <w:pPr>
+        <w:rPr>
+          <w:rFonts w:hint="eastAsia"/>
+          <w:b/>
+          <w:bCs/>
+        </w:rPr>
+      </w:pPr>
+    </w:p>
+    <w:p>
+      <w:pPr>
+        <w:rPr>
+          <w:rFonts w:hint="eastAsia"/>
+          <w:b/>
+          <w:bCs/>
+        </w:rPr>
+      </w:pPr>
+    </w:p>
+    <w:p>
+      <w:pPr>
+        <w:rPr>
+          <w:rFonts w:hint="eastAsia"/>
+          <w:b/>
+          <w:bCs/>
         </w:rPr>
       </w:pPr>
       <w:r>
@@ -2204,7 +4465,6 @@
         <w:rPr>
           <w:b/>
           <w:bCs/>
-          <w:lang w:val="fr-FR"/>
         </w:rPr>
         <w:t>OLS</w:t>
       </w:r>
@@ -2230,7 +4490,6 @@
       <w:pPr>
         <w:rPr>
           <w:rFonts w:hint="eastAsia"/>
-          <w:lang w:val="fr-FR"/>
         </w:rPr>
       </w:pPr>
       <w:r>
@@ -2242,14 +4501,34 @@
       </w:r>
     </w:p>
     <w:p>
-      <w:r>
-        <w:rPr>
-          <w:rFonts w:hint="eastAsia"/>
+      <w:pPr>
+        <w:rPr>
+          <w:rFonts w:hint="eastAsia"/>
+          <w:b/>
+          <w:bCs/>
+        </w:rPr>
+      </w:pPr>
+      <w:r>
+        <w:rPr>
+          <w:rFonts w:hint="eastAsia"/>
+          <w:b/>
+          <w:bCs/>
         </w:rPr>
         <w:t>DID</w:t>
       </w:r>
       <w:r>
+        <w:rPr>
+          <w:b/>
+          <w:bCs/>
+        </w:rPr>
         <w:t>: differences in differences</w:t>
+      </w:r>
+      <w:r>
+        <w:rPr>
+          <w:b/>
+          <w:bCs/>
+        </w:rPr>
+        <w:t xml:space="preserve"> </w:t>
       </w:r>
     </w:p>
     <w:p>
@@ -2320,13 +4599,780 @@
     <w:p>
       <w:pPr>
         <w:rPr>
-          <w:lang w:val="fr-FR"/>
-        </w:rPr>
-      </w:pPr>
-    </w:p>
-    <w:p>
-      <w:pPr>
-        <w:rPr>
+          <w:rFonts w:hint="eastAsia"/>
+          <w:b/>
+          <w:bCs/>
+        </w:rPr>
+      </w:pPr>
+      <w:r>
+        <w:rPr>
+          <w:rFonts w:hint="eastAsia"/>
+          <w:lang w:val="fr-FR"/>
+        </w:rPr>
+        <w:t>证明</w:t>
+      </w:r>
+      <w:r>
+        <w:rPr>
+          <w:b/>
+          <w:bCs/>
+        </w:rPr>
+        <w:t>DID不是被结构性差异驱动</w:t>
+      </w:r>
+    </w:p>
+    <w:p>
+      <w:pPr>
+        <w:rPr>
+          <w:rFonts w:hint="eastAsia"/>
+          <w:b/>
+          <w:bCs/>
+        </w:rPr>
+      </w:pPr>
+      <w:proofErr w:type="gramStart"/>
+      <w:r>
+        <w:rPr>
+          <w:b/>
+          <w:bCs/>
+        </w:rPr>
+        <w:t>总变化</w:t>
+      </w:r>
+      <w:proofErr w:type="gramEnd"/>
+      <w:r>
+        <w:rPr>
+          <w:b/>
+          <w:bCs/>
+        </w:rPr>
+        <w:t xml:space="preserve"> = 城市差异 + 时间趋势 + treatment effect</w:t>
+      </w:r>
+    </w:p>
+    <w:p>
+      <w:pPr>
+        <w:rPr>
+          <w:rFonts w:hint="eastAsia"/>
+          <w:lang w:val="fr-FR"/>
+        </w:rPr>
+      </w:pPr>
+    </w:p>
+    <w:p>
+      <w:pPr>
+        <w:rPr>
+          <w:rFonts w:hint="eastAsia"/>
+          <w:lang w:val="fr-FR"/>
+        </w:rPr>
+      </w:pPr>
+    </w:p>
+    <w:tbl>
+      <w:tblPr>
+        <w:tblStyle w:val="af"/>
+        <w:tblW w:w="0" w:type="auto"/>
+        <w:tblLook w:val="04A0" w:firstRow="1" w:lastRow="0" w:firstColumn="1" w:lastColumn="0" w:noHBand="0" w:noVBand="1"/>
+      </w:tblPr>
+      <w:tblGrid>
+        <w:gridCol w:w="1463"/>
+        <w:gridCol w:w="3265"/>
+      </w:tblGrid>
+      <w:tr>
+        <w:tc>
+          <w:tcPr>
+            <w:tcW w:w="0" w:type="auto"/>
+            <w:hideMark/>
+          </w:tcPr>
+          <w:p>
+            <w:pPr>
+              <w:spacing w:after="160" w:line="278" w:lineRule="auto"/>
+              <w:rPr>
+                <w:b/>
+                <w:bCs/>
+              </w:rPr>
+            </w:pPr>
+            <w:r>
+              <w:rPr>
+                <w:b/>
+                <w:bCs/>
+              </w:rPr>
+              <w:t>组</w:t>
+            </w:r>
+          </w:p>
+        </w:tc>
+        <w:tc>
+          <w:tcPr>
+            <w:tcW w:w="0" w:type="auto"/>
+            <w:hideMark/>
+          </w:tcPr>
+          <w:p>
+            <w:pPr>
+              <w:spacing w:after="160" w:line="278" w:lineRule="auto"/>
+              <w:rPr>
+                <w:b/>
+                <w:bCs/>
+              </w:rPr>
+            </w:pPr>
+            <w:r>
+              <w:rPr>
+                <w:b/>
+                <w:bCs/>
+              </w:rPr>
+              <w:t>effect</w:t>
+            </w:r>
+          </w:p>
+        </w:tc>
+      </w:tr>
+      <w:tr>
+        <w:tc>
+          <w:tcPr>
+            <w:tcW w:w="0" w:type="auto"/>
+            <w:hideMark/>
+          </w:tcPr>
+          <w:p>
+            <w:pPr>
+              <w:spacing w:after="160" w:line="278" w:lineRule="auto"/>
+            </w:pPr>
+            <w:r>
+              <w:t>London 2023</w:t>
+            </w:r>
+          </w:p>
+        </w:tc>
+        <w:tc>
+          <w:tcPr>
+            <w:tcW w:w="0" w:type="auto"/>
+            <w:hideMark/>
+          </w:tcPr>
+          <w:p>
+            <w:pPr>
+              <w:spacing w:after="160" w:line="278" w:lineRule="auto"/>
+            </w:pPr>
+            <w:r>
+              <w:t>0.02</w:t>
+            </w:r>
+          </w:p>
+        </w:tc>
+      </w:tr>
+      <w:tr>
+        <w:tc>
+          <w:tcPr>
+            <w:tcW w:w="0" w:type="auto"/>
+            <w:hideMark/>
+          </w:tcPr>
+          <w:p>
+            <w:pPr>
+              <w:spacing w:after="160" w:line="278" w:lineRule="auto"/>
+            </w:pPr>
+            <w:r>
+              <w:t>Paris 2023</w:t>
+            </w:r>
+          </w:p>
+        </w:tc>
+        <w:tc>
+          <w:tcPr>
+            <w:tcW w:w="0" w:type="auto"/>
+            <w:hideMark/>
+          </w:tcPr>
+          <w:p>
+            <w:pPr>
+              <w:spacing w:after="160" w:line="278" w:lineRule="auto"/>
+            </w:pPr>
+            <w:r>
+              <w:t>0.02 + 0.01 = 0.03</w:t>
+            </w:r>
+          </w:p>
+        </w:tc>
+      </w:tr>
+      <w:tr>
+        <w:tc>
+          <w:tcPr>
+            <w:tcW w:w="0" w:type="auto"/>
+            <w:hideMark/>
+          </w:tcPr>
+          <w:p>
+            <w:pPr>
+              <w:spacing w:after="160" w:line="278" w:lineRule="auto"/>
+            </w:pPr>
+            <w:r>
+              <w:t>London 2024</w:t>
+            </w:r>
+          </w:p>
+        </w:tc>
+        <w:tc>
+          <w:tcPr>
+            <w:tcW w:w="0" w:type="auto"/>
+            <w:hideMark/>
+          </w:tcPr>
+          <w:p>
+            <w:pPr>
+              <w:spacing w:after="160" w:line="278" w:lineRule="auto"/>
+            </w:pPr>
+            <w:r>
+              <w:t>0.02 + 0.02 = 0.04</w:t>
+            </w:r>
+          </w:p>
+        </w:tc>
+      </w:tr>
+      <w:tr>
+        <w:tc>
+          <w:tcPr>
+            <w:tcW w:w="0" w:type="auto"/>
+            <w:hideMark/>
+          </w:tcPr>
+          <w:p>
+            <w:pPr>
+              <w:spacing w:after="160" w:line="278" w:lineRule="auto"/>
+            </w:pPr>
+            <w:r>
+              <w:t>Paris 2024</w:t>
+            </w:r>
+          </w:p>
+        </w:tc>
+        <w:tc>
+          <w:tcPr>
+            <w:tcW w:w="0" w:type="auto"/>
+            <w:hideMark/>
+          </w:tcPr>
+          <w:p>
+            <w:pPr>
+              <w:spacing w:after="160" w:line="278" w:lineRule="auto"/>
+            </w:pPr>
+            <w:r>
+              <w:t>0.02 + 0.01 + 0.02 + 0.05 = 0.10</w:t>
+            </w:r>
+          </w:p>
+        </w:tc>
+      </w:tr>
+    </w:tbl>
+    <w:p>
+      <w:pPr>
+        <w:rPr>
+          <w:rFonts w:hint="eastAsia"/>
+          <w:lang w:val="fr-FR"/>
+        </w:rPr>
+      </w:pPr>
+    </w:p>
+    <w:p>
+      <w:pPr>
+        <w:rPr>
+          <w:lang w:val="fr-FR"/>
+        </w:rPr>
+      </w:pPr>
+    </w:p>
+    <w:p>
+      <w:pPr>
+        <w:rPr>
+          <w:lang w:val="fr-FR"/>
+        </w:rPr>
+      </w:pPr>
+      <w:r>
+        <w:rPr>
+          <w:rFonts w:hint="eastAsia"/>
+          <w:lang w:val="fr-FR"/>
+        </w:rPr>
+        <w:t>London</w:t>
+      </w:r>
+      <w:r>
+        <w:rPr>
+          <w:lang w:val="fr-FR"/>
+        </w:rPr>
+        <w:t xml:space="preserve">2023 </w:t>
+      </w:r>
+      <w:r>
+        <w:rPr>
+          <w:rFonts w:hint="eastAsia"/>
+          <w:lang w:val="fr-FR"/>
+        </w:rPr>
+        <w:t>β1是BASELINE</w:t>
+      </w:r>
+    </w:p>
+    <w:p>
+      <w:r>
+        <w:lastRenderedPageBreak/>
+        <w:t xml:space="preserve">所以之后的交互项的实际效应都是在它的基础上叠加的 </w:t>
+      </w:r>
+    </w:p>
+    <w:p/>
+    <w:p>
+      <w:r>
+        <w:rPr>
+          <w:rFonts w:hint="eastAsia"/>
+          <w:lang w:val="fr-FR"/>
+        </w:rPr>
+        <w:t>三重</w:t>
+      </w:r>
+      <w:proofErr w:type="gramStart"/>
+      <w:r>
+        <w:rPr>
+          <w:rFonts w:hint="eastAsia"/>
+          <w:lang w:val="fr-FR"/>
+        </w:rPr>
+        <w:t>交互时</w:t>
+      </w:r>
+      <w:proofErr w:type="gramEnd"/>
+      <w:r>
+        <w:rPr>
+          <w:rFonts w:hint="eastAsia"/>
+          <w:lang w:val="fr-FR"/>
+        </w:rPr>
+        <w:t>的真实效应</w:t>
+      </w:r>
+      <w:r>
+        <w:rPr>
+          <w:rFonts w:hint="eastAsia"/>
+        </w:rPr>
+        <w:t>：baseline</w:t>
+      </w:r>
+      <w:r>
+        <w:t xml:space="preserve"> </w:t>
+      </w:r>
+      <w:r>
+        <w:t>(beta1)</w:t>
+      </w:r>
+      <w:r>
+        <w:rPr>
+          <w:rFonts w:hint="eastAsia"/>
+        </w:rPr>
+        <w:t>+</w:t>
+      </w:r>
+      <w:proofErr w:type="spellStart"/>
+      <w:r>
+        <w:t>is_paris</w:t>
+      </w:r>
+      <w:proofErr w:type="spellEnd"/>
+      <w:r>
+        <w:rPr>
+          <w:rFonts w:hint="eastAsia"/>
+          <w:lang w:val="fr-FR"/>
+        </w:rPr>
+        <w:t>城市的变化</w:t>
+      </w:r>
+      <w:r>
+        <w:t>(beta</w:t>
+      </w:r>
+      <w:r>
+        <w:t>2</w:t>
+      </w:r>
+      <w:r>
+        <w:t>)</w:t>
+      </w:r>
+      <w:r>
+        <w:rPr>
+          <w:rFonts w:hint="eastAsia"/>
+        </w:rPr>
+        <w:t>+</w:t>
+      </w:r>
+      <w:r>
+        <w:t>is_2024</w:t>
+      </w:r>
+      <w:r>
+        <w:rPr>
+          <w:rFonts w:hint="eastAsia"/>
+          <w:lang w:val="fr-FR"/>
+        </w:rPr>
+        <w:t>时间变化</w:t>
+      </w:r>
+      <w:r>
+        <w:t>(beta</w:t>
+      </w:r>
+      <w:r>
+        <w:t>3</w:t>
+      </w:r>
+      <w:r>
+        <w:t>)</w:t>
+      </w:r>
+      <w:r>
+        <w:rPr>
+          <w:rFonts w:hint="eastAsia"/>
+        </w:rPr>
+        <w:t>+</w:t>
+      </w:r>
+      <w:r>
+        <w:rPr>
+          <w:rFonts w:hint="eastAsia"/>
+          <w:lang w:val="fr-FR"/>
+        </w:rPr>
+        <w:t>再加上额外的变化</w:t>
+      </w:r>
+      <w:r>
+        <w:t>jo</w:t>
+      </w:r>
+      <w:r>
+        <w:t>(beta</w:t>
+      </w:r>
+      <w:r>
+        <w:t>4</w:t>
+      </w:r>
+      <w:r>
+        <w:t>)</w:t>
+      </w:r>
+      <w:r>
+        <w:rPr>
+          <w:rFonts w:hint="eastAsia"/>
+        </w:rPr>
+        <w:t>！</w:t>
+      </w:r>
+    </w:p>
+    <w:p>
+      <w:pPr>
+        <w:rPr>
+          <w:lang w:val="fr-FR"/>
+        </w:rPr>
+      </w:pPr>
+      <w:r>
+        <w:rPr>
+          <w:rFonts w:hint="eastAsia"/>
+          <w:lang w:val="fr-FR"/>
+        </w:rPr>
+        <w:t>首先观察</w:t>
+      </w:r>
+      <w:proofErr w:type="spellStart"/>
+      <w:r>
+        <w:rPr>
+          <w:rFonts w:hint="eastAsia"/>
+          <w:lang w:val="fr-FR"/>
+        </w:rPr>
+        <w:t>jo</w:t>
+      </w:r>
+      <w:proofErr w:type="spellEnd"/>
+      <w:r>
+        <w:rPr>
+          <w:rFonts w:hint="eastAsia"/>
+          <w:lang w:val="fr-FR"/>
+        </w:rPr>
+        <w:t>的影响beta4</w:t>
+      </w:r>
+    </w:p>
+    <w:p>
+      <w:pPr>
+        <w:rPr>
+          <w:lang w:val="fr-FR"/>
+        </w:rPr>
+      </w:pPr>
+      <w:r>
+        <w:rPr>
+          <w:rFonts w:hint="eastAsia"/>
+          <w:lang w:val="fr-FR"/>
+        </w:rPr>
+        <w:t>然后1234之和的影响</w:t>
+      </w:r>
+    </w:p>
+    <w:p>
+      <w:pPr>
+        <w:tabs>
+          <w:tab w:val="left" w:pos="7004"/>
+        </w:tabs>
+        <w:rPr>
+          <w:lang w:val="fr-FR"/>
+        </w:rPr>
+      </w:pPr>
+      <w:r>
+        <w:rPr>
+          <w:rFonts w:hint="eastAsia"/>
+          <w:lang w:val="fr-FR"/>
+        </w:rPr>
+        <w:t>1234</w:t>
+      </w:r>
+      <w:r>
+        <w:rPr>
+          <w:rFonts w:hint="eastAsia"/>
+          <w:lang w:val="fr-FR"/>
+        </w:rPr>
+        <w:t>可以和1</w:t>
+      </w:r>
+      <w:r>
+        <w:rPr>
+          <w:lang w:val="fr-FR"/>
+        </w:rPr>
+        <w:t>(london2023)</w:t>
+      </w:r>
+      <w:r>
+        <w:rPr>
+          <w:rFonts w:hint="eastAsia"/>
+          <w:lang w:val="fr-FR"/>
+        </w:rPr>
+        <w:t>比较</w:t>
+      </w:r>
+      <w:r>
+        <w:rPr>
+          <w:rFonts w:hint="eastAsia"/>
+          <w:lang w:val="fr-FR"/>
+        </w:rPr>
+        <w:t>：说明策略的机制被改变？</w:t>
+      </w:r>
+      <w:r>
+        <w:rPr>
+          <w:rFonts w:hint="eastAsia"/>
+          <w:lang w:val="fr-FR"/>
+        </w:rPr>
+        <w:tab/>
+      </w:r>
+    </w:p>
+    <w:p>
+      <w:pPr>
+        <w:tabs>
+          <w:tab w:val="left" w:pos="7004"/>
+        </w:tabs>
+        <w:rPr>
+          <w:color w:val="0070C0"/>
+          <w:lang w:val="fr-FR"/>
+        </w:rPr>
+      </w:pPr>
+      <w:r>
+        <w:rPr>
+          <w:rFonts w:hint="eastAsia"/>
+          <w:color w:val="0070C0"/>
+          <w:lang w:val="fr-FR"/>
+        </w:rPr>
+        <w:t>Dans la situation de réfé</w:t>
+      </w:r>
+      <w:proofErr w:type="spellStart"/>
+      <w:r>
+        <w:rPr>
+          <w:rFonts w:hint="eastAsia"/>
+          <w:color w:val="0070C0"/>
+          <w:lang w:val="fr-FR"/>
+        </w:rPr>
+        <w:t>rence</w:t>
+      </w:r>
+      <w:proofErr w:type="spellEnd"/>
+      <w:r>
+        <w:rPr>
+          <w:rFonts w:hint="eastAsia"/>
+          <w:color w:val="0070C0"/>
+          <w:lang w:val="fr-FR"/>
+        </w:rPr>
+        <w:t xml:space="preserve"> (Londres 2023), l</w:t>
+      </w:r>
+      <w:proofErr w:type="gramStart"/>
+      <w:r>
+        <w:rPr>
+          <w:rFonts w:hint="eastAsia"/>
+          <w:color w:val="0070C0"/>
+          <w:lang w:val="fr-FR"/>
+        </w:rPr>
+        <w:t>’</w:t>
+      </w:r>
+      <w:proofErr w:type="gramEnd"/>
+      <w:r>
+        <w:rPr>
+          <w:rFonts w:hint="eastAsia"/>
+          <w:color w:val="0070C0"/>
+          <w:lang w:val="fr-FR"/>
+        </w:rPr>
+        <w:t>auto-promotion a un effet né</w:t>
+      </w:r>
+      <w:proofErr w:type="spellStart"/>
+      <w:r>
+        <w:rPr>
+          <w:rFonts w:hint="eastAsia"/>
+          <w:color w:val="0070C0"/>
+          <w:lang w:val="fr-FR"/>
+        </w:rPr>
+        <w:t>gatif</w:t>
+      </w:r>
+      <w:proofErr w:type="spellEnd"/>
+      <w:r>
+        <w:rPr>
+          <w:rFonts w:hint="eastAsia"/>
+          <w:color w:val="0070C0"/>
+          <w:lang w:val="fr-FR"/>
+        </w:rPr>
+        <w:t xml:space="preserve"> sur le taux de ré</w:t>
+      </w:r>
+      <w:proofErr w:type="spellStart"/>
+      <w:r>
+        <w:rPr>
+          <w:rFonts w:hint="eastAsia"/>
+          <w:color w:val="0070C0"/>
+          <w:lang w:val="fr-FR"/>
+        </w:rPr>
+        <w:t>servation</w:t>
+      </w:r>
+      <w:proofErr w:type="spellEnd"/>
+      <w:r>
+        <w:rPr>
+          <w:rFonts w:hint="eastAsia"/>
+          <w:color w:val="0070C0"/>
+          <w:lang w:val="fr-FR"/>
+        </w:rPr>
+        <w:t xml:space="preserve">. Cependant, cet effet est significativement </w:t>
+      </w:r>
+      <w:proofErr w:type="spellStart"/>
+      <w:r>
+        <w:rPr>
+          <w:rFonts w:hint="eastAsia"/>
+          <w:color w:val="0070C0"/>
+          <w:lang w:val="fr-FR"/>
+        </w:rPr>
+        <w:t>modifi</w:t>
+      </w:r>
+      <w:proofErr w:type="spellEnd"/>
+      <w:r>
+        <w:rPr>
+          <w:rFonts w:hint="eastAsia"/>
+          <w:color w:val="0070C0"/>
+          <w:lang w:val="fr-FR"/>
+        </w:rPr>
+        <w:t xml:space="preserve">é, voire </w:t>
+      </w:r>
+      <w:proofErr w:type="spellStart"/>
+      <w:r>
+        <w:rPr>
+          <w:rFonts w:hint="eastAsia"/>
+          <w:color w:val="0070C0"/>
+          <w:lang w:val="fr-FR"/>
+        </w:rPr>
+        <w:t>invers</w:t>
+      </w:r>
+      <w:proofErr w:type="spellEnd"/>
+      <w:r>
+        <w:rPr>
+          <w:rFonts w:hint="eastAsia"/>
+          <w:color w:val="0070C0"/>
+          <w:lang w:val="fr-FR"/>
+        </w:rPr>
+        <w:t>é, pendant la pé</w:t>
+      </w:r>
+      <w:proofErr w:type="spellStart"/>
+      <w:r>
+        <w:rPr>
+          <w:rFonts w:hint="eastAsia"/>
+          <w:color w:val="0070C0"/>
+          <w:lang w:val="fr-FR"/>
+        </w:rPr>
+        <w:t>riode</w:t>
+      </w:r>
+      <w:proofErr w:type="spellEnd"/>
+      <w:r>
+        <w:rPr>
+          <w:rFonts w:hint="eastAsia"/>
+          <w:color w:val="0070C0"/>
+          <w:lang w:val="fr-FR"/>
+        </w:rPr>
+        <w:t xml:space="preserve"> des Jeux Olympiques à Paris.</w:t>
+      </w:r>
+    </w:p>
+    <w:p>
+      <w:pPr>
+        <w:rPr>
+          <w:rFonts w:hint="eastAsia"/>
+          <w:lang w:val="fr-FR"/>
+        </w:rPr>
+      </w:pPr>
+      <w:r>
+        <w:rPr>
+          <w:rFonts w:hint="eastAsia"/>
+          <w:lang w:val="fr-FR"/>
+        </w:rPr>
+        <w:t>（无交互模型中说明整体效果）</w:t>
+      </w:r>
+    </w:p>
+    <w:p>
+      <w:pPr>
+        <w:rPr>
+          <w:rFonts w:hint="eastAsia"/>
+          <w:lang w:val="fr-FR"/>
+        </w:rPr>
+      </w:pPr>
+      <w:r>
+        <w:rPr>
+          <w:rFonts w:hint="eastAsia"/>
+          <w:lang w:val="fr-FR"/>
+        </w:rPr>
+        <w:t>画图</w:t>
+      </w:r>
+      <w:r>
+        <w:rPr>
+          <w:lang w:val="fr-FR"/>
+        </w:rPr>
+        <w:t xml:space="preserve">marginal </w:t>
+      </w:r>
+      <w:proofErr w:type="spellStart"/>
+      <w:r>
+        <w:rPr>
+          <w:lang w:val="fr-FR"/>
+        </w:rPr>
+        <w:t>effect</w:t>
+      </w:r>
+      <w:proofErr w:type="spellEnd"/>
+      <w:r>
+        <w:rPr>
+          <w:lang w:val="fr-FR"/>
+        </w:rPr>
+        <w:t xml:space="preserve"> </w:t>
+      </w:r>
+      <w:r>
+        <w:rPr>
+          <w:rFonts w:hint="eastAsia"/>
+          <w:lang w:val="fr-FR"/>
+        </w:rPr>
+        <w:t>：</w:t>
+      </w:r>
+      <w:r>
+        <w:rPr>
+          <w:rFonts w:hint="eastAsia"/>
+        </w:rPr>
+        <w:t>四组</w:t>
+      </w:r>
+      <w:r>
+        <w:rPr>
+          <w:rFonts w:hint="eastAsia"/>
+          <w:lang w:val="fr-FR"/>
+        </w:rPr>
+        <w:t xml:space="preserve"> </w:t>
+      </w:r>
+      <w:proofErr w:type="spellStart"/>
+      <w:r>
+        <w:rPr>
+          <w:rFonts w:hint="eastAsia"/>
+          <w:lang w:val="fr-FR"/>
+        </w:rPr>
+        <w:t>effect</w:t>
+      </w:r>
+      <w:proofErr w:type="spellEnd"/>
+      <w:r>
+        <w:rPr>
+          <w:rFonts w:hint="eastAsia"/>
+          <w:lang w:val="fr-FR"/>
+        </w:rPr>
+        <w:t>（London23 / London24 / Paris23 / Paris24）</w:t>
+      </w:r>
+    </w:p>
+    <w:p>
+      <w:pPr>
+        <w:rPr>
+          <w:rFonts w:hint="eastAsia"/>
+          <w:lang w:val="fr-FR"/>
+        </w:rPr>
+      </w:pPr>
+    </w:p>
+    <w:p>
+      <w:pPr>
+        <w:rPr>
+          <w:lang w:val="fr-FR"/>
+        </w:rPr>
+      </w:pPr>
+    </w:p>
+    <w:p>
+      <w:pPr>
+        <w:rPr>
+          <w:lang w:val="fr-FR"/>
+        </w:rPr>
+      </w:pPr>
+    </w:p>
+    <w:p>
+      <w:pPr>
+        <w:rPr>
+          <w:lang w:val="fr-FR"/>
+        </w:rPr>
+      </w:pPr>
+    </w:p>
+    <w:p>
+      <w:pPr>
+        <w:rPr>
+          <w:rFonts w:hint="eastAsia"/>
+          <w:lang w:val="fr-FR"/>
+        </w:rPr>
+      </w:pPr>
+    </w:p>
+    <w:p>
+      <w:pPr>
+        <w:rPr>
+          <w:rFonts w:hint="eastAsia"/>
           <w:lang w:val="fr-FR"/>
         </w:rPr>
       </w:pPr>
@@ -2353,11 +5399,13 @@
     <w:p>
       <w:pPr>
         <w:rPr>
-          <w:lang w:val="fr-FR"/>
-        </w:rPr>
-      </w:pPr>
-      <w:r>
-        <w:rPr>
+          <w:rFonts w:hint="eastAsia"/>
+          <w:lang w:val="fr-FR"/>
+        </w:rPr>
+      </w:pPr>
+      <w:r>
+        <w:rPr>
+          <w:noProof/>
           <w:lang w:val="fr-FR"/>
         </w:rPr>
         <w:drawing>
@@ -2408,28 +5456,822 @@
     <w:p>
       <w:pPr>
         <w:rPr>
-          <w:lang w:val="fr-FR"/>
-        </w:rPr>
-      </w:pPr>
-    </w:p>
-    <w:p>
-      <w:pPr>
-        <w:rPr>
-          <w:lang w:val="fr-FR"/>
-        </w:rPr>
-      </w:pPr>
-    </w:p>
-    <w:p>
-      <w:pPr>
-        <w:rPr>
-          <w:rFonts w:hint="eastAsia"/>
-          <w:lang w:val="fr-FR"/>
-        </w:rPr>
-      </w:pPr>
-    </w:p>
-    <w:p>
-      <w:pPr>
-        <w:rPr>
+          <w:rFonts w:hint="eastAsia"/>
+          <w:lang w:val="fr-FR"/>
+        </w:rPr>
+      </w:pPr>
+      <w:r>
+        <w:rPr>
+          <w:rFonts w:hint="eastAsia"/>
+          <w:noProof/>
+          <w:lang w:val="fr-FR"/>
+        </w:rPr>
+        <mc:AlternateContent>
+          <mc:Choice Requires="wps">
+            <w:drawing>
+              <wp:anchor distT="0" distB="0" distL="114300" distR="114300" simplePos="0" relativeHeight="251666432" behindDoc="0" locked="0" layoutInCell="1" allowOverlap="1" wp14:anchorId="04E424FC" wp14:editId="1773F4C8">
+                <wp:simplePos x="0" y="0"/>
+                <wp:positionH relativeFrom="column">
+                  <wp:posOffset>1158240</wp:posOffset>
+                </wp:positionH>
+                <wp:positionV relativeFrom="paragraph">
+                  <wp:posOffset>209160</wp:posOffset>
+                </wp:positionV>
+                <wp:extent cx="1465665" cy="425605"/>
+                <wp:effectExtent l="0" t="0" r="77470" b="69850"/>
+                <wp:wrapNone/>
+                <wp:docPr id="1022938657" name="直接箭头连接符 3"/>
+                <wp:cNvGraphicFramePr/>
+                <a:graphic xmlns:a="http://schemas.openxmlformats.org/drawingml/2006/main">
+                  <a:graphicData uri="http://schemas.microsoft.com/office/word/2010/wordprocessingShape">
+                    <wps:wsp>
+                      <wps:cNvCnPr/>
+                      <wps:spPr>
+                        <a:xfrm>
+                          <a:off x="0" y="0"/>
+                          <a:ext cx="1465665" cy="425605"/>
+                        </a:xfrm>
+                        <a:prstGeom prst="straightConnector1">
+                          <a:avLst/>
+                        </a:prstGeom>
+                        <a:ln>
+                          <a:tailEnd type="triangle"/>
+                        </a:ln>
+                      </wps:spPr>
+                      <wps:style>
+                        <a:lnRef idx="1">
+                          <a:schemeClr val="dk1"/>
+                        </a:lnRef>
+                        <a:fillRef idx="0">
+                          <a:schemeClr val="dk1"/>
+                        </a:fillRef>
+                        <a:effectRef idx="0">
+                          <a:schemeClr val="dk1"/>
+                        </a:effectRef>
+                        <a:fontRef idx="minor">
+                          <a:schemeClr val="tx1"/>
+                        </a:fontRef>
+                      </wps:style>
+                      <wps:bodyPr/>
+                    </wps:wsp>
+                  </a:graphicData>
+                </a:graphic>
+                <wp14:sizeRelH relativeFrom="margin">
+                  <wp14:pctWidth>0</wp14:pctWidth>
+                </wp14:sizeRelH>
+                <wp14:sizeRelV relativeFrom="margin">
+                  <wp14:pctHeight>0</wp14:pctHeight>
+                </wp14:sizeRelV>
+              </wp:anchor>
+            </w:drawing>
+          </mc:Choice>
+          <mc:Fallback>
+            <w:pict>
+              <v:shapetype w14:anchorId="227ECF30" id="_x0000_t32" coordsize="21600,21600" o:spt="32" o:oned="t" path="m,l21600,21600e" filled="f">
+                <v:path arrowok="t" fillok="f" o:connecttype="none"/>
+                <o:lock v:ext="edit" shapetype="t"/>
+              </v:shapetype>
+              <v:shape id="直接箭头连接符 3" o:spid="_x0000_s1026" type="#_x0000_t32" style="position:absolute;margin-left:91.2pt;margin-top:16.45pt;width:115.4pt;height:33.5pt;z-index:251666432;visibility:visible;mso-wrap-style:square;mso-width-percent:0;mso-height-percent:0;mso-wrap-distance-left:9pt;mso-wrap-distance-top:0;mso-wrap-distance-right:9pt;mso-wrap-distance-bottom:0;mso-position-horizontal:absolute;mso-position-horizontal-relative:text;mso-position-vertical:absolute;mso-position-vertical-relative:text;mso-width-percent:0;mso-height-percent:0;mso-width-relative:margin;mso-height-relative:margin" o:gfxdata="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" strokecolor="black [3200]" strokeweight="1pt">
+                <v:stroke endarrow="block" joinstyle="miter"/>
+              </v:shape>
+            </w:pict>
+          </mc:Fallback>
+        </mc:AlternateContent>
+      </w:r>
+      <w:r>
+        <w:rPr>
+          <w:rFonts w:hint="eastAsia"/>
+          <w:noProof/>
+          <w:lang w:val="fr-FR"/>
+        </w:rPr>
+        <mc:AlternateContent>
+          <mc:Choice Requires="wps">
+            <w:drawing>
+              <wp:anchor distT="0" distB="0" distL="114300" distR="114300" simplePos="0" relativeHeight="251663360" behindDoc="0" locked="0" layoutInCell="1" allowOverlap="1" wp14:anchorId="23388427" wp14:editId="53FC3F3B">
+                <wp:simplePos x="0" y="0"/>
+                <wp:positionH relativeFrom="margin">
+                  <wp:posOffset>2633400</wp:posOffset>
+                </wp:positionH>
+                <wp:positionV relativeFrom="paragraph">
+                  <wp:posOffset>244761</wp:posOffset>
+                </wp:positionV>
+                <wp:extent cx="1507525" cy="711423"/>
+                <wp:effectExtent l="0" t="0" r="16510" b="12700"/>
+                <wp:wrapNone/>
+                <wp:docPr id="639359938" name="文本框 1"/>
+                <wp:cNvGraphicFramePr/>
+                <a:graphic xmlns:a="http://schemas.openxmlformats.org/drawingml/2006/main">
+                  <a:graphicData uri="http://schemas.microsoft.com/office/word/2010/wordprocessingShape">
+                    <wps:wsp>
+                      <wps:cNvSpPr txBox="1"/>
+                      <wps:spPr>
+                        <a:xfrm>
+                          <a:off x="0" y="0"/>
+                          <a:ext cx="1507525" cy="711423"/>
+                        </a:xfrm>
+                        <a:prstGeom prst="rect">
+                          <a:avLst/>
+                        </a:prstGeom>
+                        <a:solidFill>
+                          <a:schemeClr val="bg1">
+                            <a:lumMod val="95000"/>
+                          </a:schemeClr>
+                        </a:solidFill>
+                        <a:ln w="6350">
+                          <a:solidFill>
+                            <a:prstClr val="black"/>
+                          </a:solidFill>
+                        </a:ln>
+                      </wps:spPr>
+                      <wps:txbx>
+                        <w:txbxContent>
+                          <w:p>
+                            <w:pPr>
+                              <w:rPr>
+                                <w:rFonts w:hint="eastAsia"/>
+                              </w:rPr>
+                            </w:pPr>
+                            <w:r>
+                              <w:rPr>
+                                <w:rFonts w:hint="eastAsia"/>
+                              </w:rPr>
+                              <w:t>P</w:t>
+                            </w:r>
+                            <w:r>
+                              <w:t xml:space="preserve">erformance locative </w:t>
+                            </w:r>
+                          </w:p>
+                          <w:p>
+                            <w:pPr>
+                              <w:rPr>
+                                <w:rFonts w:hint="eastAsia"/>
+                              </w:rPr>
+                            </w:pPr>
+                            <w:r>
+                              <w:t>(booking_rate_l90d)</w:t>
+                            </w:r>
+                          </w:p>
+                        </w:txbxContent>
+                      </wps:txbx>
+                      <wps:bodyPr rot="0" spcFirstLastPara="0" vertOverflow="overflow" horzOverflow="overflow" vert="horz" wrap="square" lIns="91440" tIns="45720" rIns="91440" bIns="45720" numCol="1" spcCol="0" rtlCol="0" fromWordArt="0" anchor="t" anchorCtr="0" forceAA="0" compatLnSpc="1">
+                        <a:prstTxWarp prst="textNoShape">
+                          <a:avLst/>
+                        </a:prstTxWarp>
+                        <a:noAutofit/>
+                      </wps:bodyPr>
+                    </wps:wsp>
+                  </a:graphicData>
+                </a:graphic>
+                <wp14:sizeRelH relativeFrom="margin">
+                  <wp14:pctWidth>0</wp14:pctWidth>
+                </wp14:sizeRelH>
+                <wp14:sizeRelV relativeFrom="margin">
+                  <wp14:pctHeight>0</wp14:pctHeight>
+                </wp14:sizeRelV>
+              </wp:anchor>
+            </w:drawing>
+          </mc:Choice>
+          <mc:Fallback>
+            <w:pict>
+              <v:shapetype w14:anchorId="23388427" id="_x0000_t202" coordsize="21600,21600" o:spt="202" path="m,l,21600r21600,l21600,xe">
+                <v:stroke joinstyle="miter"/>
+                <v:path gradientshapeok="t" o:connecttype="rect"/>
+              </v:shapetype>
+              <v:shape id="文本框 1" o:spid="_x0000_s1026" type="#_x0000_t202" style="position:absolute;margin-left:207.35pt;margin-top:19.25pt;width:118.7pt;height:56pt;z-index:251663360;visibility:visible;mso-wrap-style:square;mso-width-percent:0;mso-height-percent:0;mso-wrap-distance-left:9pt;mso-wrap-distance-top:0;mso-wrap-distance-right:9pt;mso-wrap-distance-bottom:0;mso-position-horizontal:absolute;mso-position-horizontal-relative:margin;mso-position-vertical:absolute;mso-position-vertical-relative:text;mso-width-percent:0;mso-height-percent:0;mso-width-relative:margin;mso-height-relative:margin;v-text-anchor:top" o:gfxdata="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" fillcolor="#f2f2f2 [3052]" strokeweight=".5pt">
+                <v:textbox>
+                  <w:txbxContent>
+                    <w:p>
+                      <w:pPr>
+                        <w:rPr>
+                          <w:rFonts w:hint="eastAsia"/>
+                        </w:rPr>
+                      </w:pPr>
+                      <w:r>
+                        <w:rPr>
+                          <w:rFonts w:hint="eastAsia"/>
+                        </w:rPr>
+                        <w:t>P</w:t>
+                      </w:r>
+                      <w:r>
+                        <w:t xml:space="preserve">erformance locative </w:t>
+                      </w:r>
+                    </w:p>
+                    <w:p>
+                      <w:pPr>
+                        <w:rPr>
+                          <w:rFonts w:hint="eastAsia"/>
+                        </w:rPr>
+                      </w:pPr>
+                      <w:r>
+                        <w:t>(booking_rate_l90d)</w:t>
+                      </w:r>
+                    </w:p>
+                  </w:txbxContent>
+                </v:textbox>
+                <w10:wrap anchorx="margin"/>
+              </v:shape>
+            </w:pict>
+          </mc:Fallback>
+        </mc:AlternateContent>
+      </w:r>
+      <w:r>
+        <w:rPr>
+          <w:rFonts w:hint="eastAsia"/>
+          <w:noProof/>
+          <w:lang w:val="fr-FR"/>
+        </w:rPr>
+        <mc:AlternateContent>
+          <mc:Choice Requires="wps">
+            <w:drawing>
+              <wp:anchor distT="0" distB="0" distL="114300" distR="114300" simplePos="0" relativeHeight="251674624" behindDoc="0" locked="0" layoutInCell="1" allowOverlap="1" wp14:anchorId="23885FE1" wp14:editId="3C347D38">
+                <wp:simplePos x="0" y="0"/>
+                <wp:positionH relativeFrom="margin">
+                  <wp:align>left</wp:align>
+                </wp:positionH>
+                <wp:positionV relativeFrom="paragraph">
+                  <wp:posOffset>22209</wp:posOffset>
+                </wp:positionV>
+                <wp:extent cx="1161536" cy="336104"/>
+                <wp:effectExtent l="0" t="0" r="19685" b="26035"/>
+                <wp:wrapNone/>
+                <wp:docPr id="360737009" name="文本框 1"/>
+                <wp:cNvGraphicFramePr/>
+                <a:graphic xmlns:a="http://schemas.openxmlformats.org/drawingml/2006/main">
+                  <a:graphicData uri="http://schemas.microsoft.com/office/word/2010/wordprocessingShape">
+                    <wps:wsp>
+                      <wps:cNvSpPr txBox="1"/>
+                      <wps:spPr>
+                        <a:xfrm>
+                          <a:off x="0" y="0"/>
+                          <a:ext cx="1161536" cy="336104"/>
+                        </a:xfrm>
+                        <a:prstGeom prst="rect">
+                          <a:avLst/>
+                        </a:prstGeom>
+                        <a:solidFill>
+                          <a:schemeClr val="bg1">
+                            <a:lumMod val="95000"/>
+                          </a:schemeClr>
+                        </a:solidFill>
+                        <a:ln w="6350">
+                          <a:solidFill>
+                            <a:prstClr val="black"/>
+                          </a:solidFill>
+                        </a:ln>
+                      </wps:spPr>
+                      <wps:txbx>
+                        <w:txbxContent>
+                          <w:p>
+                            <w:pPr>
+                              <w:rPr>
+                                <w:rFonts w:hint="eastAsia"/>
+                                <w:b/>
+                                <w:bCs/>
+                                <w:lang w:val="fr-FR"/>
+                              </w:rPr>
+                            </w:pPr>
+                            <w:r>
+                              <w:rPr>
+                                <w:rFonts w:hint="eastAsia"/>
+                                <w:b/>
+                                <w:bCs/>
+                                <w:lang w:val="fr-FR"/>
+                              </w:rPr>
+                              <w:t>P</w:t>
+                            </w:r>
+                            <w:r>
+                              <w:rPr>
+                                <w:b/>
+                                <w:bCs/>
+                                <w:lang w:val="fr-FR"/>
+                              </w:rPr>
+                              <w:t>aris 2024 (JO)</w:t>
+                            </w:r>
+                          </w:p>
+                        </w:txbxContent>
+                      </wps:txbx>
+                      <wps:bodyPr rot="0" spcFirstLastPara="0" vertOverflow="overflow" horzOverflow="overflow" vert="horz" wrap="square" lIns="91440" tIns="45720" rIns="91440" bIns="45720" numCol="1" spcCol="0" rtlCol="0" fromWordArt="0" anchor="t" anchorCtr="0" forceAA="0" compatLnSpc="1">
+                        <a:prstTxWarp prst="textNoShape">
+                          <a:avLst/>
+                        </a:prstTxWarp>
+                        <a:noAutofit/>
+                      </wps:bodyPr>
+                    </wps:wsp>
+                  </a:graphicData>
+                </a:graphic>
+                <wp14:sizeRelH relativeFrom="margin">
+                  <wp14:pctWidth>0</wp14:pctWidth>
+                </wp14:sizeRelH>
+                <wp14:sizeRelV relativeFrom="margin">
+                  <wp14:pctHeight>0</wp14:pctHeight>
+                </wp14:sizeRelV>
+              </wp:anchor>
+            </w:drawing>
+          </mc:Choice>
+          <mc:Fallback>
+            <w:pict>
+              <v:shape w14:anchorId="23885FE1" id="_x0000_s1027" type="#_x0000_t202" style="position:absolute;margin-left:0;margin-top:1.75pt;width:91.45pt;height:26.45pt;z-index:251674624;visibility:visible;mso-wrap-style:square;mso-width-percent:0;mso-height-percent:0;mso-wrap-distance-left:9pt;mso-wrap-distance-top:0;mso-wrap-distance-right:9pt;mso-wrap-distance-bottom:0;mso-position-horizontal:left;mso-position-horizontal-relative:margin;mso-position-vertical:absolute;mso-position-vertical-relative:text;mso-width-percent:0;mso-height-percent:0;mso-width-relative:margin;mso-height-relative:margin;v-text-anchor:top" o:gfxdata="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" fillcolor="#f2f2f2 [3052]" strokeweight=".5pt">
+                <v:textbox>
+                  <w:txbxContent>
+                    <w:p>
+                      <w:pPr>
+                        <w:rPr>
+                          <w:rFonts w:hint="eastAsia"/>
+                          <w:b/>
+                          <w:bCs/>
+                          <w:lang w:val="fr-FR"/>
+                        </w:rPr>
+                      </w:pPr>
+                      <w:r>
+                        <w:rPr>
+                          <w:rFonts w:hint="eastAsia"/>
+                          <w:b/>
+                          <w:bCs/>
+                          <w:lang w:val="fr-FR"/>
+                        </w:rPr>
+                        <w:t>P</w:t>
+                      </w:r>
+                      <w:r>
+                        <w:rPr>
+                          <w:b/>
+                          <w:bCs/>
+                          <w:lang w:val="fr-FR"/>
+                        </w:rPr>
+                        <w:t>aris 2024 (JO)</w:t>
+                      </w:r>
+                    </w:p>
+                  </w:txbxContent>
+                </v:textbox>
+                <w10:wrap anchorx="margin"/>
+              </v:shape>
+            </w:pict>
+          </mc:Fallback>
+        </mc:AlternateContent>
+      </w:r>
+    </w:p>
+    <w:p>
+      <w:pPr>
+        <w:rPr>
+          <w:rFonts w:hint="eastAsia"/>
+          <w:lang w:val="fr-FR"/>
+        </w:rPr>
+      </w:pPr>
+      <w:r>
+        <w:rPr>
+          <w:rFonts w:hint="eastAsia"/>
+          <w:noProof/>
+          <w:lang w:val="fr-FR"/>
+        </w:rPr>
+        <w:lastRenderedPageBreak/>
+        <mc:AlternateContent>
+          <mc:Choice Requires="wps">
+            <w:drawing>
+              <wp:anchor distT="0" distB="0" distL="114300" distR="114300" simplePos="0" relativeHeight="251676672" behindDoc="0" locked="0" layoutInCell="1" allowOverlap="1" wp14:anchorId="1A12E49A" wp14:editId="4E4CB319">
+                <wp:simplePos x="0" y="0"/>
+                <wp:positionH relativeFrom="column">
+                  <wp:posOffset>605771</wp:posOffset>
+                </wp:positionH>
+                <wp:positionV relativeFrom="paragraph">
+                  <wp:posOffset>27094</wp:posOffset>
+                </wp:positionV>
+                <wp:extent cx="1116615" cy="542145"/>
+                <wp:effectExtent l="0" t="0" r="64770" b="48895"/>
+                <wp:wrapNone/>
+                <wp:docPr id="451803076" name="直接箭头连接符 3"/>
+                <wp:cNvGraphicFramePr/>
+                <a:graphic xmlns:a="http://schemas.openxmlformats.org/drawingml/2006/main">
+                  <a:graphicData uri="http://schemas.microsoft.com/office/word/2010/wordprocessingShape">
+                    <wps:wsp>
+                      <wps:cNvCnPr/>
+                      <wps:spPr>
+                        <a:xfrm>
+                          <a:off x="0" y="0"/>
+                          <a:ext cx="1116615" cy="542145"/>
+                        </a:xfrm>
+                        <a:prstGeom prst="straightConnector1">
+                          <a:avLst/>
+                        </a:prstGeom>
+                        <a:ln>
+                          <a:tailEnd type="triangle"/>
+                        </a:ln>
+                      </wps:spPr>
+                      <wps:style>
+                        <a:lnRef idx="1">
+                          <a:schemeClr val="dk1"/>
+                        </a:lnRef>
+                        <a:fillRef idx="0">
+                          <a:schemeClr val="dk1"/>
+                        </a:fillRef>
+                        <a:effectRef idx="0">
+                          <a:schemeClr val="dk1"/>
+                        </a:effectRef>
+                        <a:fontRef idx="minor">
+                          <a:schemeClr val="tx1"/>
+                        </a:fontRef>
+                      </wps:style>
+                      <wps:bodyPr/>
+                    </wps:wsp>
+                  </a:graphicData>
+                </a:graphic>
+                <wp14:sizeRelH relativeFrom="margin">
+                  <wp14:pctWidth>0</wp14:pctWidth>
+                </wp14:sizeRelH>
+                <wp14:sizeRelV relativeFrom="margin">
+                  <wp14:pctHeight>0</wp14:pctHeight>
+                </wp14:sizeRelV>
+              </wp:anchor>
+            </w:drawing>
+          </mc:Choice>
+          <mc:Fallback>
+            <w:pict>
+              <v:shape w14:anchorId="2F663AC9" id="直接箭头连接符 3" o:spid="_x0000_s1026" type="#_x0000_t32" style="position:absolute;margin-left:47.7pt;margin-top:2.15pt;width:87.9pt;height:42.7pt;z-index:251676672;visibility:visible;mso-wrap-style:square;mso-width-percent:0;mso-height-percent:0;mso-wrap-distance-left:9pt;mso-wrap-distance-top:0;mso-wrap-distance-right:9pt;mso-wrap-distance-bottom:0;mso-position-horizontal:absolute;mso-position-horizontal-relative:text;mso-position-vertical:absolute;mso-position-vertical-relative:text;mso-width-percent:0;mso-height-percent:0;mso-width-relative:margin;mso-height-relative:margin" o:gfxdata="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" strokecolor="black [3200]" strokeweight="1pt">
+                <v:stroke endarrow="block" joinstyle="miter"/>
+              </v:shape>
+            </w:pict>
+          </mc:Fallback>
+        </mc:AlternateContent>
+      </w:r>
+      <w:r>
+        <w:rPr>
+          <w:rFonts w:hint="eastAsia"/>
+          <w:noProof/>
+          <w:lang w:val="fr-FR"/>
+        </w:rPr>
+        <mc:AlternateContent>
+          <mc:Choice Requires="wps">
+            <w:drawing>
+              <wp:anchor distT="0" distB="0" distL="114300" distR="114300" simplePos="0" relativeHeight="251672576" behindDoc="0" locked="0" layoutInCell="1" allowOverlap="1" wp14:anchorId="0AC14767" wp14:editId="5484716F">
+                <wp:simplePos x="0" y="0"/>
+                <wp:positionH relativeFrom="column">
+                  <wp:posOffset>607174</wp:posOffset>
+                </wp:positionH>
+                <wp:positionV relativeFrom="paragraph">
+                  <wp:posOffset>27095</wp:posOffset>
+                </wp:positionV>
+                <wp:extent cx="45719" cy="542145"/>
+                <wp:effectExtent l="38100" t="0" r="69215" b="48895"/>
+                <wp:wrapNone/>
+                <wp:docPr id="1825200020" name="直接箭头连接符 3"/>
+                <wp:cNvGraphicFramePr/>
+                <a:graphic xmlns:a="http://schemas.openxmlformats.org/drawingml/2006/main">
+                  <a:graphicData uri="http://schemas.microsoft.com/office/word/2010/wordprocessingShape">
+                    <wps:wsp>
+                      <wps:cNvCnPr/>
+                      <wps:spPr>
+                        <a:xfrm>
+                          <a:off x="0" y="0"/>
+                          <a:ext cx="45719" cy="542145"/>
+                        </a:xfrm>
+                        <a:prstGeom prst="straightConnector1">
+                          <a:avLst/>
+                        </a:prstGeom>
+                        <a:ln>
+                          <a:tailEnd type="triangle"/>
+                        </a:ln>
+                      </wps:spPr>
+                      <wps:style>
+                        <a:lnRef idx="1">
+                          <a:schemeClr val="dk1"/>
+                        </a:lnRef>
+                        <a:fillRef idx="0">
+                          <a:schemeClr val="dk1"/>
+                        </a:fillRef>
+                        <a:effectRef idx="0">
+                          <a:schemeClr val="dk1"/>
+                        </a:effectRef>
+                        <a:fontRef idx="minor">
+                          <a:schemeClr val="tx1"/>
+                        </a:fontRef>
+                      </wps:style>
+                      <wps:bodyPr/>
+                    </wps:wsp>
+                  </a:graphicData>
+                </a:graphic>
+                <wp14:sizeRelH relativeFrom="margin">
+                  <wp14:pctWidth>0</wp14:pctWidth>
+                </wp14:sizeRelH>
+                <wp14:sizeRelV relativeFrom="margin">
+                  <wp14:pctHeight>0</wp14:pctHeight>
+                </wp14:sizeRelV>
+              </wp:anchor>
+            </w:drawing>
+          </mc:Choice>
+          <mc:Fallback>
+            <w:pict>
+              <v:shape w14:anchorId="273B3107" id="直接箭头连接符 3" o:spid="_x0000_s1026" type="#_x0000_t32" style="position:absolute;margin-left:47.8pt;margin-top:2.15pt;width:3.6pt;height:42.7pt;z-index:251672576;visibility:visible;mso-wrap-style:square;mso-width-percent:0;mso-height-percent:0;mso-wrap-distance-left:9pt;mso-wrap-distance-top:0;mso-wrap-distance-right:9pt;mso-wrap-distance-bottom:0;mso-position-horizontal:absolute;mso-position-horizontal-relative:text;mso-position-vertical:absolute;mso-position-vertical-relative:text;mso-width-percent:0;mso-height-percent:0;mso-width-relative:margin;mso-height-relative:margin" o:gfxdata="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" strokecolor="black [3200]" strokeweight="1pt">
+                <v:stroke endarrow="block" joinstyle="miter"/>
+              </v:shape>
+            </w:pict>
+          </mc:Fallback>
+        </mc:AlternateContent>
+      </w:r>
+    </w:p>
+    <w:p>
+      <w:pPr>
+        <w:rPr>
+          <w:rFonts w:hint="eastAsia"/>
+          <w:lang w:val="fr-FR"/>
+        </w:rPr>
+      </w:pPr>
+      <w:r>
+        <w:rPr>
+          <w:rFonts w:hint="eastAsia"/>
+          <w:noProof/>
+          <w:lang w:val="fr-FR"/>
+        </w:rPr>
+        <mc:AlternateContent>
+          <mc:Choice Requires="wps">
+            <w:drawing>
+              <wp:anchor distT="0" distB="0" distL="114300" distR="114300" simplePos="0" relativeHeight="251659264" behindDoc="0" locked="0" layoutInCell="1" allowOverlap="1" wp14:anchorId="6F614AE1" wp14:editId="5F6C122C">
+                <wp:simplePos x="0" y="0"/>
+                <wp:positionH relativeFrom="margin">
+                  <wp:posOffset>-1160</wp:posOffset>
+                </wp:positionH>
+                <wp:positionV relativeFrom="paragraph">
+                  <wp:posOffset>230212</wp:posOffset>
+                </wp:positionV>
+                <wp:extent cx="1139689" cy="350010"/>
+                <wp:effectExtent l="0" t="0" r="22860" b="12065"/>
+                <wp:wrapNone/>
+                <wp:docPr id="1795293323" name="文本框 1"/>
+                <wp:cNvGraphicFramePr/>
+                <a:graphic xmlns:a="http://schemas.openxmlformats.org/drawingml/2006/main">
+                  <a:graphicData uri="http://schemas.microsoft.com/office/word/2010/wordprocessingShape">
+                    <wps:wsp>
+                      <wps:cNvSpPr txBox="1"/>
+                      <wps:spPr>
+                        <a:xfrm>
+                          <a:off x="0" y="0"/>
+                          <a:ext cx="1139689" cy="350010"/>
+                        </a:xfrm>
+                        <a:prstGeom prst="rect">
+                          <a:avLst/>
+                        </a:prstGeom>
+                        <a:solidFill>
+                          <a:schemeClr val="bg1">
+                            <a:lumMod val="95000"/>
+                          </a:schemeClr>
+                        </a:solidFill>
+                        <a:ln w="6350">
+                          <a:solidFill>
+                            <a:prstClr val="black"/>
+                          </a:solidFill>
+                        </a:ln>
+                      </wps:spPr>
+                      <wps:txbx>
+                        <w:txbxContent>
+                          <w:p>
+                            <w:pPr>
+                              <w:rPr>
+                                <w:rFonts w:hint="eastAsia"/>
+                                <w:lang w:val="fr-FR"/>
+                              </w:rPr>
+                            </w:pPr>
+                            <w:proofErr w:type="spellStart"/>
+                            <w:r>
+                              <w:rPr>
+                                <w:rFonts w:hint="eastAsia"/>
+                                <w:lang w:val="fr-FR"/>
+                              </w:rPr>
+                              <w:t>T</w:t>
+                            </w:r>
+                            <w:r>
+                              <w:rPr>
+                                <w:lang w:val="fr-FR"/>
+                              </w:rPr>
+                              <w:t>actics</w:t>
+                            </w:r>
+                            <w:proofErr w:type="spellEnd"/>
+                            <w:r>
+                              <w:rPr>
+                                <w:lang w:val="fr-FR"/>
+                              </w:rPr>
+                              <w:t xml:space="preserve"> </w:t>
+                            </w:r>
+                            <w:proofErr w:type="spellStart"/>
+                            <w:r>
+                              <w:rPr>
+                                <w:lang w:val="fr-FR"/>
+                              </w:rPr>
+                              <w:t>bio</w:t>
+                            </w:r>
+                            <w:r>
+                              <w:rPr>
+                                <w:rFonts w:hint="eastAsia"/>
+                                <w:lang w:val="fr-FR"/>
+                              </w:rPr>
+                              <w:t>+</w:t>
+                            </w:r>
+                            <w:r>
+                              <w:rPr>
+                                <w:lang w:val="fr-FR"/>
+                              </w:rPr>
+                              <w:t>pic</w:t>
+                            </w:r>
+                            <w:proofErr w:type="spellEnd"/>
+                          </w:p>
+                        </w:txbxContent>
+                      </wps:txbx>
+                      <wps:bodyPr rot="0" spcFirstLastPara="0" vertOverflow="overflow" horzOverflow="overflow" vert="horz" wrap="square" lIns="91440" tIns="45720" rIns="91440" bIns="45720" numCol="1" spcCol="0" rtlCol="0" fromWordArt="0" anchor="t" anchorCtr="0" forceAA="0" compatLnSpc="1">
+                        <a:prstTxWarp prst="textNoShape">
+                          <a:avLst/>
+                        </a:prstTxWarp>
+                        <a:noAutofit/>
+                      </wps:bodyPr>
+                    </wps:wsp>
+                  </a:graphicData>
+                </a:graphic>
+                <wp14:sizeRelH relativeFrom="margin">
+                  <wp14:pctWidth>0</wp14:pctWidth>
+                </wp14:sizeRelH>
+                <wp14:sizeRelV relativeFrom="margin">
+                  <wp14:pctHeight>0</wp14:pctHeight>
+                </wp14:sizeRelV>
+              </wp:anchor>
+            </w:drawing>
+          </mc:Choice>
+          <mc:Fallback>
+            <w:pict>
+              <v:shape w14:anchorId="6F614AE1" id="_x0000_s1028" type="#_x0000_t202" style="position:absolute;margin-left:-.1pt;margin-top:18.15pt;width:89.75pt;height:27.55pt;z-index:251659264;visibility:visible;mso-wrap-style:square;mso-width-percent:0;mso-height-percent:0;mso-wrap-distance-left:9pt;mso-wrap-distance-top:0;mso-wrap-distance-right:9pt;mso-wrap-distance-bottom:0;mso-position-horizontal:absolute;mso-position-horizontal-relative:margin;mso-position-vertical:absolute;mso-position-vertical-relative:text;mso-width-percent:0;mso-height-percent:0;mso-width-relative:margin;mso-height-relative:margin;v-text-anchor:top" o:gfxdata="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" fillcolor="#f2f2f2 [3052]" strokeweight=".5pt">
+                <v:textbox>
+                  <w:txbxContent>
+                    <w:p>
+                      <w:pPr>
+                        <w:rPr>
+                          <w:rFonts w:hint="eastAsia"/>
+                          <w:lang w:val="fr-FR"/>
+                        </w:rPr>
+                      </w:pPr>
+                      <w:proofErr w:type="spellStart"/>
+                      <w:r>
+                        <w:rPr>
+                          <w:rFonts w:hint="eastAsia"/>
+                          <w:lang w:val="fr-FR"/>
+                        </w:rPr>
+                        <w:t>T</w:t>
+                      </w:r>
+                      <w:r>
+                        <w:rPr>
+                          <w:lang w:val="fr-FR"/>
+                        </w:rPr>
+                        <w:t>actics</w:t>
+                      </w:r>
+                      <w:proofErr w:type="spellEnd"/>
+                      <w:r>
+                        <w:rPr>
+                          <w:lang w:val="fr-FR"/>
+                        </w:rPr>
+                        <w:t xml:space="preserve"> </w:t>
+                      </w:r>
+                      <w:proofErr w:type="spellStart"/>
+                      <w:r>
+                        <w:rPr>
+                          <w:lang w:val="fr-FR"/>
+                        </w:rPr>
+                        <w:t>bio</w:t>
+                      </w:r>
+                      <w:r>
+                        <w:rPr>
+                          <w:rFonts w:hint="eastAsia"/>
+                          <w:lang w:val="fr-FR"/>
+                        </w:rPr>
+                        <w:t>+</w:t>
+                      </w:r>
+                      <w:r>
+                        <w:rPr>
+                          <w:lang w:val="fr-FR"/>
+                        </w:rPr>
+                        <w:t>pic</w:t>
+                      </w:r>
+                      <w:proofErr w:type="spellEnd"/>
+                    </w:p>
+                  </w:txbxContent>
+                </v:textbox>
+                <w10:wrap anchorx="margin"/>
+              </v:shape>
+            </w:pict>
+          </mc:Fallback>
+        </mc:AlternateContent>
+      </w:r>
+      <w:r>
+        <w:rPr>
+          <w:rFonts w:hint="eastAsia"/>
+          <w:noProof/>
+          <w:lang w:val="fr-FR"/>
+        </w:rPr>
+        <mc:AlternateContent>
+          <mc:Choice Requires="wps">
+            <w:drawing>
+              <wp:anchor distT="0" distB="0" distL="114300" distR="114300" simplePos="0" relativeHeight="251670528" behindDoc="0" locked="0" layoutInCell="1" allowOverlap="1" wp14:anchorId="403819F0" wp14:editId="44282F17">
+                <wp:simplePos x="0" y="0"/>
+                <wp:positionH relativeFrom="column">
+                  <wp:posOffset>1167063</wp:posOffset>
+                </wp:positionH>
+                <wp:positionV relativeFrom="paragraph">
+                  <wp:posOffset>2156</wp:posOffset>
+                </wp:positionV>
+                <wp:extent cx="1466908" cy="397863"/>
+                <wp:effectExtent l="0" t="57150" r="0" b="21590"/>
+                <wp:wrapNone/>
+                <wp:docPr id="2134047336" name="直接箭头连接符 3"/>
+                <wp:cNvGraphicFramePr/>
+                <a:graphic xmlns:a="http://schemas.openxmlformats.org/drawingml/2006/main">
+                  <a:graphicData uri="http://schemas.microsoft.com/office/word/2010/wordprocessingShape">
+                    <wps:wsp>
+                      <wps:cNvCnPr/>
+                      <wps:spPr>
+                        <a:xfrm flipV="1">
+                          <a:off x="0" y="0"/>
+                          <a:ext cx="1466908" cy="397863"/>
+                        </a:xfrm>
+                        <a:prstGeom prst="straightConnector1">
+                          <a:avLst/>
+                        </a:prstGeom>
+                        <a:ln>
+                          <a:tailEnd type="triangle"/>
+                        </a:ln>
+                      </wps:spPr>
+                      <wps:style>
+                        <a:lnRef idx="1">
+                          <a:schemeClr val="dk1"/>
+                        </a:lnRef>
+                        <a:fillRef idx="0">
+                          <a:schemeClr val="dk1"/>
+                        </a:fillRef>
+                        <a:effectRef idx="0">
+                          <a:schemeClr val="dk1"/>
+                        </a:effectRef>
+                        <a:fontRef idx="minor">
+                          <a:schemeClr val="tx1"/>
+                        </a:fontRef>
+                      </wps:style>
+                      <wps:bodyPr/>
+                    </wps:wsp>
+                  </a:graphicData>
+                </a:graphic>
+                <wp14:sizeRelH relativeFrom="margin">
+                  <wp14:pctWidth>0</wp14:pctWidth>
+                </wp14:sizeRelH>
+                <wp14:sizeRelV relativeFrom="margin">
+                  <wp14:pctHeight>0</wp14:pctHeight>
+                </wp14:sizeRelV>
+              </wp:anchor>
+            </w:drawing>
+          </mc:Choice>
+          <mc:Fallback>
+            <w:pict>
+              <v:shape w14:anchorId="426E08EE" id="直接箭头连接符 3" o:spid="_x0000_s1026" type="#_x0000_t32" style="position:absolute;margin-left:91.9pt;margin-top:.15pt;width:115.5pt;height:31.35pt;flip:y;z-index:251670528;visibility:visible;mso-wrap-style:square;mso-width-percent:0;mso-height-percent:0;mso-wrap-distance-left:9pt;mso-wrap-distance-top:0;mso-wrap-distance-right:9pt;mso-wrap-distance-bottom:0;mso-position-horizontal:absolute;mso-position-horizontal-relative:text;mso-position-vertical:absolute;mso-position-vertical-relative:text;mso-width-percent:0;mso-height-percent:0;mso-width-relative:margin;mso-height-relative:margin" o:gfxdata="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" strokecolor="black [3200]" strokeweight="1pt">
+                <v:stroke endarrow="block" joinstyle="miter"/>
+              </v:shape>
+            </w:pict>
+          </mc:Fallback>
+        </mc:AlternateContent>
+      </w:r>
+    </w:p>
+    <w:p>
+      <w:pPr>
+        <w:rPr>
+          <w:rFonts w:hint="eastAsia"/>
+          <w:lang w:val="fr-FR"/>
+        </w:rPr>
+      </w:pPr>
+    </w:p>
+    <w:p>
+      <w:pPr>
+        <w:rPr>
+          <w:rFonts w:hint="eastAsia"/>
+          <w:lang w:val="fr-FR"/>
+        </w:rPr>
+      </w:pPr>
+    </w:p>
+    <w:p>
+      <w:pPr>
+        <w:rPr>
+          <w:rFonts w:hint="eastAsia"/>
+          <w:lang w:val="fr-FR"/>
+        </w:rPr>
+      </w:pPr>
+    </w:p>
+    <w:p>
+      <w:pPr>
+        <w:rPr>
+          <w:rFonts w:hint="eastAsia"/>
+          <w:lang w:val="fr-FR"/>
+        </w:rPr>
+      </w:pPr>
+    </w:p>
+    <w:p>
+      <w:pPr>
+        <w:rPr>
+          <w:rFonts w:hint="eastAsia"/>
+          <w:lang w:val="fr-FR"/>
+        </w:rPr>
+      </w:pPr>
+    </w:p>
+    <w:p>
+      <w:pPr>
+        <w:rPr>
+          <w:rFonts w:hint="eastAsia"/>
           <w:b/>
           <w:bCs/>
           <w:lang w:val="fr-FR"/>
@@ -2448,6 +6290,7 @@
     <w:p>
       <w:pPr>
         <w:rPr>
+          <w:rFonts w:hint="eastAsia"/>
           <w:lang w:val="fr-FR"/>
         </w:rPr>
       </w:pPr>
@@ -2469,6 +6312,7 @@
     <w:p>
       <w:pPr>
         <w:rPr>
+          <w:rFonts w:hint="eastAsia"/>
           <w:lang w:val="fr-FR"/>
         </w:rPr>
       </w:pPr>
@@ -2625,56 +6469,63 @@
     <w:p>
       <w:pPr>
         <w:rPr>
-          <w:lang w:val="fr-FR"/>
-        </w:rPr>
-      </w:pPr>
-    </w:p>
-    <w:p>
-      <w:pPr>
-        <w:rPr>
-          <w:lang w:val="fr-FR"/>
-        </w:rPr>
-      </w:pPr>
-    </w:p>
-    <w:p>
-      <w:pPr>
-        <w:rPr>
-          <w:rFonts w:hint="eastAsia"/>
-          <w:lang w:val="fr-FR"/>
-        </w:rPr>
-      </w:pPr>
-    </w:p>
-    <w:p>
-      <w:pPr>
-        <w:rPr>
-          <w:lang w:val="fr-FR"/>
-        </w:rPr>
-      </w:pPr>
-    </w:p>
-    <w:p>
-      <w:pPr>
-        <w:rPr>
-          <w:lang w:val="fr-FR"/>
-        </w:rPr>
-      </w:pPr>
-    </w:p>
-    <w:p>
-      <w:pPr>
-        <w:rPr>
-          <w:lang w:val="fr-FR"/>
-        </w:rPr>
-      </w:pPr>
-    </w:p>
-    <w:p>
-      <w:pPr>
-        <w:rPr>
-          <w:lang w:val="fr-FR"/>
-        </w:rPr>
-      </w:pPr>
-    </w:p>
-    <w:p>
-      <w:pPr>
-        <w:rPr>
+          <w:rFonts w:hint="eastAsia"/>
+          <w:lang w:val="fr-FR"/>
+        </w:rPr>
+      </w:pPr>
+    </w:p>
+    <w:p>
+      <w:pPr>
+        <w:rPr>
+          <w:rFonts w:hint="eastAsia"/>
+          <w:lang w:val="fr-FR"/>
+        </w:rPr>
+      </w:pPr>
+    </w:p>
+    <w:p>
+      <w:pPr>
+        <w:rPr>
+          <w:rFonts w:hint="eastAsia"/>
+          <w:lang w:val="fr-FR"/>
+        </w:rPr>
+      </w:pPr>
+    </w:p>
+    <w:p>
+      <w:pPr>
+        <w:rPr>
+          <w:rFonts w:hint="eastAsia"/>
+          <w:lang w:val="fr-FR"/>
+        </w:rPr>
+      </w:pPr>
+    </w:p>
+    <w:p>
+      <w:pPr>
+        <w:rPr>
+          <w:rFonts w:hint="eastAsia"/>
+          <w:lang w:val="fr-FR"/>
+        </w:rPr>
+      </w:pPr>
+    </w:p>
+    <w:p>
+      <w:pPr>
+        <w:rPr>
+          <w:rFonts w:hint="eastAsia"/>
+          <w:lang w:val="fr-FR"/>
+        </w:rPr>
+      </w:pPr>
+    </w:p>
+    <w:p>
+      <w:pPr>
+        <w:rPr>
+          <w:rFonts w:hint="eastAsia"/>
+          <w:lang w:val="fr-FR"/>
+        </w:rPr>
+      </w:pPr>
+    </w:p>
+    <w:p>
+      <w:pPr>
+        <w:rPr>
+          <w:rFonts w:hint="eastAsia"/>
           <w:lang w:val="fr-FR"/>
         </w:rPr>
       </w:pPr>
@@ -2685,6 +6536,7 @@
           <w:tab w:val="left" w:pos="1889"/>
         </w:tabs>
         <w:rPr>
+          <w:rFonts w:hint="eastAsia"/>
           <w:lang w:val="fr-FR"/>
         </w:rPr>
       </w:pPr>
@@ -2721,6 +6573,9 @@
         <w:tabs>
           <w:tab w:val="left" w:pos="1889"/>
         </w:tabs>
+        <w:rPr>
+          <w:rFonts w:hint="eastAsia"/>
+        </w:rPr>
       </w:pPr>
       <w:proofErr w:type="spellStart"/>
       <w:r>
@@ -2778,6 +6633,9 @@
         <w:tabs>
           <w:tab w:val="left" w:pos="1889"/>
         </w:tabs>
+        <w:rPr>
+          <w:rFonts w:hint="eastAsia"/>
+        </w:rPr>
       </w:pPr>
     </w:p>
     <w:p>
@@ -2800,7 +6658,13 @@
         </w:rPr>
       </w:pPr>
     </w:p>
-    <w:p/>
+    <w:p>
+      <w:pPr>
+        <w:rPr>
+          <w:rFonts w:hint="eastAsia"/>
+        </w:rPr>
+      </w:pPr>
+    </w:p>
     <w:p>
       <w:pPr>
         <w:rPr>
@@ -3860,6 +7724,64 @@
       <w:spacing w:val="5"/>
     </w:rPr>
   </w:style>
+  <w:style w:type="paragraph" w:styleId="ae">
+    <w:name w:val="Normal (Web)"/>
+    <w:basedOn w:val="a"/>
+    <w:uiPriority w:val="99"/>
+    <w:semiHidden/>
+    <w:unhideWhenUsed/>
+    <w:rsid w:val="002A1E6A"/>
+    <w:rPr>
+      <w:rFonts w:ascii="Times New Roman" w:hAnsi="Times New Roman" w:cs="Times New Roman"/>
+      <w:sz w:val="24"/>
+    </w:rPr>
+  </w:style>
+  <w:style w:type="table" w:styleId="af">
+    <w:name w:val="Table Grid"/>
+    <w:basedOn w:val="a1"/>
+    <w:uiPriority w:val="39"/>
+    <w:rsid w:val="000D6FA0"/>
+    <w:pPr>
+      <w:spacing w:after="0" w:line="240" w:lineRule="auto"/>
+    </w:pPr>
+    <w:tblPr>
+      <w:tblBorders>
+        <w:top w:val="single" w:sz="4" w:space="0" w:color="auto"/>
+        <w:left w:val="single" w:sz="4" w:space="0" w:color="auto"/>
+        <w:bottom w:val="single" w:sz="4" w:space="0" w:color="auto"/>
+        <w:right w:val="single" w:sz="4" w:space="0" w:color="auto"/>
+        <w:insideH w:val="single" w:sz="4" w:space="0" w:color="auto"/>
+        <w:insideV w:val="single" w:sz="4" w:space="0" w:color="auto"/>
+      </w:tblBorders>
+    </w:tblPr>
+  </w:style>
+  <w:style w:type="paragraph" w:styleId="HTML">
+    <w:name w:val="HTML Preformatted"/>
+    <w:basedOn w:val="a"/>
+    <w:link w:val="HTML0"/>
+    <w:uiPriority w:val="99"/>
+    <w:semiHidden/>
+    <w:unhideWhenUsed/>
+    <w:rsid w:val="00765A6F"/>
+    <w:rPr>
+      <w:rFonts w:ascii="Courier New" w:hAnsi="Courier New" w:cs="Courier New"/>
+      <w:sz w:val="20"/>
+      <w:szCs w:val="20"/>
+    </w:rPr>
+  </w:style>
+  <w:style w:type="character" w:customStyle="1" w:styleId="HTML0">
+    <w:name w:val="HTML 预设格式 字符"/>
+    <w:basedOn w:val="a0"/>
+    <w:link w:val="HTML"/>
+    <w:uiPriority w:val="99"/>
+    <w:semiHidden/>
+    <w:rsid w:val="00765A6F"/>
+    <w:rPr>
+      <w:rFonts w:ascii="Courier New" w:hAnsi="Courier New" w:cs="Courier New"/>
+      <w:sz w:val="20"/>
+      <w:szCs w:val="20"/>
+    </w:rPr>
+  </w:style>
 </w:styles>
 </file>
 

--- a/note_airbnb2604.docx
+++ b/note_airbnb2604.docx
@@ -10,7 +10,6 @@
           <w:lang w:val="fr-FR"/>
         </w:rPr>
       </w:pPr>
-      <w:proofErr w:type="gramStart"/>
       <w:r>
         <w:rPr>
           <w:rFonts w:hint="eastAsia"/>
@@ -22,14 +21,7 @@
         <w:rPr>
           <w:lang w:val="fr-FR"/>
         </w:rPr>
-        <w:t>mportant info</w:t>
-      </w:r>
-      <w:proofErr w:type="gramEnd"/>
-      <w:r>
-        <w:rPr>
-          <w:lang w:val="fr-FR"/>
-        </w:rPr>
-        <w:t> :</w:t>
+        <w:t>mportant info :</w:t>
       </w:r>
     </w:p>
     <w:p>
@@ -86,511 +78,7 @@
         <w:rPr>
           <w:lang w:val="fr-FR"/>
         </w:rPr>
-        <w:t>Cette ´</w:t>
-      </w:r>
-      <w:proofErr w:type="spellStart"/>
-      <w:r>
-        <w:rPr>
-          <w:lang w:val="fr-FR"/>
-        </w:rPr>
-        <w:t>etude</w:t>
-      </w:r>
-      <w:proofErr w:type="spellEnd"/>
-      <w:r>
-        <w:rPr>
-          <w:lang w:val="fr-FR"/>
-        </w:rPr>
-        <w:t xml:space="preserve"> examine comment les </w:t>
-      </w:r>
-      <w:proofErr w:type="spellStart"/>
-      <w:r>
-        <w:rPr>
-          <w:lang w:val="fr-FR"/>
-        </w:rPr>
-        <w:t>hˆotes</w:t>
-      </w:r>
-      <w:proofErr w:type="spellEnd"/>
-      <w:r>
-        <w:rPr>
-          <w:lang w:val="fr-FR"/>
-        </w:rPr>
-        <w:t xml:space="preserve"> Airbnb utilisent des tactiques de gestion de l’impression dans leurs auto-descriptions et comment ces tactiques influencent la performance de </w:t>
-      </w:r>
-      <w:proofErr w:type="spellStart"/>
-      <w:r>
-        <w:rPr>
-          <w:lang w:val="fr-FR"/>
-        </w:rPr>
-        <w:t>r´eservation</w:t>
-      </w:r>
-      <w:proofErr w:type="spellEnd"/>
-      <w:r>
-        <w:rPr>
-          <w:lang w:val="fr-FR"/>
-        </w:rPr>
-        <w:t xml:space="preserve">. En s’appuyant sur la </w:t>
-      </w:r>
-      <w:proofErr w:type="spellStart"/>
-      <w:r>
-        <w:rPr>
-          <w:lang w:val="fr-FR"/>
-        </w:rPr>
-        <w:t>th´eorie</w:t>
-      </w:r>
-      <w:proofErr w:type="spellEnd"/>
-      <w:r>
-        <w:rPr>
-          <w:lang w:val="fr-FR"/>
-        </w:rPr>
-        <w:t xml:space="preserve"> de Goffman, nous </w:t>
-      </w:r>
-      <w:proofErr w:type="spellStart"/>
-      <w:r>
-        <w:rPr>
-          <w:lang w:val="fr-FR"/>
-        </w:rPr>
-        <w:t>ap</w:t>
-      </w:r>
-      <w:proofErr w:type="spellEnd"/>
-      <w:r>
-        <w:rPr>
-          <w:lang w:val="fr-FR"/>
-        </w:rPr>
-        <w:t xml:space="preserve"> </w:t>
-      </w:r>
-      <w:proofErr w:type="spellStart"/>
-      <w:r>
-        <w:rPr>
-          <w:lang w:val="fr-FR"/>
-        </w:rPr>
-        <w:t>pliquons</w:t>
-      </w:r>
-      <w:proofErr w:type="spellEnd"/>
-      <w:r>
-        <w:rPr>
-          <w:lang w:val="fr-FR"/>
-        </w:rPr>
-        <w:t xml:space="preserve"> un </w:t>
-      </w:r>
-      <w:proofErr w:type="spellStart"/>
-      <w:r>
-        <w:rPr>
-          <w:lang w:val="fr-FR"/>
-        </w:rPr>
-        <w:t>mod`ele</w:t>
-      </w:r>
-      <w:proofErr w:type="spellEnd"/>
-      <w:r>
-        <w:rPr>
-          <w:lang w:val="fr-FR"/>
-        </w:rPr>
-        <w:t xml:space="preserve"> de classification </w:t>
-      </w:r>
-      <w:proofErr w:type="spellStart"/>
-      <w:r>
-        <w:rPr>
-          <w:lang w:val="fr-FR"/>
-        </w:rPr>
-        <w:t>zero</w:t>
-      </w:r>
-      <w:proofErr w:type="spellEnd"/>
-      <w:r>
-        <w:rPr>
-          <w:lang w:val="fr-FR"/>
-        </w:rPr>
-        <w:t>-shot pour identifier cinq tactiques — l’ouverture, l’</w:t>
-      </w:r>
-      <w:proofErr w:type="spellStart"/>
-      <w:r>
-        <w:rPr>
-          <w:lang w:val="fr-FR"/>
-        </w:rPr>
-        <w:t>authenticit´e</w:t>
-      </w:r>
-      <w:proofErr w:type="spellEnd"/>
-      <w:r>
-        <w:rPr>
-          <w:lang w:val="fr-FR"/>
-        </w:rPr>
-        <w:t xml:space="preserve">, la </w:t>
-      </w:r>
-      <w:proofErr w:type="spellStart"/>
-      <w:r>
-        <w:rPr>
-          <w:lang w:val="fr-FR"/>
-        </w:rPr>
-        <w:t>sociabilit´e</w:t>
-      </w:r>
-      <w:proofErr w:type="spellEnd"/>
-      <w:r>
-        <w:rPr>
-          <w:lang w:val="fr-FR"/>
-        </w:rPr>
-        <w:t>, l’auto-promotion et l’</w:t>
-      </w:r>
-      <w:proofErr w:type="spellStart"/>
-      <w:r>
-        <w:rPr>
-          <w:lang w:val="fr-FR"/>
-        </w:rPr>
-        <w:t>exemplarit´e</w:t>
-      </w:r>
-      <w:proofErr w:type="spellEnd"/>
-      <w:r>
-        <w:rPr>
-          <w:lang w:val="fr-FR"/>
-        </w:rPr>
-        <w:t xml:space="preserve"> — dans les profils des </w:t>
-      </w:r>
-      <w:proofErr w:type="spellStart"/>
-      <w:r>
-        <w:rPr>
-          <w:lang w:val="fr-FR"/>
-        </w:rPr>
-        <w:t>hˆotes</w:t>
-      </w:r>
-      <w:proofErr w:type="spellEnd"/>
-      <w:r>
-        <w:rPr>
-          <w:lang w:val="fr-FR"/>
-        </w:rPr>
-        <w:t xml:space="preserve">. Leur </w:t>
-      </w:r>
-      <w:proofErr w:type="spellStart"/>
-      <w:r>
-        <w:rPr>
-          <w:lang w:val="fr-FR"/>
-        </w:rPr>
-        <w:t>r´epartition</w:t>
-      </w:r>
-      <w:proofErr w:type="spellEnd"/>
-      <w:r>
-        <w:rPr>
-          <w:lang w:val="fr-FR"/>
-        </w:rPr>
-        <w:t xml:space="preserve"> et leurs effets sont </w:t>
-      </w:r>
-      <w:proofErr w:type="spellStart"/>
-      <w:r>
-        <w:rPr>
-          <w:lang w:val="fr-FR"/>
-        </w:rPr>
-        <w:t>analys´es</w:t>
-      </w:r>
-      <w:proofErr w:type="spellEnd"/>
-      <w:r>
-        <w:rPr>
-          <w:lang w:val="fr-FR"/>
-        </w:rPr>
-        <w:t xml:space="preserve"> `</w:t>
-      </w:r>
-      <w:proofErr w:type="spellStart"/>
-      <w:r>
-        <w:rPr>
-          <w:lang w:val="fr-FR"/>
-        </w:rPr>
-        <w:t>a</w:t>
-      </w:r>
-      <w:proofErr w:type="spellEnd"/>
-      <w:r>
-        <w:rPr>
-          <w:lang w:val="fr-FR"/>
-        </w:rPr>
-        <w:t xml:space="preserve"> l’aide d’une </w:t>
-      </w:r>
-      <w:proofErr w:type="spellStart"/>
-      <w:r>
-        <w:rPr>
-          <w:lang w:val="fr-FR"/>
-        </w:rPr>
-        <w:t>r´egression</w:t>
-      </w:r>
-      <w:proofErr w:type="spellEnd"/>
-      <w:r>
-        <w:rPr>
-          <w:lang w:val="fr-FR"/>
-        </w:rPr>
-        <w:t xml:space="preserve"> OLS, en incluant le statut de </w:t>
-      </w:r>
-      <w:proofErr w:type="spellStart"/>
-      <w:r>
-        <w:rPr>
-          <w:lang w:val="fr-FR"/>
-        </w:rPr>
-        <w:t>Superhost</w:t>
-      </w:r>
-      <w:proofErr w:type="spellEnd"/>
-      <w:r>
-        <w:rPr>
-          <w:lang w:val="fr-FR"/>
-        </w:rPr>
-        <w:t xml:space="preserve"> comme terme d’interaction. Les </w:t>
-      </w:r>
-      <w:proofErr w:type="spellStart"/>
-      <w:r>
-        <w:rPr>
-          <w:lang w:val="fr-FR"/>
-        </w:rPr>
-        <w:t>r´esultats</w:t>
-      </w:r>
-      <w:proofErr w:type="spellEnd"/>
-      <w:r>
-        <w:rPr>
-          <w:lang w:val="fr-FR"/>
-        </w:rPr>
-        <w:t xml:space="preserve"> </w:t>
-      </w:r>
-      <w:proofErr w:type="spellStart"/>
-      <w:r>
-        <w:rPr>
-          <w:lang w:val="fr-FR"/>
-        </w:rPr>
-        <w:t>r´ev`elent</w:t>
-      </w:r>
-      <w:proofErr w:type="spellEnd"/>
-      <w:r>
-        <w:rPr>
-          <w:lang w:val="fr-FR"/>
-        </w:rPr>
-        <w:t xml:space="preserve"> que les tactiques </w:t>
-      </w:r>
-      <w:proofErr w:type="spellStart"/>
-      <w:r>
-        <w:rPr>
-          <w:lang w:val="fr-FR"/>
-        </w:rPr>
-        <w:t>orient´ees</w:t>
-      </w:r>
-      <w:proofErr w:type="spellEnd"/>
-      <w:r>
-        <w:rPr>
-          <w:lang w:val="fr-FR"/>
-        </w:rPr>
-        <w:t xml:space="preserve"> vers la valorisation de soi (auto promotion, </w:t>
-      </w:r>
-      <w:proofErr w:type="spellStart"/>
-      <w:r>
-        <w:rPr>
-          <w:lang w:val="fr-FR"/>
-        </w:rPr>
-        <w:t>exemplarit´e</w:t>
-      </w:r>
-      <w:proofErr w:type="spellEnd"/>
-      <w:r>
-        <w:rPr>
-          <w:lang w:val="fr-FR"/>
-        </w:rPr>
-        <w:t xml:space="preserve">) sont les plus </w:t>
-      </w:r>
-      <w:proofErr w:type="spellStart"/>
-      <w:r>
-        <w:rPr>
-          <w:lang w:val="fr-FR"/>
-        </w:rPr>
-        <w:t>fr´equentes</w:t>
-      </w:r>
-      <w:proofErr w:type="spellEnd"/>
-      <w:r>
-        <w:rPr>
-          <w:lang w:val="fr-FR"/>
-        </w:rPr>
-        <w:t xml:space="preserve">, tandis que les </w:t>
-      </w:r>
-      <w:proofErr w:type="spellStart"/>
-      <w:r>
-        <w:rPr>
-          <w:lang w:val="fr-FR"/>
-        </w:rPr>
-        <w:t>Superhosts</w:t>
-      </w:r>
-      <w:proofErr w:type="spellEnd"/>
-      <w:r>
-        <w:rPr>
-          <w:lang w:val="fr-FR"/>
-        </w:rPr>
-        <w:t xml:space="preserve"> </w:t>
-      </w:r>
-      <w:proofErr w:type="spellStart"/>
-      <w:r>
-        <w:rPr>
-          <w:lang w:val="fr-FR"/>
-        </w:rPr>
-        <w:t>pri</w:t>
-      </w:r>
-      <w:proofErr w:type="spellEnd"/>
-      <w:r>
-        <w:rPr>
-          <w:lang w:val="fr-FR"/>
-        </w:rPr>
-        <w:t xml:space="preserve"> </w:t>
-      </w:r>
-      <w:proofErr w:type="spellStart"/>
-      <w:r>
-        <w:rPr>
-          <w:lang w:val="fr-FR"/>
-        </w:rPr>
-        <w:t>vil´egient</w:t>
-      </w:r>
-      <w:proofErr w:type="spellEnd"/>
-      <w:r>
-        <w:rPr>
-          <w:lang w:val="fr-FR"/>
-        </w:rPr>
-        <w:t xml:space="preserve"> davantage les tactiques </w:t>
-      </w:r>
-      <w:proofErr w:type="spellStart"/>
-      <w:r>
-        <w:rPr>
-          <w:lang w:val="fr-FR"/>
-        </w:rPr>
-        <w:t>li´ees</w:t>
-      </w:r>
-      <w:proofErr w:type="spellEnd"/>
-      <w:r>
-        <w:rPr>
-          <w:lang w:val="fr-FR"/>
-        </w:rPr>
-        <w:t xml:space="preserve"> `a la relation (ouverture, </w:t>
-      </w:r>
-      <w:proofErr w:type="spellStart"/>
-      <w:r>
-        <w:rPr>
-          <w:lang w:val="fr-FR"/>
-        </w:rPr>
-        <w:t>authenticit´e</w:t>
-      </w:r>
-      <w:proofErr w:type="spellEnd"/>
-      <w:r>
-        <w:rPr>
-          <w:lang w:val="fr-FR"/>
-        </w:rPr>
-        <w:t xml:space="preserve">, </w:t>
-      </w:r>
-      <w:proofErr w:type="spellStart"/>
-      <w:r>
-        <w:rPr>
-          <w:lang w:val="fr-FR"/>
-        </w:rPr>
-        <w:t>sociabi</w:t>
-      </w:r>
-      <w:proofErr w:type="spellEnd"/>
-      <w:r>
-        <w:rPr>
-          <w:lang w:val="fr-FR"/>
-        </w:rPr>
-        <w:t xml:space="preserve"> </w:t>
-      </w:r>
-      <w:proofErr w:type="spellStart"/>
-      <w:r>
-        <w:rPr>
-          <w:lang w:val="fr-FR"/>
-        </w:rPr>
-        <w:t>lit´e</w:t>
-      </w:r>
-      <w:proofErr w:type="spellEnd"/>
-      <w:r>
-        <w:rPr>
-          <w:lang w:val="fr-FR"/>
-        </w:rPr>
-        <w:t xml:space="preserve">). La </w:t>
-      </w:r>
-      <w:proofErr w:type="spellStart"/>
-      <w:r>
-        <w:rPr>
-          <w:lang w:val="fr-FR"/>
-        </w:rPr>
-        <w:t>sociabilit´e</w:t>
-      </w:r>
-      <w:proofErr w:type="spellEnd"/>
-      <w:r>
-        <w:rPr>
-          <w:lang w:val="fr-FR"/>
-        </w:rPr>
-        <w:t xml:space="preserve"> et l’</w:t>
-      </w:r>
-      <w:proofErr w:type="spellStart"/>
-      <w:r>
-        <w:rPr>
-          <w:lang w:val="fr-FR"/>
-        </w:rPr>
-        <w:t>authenticit´e</w:t>
-      </w:r>
-      <w:proofErr w:type="spellEnd"/>
-      <w:r>
-        <w:rPr>
-          <w:lang w:val="fr-FR"/>
-        </w:rPr>
-        <w:t xml:space="preserve"> </w:t>
-      </w:r>
-      <w:proofErr w:type="spellStart"/>
-      <w:r>
-        <w:rPr>
-          <w:lang w:val="fr-FR"/>
-        </w:rPr>
-        <w:t>am´eliorent</w:t>
-      </w:r>
-      <w:proofErr w:type="spellEnd"/>
-      <w:r>
-        <w:rPr>
-          <w:lang w:val="fr-FR"/>
-        </w:rPr>
-        <w:t xml:space="preserve"> significativement la performance de </w:t>
-      </w:r>
-      <w:proofErr w:type="spellStart"/>
-      <w:r>
-        <w:rPr>
-          <w:lang w:val="fr-FR"/>
-        </w:rPr>
-        <w:t>r´eservation</w:t>
-      </w:r>
-      <w:proofErr w:type="spellEnd"/>
-      <w:r>
-        <w:rPr>
-          <w:lang w:val="fr-FR"/>
-        </w:rPr>
-        <w:t>. En revanche, l’ouverture et l’auto-promotion n’ont pas d’effets positifs, et l’</w:t>
-      </w:r>
-      <w:proofErr w:type="spellStart"/>
-      <w:r>
-        <w:rPr>
-          <w:lang w:val="fr-FR"/>
-        </w:rPr>
-        <w:t>exemplarit´e</w:t>
-      </w:r>
-      <w:proofErr w:type="spellEnd"/>
-      <w:r>
-        <w:rPr>
-          <w:lang w:val="fr-FR"/>
-        </w:rPr>
-        <w:t xml:space="preserve"> impacte n´</w:t>
-      </w:r>
-      <w:proofErr w:type="spellStart"/>
-      <w:r>
-        <w:rPr>
-          <w:lang w:val="fr-FR"/>
-        </w:rPr>
-        <w:t>egativement</w:t>
-      </w:r>
-      <w:proofErr w:type="spellEnd"/>
-      <w:r>
-        <w:rPr>
-          <w:lang w:val="fr-FR"/>
-        </w:rPr>
-        <w:t xml:space="preserve"> les </w:t>
-      </w:r>
-      <w:proofErr w:type="spellStart"/>
-      <w:r>
-        <w:rPr>
-          <w:lang w:val="fr-FR"/>
-        </w:rPr>
-        <w:t>r´eservations</w:t>
-      </w:r>
-      <w:proofErr w:type="spellEnd"/>
-      <w:r>
-        <w:rPr>
-          <w:lang w:val="fr-FR"/>
-        </w:rPr>
-        <w:t xml:space="preserve">. </w:t>
+        <w:t xml:space="preserve">Cette ´etude examine comment les hˆotes Airbnb utilisent des tactiques de gestion de l’impression dans leurs auto-descriptions et comment ces tactiques influencent la performance de r´eservation. En s’appuyant sur la th´eorie de Goffman, nous ap pliquons un mod`ele de classification zero-shot pour identifier cinq tactiques — l’ouverture, l’authenticit´e, la sociabilit´e, l’auto-promotion et l’exemplarit´e — dans les profils des hˆotes. Leur r´epartition et leurs effets sont analys´es `a l’aide d’une r´egression OLS, en incluant le statut de Superhost comme terme d’interaction. Les r´esultats r´ev`elent que les tactiques orient´ees vers la valorisation de soi (auto promotion, exemplarit´e) sont les plus fr´equentes, tandis que les Superhosts pri vil´egient davantage les tactiques li´ees `a la relation (ouverture, authenticit´e, sociabi lit´e). La sociabilit´e et l’authenticit´e am´eliorent significativement la performance de r´eservation. En revanche, l’ouverture et l’auto-promotion n’ont pas d’effets positifs, et l’exemplarit´e impacte n´egativement les r´eservations. </w:t>
       </w:r>
       <w:r>
         <w:rPr>
@@ -599,127 +87,7 @@
           <w:color w:val="EE0000"/>
           <w:lang w:val="fr-FR"/>
         </w:rPr>
-        <w:t xml:space="preserve">Plus </w:t>
-      </w:r>
-      <w:proofErr w:type="spellStart"/>
-      <w:r>
-        <w:rPr>
-          <w:b/>
-          <w:bCs/>
-          <w:color w:val="EE0000"/>
-          <w:lang w:val="fr-FR"/>
-        </w:rPr>
-        <w:t>int´eressant</w:t>
-      </w:r>
-      <w:proofErr w:type="spellEnd"/>
-      <w:r>
-        <w:rPr>
-          <w:b/>
-          <w:bCs/>
-          <w:color w:val="EE0000"/>
-          <w:lang w:val="fr-FR"/>
-        </w:rPr>
-        <w:t xml:space="preserve"> encore, le statut de </w:t>
-      </w:r>
-      <w:proofErr w:type="spellStart"/>
-      <w:r>
-        <w:rPr>
-          <w:b/>
-          <w:bCs/>
-          <w:color w:val="EE0000"/>
-          <w:lang w:val="fr-FR"/>
-        </w:rPr>
-        <w:t>Superhost</w:t>
-      </w:r>
-      <w:proofErr w:type="spellEnd"/>
-      <w:r>
-        <w:rPr>
-          <w:b/>
-          <w:bCs/>
-          <w:color w:val="EE0000"/>
-          <w:lang w:val="fr-FR"/>
-        </w:rPr>
-        <w:t xml:space="preserve"> </w:t>
-      </w:r>
-      <w:proofErr w:type="spellStart"/>
-      <w:r>
-        <w:rPr>
-          <w:b/>
-          <w:bCs/>
-          <w:color w:val="EE0000"/>
-          <w:lang w:val="fr-FR"/>
-        </w:rPr>
-        <w:t>att´enue</w:t>
-      </w:r>
-      <w:proofErr w:type="spellEnd"/>
-      <w:r>
-        <w:rPr>
-          <w:b/>
-          <w:bCs/>
-          <w:color w:val="EE0000"/>
-          <w:lang w:val="fr-FR"/>
-        </w:rPr>
-        <w:t xml:space="preserve"> l’impact n´</w:t>
-      </w:r>
-      <w:proofErr w:type="spellStart"/>
-      <w:r>
-        <w:rPr>
-          <w:b/>
-          <w:bCs/>
-          <w:color w:val="EE0000"/>
-          <w:lang w:val="fr-FR"/>
-        </w:rPr>
-        <w:t>egatif</w:t>
-      </w:r>
-      <w:proofErr w:type="spellEnd"/>
-      <w:r>
-        <w:rPr>
-          <w:b/>
-          <w:bCs/>
-          <w:color w:val="EE0000"/>
-          <w:lang w:val="fr-FR"/>
-        </w:rPr>
-        <w:t xml:space="preserve"> de l’</w:t>
-      </w:r>
-      <w:proofErr w:type="spellStart"/>
-      <w:r>
-        <w:rPr>
-          <w:b/>
-          <w:bCs/>
-          <w:color w:val="EE0000"/>
-          <w:lang w:val="fr-FR"/>
-        </w:rPr>
-        <w:t>exemplarit´e</w:t>
-      </w:r>
-      <w:proofErr w:type="spellEnd"/>
-      <w:r>
-        <w:rPr>
-          <w:b/>
-          <w:bCs/>
-          <w:color w:val="EE0000"/>
-          <w:lang w:val="fr-FR"/>
-        </w:rPr>
-        <w:t xml:space="preserve"> tout en amplifiant les </w:t>
-      </w:r>
-      <w:proofErr w:type="spellStart"/>
-      <w:r>
-        <w:rPr>
-          <w:b/>
-          <w:bCs/>
-          <w:color w:val="EE0000"/>
-          <w:lang w:val="fr-FR"/>
-        </w:rPr>
-        <w:t>b´en´efices</w:t>
-      </w:r>
-      <w:proofErr w:type="spellEnd"/>
-      <w:r>
-        <w:rPr>
-          <w:b/>
-          <w:bCs/>
-          <w:color w:val="EE0000"/>
-          <w:lang w:val="fr-FR"/>
-        </w:rPr>
-        <w:t xml:space="preserve"> de l’auto-promotion</w:t>
+        <w:t>Plus int´eressant encore, le statut de Superhost att´enue l’impact n´egatif de l’exemplarit´e tout en amplifiant les b´en´efices de l’auto-promotion</w:t>
       </w:r>
       <w:r>
         <w:rPr>
@@ -763,189 +131,7 @@
         <w:rPr>
           <w:lang w:val="fr-FR"/>
         </w:rPr>
-        <w:t xml:space="preserve">En conclusion, les tactiques de </w:t>
-      </w:r>
-      <w:proofErr w:type="spellStart"/>
-      <w:r>
-        <w:rPr>
-          <w:lang w:val="fr-FR"/>
-        </w:rPr>
-        <w:t>pr´esentation</w:t>
-      </w:r>
-      <w:proofErr w:type="spellEnd"/>
-      <w:r>
-        <w:rPr>
-          <w:lang w:val="fr-FR"/>
-        </w:rPr>
-        <w:t xml:space="preserve"> des </w:t>
-      </w:r>
-      <w:proofErr w:type="spellStart"/>
-      <w:r>
-        <w:rPr>
-          <w:lang w:val="fr-FR"/>
-        </w:rPr>
-        <w:t>hˆotes</w:t>
-      </w:r>
-      <w:proofErr w:type="spellEnd"/>
-      <w:r>
-        <w:rPr>
-          <w:lang w:val="fr-FR"/>
-        </w:rPr>
-        <w:t xml:space="preserve"> joue un </w:t>
-      </w:r>
-      <w:proofErr w:type="spellStart"/>
-      <w:r>
-        <w:rPr>
-          <w:lang w:val="fr-FR"/>
-        </w:rPr>
-        <w:t>rˆole</w:t>
-      </w:r>
-      <w:proofErr w:type="spellEnd"/>
-      <w:r>
-        <w:rPr>
-          <w:lang w:val="fr-FR"/>
-        </w:rPr>
-        <w:t xml:space="preserve"> </w:t>
-      </w:r>
-      <w:proofErr w:type="spellStart"/>
-      <w:r>
-        <w:rPr>
-          <w:lang w:val="fr-FR"/>
-        </w:rPr>
-        <w:t>cl´e</w:t>
-      </w:r>
-      <w:proofErr w:type="spellEnd"/>
-      <w:r>
-        <w:rPr>
-          <w:lang w:val="fr-FR"/>
-        </w:rPr>
-        <w:t xml:space="preserve"> dans la performance locative sur Airbnb. L’</w:t>
-      </w:r>
-      <w:proofErr w:type="spellStart"/>
-      <w:r>
-        <w:rPr>
-          <w:lang w:val="fr-FR"/>
-        </w:rPr>
-        <w:t>authenticit´e</w:t>
-      </w:r>
-      <w:proofErr w:type="spellEnd"/>
-      <w:r>
-        <w:rPr>
-          <w:lang w:val="fr-FR"/>
-        </w:rPr>
-        <w:t xml:space="preserve"> et la </w:t>
-      </w:r>
-      <w:proofErr w:type="spellStart"/>
-      <w:r>
-        <w:rPr>
-          <w:lang w:val="fr-FR"/>
-        </w:rPr>
-        <w:t>sociabilit´e</w:t>
-      </w:r>
-      <w:proofErr w:type="spellEnd"/>
-      <w:r>
-        <w:rPr>
-          <w:lang w:val="fr-FR"/>
-        </w:rPr>
-        <w:t xml:space="preserve"> ´</w:t>
-      </w:r>
-      <w:proofErr w:type="spellStart"/>
-      <w:r>
-        <w:rPr>
-          <w:lang w:val="fr-FR"/>
-        </w:rPr>
-        <w:t>emergent</w:t>
-      </w:r>
-      <w:proofErr w:type="spellEnd"/>
-      <w:r>
-        <w:rPr>
-          <w:lang w:val="fr-FR"/>
-        </w:rPr>
-        <w:t xml:space="preserve"> comme des </w:t>
-      </w:r>
-      <w:proofErr w:type="spellStart"/>
-      <w:r>
-        <w:rPr>
-          <w:lang w:val="fr-FR"/>
-        </w:rPr>
-        <w:t>strat´egies</w:t>
-      </w:r>
-      <w:proofErr w:type="spellEnd"/>
-      <w:r>
-        <w:rPr>
-          <w:lang w:val="fr-FR"/>
-        </w:rPr>
-        <w:t xml:space="preserve"> universellement efficaces, tandis que la valeur de l’auto-promotion et de l’</w:t>
-      </w:r>
-      <w:proofErr w:type="spellStart"/>
-      <w:r>
-        <w:rPr>
-          <w:lang w:val="fr-FR"/>
-        </w:rPr>
-        <w:t>exemplarit´e</w:t>
-      </w:r>
-      <w:proofErr w:type="spellEnd"/>
-      <w:r>
-        <w:rPr>
-          <w:lang w:val="fr-FR"/>
-        </w:rPr>
-        <w:t xml:space="preserve"> d´</w:t>
-      </w:r>
-      <w:proofErr w:type="spellStart"/>
-      <w:r>
-        <w:rPr>
-          <w:lang w:val="fr-FR"/>
-        </w:rPr>
-        <w:t>epend</w:t>
-      </w:r>
-      <w:proofErr w:type="spellEnd"/>
-      <w:r>
-        <w:rPr>
-          <w:lang w:val="fr-FR"/>
-        </w:rPr>
-        <w:t xml:space="preserve"> du statut de </w:t>
-      </w:r>
-      <w:proofErr w:type="spellStart"/>
-      <w:r>
-        <w:rPr>
-          <w:lang w:val="fr-FR"/>
-        </w:rPr>
-        <w:t>Superhost</w:t>
-      </w:r>
-      <w:proofErr w:type="spellEnd"/>
-      <w:r>
-        <w:rPr>
-          <w:lang w:val="fr-FR"/>
-        </w:rPr>
-        <w:t xml:space="preserve"> indiquant un </w:t>
-      </w:r>
-      <w:proofErr w:type="spellStart"/>
-      <w:r>
-        <w:rPr>
-          <w:lang w:val="fr-FR"/>
-        </w:rPr>
-        <w:t>rˆole</w:t>
-      </w:r>
-      <w:proofErr w:type="spellEnd"/>
-      <w:r>
-        <w:rPr>
-          <w:lang w:val="fr-FR"/>
-        </w:rPr>
-        <w:t xml:space="preserve"> m´</w:t>
-      </w:r>
-      <w:proofErr w:type="spellStart"/>
-      <w:r>
-        <w:rPr>
-          <w:lang w:val="fr-FR"/>
-        </w:rPr>
-        <w:t>ediateur</w:t>
-      </w:r>
-      <w:proofErr w:type="spellEnd"/>
-      <w:r>
-        <w:rPr>
-          <w:lang w:val="fr-FR"/>
-        </w:rPr>
-        <w:t xml:space="preserve"> de norme sociale.</w:t>
+        <w:t>En conclusion, les tactiques de pr´esentation des hˆotes joue un rˆole cl´e dans la performance locative sur Airbnb. L’authenticit´e et la sociabilit´e ´emergent comme des strat´egies universellement efficaces, tandis que la valeur de l’auto-promotion et de l’exemplarit´e d´epend du statut de Superhost indiquant un rˆole m´ediateur de norme sociale.</w:t>
       </w:r>
     </w:p>
     <w:p>
@@ -1002,36 +188,25 @@
         </w:rPr>
         <w:t>，</w:t>
       </w:r>
-      <w:proofErr w:type="spellStart"/>
       <w:r>
         <w:t>s</w:t>
       </w:r>
       <w:r>
         <w:t>uperhost</w:t>
       </w:r>
-      <w:proofErr w:type="spellEnd"/>
-      <w:r>
-        <w:rPr>
-          <w:rFonts w:hint="eastAsia"/>
-        </w:rPr>
-        <w:t>削弱auto，提升</w:t>
-      </w:r>
-      <w:proofErr w:type="spellStart"/>
-      <w:r>
-        <w:rPr>
-          <w:rFonts w:hint="eastAsia"/>
-        </w:rPr>
-        <w:t>superhost</w:t>
-      </w:r>
-      <w:proofErr w:type="spellEnd"/>
-    </w:p>
-    <w:p>
-      <w:pPr>
-        <w:rPr>
-          <w:rFonts w:hint="eastAsia"/>
-        </w:rPr>
-      </w:pPr>
-      <w:proofErr w:type="spellStart"/>
+      <w:r>
+        <w:rPr>
+          <w:rFonts w:hint="eastAsia"/>
+        </w:rPr>
+        <w:t>削弱auto，提升superhost</w:t>
+      </w:r>
+    </w:p>
+    <w:p>
+      <w:pPr>
+        <w:rPr>
+          <w:rFonts w:hint="eastAsia"/>
+        </w:rPr>
+      </w:pPr>
       <w:r>
         <w:rPr>
           <w:rFonts w:hint="eastAsia"/>
@@ -1041,7 +216,6 @@
       <w:r>
         <w:t>uverture</w:t>
       </w:r>
-      <w:proofErr w:type="spellEnd"/>
       <w:r>
         <w:rPr>
           <w:rFonts w:hint="eastAsia"/>
@@ -1117,7 +291,6 @@
           <w:rFonts w:hint="eastAsia"/>
         </w:rPr>
       </w:pPr>
-      <w:proofErr w:type="spellStart"/>
       <w:r>
         <w:rPr>
           <w:rFonts w:hint="eastAsia"/>
@@ -1125,11 +298,7 @@
         <w:t>S</w:t>
       </w:r>
       <w:r>
-        <w:t>ocio+auth</w:t>
-      </w:r>
-      <w:proofErr w:type="spellEnd"/>
-      <w:r>
-        <w:t xml:space="preserve"> </w:t>
+        <w:t xml:space="preserve">ocio+auth </w:t>
       </w:r>
       <w:r>
         <w:rPr>
@@ -1145,7 +314,6 @@
           <w:rFonts w:hint="eastAsia"/>
         </w:rPr>
       </w:pPr>
-      <w:proofErr w:type="spellStart"/>
       <w:r>
         <w:rPr>
           <w:rFonts w:hint="eastAsia"/>
@@ -1155,7 +323,6 @@
       <w:r>
         <w:t>plarité</w:t>
       </w:r>
-      <w:proofErr w:type="spellEnd"/>
       <w:r>
         <w:rPr>
           <w:rFonts w:hint="eastAsia"/>
@@ -1250,9 +417,8 @@
           <w:color w:val="7030A0"/>
           <w:lang w:val="fr-FR"/>
         </w:rPr>
-        <w:t>爱彼迎</w:t>
-      </w:r>
-      <w:proofErr w:type="gramStart"/>
+        <w:t>爱彼迎迎房东</w:t>
+      </w:r>
       <w:r>
         <w:rPr>
           <w:rFonts w:hint="eastAsia"/>
@@ -1261,9 +427,8 @@
           <w:color w:val="7030A0"/>
           <w:lang w:val="fr-FR"/>
         </w:rPr>
-        <w:t>迎</w:t>
-      </w:r>
-      <w:proofErr w:type="gramEnd"/>
+        <w:t>印象管理和绩效的</w:t>
+      </w:r>
       <w:r>
         <w:rPr>
           <w:rFonts w:hint="eastAsia"/>
@@ -1272,7 +437,7 @@
           <w:color w:val="7030A0"/>
           <w:lang w:val="fr-FR"/>
         </w:rPr>
-        <w:t>房东</w:t>
+        <w:t>影响</w:t>
       </w:r>
       <w:r>
         <w:rPr>
@@ -1282,7 +447,7 @@
           <w:color w:val="7030A0"/>
           <w:lang w:val="fr-FR"/>
         </w:rPr>
-        <w:t>印象管理和绩效的</w:t>
+        <w:t>的研究：</w:t>
       </w:r>
       <w:r>
         <w:rPr>
@@ -1292,7 +457,7 @@
           <w:color w:val="7030A0"/>
           <w:lang w:val="fr-FR"/>
         </w:rPr>
-        <w:t>影响</w:t>
+        <w:t>基于</w:t>
       </w:r>
       <w:r>
         <w:rPr>
@@ -1302,7 +467,7 @@
           <w:color w:val="7030A0"/>
           <w:lang w:val="fr-FR"/>
         </w:rPr>
-        <w:t>的研究：</w:t>
+        <w:t>3）</w:t>
       </w:r>
       <w:r>
         <w:rPr>
@@ -1312,7 +477,7 @@
           <w:color w:val="7030A0"/>
           <w:lang w:val="fr-FR"/>
         </w:rPr>
-        <w:t>基于</w:t>
+        <w:t>goffman</w:t>
       </w:r>
       <w:r>
         <w:rPr>
@@ -1322,9 +487,8 @@
           <w:color w:val="7030A0"/>
           <w:lang w:val="fr-FR"/>
         </w:rPr>
-        <w:t>3）</w:t>
-      </w:r>
-      <w:proofErr w:type="spellStart"/>
+        <w:t>的自我展示策略</w:t>
+      </w:r>
       <w:r>
         <w:rPr>
           <w:rFonts w:hint="eastAsia"/>
@@ -1333,9 +497,8 @@
           <w:color w:val="7030A0"/>
           <w:lang w:val="fr-FR"/>
         </w:rPr>
-        <w:t>goffman</w:t>
-      </w:r>
-      <w:proofErr w:type="spellEnd"/>
+        <w:t>和印象管理理论，通过</w:t>
+      </w:r>
       <w:r>
         <w:rPr>
           <w:rFonts w:hint="eastAsia"/>
@@ -1344,7 +507,7 @@
           <w:color w:val="7030A0"/>
           <w:lang w:val="fr-FR"/>
         </w:rPr>
-        <w:t>的自我展示策略</w:t>
+        <w:t>4）</w:t>
       </w:r>
       <w:r>
         <w:rPr>
@@ -1354,7 +517,7 @@
           <w:color w:val="7030A0"/>
           <w:lang w:val="fr-FR"/>
         </w:rPr>
-        <w:t>和印象管理理论，通过</w:t>
+        <w:t>心理测量量表和</w:t>
       </w:r>
       <w:r>
         <w:rPr>
@@ -1364,7 +527,7 @@
           <w:color w:val="7030A0"/>
           <w:lang w:val="fr-FR"/>
         </w:rPr>
-        <w:t>4）</w:t>
+        <w:t>5）</w:t>
       </w:r>
       <w:r>
         <w:rPr>
@@ -1374,7 +537,7 @@
           <w:color w:val="7030A0"/>
           <w:lang w:val="fr-FR"/>
         </w:rPr>
-        <w:t>心理测量量表和</w:t>
+        <w:t>零样本</w:t>
       </w:r>
       <w:r>
         <w:rPr>
@@ -1384,7 +547,7 @@
           <w:color w:val="7030A0"/>
           <w:lang w:val="fr-FR"/>
         </w:rPr>
-        <w:t>5）</w:t>
+        <w:t>本分类</w:t>
       </w:r>
       <w:r>
         <w:rPr>
@@ -1394,7 +557,7 @@
           <w:color w:val="7030A0"/>
           <w:lang w:val="fr-FR"/>
         </w:rPr>
-        <w:t>零样本</w:t>
+        <w:t>6）多模态</w:t>
       </w:r>
       <w:r>
         <w:rPr>
@@ -1404,7 +567,7 @@
           <w:color w:val="7030A0"/>
           <w:lang w:val="fr-FR"/>
         </w:rPr>
-        <w:t>本分类</w:t>
+        <w:t>量化</w:t>
       </w:r>
       <w:r>
         <w:rPr>
@@ -1414,26 +577,6 @@
           <w:color w:val="7030A0"/>
           <w:lang w:val="fr-FR"/>
         </w:rPr>
-        <w:t>6）多模态</w:t>
-      </w:r>
-      <w:r>
-        <w:rPr>
-          <w:rFonts w:hint="eastAsia"/>
-          <w:b/>
-          <w:bCs/>
-          <w:color w:val="7030A0"/>
-          <w:lang w:val="fr-FR"/>
-        </w:rPr>
-        <w:t>量化</w:t>
-      </w:r>
-      <w:r>
-        <w:rPr>
-          <w:rFonts w:hint="eastAsia"/>
-          <w:b/>
-          <w:bCs/>
-          <w:color w:val="7030A0"/>
-          <w:lang w:val="fr-FR"/>
-        </w:rPr>
         <w:t>房东的自我展示策略，</w:t>
       </w:r>
     </w:p>
@@ -1538,23 +681,7 @@
           <w:rFonts w:hint="eastAsia"/>
           <w:lang w:val="fr-FR"/>
         </w:rPr>
-        <w:t>自我展示，自我揭露，</w:t>
-      </w:r>
-      <w:proofErr w:type="gramStart"/>
-      <w:r>
-        <w:rPr>
-          <w:rFonts w:hint="eastAsia"/>
-          <w:lang w:val="fr-FR"/>
-        </w:rPr>
-        <w:t>非展示</w:t>
-      </w:r>
-      <w:proofErr w:type="gramEnd"/>
-      <w:r>
-        <w:rPr>
-          <w:rFonts w:hint="eastAsia"/>
-          <w:lang w:val="fr-FR"/>
-        </w:rPr>
-        <w:t>类的原生的信号（ab上的歧视现象）</w:t>
+        <w:t>自我展示，自我揭露，非展示类的原生的信号（ab上的歧视现象）</w:t>
       </w:r>
     </w:p>
     <w:p>
@@ -1579,7 +706,6 @@
           <w:lang w:val="fr-FR"/>
         </w:rPr>
       </w:pPr>
-      <w:proofErr w:type="spellStart"/>
       <w:r>
         <w:rPr>
           <w:rFonts w:hint="eastAsia"/>
@@ -1593,23 +719,13 @@
         </w:rPr>
         <w:t>cs</w:t>
       </w:r>
-      <w:proofErr w:type="spellEnd"/>
-      <w:r>
-        <w:rPr>
-          <w:rFonts w:hint="eastAsia"/>
-          <w:lang w:val="fr-FR"/>
-        </w:rPr>
-        <w:t>而非</w:t>
-      </w:r>
-      <w:proofErr w:type="spellStart"/>
-      <w:r>
-        <w:rPr>
-          <w:rFonts w:hint="eastAsia"/>
-          <w:lang w:val="fr-FR"/>
-        </w:rPr>
-        <w:t>startegies</w:t>
-      </w:r>
-      <w:proofErr w:type="spellEnd"/>
+      <w:r>
+        <w:rPr>
+          <w:rFonts w:hint="eastAsia"/>
+          <w:lang w:val="fr-FR"/>
+        </w:rPr>
+        <w:t>而非startegies</w:t>
+      </w:r>
       <w:r>
         <w:rPr>
           <w:lang w:val="fr-FR"/>
@@ -1813,25 +929,182 @@
           <w:bCs/>
           <w:lang w:val="fr-FR"/>
         </w:rPr>
-        <w:t xml:space="preserve"> développement de l</w:t>
-      </w:r>
-      <w:proofErr w:type="gramStart"/>
-      <w:r>
-        <w:rPr>
-          <w:b/>
-          <w:bCs/>
+        <w:t xml:space="preserve"> développement de l’échelle</w:t>
+      </w:r>
+      <w:r>
+        <w:rPr>
+          <w:rFonts w:hint="eastAsia"/>
+          <w:b/>
+          <w:bCs/>
+          <w:lang w:val="fr-FR"/>
+        </w:rPr>
+        <w:t>：</w:t>
+      </w:r>
+    </w:p>
+    <w:p>
+      <w:pPr>
+        <w:rPr>
+          <w:rFonts w:hint="eastAsia"/>
+          <w:lang w:val="fr-FR"/>
+        </w:rPr>
+      </w:pPr>
+      <w:r>
+        <w:rPr>
+          <w:rFonts w:hint="eastAsia"/>
+          <w:lang w:val="fr-FR"/>
+        </w:rPr>
+        <w:t xml:space="preserve">对于无法直接测量的“潜在构念”latent </w:t>
+      </w:r>
+      <w:r>
+        <w:rPr>
+          <w:lang w:val="fr-FR"/>
+        </w:rPr>
+        <w:t>constru</w:t>
+      </w:r>
+      <w:r>
+        <w:rPr>
+          <w:rFonts w:hint="eastAsia"/>
+          <w:lang w:val="fr-FR"/>
+        </w:rPr>
+        <w:t>c</w:t>
+      </w:r>
+      <w:r>
+        <w:rPr>
+          <w:rFonts w:hint="eastAsia"/>
+          <w:lang w:val="fr-FR"/>
+        </w:rPr>
+        <w:t>t，如何通过题项item间接测量，如何检查测量结果的有效性（cronba</w:t>
+      </w:r>
+      <w:r>
+        <w:rPr>
+          <w:lang w:val="fr-FR"/>
+        </w:rPr>
+        <w:t>c</w:t>
+      </w:r>
+      <w:r>
+        <w:rPr>
+          <w:rFonts w:hint="eastAsia"/>
+          <w:lang w:val="fr-FR"/>
+        </w:rPr>
+        <w:t>h</w:t>
+      </w:r>
+      <w:r>
+        <w:rPr>
           <w:lang w:val="fr-FR"/>
         </w:rPr>
         <w:t>’</w:t>
       </w:r>
-      <w:proofErr w:type="gramEnd"/>
-      <w:r>
-        <w:rPr>
-          <w:b/>
-          <w:bCs/>
-          <w:lang w:val="fr-FR"/>
-        </w:rPr>
-        <w:t>échelle</w:t>
+      <w:r>
+        <w:rPr>
+          <w:rFonts w:hint="eastAsia"/>
+          <w:lang w:val="fr-FR"/>
+        </w:rPr>
+        <w:t>s</w:t>
+      </w:r>
+      <w:r>
+        <w:rPr>
+          <w:lang w:val="fr-FR"/>
+        </w:rPr>
+        <w:t xml:space="preserve"> alpha</w:t>
+      </w:r>
+      <w:r>
+        <w:rPr>
+          <w:rFonts w:hint="eastAsia"/>
+          <w:lang w:val="fr-FR"/>
+        </w:rPr>
+        <w:t>）？</w:t>
+      </w:r>
+    </w:p>
+    <w:p>
+      <w:pPr>
+        <w:rPr>
+          <w:rFonts w:hint="eastAsia"/>
+          <w:lang w:val="fr-FR"/>
+        </w:rPr>
+      </w:pPr>
+      <w:r>
+        <w:rPr>
+          <w:rFonts w:hint="eastAsia"/>
+          <w:lang w:val="fr-FR"/>
+        </w:rPr>
+        <w:t>零样本分类</w:t>
+      </w:r>
+      <w:r>
+        <w:rPr>
+          <w:lang w:val="fr-FR"/>
+        </w:rPr>
+        <w:t>zero-shot classification :</w:t>
+      </w:r>
+    </w:p>
+    <w:p>
+      <w:pPr>
+        <w:rPr>
+          <w:rFonts w:hint="eastAsia"/>
+          <w:lang w:val="fr-FR"/>
+        </w:rPr>
+      </w:pPr>
+      <w:r>
+        <w:rPr>
+          <w:rFonts w:hint="eastAsia"/>
+          <w:lang w:val="fr-FR"/>
+        </w:rPr>
+        <w:t>L</w:t>
+      </w:r>
+      <w:r>
+        <w:rPr>
+          <w:lang w:val="fr-FR"/>
+        </w:rPr>
+        <w:t>abel</w:t>
+      </w:r>
+      <w:r>
+        <w:rPr>
+          <w:rFonts w:hint="eastAsia"/>
+          <w:lang w:val="fr-FR"/>
+        </w:rPr>
+        <w:t xml:space="preserve"> score range</w:t>
+      </w:r>
+    </w:p>
+    <w:p>
+      <w:pPr>
+        <w:rPr>
+          <w:rFonts w:hint="eastAsia"/>
+          <w:lang w:val="fr-FR"/>
+        </w:rPr>
+      </w:pPr>
+    </w:p>
+    <w:p>
+      <w:pPr>
+        <w:rPr>
+          <w:rFonts w:hint="eastAsia"/>
+          <w:lang w:val="fr-FR"/>
+        </w:rPr>
+      </w:pPr>
+    </w:p>
+    <w:p>
+      <w:pPr>
+        <w:rPr>
+          <w:rFonts w:hint="eastAsia"/>
+          <w:b/>
+          <w:bCs/>
+          <w:lang w:val="fr-FR"/>
+        </w:rPr>
+      </w:pPr>
+      <w:r>
+        <w:rPr>
+          <w:rFonts w:hint="eastAsia"/>
+          <w:b/>
+          <w:bCs/>
+          <w:lang w:val="fr-FR"/>
+        </w:rPr>
+        <w:t>因子分析</w:t>
+      </w:r>
+      <w:r>
+        <w:rPr>
+          <w:b/>
+          <w:bCs/>
+          <w:lang w:val="fr-FR"/>
+        </w:rPr>
+        <w:t>analyse factorielle</w:t>
       </w:r>
       <w:r>
         <w:rPr>
@@ -1847,225 +1120,6 @@
       <w:pPr>
         <w:rPr>
           <w:rFonts w:hint="eastAsia"/>
-          <w:lang w:val="fr-FR"/>
-        </w:rPr>
-      </w:pPr>
-      <w:r>
-        <w:rPr>
-          <w:rFonts w:hint="eastAsia"/>
-          <w:lang w:val="fr-FR"/>
-        </w:rPr>
-        <w:t xml:space="preserve">对于无法直接测量的“潜在构念”latent </w:t>
-      </w:r>
-      <w:proofErr w:type="spellStart"/>
-      <w:r>
-        <w:rPr>
-          <w:lang w:val="fr-FR"/>
-        </w:rPr>
-        <w:t>constru</w:t>
-      </w:r>
-      <w:r>
-        <w:rPr>
-          <w:rFonts w:hint="eastAsia"/>
-          <w:lang w:val="fr-FR"/>
-        </w:rPr>
-        <w:t>c</w:t>
-      </w:r>
-      <w:r>
-        <w:rPr>
-          <w:rFonts w:hint="eastAsia"/>
-          <w:lang w:val="fr-FR"/>
-        </w:rPr>
-        <w:t>t</w:t>
-      </w:r>
-      <w:proofErr w:type="spellEnd"/>
-      <w:r>
-        <w:rPr>
-          <w:rFonts w:hint="eastAsia"/>
-          <w:lang w:val="fr-FR"/>
-        </w:rPr>
-        <w:t>，如何</w:t>
-      </w:r>
-      <w:proofErr w:type="gramStart"/>
-      <w:r>
-        <w:rPr>
-          <w:rFonts w:hint="eastAsia"/>
-          <w:lang w:val="fr-FR"/>
-        </w:rPr>
-        <w:t>通过题项</w:t>
-      </w:r>
-      <w:proofErr w:type="gramEnd"/>
-      <w:r>
-        <w:rPr>
-          <w:rFonts w:hint="eastAsia"/>
-          <w:lang w:val="fr-FR"/>
-        </w:rPr>
-        <w:t>item间接测量，如何检查测量结果的有效性（</w:t>
-      </w:r>
-      <w:proofErr w:type="spellStart"/>
-      <w:r>
-        <w:rPr>
-          <w:rFonts w:hint="eastAsia"/>
-          <w:lang w:val="fr-FR"/>
-        </w:rPr>
-        <w:t>cronba</w:t>
-      </w:r>
-      <w:r>
-        <w:rPr>
-          <w:lang w:val="fr-FR"/>
-        </w:rPr>
-        <w:t>c</w:t>
-      </w:r>
-      <w:r>
-        <w:rPr>
-          <w:rFonts w:hint="eastAsia"/>
-          <w:lang w:val="fr-FR"/>
-        </w:rPr>
-        <w:t>h</w:t>
-      </w:r>
-      <w:proofErr w:type="gramStart"/>
-      <w:r>
-        <w:rPr>
-          <w:lang w:val="fr-FR"/>
-        </w:rPr>
-        <w:t>’</w:t>
-      </w:r>
-      <w:proofErr w:type="gramEnd"/>
-      <w:r>
-        <w:rPr>
-          <w:rFonts w:hint="eastAsia"/>
-          <w:lang w:val="fr-FR"/>
-        </w:rPr>
-        <w:t>s</w:t>
-      </w:r>
-      <w:proofErr w:type="spellEnd"/>
-      <w:r>
-        <w:rPr>
-          <w:lang w:val="fr-FR"/>
-        </w:rPr>
-        <w:t xml:space="preserve"> alpha</w:t>
-      </w:r>
-      <w:r>
-        <w:rPr>
-          <w:rFonts w:hint="eastAsia"/>
-          <w:lang w:val="fr-FR"/>
-        </w:rPr>
-        <w:t>）？</w:t>
-      </w:r>
-    </w:p>
-    <w:p>
-      <w:pPr>
-        <w:rPr>
-          <w:rFonts w:hint="eastAsia"/>
-          <w:lang w:val="fr-FR"/>
-        </w:rPr>
-      </w:pPr>
-      <w:r>
-        <w:rPr>
-          <w:rFonts w:hint="eastAsia"/>
-          <w:lang w:val="fr-FR"/>
-        </w:rPr>
-        <w:t>零样本分类</w:t>
-      </w:r>
-      <w:proofErr w:type="spellStart"/>
-      <w:r>
-        <w:rPr>
-          <w:lang w:val="fr-FR"/>
-        </w:rPr>
-        <w:t>zero</w:t>
-      </w:r>
-      <w:proofErr w:type="spellEnd"/>
-      <w:r>
-        <w:rPr>
-          <w:lang w:val="fr-FR"/>
-        </w:rPr>
-        <w:t>-shot classification :</w:t>
-      </w:r>
-    </w:p>
-    <w:p>
-      <w:pPr>
-        <w:rPr>
-          <w:rFonts w:hint="eastAsia"/>
-          <w:lang w:val="fr-FR"/>
-        </w:rPr>
-      </w:pPr>
-      <w:r>
-        <w:rPr>
-          <w:rFonts w:hint="eastAsia"/>
-          <w:lang w:val="fr-FR"/>
-        </w:rPr>
-        <w:t>L</w:t>
-      </w:r>
-      <w:r>
-        <w:rPr>
-          <w:lang w:val="fr-FR"/>
-        </w:rPr>
-        <w:t>abel</w:t>
-      </w:r>
-      <w:r>
-        <w:rPr>
-          <w:rFonts w:hint="eastAsia"/>
-          <w:lang w:val="fr-FR"/>
-        </w:rPr>
-        <w:t xml:space="preserve"> score range</w:t>
-      </w:r>
-    </w:p>
-    <w:p>
-      <w:pPr>
-        <w:rPr>
-          <w:rFonts w:hint="eastAsia"/>
-          <w:lang w:val="fr-FR"/>
-        </w:rPr>
-      </w:pPr>
-    </w:p>
-    <w:p>
-      <w:pPr>
-        <w:rPr>
-          <w:rFonts w:hint="eastAsia"/>
-          <w:lang w:val="fr-FR"/>
-        </w:rPr>
-      </w:pPr>
-    </w:p>
-    <w:p>
-      <w:pPr>
-        <w:rPr>
-          <w:rFonts w:hint="eastAsia"/>
-          <w:b/>
-          <w:bCs/>
-          <w:lang w:val="fr-FR"/>
-        </w:rPr>
-      </w:pPr>
-      <w:r>
-        <w:rPr>
-          <w:rFonts w:hint="eastAsia"/>
-          <w:b/>
-          <w:bCs/>
-          <w:lang w:val="fr-FR"/>
-        </w:rPr>
-        <w:t>因子分析</w:t>
-      </w:r>
-      <w:r>
-        <w:rPr>
-          <w:b/>
-          <w:bCs/>
-          <w:lang w:val="fr-FR"/>
-        </w:rPr>
-        <w:t>analyse factorielle</w:t>
-      </w:r>
-      <w:r>
-        <w:rPr>
-          <w:rFonts w:hint="eastAsia"/>
-          <w:b/>
-          <w:bCs/>
-          <w:lang w:val="fr-FR"/>
-        </w:rPr>
-        <w:t>：</w:t>
-      </w:r>
-    </w:p>
-    <w:p>
-      <w:pPr>
-        <w:rPr>
-          <w:rFonts w:hint="eastAsia"/>
           <w:b/>
           <w:bCs/>
           <w:lang w:val="fr-FR"/>
@@ -2096,47 +1150,7 @@
           <w:bCs/>
           <w:lang w:val="fr-FR"/>
         </w:rPr>
-        <w:t>On conçoit un ensemble d</w:t>
-      </w:r>
-      <w:proofErr w:type="gramStart"/>
-      <w:r>
-        <w:rPr>
-          <w:rFonts w:hint="eastAsia"/>
-          <w:b/>
-          <w:bCs/>
-          <w:lang w:val="fr-FR"/>
-        </w:rPr>
-        <w:t>’</w:t>
-      </w:r>
-      <w:proofErr w:type="gramEnd"/>
-      <w:r>
-        <w:rPr>
-          <w:rFonts w:hint="eastAsia"/>
-          <w:b/>
-          <w:bCs/>
-          <w:lang w:val="fr-FR"/>
-        </w:rPr>
-        <w:t>items (4 à 5) pour chaque construit latent que l</w:t>
-      </w:r>
-      <w:proofErr w:type="gramStart"/>
-      <w:r>
-        <w:rPr>
-          <w:rFonts w:hint="eastAsia"/>
-          <w:b/>
-          <w:bCs/>
-          <w:lang w:val="fr-FR"/>
-        </w:rPr>
-        <w:t>’</w:t>
-      </w:r>
-      <w:proofErr w:type="gramEnd"/>
-      <w:r>
-        <w:rPr>
-          <w:rFonts w:hint="eastAsia"/>
-          <w:b/>
-          <w:bCs/>
-          <w:lang w:val="fr-FR"/>
-        </w:rPr>
-        <w:t xml:space="preserve">on souhaite mesurer. </w:t>
+        <w:t xml:space="preserve">On conçoit un ensemble d’items (4 à 5) pour chaque construit latent que l’on souhaite mesurer. </w:t>
       </w:r>
     </w:p>
     <w:p>
@@ -2166,9 +1180,17 @@
           <w:u w:val="single"/>
           <w:lang w:val="fr-FR"/>
         </w:rPr>
-        <w:t>le construit latent correspond à une tactique, c</w:t>
-      </w:r>
-      <w:proofErr w:type="gramStart"/>
+        <w:t xml:space="preserve">le construit latent correspond à une tactique, c’est-à-dire un concept abstrait qui ne peut pas être observé directement. </w:t>
+      </w:r>
+      <w:r>
+        <w:rPr>
+          <w:rFonts w:hint="eastAsia"/>
+          <w:b/>
+          <w:bCs/>
+          <w:lang w:val="fr-FR"/>
+        </w:rPr>
+        <w:t xml:space="preserve">Les items sont des </w:t>
+      </w:r>
       <w:r>
         <w:rPr>
           <w:rFonts w:hint="eastAsia"/>
@@ -2177,147 +1199,7 @@
           <w:u w:val="single"/>
           <w:lang w:val="fr-FR"/>
         </w:rPr>
-        <w:t>’</w:t>
-      </w:r>
-      <w:proofErr w:type="gramEnd"/>
-      <w:r>
-        <w:rPr>
-          <w:rFonts w:hint="eastAsia"/>
-          <w:b/>
-          <w:bCs/>
-          <w:u w:val="single"/>
-          <w:lang w:val="fr-FR"/>
-        </w:rPr>
-        <w:t>est-à-dire un concept abstrait qui ne peut pas ê</w:t>
-      </w:r>
-      <w:proofErr w:type="spellStart"/>
-      <w:r>
-        <w:rPr>
-          <w:rFonts w:hint="eastAsia"/>
-          <w:b/>
-          <w:bCs/>
-          <w:u w:val="single"/>
-          <w:lang w:val="fr-FR"/>
-        </w:rPr>
-        <w:t>tre</w:t>
-      </w:r>
-      <w:proofErr w:type="spellEnd"/>
-      <w:r>
-        <w:rPr>
-          <w:rFonts w:hint="eastAsia"/>
-          <w:b/>
-          <w:bCs/>
-          <w:u w:val="single"/>
-          <w:lang w:val="fr-FR"/>
-        </w:rPr>
-        <w:t xml:space="preserve"> </w:t>
-      </w:r>
-      <w:proofErr w:type="spellStart"/>
-      <w:r>
-        <w:rPr>
-          <w:rFonts w:hint="eastAsia"/>
-          <w:b/>
-          <w:bCs/>
-          <w:u w:val="single"/>
-          <w:lang w:val="fr-FR"/>
-        </w:rPr>
-        <w:t>observ</w:t>
-      </w:r>
-      <w:proofErr w:type="spellEnd"/>
-      <w:r>
-        <w:rPr>
-          <w:rFonts w:hint="eastAsia"/>
-          <w:b/>
-          <w:bCs/>
-          <w:u w:val="single"/>
-          <w:lang w:val="fr-FR"/>
-        </w:rPr>
-        <w:t xml:space="preserve">é directement. </w:t>
-      </w:r>
-      <w:r>
-        <w:rPr>
-          <w:rFonts w:hint="eastAsia"/>
-          <w:b/>
-          <w:bCs/>
-          <w:lang w:val="fr-FR"/>
-        </w:rPr>
-        <w:t xml:space="preserve">Les items sont des </w:t>
-      </w:r>
-      <w:r>
-        <w:rPr>
-          <w:rFonts w:hint="eastAsia"/>
-          <w:b/>
-          <w:bCs/>
-          <w:u w:val="single"/>
-          <w:lang w:val="fr-FR"/>
-        </w:rPr>
-        <w:t xml:space="preserve">descriptions textuelles </w:t>
-      </w:r>
-      <w:proofErr w:type="spellStart"/>
-      <w:r>
-        <w:rPr>
-          <w:rFonts w:hint="eastAsia"/>
-          <w:b/>
-          <w:bCs/>
-          <w:u w:val="single"/>
-          <w:lang w:val="fr-FR"/>
-        </w:rPr>
-        <w:t>sp</w:t>
-      </w:r>
-      <w:proofErr w:type="spellEnd"/>
-      <w:r>
-        <w:rPr>
-          <w:rFonts w:hint="eastAsia"/>
-          <w:b/>
-          <w:bCs/>
-          <w:u w:val="single"/>
-          <w:lang w:val="fr-FR"/>
-        </w:rPr>
-        <w:t>é</w:t>
-      </w:r>
-      <w:proofErr w:type="spellStart"/>
-      <w:r>
-        <w:rPr>
-          <w:rFonts w:hint="eastAsia"/>
-          <w:b/>
-          <w:bCs/>
-          <w:u w:val="single"/>
-          <w:lang w:val="fr-FR"/>
-        </w:rPr>
-        <w:t>cifiques</w:t>
-      </w:r>
-      <w:proofErr w:type="spellEnd"/>
-      <w:r>
-        <w:rPr>
-          <w:rFonts w:hint="eastAsia"/>
-          <w:b/>
-          <w:bCs/>
-          <w:u w:val="single"/>
-          <w:lang w:val="fr-FR"/>
-        </w:rPr>
-        <w:t xml:space="preserve"> censées </w:t>
-      </w:r>
-      <w:proofErr w:type="spellStart"/>
-      <w:r>
-        <w:rPr>
-          <w:rFonts w:hint="eastAsia"/>
-          <w:b/>
-          <w:bCs/>
-          <w:u w:val="single"/>
-          <w:lang w:val="fr-FR"/>
-        </w:rPr>
-        <w:t>refl</w:t>
-      </w:r>
-      <w:proofErr w:type="spellEnd"/>
-      <w:r>
-        <w:rPr>
-          <w:rFonts w:hint="eastAsia"/>
-          <w:b/>
-          <w:bCs/>
-          <w:u w:val="single"/>
-          <w:lang w:val="fr-FR"/>
-        </w:rPr>
-        <w:t>éter ce construit.</w:t>
+        <w:t>descriptions textuelles spécifiques censées refléter ce construit.</w:t>
       </w:r>
     </w:p>
     <w:p>
@@ -2666,47 +1548,28 @@
           <w:bCs/>
           <w:lang w:val="fr-FR"/>
         </w:rPr>
-        <w:t>Enfin, ce processus est itératif : on élimine les items qui contribuent peu à leur facteur ou qui présentent des charges élevées sur plusieurs facteurs (cross-</w:t>
-      </w:r>
-      <w:proofErr w:type="spellStart"/>
-      <w:r>
-        <w:rPr>
-          <w:b/>
-          <w:bCs/>
-          <w:lang w:val="fr-FR"/>
-        </w:rPr>
-        <w:t>loading</w:t>
-      </w:r>
-      <w:proofErr w:type="spellEnd"/>
-      <w:r>
-        <w:rPr>
-          <w:b/>
-          <w:bCs/>
-          <w:lang w:val="fr-FR"/>
-        </w:rPr>
-        <w:t>), afin d’améliorer la cohérence et la robustesse de la mesure.</w:t>
-      </w:r>
-    </w:p>
-    <w:p>
-      <w:pPr>
-        <w:rPr>
-          <w:rFonts w:hint="eastAsia"/>
-          <w:b/>
-          <w:bCs/>
-          <w:lang w:val="fr-FR"/>
-        </w:rPr>
-      </w:pPr>
-    </w:p>
-    <w:p>
-      <w:pPr>
-        <w:rPr>
-          <w:rFonts w:hint="eastAsia"/>
-          <w:b/>
-          <w:bCs/>
-          <w:lang w:val="fr-FR"/>
-        </w:rPr>
-      </w:pPr>
-      <w:proofErr w:type="gramStart"/>
+        <w:t>Enfin, ce processus est itératif : on élimine les items qui contribuent peu à leur facteur ou qui présentent des charges élevées sur plusieurs facteurs (cross-loading), afin d’améliorer la cohérence et la robustesse de la mesure.</w:t>
+      </w:r>
+    </w:p>
+    <w:p>
+      <w:pPr>
+        <w:rPr>
+          <w:rFonts w:hint="eastAsia"/>
+          <w:b/>
+          <w:bCs/>
+          <w:lang w:val="fr-FR"/>
+        </w:rPr>
+      </w:pPr>
+    </w:p>
+    <w:p>
+      <w:pPr>
+        <w:rPr>
+          <w:rFonts w:hint="eastAsia"/>
+          <w:b/>
+          <w:bCs/>
+          <w:lang w:val="fr-FR"/>
+        </w:rPr>
+      </w:pPr>
       <w:r>
         <w:rPr>
           <w:b/>
@@ -2719,118 +1582,49 @@
         <w:rPr>
           <w:lang w:val="fr-FR"/>
         </w:rPr>
-        <w:t>vec</w:t>
-      </w:r>
-      <w:proofErr w:type="gramEnd"/>
-      <w:r>
-        <w:rPr>
-          <w:lang w:val="fr-FR"/>
-        </w:rPr>
-        <w:t xml:space="preserve"> un paramètre de ‘</w:t>
-      </w:r>
-      <w:proofErr w:type="spellStart"/>
+        <w:t>vec un paramètre de ‘oblimin’, qui authorise qu’un item contribue à plusieurs facteurs, c’est une approche courante dans les domaines sociologique et psychologique</w:t>
+      </w:r>
+      <w:r>
+        <w:rPr>
+          <w:lang w:val="fr-FR"/>
+        </w:rPr>
+        <w:t>.</w:t>
+      </w:r>
+    </w:p>
+    <w:p>
+      <w:pPr>
+        <w:rPr>
+          <w:rFonts w:hint="eastAsia"/>
+          <w:lang w:val="fr-FR"/>
+        </w:rPr>
+      </w:pPr>
+      <w:r>
+        <w:rPr>
+          <w:rFonts w:hint="eastAsia"/>
+          <w:lang w:val="fr-FR"/>
+        </w:rPr>
+        <w:t>允许交叉载荷</w:t>
+      </w:r>
       <w:r>
         <w:rPr>
           <w:lang w:val="fr-FR"/>
         </w:rPr>
         <w:t>oblimin</w:t>
       </w:r>
-      <w:proofErr w:type="spellEnd"/>
-      <w:r>
-        <w:rPr>
-          <w:lang w:val="fr-FR"/>
-        </w:rPr>
-        <w:t xml:space="preserve">’, qui </w:t>
-      </w:r>
-      <w:proofErr w:type="spellStart"/>
-      <w:r>
-        <w:rPr>
-          <w:lang w:val="fr-FR"/>
-        </w:rPr>
-        <w:t>authorise</w:t>
-      </w:r>
-      <w:proofErr w:type="spellEnd"/>
-      <w:r>
-        <w:rPr>
-          <w:lang w:val="fr-FR"/>
-        </w:rPr>
-        <w:t xml:space="preserve"> qu’un item contribue à plusieurs facteurs, c’est une approche courante dans les domaines sociologique et psychologique</w:t>
-      </w:r>
-      <w:r>
-        <w:rPr>
-          <w:lang w:val="fr-FR"/>
-        </w:rPr>
-        <w:t>.</w:t>
-      </w:r>
-    </w:p>
-    <w:p>
-      <w:pPr>
-        <w:rPr>
-          <w:rFonts w:hint="eastAsia"/>
-          <w:lang w:val="fr-FR"/>
-        </w:rPr>
-      </w:pPr>
-      <w:r>
-        <w:rPr>
-          <w:rFonts w:hint="eastAsia"/>
-          <w:lang w:val="fr-FR"/>
-        </w:rPr>
-        <w:t>允许交叉载荷</w:t>
-      </w:r>
-      <w:proofErr w:type="spellStart"/>
-      <w:r>
-        <w:rPr>
-          <w:lang w:val="fr-FR"/>
-        </w:rPr>
-        <w:t>oblimin</w:t>
-      </w:r>
-      <w:proofErr w:type="spellEnd"/>
-    </w:p>
-    <w:p>
-      <w:pPr>
-        <w:rPr>
-          <w:rFonts w:hint="eastAsia"/>
-          <w:lang w:val="fr-FR"/>
-        </w:rPr>
-      </w:pPr>
-      <w:r>
-        <w:rPr>
-          <w:rFonts w:hint="eastAsia"/>
-          <w:lang w:val="fr-FR"/>
-        </w:rPr>
-        <w:t>每一个item能够对于其所属的</w:t>
-      </w:r>
-      <w:proofErr w:type="spellStart"/>
-      <w:r>
-        <w:rPr>
-          <w:rFonts w:hint="eastAsia"/>
-          <w:lang w:val="fr-FR"/>
-        </w:rPr>
-        <w:t>contruct</w:t>
-      </w:r>
-      <w:proofErr w:type="spellEnd"/>
-      <w:r>
-        <w:rPr>
-          <w:rFonts w:hint="eastAsia"/>
-          <w:lang w:val="fr-FR"/>
-        </w:rPr>
-        <w:t>有较高的载荷（有代表性），对</w:t>
-      </w:r>
-      <w:proofErr w:type="gramStart"/>
-      <w:r>
-        <w:rPr>
-          <w:rFonts w:hint="eastAsia"/>
-          <w:lang w:val="fr-FR"/>
-        </w:rPr>
-        <w:t>其他构念较低</w:t>
-      </w:r>
-      <w:proofErr w:type="gramEnd"/>
-      <w:r>
-        <w:rPr>
-          <w:rFonts w:hint="eastAsia"/>
-          <w:lang w:val="fr-FR"/>
-        </w:rPr>
-        <w:t>，（有区分性）。</w:t>
+    </w:p>
+    <w:p>
+      <w:pPr>
+        <w:rPr>
+          <w:rFonts w:hint="eastAsia"/>
+          <w:lang w:val="fr-FR"/>
+        </w:rPr>
+      </w:pPr>
+      <w:r>
+        <w:rPr>
+          <w:rFonts w:hint="eastAsia"/>
+          <w:lang w:val="fr-FR"/>
+        </w:rPr>
+        <w:t>每一个item能够对于其所属的contruct有较高的载荷（有代表性），对其他构念较低，（有区分性）。</w:t>
       </w:r>
     </w:p>
     <w:p>
@@ -2859,7 +1653,6 @@
           <w:lang w:val="fr-FR"/>
         </w:rPr>
       </w:pPr>
-      <w:proofErr w:type="spellStart"/>
       <w:r>
         <w:rPr>
           <w:rFonts w:hint="eastAsia"/>
@@ -2877,37 +1670,7 @@
           <w:color w:val="0070C0"/>
           <w:lang w:val="fr-FR"/>
         </w:rPr>
-        <w:t>ality</w:t>
-      </w:r>
-      <w:proofErr w:type="spellEnd"/>
-      <w:r>
-        <w:rPr>
-          <w:b/>
-          <w:bCs/>
-          <w:color w:val="0070C0"/>
-          <w:lang w:val="fr-FR"/>
-        </w:rPr>
-        <w:t xml:space="preserve">&amp; </w:t>
-      </w:r>
-      <w:proofErr w:type="spellStart"/>
-      <w:r>
-        <w:rPr>
-          <w:b/>
-          <w:bCs/>
-          <w:color w:val="0070C0"/>
-          <w:lang w:val="fr-FR"/>
-        </w:rPr>
-        <w:t>specificity</w:t>
-      </w:r>
-      <w:proofErr w:type="spellEnd"/>
-      <w:r>
-        <w:rPr>
-          <w:b/>
-          <w:bCs/>
-          <w:color w:val="0070C0"/>
-          <w:lang w:val="fr-FR"/>
-        </w:rPr>
-        <w:t> ?</w:t>
+        <w:t>ality&amp; specificity ?</w:t>
       </w:r>
     </w:p>
     <w:p>
@@ -2950,29 +1713,29 @@
           <w:color w:val="0070C0"/>
           <w:lang w:val="fr-FR"/>
         </w:rPr>
-        <w:t xml:space="preserve">Variance = </w:t>
-      </w:r>
-      <w:proofErr w:type="spellStart"/>
-      <w:r>
-        <w:rPr>
+        <w:t>Variance = Communality + Specificity</w:t>
+      </w:r>
+    </w:p>
+    <w:p>
+      <w:pPr>
+        <w:rPr>
+          <w:rFonts w:hint="eastAsia"/>
           <w:b/>
           <w:bCs/>
           <w:color w:val="0070C0"/>
           <w:lang w:val="fr-FR"/>
         </w:rPr>
-        <w:t>Communality</w:t>
-      </w:r>
-      <w:proofErr w:type="spellEnd"/>
-      <w:r>
-        <w:rPr>
+      </w:pPr>
+      <w:r>
+        <w:rPr>
+          <w:rFonts w:hint="eastAsia"/>
           <w:b/>
           <w:bCs/>
           <w:color w:val="0070C0"/>
           <w:lang w:val="fr-FR"/>
         </w:rPr>
-        <w:t xml:space="preserve"> + </w:t>
-      </w:r>
-      <w:proofErr w:type="spellStart"/>
+        <w:t>C</w:t>
+      </w:r>
       <w:r>
         <w:rPr>
           <w:b/>
@@ -2980,12 +1743,9 @@
           <w:color w:val="0070C0"/>
           <w:lang w:val="fr-FR"/>
         </w:rPr>
-        <w:t>Specificity</w:t>
-      </w:r>
-      <w:proofErr w:type="spellEnd"/>
-    </w:p>
-    <w:p>
-      <w:pPr>
+        <w:t>ommunality</w:t>
+      </w:r>
+      <w:r>
         <w:rPr>
           <w:rFonts w:hint="eastAsia"/>
           <w:b/>
@@ -2993,8 +1753,8 @@
           <w:color w:val="0070C0"/>
           <w:lang w:val="fr-FR"/>
         </w:rPr>
-      </w:pPr>
-      <w:proofErr w:type="spellStart"/>
+        <w:t>表示了</w:t>
+      </w:r>
       <w:r>
         <w:rPr>
           <w:rFonts w:hint="eastAsia"/>
@@ -3003,7 +1763,7 @@
           <w:color w:val="0070C0"/>
           <w:lang w:val="fr-FR"/>
         </w:rPr>
-        <w:t>C</w:t>
+        <w:t>一个</w:t>
       </w:r>
       <w:r>
         <w:rPr>
@@ -3012,125 +1772,128 @@
           <w:color w:val="0070C0"/>
           <w:lang w:val="fr-FR"/>
         </w:rPr>
-        <w:t>ommunality</w:t>
-      </w:r>
-      <w:proofErr w:type="spellEnd"/>
-      <w:r>
-        <w:rPr>
-          <w:rFonts w:hint="eastAsia"/>
+        <w:t xml:space="preserve">item </w:t>
+      </w:r>
+      <w:r>
+        <w:rPr>
           <w:b/>
           <w:bCs/>
           <w:color w:val="0070C0"/>
-          <w:lang w:val="fr-FR"/>
-        </w:rPr>
-        <w:t>表示了</w:t>
-      </w:r>
-      <w:r>
-        <w:rPr>
-          <w:rFonts w:hint="eastAsia"/>
+        </w:rPr>
+        <w:t>的方差中</w:t>
+      </w:r>
+      <w:r>
+        <w:rPr>
           <w:b/>
           <w:bCs/>
           <w:color w:val="0070C0"/>
           <w:lang w:val="fr-FR"/>
         </w:rPr>
-        <w:t>一个</w:t>
+        <w:t>，</w:t>
       </w:r>
       <w:r>
         <w:rPr>
           <w:b/>
           <w:bCs/>
           <w:color w:val="0070C0"/>
-          <w:lang w:val="fr-FR"/>
-        </w:rPr>
-        <w:t xml:space="preserve">item </w:t>
+        </w:rPr>
+        <w:t>有多少是被</w:t>
       </w:r>
       <w:r>
         <w:rPr>
           <w:b/>
           <w:bCs/>
           <w:color w:val="0070C0"/>
-        </w:rPr>
-        <w:t>的方差中</w:t>
+          <w:lang w:val="fr-FR"/>
+        </w:rPr>
+        <w:t>“</w:t>
       </w:r>
       <w:r>
         <w:rPr>
           <w:b/>
           <w:bCs/>
           <w:color w:val="0070C0"/>
-          <w:lang w:val="fr-FR"/>
-        </w:rPr>
-        <w:t>，</w:t>
+        </w:rPr>
+        <w:t>公共因子</w:t>
       </w:r>
       <w:r>
         <w:rPr>
           <w:b/>
           <w:bCs/>
           <w:color w:val="0070C0"/>
-        </w:rPr>
-        <w:t>有多少是被</w:t>
+          <w:lang w:val="fr-FR"/>
+        </w:rPr>
+        <w:t>（tactics）</w:t>
       </w:r>
       <w:r>
         <w:rPr>
           <w:b/>
           <w:bCs/>
           <w:color w:val="0070C0"/>
-          <w:lang w:val="fr-FR"/>
-        </w:rPr>
-        <w:t>“</w:t>
+        </w:rPr>
+        <w:t>解释的</w:t>
       </w:r>
       <w:r>
         <w:rPr>
           <w:b/>
           <w:bCs/>
           <w:color w:val="0070C0"/>
-        </w:rPr>
-        <w:t>公共因子</w:t>
-      </w:r>
-      <w:r>
-        <w:rPr>
+          <w:lang w:val="fr-FR"/>
+        </w:rPr>
+        <w:t>”</w:t>
+      </w:r>
+    </w:p>
+    <w:p>
+      <w:pPr>
+        <w:rPr>
+          <w:rFonts w:hint="eastAsia"/>
           <w:b/>
           <w:bCs/>
           <w:color w:val="0070C0"/>
           <w:lang w:val="fr-FR"/>
         </w:rPr>
-        <w:t>（</w:t>
-      </w:r>
-      <w:proofErr w:type="spellStart"/>
-      <w:r>
-        <w:rPr>
+      </w:pPr>
+      <w:r>
+        <w:rPr>
+          <w:rFonts w:hint="eastAsia"/>
           <w:b/>
           <w:bCs/>
           <w:color w:val="0070C0"/>
           <w:lang w:val="fr-FR"/>
         </w:rPr>
-        <w:t>tactics</w:t>
-      </w:r>
-      <w:proofErr w:type="spellEnd"/>
-      <w:r>
-        <w:rPr>
+        <w:t>（item和factor重叠的部分）</w:t>
+      </w:r>
+    </w:p>
+    <w:p>
+      <w:pPr>
+        <w:rPr>
+          <w:rFonts w:hint="eastAsia"/>
           <w:b/>
           <w:bCs/>
           <w:color w:val="0070C0"/>
           <w:lang w:val="fr-FR"/>
         </w:rPr>
-        <w:t>）</w:t>
-      </w:r>
-      <w:r>
-        <w:rPr>
+      </w:pPr>
+    </w:p>
+    <w:p>
+      <w:pPr>
+        <w:rPr>
+          <w:rFonts w:hint="eastAsia"/>
           <w:b/>
           <w:bCs/>
           <w:color w:val="0070C0"/>
-        </w:rPr>
-        <w:t>解释的</w:t>
-      </w:r>
-      <w:r>
-        <w:rPr>
+          <w:lang w:val="fr-FR"/>
+        </w:rPr>
+      </w:pPr>
+      <w:r>
+        <w:rPr>
+          <w:rFonts w:hint="eastAsia"/>
           <w:b/>
           <w:bCs/>
           <w:color w:val="0070C0"/>
           <w:lang w:val="fr-FR"/>
         </w:rPr>
-        <w:t>”</w:t>
+        <w:t>自定义的γ（gamma）和Σ（sigma）？</w:t>
       </w:r>
     </w:p>
     <w:p>
@@ -3151,59 +1914,6 @@
           <w:color w:val="0070C0"/>
           <w:lang w:val="fr-FR"/>
         </w:rPr>
-        <w:t>（item和factor重叠的部分）</w:t>
-      </w:r>
-    </w:p>
-    <w:p>
-      <w:pPr>
-        <w:rPr>
-          <w:rFonts w:hint="eastAsia"/>
-          <w:b/>
-          <w:bCs/>
-          <w:color w:val="0070C0"/>
-          <w:lang w:val="fr-FR"/>
-        </w:rPr>
-      </w:pPr>
-    </w:p>
-    <w:p>
-      <w:pPr>
-        <w:rPr>
-          <w:rFonts w:hint="eastAsia"/>
-          <w:b/>
-          <w:bCs/>
-          <w:color w:val="0070C0"/>
-          <w:lang w:val="fr-FR"/>
-        </w:rPr>
-      </w:pPr>
-      <w:r>
-        <w:rPr>
-          <w:rFonts w:hint="eastAsia"/>
-          <w:b/>
-          <w:bCs/>
-          <w:color w:val="0070C0"/>
-          <w:lang w:val="fr-FR"/>
-        </w:rPr>
-        <w:t>自定义的γ（gamma）和Σ（sigma）？</w:t>
-      </w:r>
-    </w:p>
-    <w:p>
-      <w:pPr>
-        <w:rPr>
-          <w:rFonts w:hint="eastAsia"/>
-          <w:b/>
-          <w:bCs/>
-          <w:color w:val="0070C0"/>
-          <w:lang w:val="fr-FR"/>
-        </w:rPr>
-      </w:pPr>
-      <w:r>
-        <w:rPr>
-          <w:rFonts w:hint="eastAsia"/>
-          <w:b/>
-          <w:bCs/>
-          <w:color w:val="0070C0"/>
-          <w:lang w:val="fr-FR"/>
-        </w:rPr>
         <w:t>第一和第二贡献的factor</w:t>
       </w:r>
     </w:p>
@@ -3233,19 +1943,8 @@
           <w:bCs/>
           <w:lang w:val="fr-FR"/>
         </w:rPr>
-        <w:t>可以加一个</w:t>
-      </w:r>
-      <w:proofErr w:type="spellStart"/>
-      <w:r>
-        <w:rPr>
-          <w:rFonts w:hint="eastAsia"/>
-          <w:b/>
-          <w:bCs/>
-          <w:lang w:val="fr-FR"/>
-        </w:rPr>
-        <w:t>purity</w:t>
-      </w:r>
-      <w:proofErr w:type="spellEnd"/>
+        <w:t>可以加一个purity</w:t>
+      </w:r>
       <w:r>
         <w:rPr>
           <w:b/>
@@ -3367,7 +2066,6 @@
         </w:rPr>
         <w:t>PCA</w:t>
       </w:r>
-      <w:proofErr w:type="gramStart"/>
       <w:r>
         <w:rPr>
           <w:rFonts w:hint="eastAsia"/>
@@ -3384,7 +2082,6 @@
         </w:rPr>
         <w:t>检查</w:t>
       </w:r>
-      <w:proofErr w:type="gramEnd"/>
       <w:r>
         <w:rPr>
           <w:rFonts w:hint="eastAsia"/>
@@ -3495,25 +2192,14 @@
           <w:lang w:val="fr-FR"/>
         </w:rPr>
       </w:pPr>
-      <w:proofErr w:type="spellStart"/>
-      <w:r>
-        <w:rPr>
-          <w:rFonts w:hint="eastAsia"/>
-          <w:b/>
-          <w:bCs/>
-          <w:lang w:val="fr-FR"/>
-        </w:rPr>
-        <w:t>Did</w:t>
-      </w:r>
-      <w:proofErr w:type="spellEnd"/>
-      <w:r>
-        <w:rPr>
-          <w:rFonts w:hint="eastAsia"/>
-          <w:b/>
-          <w:bCs/>
-          <w:lang w:val="fr-FR"/>
-        </w:rPr>
-        <w:t>预检查：</w:t>
+      <w:r>
+        <w:rPr>
+          <w:rFonts w:hint="eastAsia"/>
+          <w:b/>
+          <w:bCs/>
+          <w:lang w:val="fr-FR"/>
+        </w:rPr>
+        <w:t>Did预检查：</w:t>
       </w:r>
     </w:p>
     <w:tbl>
@@ -3773,126 +2459,49 @@
           <w:rFonts w:hint="eastAsia"/>
           <w:b/>
           <w:bCs/>
-          <w:lang w:val="fr-FR"/>
-        </w:rPr>
-      </w:pPr>
-      <w:proofErr w:type="spellStart"/>
-      <w:proofErr w:type="gramStart"/>
-      <w:r>
-        <w:rPr>
-          <w:rFonts w:hint="eastAsia"/>
-          <w:b/>
-          <w:bCs/>
-          <w:lang w:val="fr-FR"/>
-        </w:rPr>
-        <w:t>treatment</w:t>
-      </w:r>
-      <w:proofErr w:type="gramEnd"/>
-      <w:r>
-        <w:rPr>
-          <w:rFonts w:hint="eastAsia"/>
-          <w:b/>
-          <w:bCs/>
-          <w:lang w:val="fr-FR"/>
-        </w:rPr>
-        <w:t>_i</w:t>
-      </w:r>
-      <w:proofErr w:type="spellEnd"/>
-      <w:r>
-        <w:rPr>
-          <w:rFonts w:hint="eastAsia"/>
-          <w:b/>
-          <w:bCs/>
-          <w:lang w:val="fr-FR"/>
-        </w:rPr>
-        <w:t xml:space="preserve"> = </w:t>
-      </w:r>
-      <w:proofErr w:type="spellStart"/>
-      <w:r>
-        <w:rPr>
-          <w:rFonts w:hint="eastAsia"/>
-          <w:b/>
-          <w:bCs/>
-          <w:lang w:val="fr-FR"/>
-        </w:rPr>
-        <w:t>in_paris</w:t>
-      </w:r>
-      <w:proofErr w:type="spellEnd"/>
-    </w:p>
-    <w:p>
-      <w:pPr>
-        <w:rPr>
-          <w:rFonts w:hint="eastAsia"/>
-          <w:b/>
-          <w:bCs/>
-          <w:lang w:val="fr-FR"/>
-        </w:rPr>
-      </w:pPr>
-      <w:proofErr w:type="spellStart"/>
-      <w:proofErr w:type="gramStart"/>
-      <w:r>
-        <w:rPr>
-          <w:rFonts w:hint="eastAsia"/>
-          <w:b/>
-          <w:bCs/>
-          <w:lang w:val="fr-FR"/>
-        </w:rPr>
-        <w:t>post</w:t>
-      </w:r>
-      <w:proofErr w:type="gramEnd"/>
-      <w:r>
-        <w:rPr>
-          <w:rFonts w:hint="eastAsia"/>
-          <w:b/>
-          <w:bCs/>
-          <w:lang w:val="fr-FR"/>
-        </w:rPr>
-        <w:t>_t</w:t>
-      </w:r>
-      <w:proofErr w:type="spellEnd"/>
-      <w:r>
-        <w:rPr>
-          <w:rFonts w:hint="eastAsia"/>
-          <w:b/>
-          <w:bCs/>
-          <w:lang w:val="fr-FR"/>
-        </w:rPr>
-        <w:t xml:space="preserve"> = in_2024</w:t>
-      </w:r>
-    </w:p>
-    <w:p>
-      <w:pPr>
-        <w:rPr>
-          <w:rFonts w:hint="eastAsia"/>
-          <w:b/>
-          <w:bCs/>
-        </w:rPr>
-      </w:pPr>
-      <w:r>
-        <w:rPr>
-          <w:rFonts w:hint="eastAsia"/>
-          <w:b/>
-          <w:bCs/>
-        </w:rPr>
-        <w:t xml:space="preserve">DID = </w:t>
-      </w:r>
-      <w:proofErr w:type="spellStart"/>
-      <w:r>
-        <w:rPr>
-          <w:rFonts w:hint="eastAsia"/>
-          <w:b/>
-          <w:bCs/>
-        </w:rPr>
-        <w:t>in_paris</w:t>
-      </w:r>
-      <w:proofErr w:type="spellEnd"/>
-      <w:r>
-        <w:rPr>
-          <w:rFonts w:hint="eastAsia"/>
-          <w:b/>
-          <w:bCs/>
-        </w:rPr>
-        <w:t xml:space="preserve"> × in_2024</w:t>
+        </w:rPr>
+      </w:pPr>
+      <w:r>
+        <w:rPr>
+          <w:rFonts w:hint="eastAsia"/>
+          <w:b/>
+          <w:bCs/>
+        </w:rPr>
+        <w:t>treatment_i = in_paris</w:t>
+      </w:r>
+    </w:p>
+    <w:p>
+      <w:pPr>
+        <w:rPr>
+          <w:rFonts w:hint="eastAsia"/>
+          <w:b/>
+          <w:bCs/>
+        </w:rPr>
+      </w:pPr>
+      <w:r>
+        <w:rPr>
+          <w:rFonts w:hint="eastAsia"/>
+          <w:b/>
+          <w:bCs/>
+        </w:rPr>
+        <w:t>post_t = in_2024</w:t>
+      </w:r>
+    </w:p>
+    <w:p>
+      <w:pPr>
+        <w:rPr>
+          <w:rFonts w:hint="eastAsia"/>
+          <w:b/>
+          <w:bCs/>
+        </w:rPr>
+      </w:pPr>
+      <w:r>
+        <w:rPr>
+          <w:rFonts w:hint="eastAsia"/>
+          <w:b/>
+          <w:bCs/>
+        </w:rPr>
+        <w:t>DID = in_paris × in_2024</w:t>
       </w:r>
     </w:p>
     <w:p>
@@ -4299,7 +2908,6 @@
           <w:bCs/>
         </w:rPr>
       </w:pPr>
-      <w:proofErr w:type="spellStart"/>
       <w:r>
         <w:rPr>
           <w:rFonts w:hint="eastAsia"/>
@@ -4315,17 +2923,15 @@
         </w:rPr>
         <w:t>ost_has_profile_pic</w:t>
       </w:r>
-      <w:proofErr w:type="spellEnd"/>
-    </w:p>
-    <w:p>
-      <w:pPr>
-        <w:rPr>
-          <w:rFonts w:hint="eastAsia"/>
-          <w:b/>
-          <w:bCs/>
-        </w:rPr>
-      </w:pPr>
-      <w:proofErr w:type="spellStart"/>
+    </w:p>
+    <w:p>
+      <w:pPr>
+        <w:rPr>
+          <w:rFonts w:hint="eastAsia"/>
+          <w:b/>
+          <w:bCs/>
+        </w:rPr>
+      </w:pPr>
       <w:r>
         <w:rPr>
           <w:rFonts w:hint="eastAsia"/>
@@ -4339,25 +2945,8 @@
           <w:b/>
           <w:bCs/>
         </w:rPr>
-        <w:t>actics_bio</w:t>
-      </w:r>
-      <w:proofErr w:type="spellEnd"/>
-      <w:r>
-        <w:rPr>
-          <w:b/>
-          <w:bCs/>
-        </w:rPr>
-        <w:t xml:space="preserve">, </w:t>
-      </w:r>
-      <w:proofErr w:type="spellStart"/>
-      <w:r>
-        <w:rPr>
-          <w:b/>
-          <w:bCs/>
-        </w:rPr>
-        <w:t>tactics_pic</w:t>
-      </w:r>
-      <w:proofErr w:type="spellEnd"/>
+        <w:t>actics_bio, tactics_pic</w:t>
+      </w:r>
     </w:p>
     <w:p>
       <w:pPr>
@@ -4556,21 +3145,8 @@
         <w:t>2406</w:t>
       </w:r>
       <w:r>
-        <w:t xml:space="preserve">, </w:t>
-      </w:r>
-      <w:proofErr w:type="spellStart"/>
-      <w:r>
-        <w:t>paris</w:t>
-      </w:r>
-      <w:proofErr w:type="spellEnd"/>
-      <w:r>
-        <w:t xml:space="preserve">, </w:t>
-      </w:r>
-      <w:proofErr w:type="spellStart"/>
-      <w:r>
-        <w:t>london</w:t>
-      </w:r>
-      <w:proofErr w:type="spellEnd"/>
+        <w:t>, paris, london</w:t>
+      </w:r>
       <w:r>
         <w:rPr>
           <w:rFonts w:hint="eastAsia"/>
@@ -4627,21 +3203,12 @@
           <w:bCs/>
         </w:rPr>
       </w:pPr>
-      <w:proofErr w:type="gramStart"/>
-      <w:r>
-        <w:rPr>
-          <w:b/>
-          <w:bCs/>
-        </w:rPr>
-        <w:t>总变化</w:t>
-      </w:r>
-      <w:proofErr w:type="gramEnd"/>
-      <w:r>
-        <w:rPr>
-          <w:b/>
-          <w:bCs/>
-        </w:rPr>
-        <w:t xml:space="preserve"> = 城市差异 + 时间趋势 + treatment effect</w:t>
+      <w:r>
+        <w:rPr>
+          <w:b/>
+          <w:bCs/>
+        </w:rPr>
+        <w:t>总变化 = 城市差异 + 时间趋势 + treatment effect</w:t>
       </w:r>
     </w:p>
     <w:p>
@@ -4669,6 +3236,593 @@
       <w:tblGrid>
         <w:gridCol w:w="1463"/>
         <w:gridCol w:w="3265"/>
+      </w:tblGrid>
+      <w:tr>
+        <w:tc>
+          <w:tcPr>
+            <w:tcW w:w="0" w:type="auto"/>
+            <w:hideMark/>
+          </w:tcPr>
+          <w:p>
+            <w:pPr>
+              <w:spacing w:after="160" w:line="278" w:lineRule="auto"/>
+              <w:rPr>
+                <w:rFonts w:hint="eastAsia"/>
+                <w:b/>
+                <w:bCs/>
+              </w:rPr>
+            </w:pPr>
+            <w:r>
+              <w:rPr>
+                <w:b/>
+                <w:bCs/>
+              </w:rPr>
+              <w:t>组</w:t>
+            </w:r>
+          </w:p>
+        </w:tc>
+        <w:tc>
+          <w:tcPr>
+            <w:tcW w:w="0" w:type="auto"/>
+            <w:hideMark/>
+          </w:tcPr>
+          <w:p>
+            <w:pPr>
+              <w:spacing w:after="160" w:line="278" w:lineRule="auto"/>
+              <w:rPr>
+                <w:rFonts w:hint="eastAsia"/>
+                <w:b/>
+                <w:bCs/>
+              </w:rPr>
+            </w:pPr>
+            <w:r>
+              <w:rPr>
+                <w:b/>
+                <w:bCs/>
+              </w:rPr>
+              <w:t>effect</w:t>
+            </w:r>
+          </w:p>
+        </w:tc>
+      </w:tr>
+      <w:tr>
+        <w:tc>
+          <w:tcPr>
+            <w:tcW w:w="0" w:type="auto"/>
+            <w:hideMark/>
+          </w:tcPr>
+          <w:p>
+            <w:pPr>
+              <w:spacing w:after="160" w:line="278" w:lineRule="auto"/>
+              <w:rPr>
+                <w:rFonts w:hint="eastAsia"/>
+              </w:rPr>
+            </w:pPr>
+            <w:r>
+              <w:t>London 2023</w:t>
+            </w:r>
+          </w:p>
+        </w:tc>
+        <w:tc>
+          <w:tcPr>
+            <w:tcW w:w="0" w:type="auto"/>
+            <w:hideMark/>
+          </w:tcPr>
+          <w:p>
+            <w:pPr>
+              <w:spacing w:after="160" w:line="278" w:lineRule="auto"/>
+              <w:rPr>
+                <w:rFonts w:hint="eastAsia"/>
+              </w:rPr>
+            </w:pPr>
+            <w:r>
+              <w:t>0.02</w:t>
+            </w:r>
+          </w:p>
+        </w:tc>
+      </w:tr>
+      <w:tr>
+        <w:tc>
+          <w:tcPr>
+            <w:tcW w:w="0" w:type="auto"/>
+            <w:hideMark/>
+          </w:tcPr>
+          <w:p>
+            <w:pPr>
+              <w:spacing w:after="160" w:line="278" w:lineRule="auto"/>
+              <w:rPr>
+                <w:rFonts w:hint="eastAsia"/>
+              </w:rPr>
+            </w:pPr>
+            <w:r>
+              <w:t>Paris 2023</w:t>
+            </w:r>
+          </w:p>
+        </w:tc>
+        <w:tc>
+          <w:tcPr>
+            <w:tcW w:w="0" w:type="auto"/>
+            <w:hideMark/>
+          </w:tcPr>
+          <w:p>
+            <w:pPr>
+              <w:spacing w:after="160" w:line="278" w:lineRule="auto"/>
+              <w:rPr>
+                <w:rFonts w:hint="eastAsia"/>
+              </w:rPr>
+            </w:pPr>
+            <w:r>
+              <w:t>0.02 + 0.01 = 0.03</w:t>
+            </w:r>
+          </w:p>
+        </w:tc>
+      </w:tr>
+      <w:tr>
+        <w:tc>
+          <w:tcPr>
+            <w:tcW w:w="0" w:type="auto"/>
+            <w:hideMark/>
+          </w:tcPr>
+          <w:p>
+            <w:pPr>
+              <w:spacing w:after="160" w:line="278" w:lineRule="auto"/>
+              <w:rPr>
+                <w:rFonts w:hint="eastAsia"/>
+              </w:rPr>
+            </w:pPr>
+            <w:r>
+              <w:t>London 2024</w:t>
+            </w:r>
+          </w:p>
+        </w:tc>
+        <w:tc>
+          <w:tcPr>
+            <w:tcW w:w="0" w:type="auto"/>
+            <w:hideMark/>
+          </w:tcPr>
+          <w:p>
+            <w:pPr>
+              <w:spacing w:after="160" w:line="278" w:lineRule="auto"/>
+              <w:rPr>
+                <w:rFonts w:hint="eastAsia"/>
+              </w:rPr>
+            </w:pPr>
+            <w:r>
+              <w:t>0.02 + 0.02 = 0.04</w:t>
+            </w:r>
+          </w:p>
+        </w:tc>
+      </w:tr>
+      <w:tr>
+        <w:tc>
+          <w:tcPr>
+            <w:tcW w:w="0" w:type="auto"/>
+            <w:hideMark/>
+          </w:tcPr>
+          <w:p>
+            <w:pPr>
+              <w:spacing w:after="160" w:line="278" w:lineRule="auto"/>
+              <w:rPr>
+                <w:rFonts w:hint="eastAsia"/>
+              </w:rPr>
+            </w:pPr>
+            <w:r>
+              <w:t>Paris 2024</w:t>
+            </w:r>
+          </w:p>
+        </w:tc>
+        <w:tc>
+          <w:tcPr>
+            <w:tcW w:w="0" w:type="auto"/>
+            <w:hideMark/>
+          </w:tcPr>
+          <w:p>
+            <w:pPr>
+              <w:spacing w:after="160" w:line="278" w:lineRule="auto"/>
+              <w:rPr>
+                <w:rFonts w:hint="eastAsia"/>
+              </w:rPr>
+            </w:pPr>
+            <w:r>
+              <w:t>0.02 + 0.01 + 0.02 + 0.05 = 0.10</w:t>
+            </w:r>
+          </w:p>
+        </w:tc>
+      </w:tr>
+    </w:tbl>
+    <w:p>
+      <w:pPr>
+        <w:rPr>
+          <w:rFonts w:hint="eastAsia"/>
+          <w:lang w:val="fr-FR"/>
+        </w:rPr>
+      </w:pPr>
+    </w:p>
+    <w:p>
+      <w:pPr>
+        <w:rPr>
+          <w:rFonts w:hint="eastAsia"/>
+          <w:lang w:val="fr-FR"/>
+        </w:rPr>
+      </w:pPr>
+    </w:p>
+    <w:p>
+      <w:pPr>
+        <w:rPr>
+          <w:rFonts w:hint="eastAsia"/>
+          <w:lang w:val="fr-FR"/>
+        </w:rPr>
+      </w:pPr>
+      <w:r>
+        <w:rPr>
+          <w:rFonts w:hint="eastAsia"/>
+          <w:lang w:val="fr-FR"/>
+        </w:rPr>
+        <w:t>London</w:t>
+      </w:r>
+      <w:r>
+        <w:rPr>
+          <w:lang w:val="fr-FR"/>
+        </w:rPr>
+        <w:t xml:space="preserve">2023 </w:t>
+      </w:r>
+      <w:r>
+        <w:rPr>
+          <w:rFonts w:hint="eastAsia"/>
+          <w:lang w:val="fr-FR"/>
+        </w:rPr>
+        <w:t>β1是BASELINE</w:t>
+      </w:r>
+    </w:p>
+    <w:p>
+      <w:pPr>
+        <w:rPr>
+          <w:rFonts w:hint="eastAsia"/>
+        </w:rPr>
+      </w:pPr>
+      <w:r>
+        <w:lastRenderedPageBreak/>
+        <w:t xml:space="preserve">所以之后的交互项的实际效应都是在它的基础上叠加的 </w:t>
+      </w:r>
+    </w:p>
+    <w:p>
+      <w:pPr>
+        <w:rPr>
+          <w:rFonts w:hint="eastAsia"/>
+          <w:b/>
+          <w:bCs/>
+        </w:rPr>
+      </w:pPr>
+    </w:p>
+    <w:p>
+      <w:pPr>
+        <w:rPr>
+          <w:rFonts w:hint="eastAsia"/>
+          <w:b/>
+          <w:bCs/>
+        </w:rPr>
+      </w:pPr>
+      <w:r>
+        <w:rPr>
+          <w:rFonts w:hint="eastAsia"/>
+          <w:b/>
+          <w:bCs/>
+          <w:lang w:val="fr-FR"/>
+        </w:rPr>
+        <w:t>三重交互时</w:t>
+      </w:r>
+      <w:r>
+        <w:rPr>
+          <w:rFonts w:hint="eastAsia"/>
+          <w:b/>
+          <w:bCs/>
+          <w:lang w:val="fr-FR"/>
+        </w:rPr>
+        <w:t>的真实效应</w:t>
+      </w:r>
+      <w:r>
+        <w:rPr>
+          <w:rFonts w:hint="eastAsia"/>
+          <w:b/>
+          <w:bCs/>
+        </w:rPr>
+        <w:t>：baseline</w:t>
+      </w:r>
+      <w:r>
+        <w:rPr>
+          <w:b/>
+          <w:bCs/>
+        </w:rPr>
+        <w:t xml:space="preserve"> (beta1)</w:t>
+      </w:r>
+      <w:r>
+        <w:rPr>
+          <w:rFonts w:hint="eastAsia"/>
+          <w:b/>
+          <w:bCs/>
+        </w:rPr>
+        <w:t>+</w:t>
+      </w:r>
+      <w:r>
+        <w:rPr>
+          <w:b/>
+          <w:bCs/>
+        </w:rPr>
+        <w:t>is_paris</w:t>
+      </w:r>
+      <w:r>
+        <w:rPr>
+          <w:rFonts w:hint="eastAsia"/>
+          <w:b/>
+          <w:bCs/>
+          <w:lang w:val="fr-FR"/>
+        </w:rPr>
+        <w:t>城市的变化</w:t>
+      </w:r>
+      <w:r>
+        <w:rPr>
+          <w:b/>
+          <w:bCs/>
+        </w:rPr>
+        <w:t>(beta2)</w:t>
+      </w:r>
+      <w:r>
+        <w:rPr>
+          <w:rFonts w:hint="eastAsia"/>
+          <w:b/>
+          <w:bCs/>
+        </w:rPr>
+        <w:t>+</w:t>
+      </w:r>
+      <w:r>
+        <w:rPr>
+          <w:b/>
+          <w:bCs/>
+        </w:rPr>
+        <w:t>is_2024</w:t>
+      </w:r>
+      <w:r>
+        <w:rPr>
+          <w:rFonts w:hint="eastAsia"/>
+          <w:b/>
+          <w:bCs/>
+          <w:lang w:val="fr-FR"/>
+        </w:rPr>
+        <w:t>时间变化</w:t>
+      </w:r>
+      <w:r>
+        <w:rPr>
+          <w:b/>
+          <w:bCs/>
+        </w:rPr>
+        <w:t>(beta3)</w:t>
+      </w:r>
+      <w:r>
+        <w:rPr>
+          <w:rFonts w:hint="eastAsia"/>
+          <w:b/>
+          <w:bCs/>
+        </w:rPr>
+        <w:t>+</w:t>
+      </w:r>
+      <w:r>
+        <w:rPr>
+          <w:rFonts w:hint="eastAsia"/>
+          <w:b/>
+          <w:bCs/>
+          <w:lang w:val="fr-FR"/>
+        </w:rPr>
+        <w:t>再加上额外的变化</w:t>
+      </w:r>
+      <w:r>
+        <w:rPr>
+          <w:b/>
+          <w:bCs/>
+        </w:rPr>
+        <w:t>jo(beta4)</w:t>
+      </w:r>
+      <w:r>
+        <w:rPr>
+          <w:rFonts w:hint="eastAsia"/>
+          <w:b/>
+          <w:bCs/>
+        </w:rPr>
+        <w:t>！</w:t>
+      </w:r>
+    </w:p>
+    <w:p>
+      <w:pPr>
+        <w:rPr>
+          <w:rFonts w:hint="eastAsia"/>
+          <w:lang w:val="fr-FR"/>
+        </w:rPr>
+      </w:pPr>
+      <w:r>
+        <w:rPr>
+          <w:rFonts w:hint="eastAsia"/>
+          <w:lang w:val="fr-FR"/>
+        </w:rPr>
+        <w:t>首先观察jo的影响beta4</w:t>
+      </w:r>
+    </w:p>
+    <w:p>
+      <w:pPr>
+        <w:rPr>
+          <w:rFonts w:hint="eastAsia"/>
+          <w:lang w:val="fr-FR"/>
+        </w:rPr>
+      </w:pPr>
+      <w:r>
+        <w:rPr>
+          <w:rFonts w:hint="eastAsia"/>
+          <w:lang w:val="fr-FR"/>
+        </w:rPr>
+        <w:t>然后1234之和的影响</w:t>
+      </w:r>
+    </w:p>
+    <w:p>
+      <w:pPr>
+        <w:tabs>
+          <w:tab w:val="left" w:pos="7004"/>
+        </w:tabs>
+        <w:rPr>
+          <w:rFonts w:hint="eastAsia"/>
+          <w:lang w:val="fr-FR"/>
+        </w:rPr>
+      </w:pPr>
+      <w:r>
+        <w:rPr>
+          <w:rFonts w:hint="eastAsia"/>
+          <w:lang w:val="fr-FR"/>
+        </w:rPr>
+        <w:t>1234</w:t>
+      </w:r>
+      <w:r>
+        <w:rPr>
+          <w:rFonts w:hint="eastAsia"/>
+          <w:lang w:val="fr-FR"/>
+        </w:rPr>
+        <w:t>可以和1</w:t>
+      </w:r>
+      <w:r>
+        <w:rPr>
+          <w:lang w:val="fr-FR"/>
+        </w:rPr>
+        <w:t>(london2023)</w:t>
+      </w:r>
+      <w:r>
+        <w:rPr>
+          <w:rFonts w:hint="eastAsia"/>
+          <w:lang w:val="fr-FR"/>
+        </w:rPr>
+        <w:t>比较</w:t>
+      </w:r>
+      <w:r>
+        <w:rPr>
+          <w:rFonts w:hint="eastAsia"/>
+          <w:lang w:val="fr-FR"/>
+        </w:rPr>
+        <w:t>：说明策略的机制被改变？</w:t>
+      </w:r>
+      <w:r>
+        <w:rPr>
+          <w:rFonts w:hint="eastAsia"/>
+          <w:lang w:val="fr-FR"/>
+        </w:rPr>
+        <w:tab/>
+      </w:r>
+    </w:p>
+    <w:p>
+      <w:pPr>
+        <w:tabs>
+          <w:tab w:val="left" w:pos="7004"/>
+        </w:tabs>
+        <w:rPr>
+          <w:rFonts w:hint="eastAsia"/>
+          <w:color w:val="0070C0"/>
+          <w:lang w:val="fr-FR"/>
+        </w:rPr>
+      </w:pPr>
+      <w:r>
+        <w:rPr>
+          <w:rFonts w:hint="eastAsia"/>
+          <w:color w:val="0070C0"/>
+          <w:lang w:val="fr-FR"/>
+        </w:rPr>
+        <w:t>Dans la situation de référence (Londres 2023), l’auto-promotion a un effet négatif sur le taux de réservation. Cependant, cet effet est significativement modifié, voire inversé, pendant la période des Jeux Olympiques à Paris.</w:t>
+      </w:r>
+    </w:p>
+    <w:p>
+      <w:pPr>
+        <w:rPr>
+          <w:rFonts w:hint="eastAsia"/>
+          <w:lang w:val="fr-FR"/>
+        </w:rPr>
+      </w:pPr>
+      <w:r>
+        <w:rPr>
+          <w:rFonts w:hint="eastAsia"/>
+          <w:lang w:val="fr-FR"/>
+        </w:rPr>
+        <w:t>（无交互模型中说明整体效果）</w:t>
+      </w:r>
+    </w:p>
+    <w:p>
+      <w:pPr>
+        <w:rPr>
+          <w:lang w:val="fr-FR"/>
+        </w:rPr>
+      </w:pPr>
+    </w:p>
+    <w:p>
+      <w:pPr>
+        <w:rPr>
+          <w:rFonts w:hint="eastAsia"/>
+          <w:b/>
+          <w:bCs/>
+          <w:lang w:val="fr-FR"/>
+        </w:rPr>
+      </w:pPr>
+      <w:r>
+        <w:rPr>
+          <w:rFonts w:hint="eastAsia"/>
+          <w:b/>
+          <w:bCs/>
+          <w:lang w:val="fr-FR"/>
+        </w:rPr>
+        <w:t>画图</w:t>
+      </w:r>
+      <w:r>
+        <w:rPr>
+          <w:b/>
+          <w:bCs/>
+          <w:lang w:val="fr-FR"/>
+        </w:rPr>
+        <w:t xml:space="preserve">marginal effect </w:t>
+      </w:r>
+      <w:r>
+        <w:rPr>
+          <w:rFonts w:hint="eastAsia"/>
+          <w:b/>
+          <w:bCs/>
+          <w:lang w:val="fr-FR"/>
+        </w:rPr>
+        <w:t>：</w:t>
+      </w:r>
+      <w:r>
+        <w:rPr>
+          <w:rFonts w:hint="eastAsia"/>
+          <w:b/>
+          <w:bCs/>
+        </w:rPr>
+        <w:t>四组</w:t>
+      </w:r>
+      <w:r>
+        <w:rPr>
+          <w:rFonts w:hint="eastAsia"/>
+          <w:b/>
+          <w:bCs/>
+          <w:lang w:val="fr-FR"/>
+        </w:rPr>
+        <w:t xml:space="preserve"> effect（London23 / London24 / Paris23 / Paris24）</w:t>
+      </w:r>
+    </w:p>
+    <w:p>
+      <w:pPr>
+        <w:rPr>
+          <w:lang w:val="fr-FR"/>
+        </w:rPr>
+      </w:pPr>
+    </w:p>
+    <w:tbl>
+      <w:tblPr>
+        <w:tblStyle w:val="af"/>
+        <w:tblW w:w="0" w:type="auto"/>
+        <w:tblLook w:val="04A0" w:firstRow="1" w:lastRow="0" w:firstColumn="1" w:lastColumn="0" w:noHBand="0" w:noVBand="1"/>
+      </w:tblPr>
+      <w:tblGrid>
+        <w:gridCol w:w="1463"/>
+        <w:gridCol w:w="1951"/>
       </w:tblGrid>
       <w:tr>
         <w:tc>
@@ -4741,7 +3895,37 @@
               <w:spacing w:after="160" w:line="278" w:lineRule="auto"/>
             </w:pPr>
             <w:r>
-              <w:t>0.02</w:t>
+              <w:t>β1</w:t>
+            </w:r>
+          </w:p>
+        </w:tc>
+      </w:tr>
+      <w:tr>
+        <w:tc>
+          <w:tcPr>
+            <w:tcW w:w="0" w:type="auto"/>
+            <w:hideMark/>
+          </w:tcPr>
+          <w:p>
+            <w:pPr>
+              <w:spacing w:after="160" w:line="278" w:lineRule="auto"/>
+            </w:pPr>
+            <w:r>
+              <w:t>London 2024</w:t>
+            </w:r>
+          </w:p>
+        </w:tc>
+        <w:tc>
+          <w:tcPr>
+            <w:tcW w:w="0" w:type="auto"/>
+            <w:hideMark/>
+          </w:tcPr>
+          <w:p>
+            <w:pPr>
+              <w:spacing w:after="160" w:line="278" w:lineRule="auto"/>
+            </w:pPr>
+            <w:r>
+              <w:t>β1 + β3</w:t>
             </w:r>
           </w:p>
         </w:tc>
@@ -4771,37 +3955,7 @@
               <w:spacing w:after="160" w:line="278" w:lineRule="auto"/>
             </w:pPr>
             <w:r>
-              <w:t>0.02 + 0.01 = 0.03</w:t>
-            </w:r>
-          </w:p>
-        </w:tc>
-      </w:tr>
-      <w:tr>
-        <w:tc>
-          <w:tcPr>
-            <w:tcW w:w="0" w:type="auto"/>
-            <w:hideMark/>
-          </w:tcPr>
-          <w:p>
-            <w:pPr>
-              <w:spacing w:after="160" w:line="278" w:lineRule="auto"/>
-            </w:pPr>
-            <w:r>
-              <w:t>London 2024</w:t>
-            </w:r>
-          </w:p>
-        </w:tc>
-        <w:tc>
-          <w:tcPr>
-            <w:tcW w:w="0" w:type="auto"/>
-            <w:hideMark/>
-          </w:tcPr>
-          <w:p>
-            <w:pPr>
-              <w:spacing w:after="160" w:line="278" w:lineRule="auto"/>
-            </w:pPr>
-            <w:r>
-              <w:t>0.02 + 0.02 = 0.04</w:t>
+              <w:t>β1 + β2</w:t>
             </w:r>
           </w:p>
         </w:tc>
@@ -4831,7 +3985,7 @@
               <w:spacing w:after="160" w:line="278" w:lineRule="auto"/>
             </w:pPr>
             <w:r>
-              <w:t>0.02 + 0.01 + 0.02 + 0.05 = 0.10</w:t>
+              <w:t>β1 + β2 + β3 + β4</w:t>
             </w:r>
           </w:p>
         </w:tc>
@@ -4840,523 +3994,380 @@
     <w:p>
       <w:pPr>
         <w:rPr>
-          <w:rFonts w:hint="eastAsia"/>
-          <w:lang w:val="fr-FR"/>
-        </w:rPr>
-      </w:pPr>
-    </w:p>
-    <w:p>
-      <w:pPr>
-        <w:rPr>
-          <w:lang w:val="fr-FR"/>
-        </w:rPr>
-      </w:pPr>
-    </w:p>
-    <w:p>
-      <w:pPr>
-        <w:rPr>
-          <w:lang w:val="fr-FR"/>
-        </w:rPr>
-      </w:pPr>
-      <w:r>
-        <w:rPr>
-          <w:rFonts w:hint="eastAsia"/>
-          <w:lang w:val="fr-FR"/>
-        </w:rPr>
-        <w:t>London</w:t>
-      </w:r>
-      <w:r>
-        <w:rPr>
-          <w:lang w:val="fr-FR"/>
-        </w:rPr>
-        <w:t xml:space="preserve">2023 </w:t>
-      </w:r>
-      <w:r>
-        <w:rPr>
-          <w:rFonts w:hint="eastAsia"/>
-          <w:lang w:val="fr-FR"/>
-        </w:rPr>
-        <w:t>β1是BASELINE</w:t>
-      </w:r>
-    </w:p>
-    <w:p>
-      <w:r>
+          <w:lang w:val="fr-FR"/>
+        </w:rPr>
+      </w:pPr>
+    </w:p>
+    <w:p>
+      <w:pPr>
+        <w:rPr>
+          <w:rFonts w:hint="eastAsia"/>
+          <w:lang w:val="fr-FR"/>
+        </w:rPr>
+      </w:pPr>
+      <w:r>
+        <w:rPr>
+          <w:rFonts w:hint="eastAsia"/>
+          <w:lang w:val="fr-FR"/>
+        </w:rPr>
+        <w:t>这里说明的是tactic效果的</w:t>
+      </w:r>
+      <w:r>
+        <w:rPr>
+          <w:rFonts w:hint="eastAsia"/>
+          <w:lang w:val="fr-FR"/>
+        </w:rPr>
+        <w:t>在不同组中的差异，</w:t>
+      </w:r>
+      <w:r>
+        <w:rPr>
+          <w:rFonts w:hint="eastAsia"/>
+          <w:b/>
+          <w:bCs/>
+          <w:lang w:val="fr-FR"/>
+        </w:rPr>
+        <w:t>从2023到2024</w:t>
+      </w:r>
+    </w:p>
+    <w:p>
+      <w:pPr>
+        <w:rPr>
+          <w:lang w:val="fr-FR"/>
+        </w:rPr>
+      </w:pPr>
+      <w:r>
+        <w:rPr>
+          <w:rFonts w:hint="eastAsia"/>
+          <w:lang w:val="fr-FR"/>
+        </w:rPr>
+        <w:t>London线的斜率=london</w:t>
+      </w:r>
+      <w:r>
+        <w:rPr>
+          <w:lang w:val="fr-FR"/>
+        </w:rPr>
+        <w:t>2024-london202</w:t>
+      </w:r>
+      <w:r>
+        <w:rPr>
+          <w:rFonts w:hint="eastAsia"/>
+          <w:lang w:val="fr-FR"/>
+        </w:rPr>
+        <w:t>3</w:t>
+      </w:r>
+      <w:r>
+        <w:rPr>
+          <w:rFonts w:hint="eastAsia"/>
+          <w:lang w:val="fr-FR"/>
+        </w:rPr>
+        <w:t>=</w:t>
+      </w:r>
+      <w:r>
+        <w:rPr>
+          <w:rFonts w:hint="eastAsia"/>
+          <w:lang w:val="fr-FR"/>
+        </w:rPr>
+        <w:t xml:space="preserve"> β3=</w:t>
+      </w:r>
+      <w:r>
+        <w:rPr>
+          <w:lang w:val="fr-FR"/>
+        </w:rPr>
+        <w:t>tactic :in_2024</w:t>
+      </w:r>
+    </w:p>
+    <w:p>
+      <w:pPr>
+        <w:rPr>
+          <w:lang w:val="fr-FR"/>
+        </w:rPr>
+      </w:pPr>
+      <w:r>
+        <w:rPr>
+          <w:lang w:val="fr-FR"/>
+        </w:rPr>
+        <w:t>paris</w:t>
+      </w:r>
+      <w:r>
+        <w:rPr>
+          <w:rFonts w:hint="eastAsia"/>
+          <w:lang w:val="fr-FR"/>
+        </w:rPr>
+        <w:t>线的斜率</w:t>
+      </w:r>
+      <w:r>
+        <w:rPr>
+          <w:lang w:val="fr-FR"/>
+        </w:rPr>
+        <w:t>=</w:t>
+      </w:r>
+      <w:r>
+        <w:rPr>
+          <w:rFonts w:hint="eastAsia"/>
+          <w:lang w:val="fr-FR"/>
+        </w:rPr>
+        <w:t xml:space="preserve"> </w:t>
+      </w:r>
+      <w:r>
+        <w:rPr>
+          <w:lang w:val="fr-FR"/>
+        </w:rPr>
+        <w:t>paris</w:t>
+      </w:r>
+      <w:r>
+        <w:rPr>
+          <w:lang w:val="fr-FR"/>
+        </w:rPr>
+        <w:t>2024-</w:t>
+      </w:r>
+      <w:r>
+        <w:rPr>
+          <w:lang w:val="fr-FR"/>
+        </w:rPr>
+        <w:t>paris</w:t>
+      </w:r>
+      <w:r>
+        <w:rPr>
+          <w:lang w:val="fr-FR"/>
+        </w:rPr>
+        <w:t>2023</w:t>
+      </w:r>
+      <w:r>
+        <w:rPr>
+          <w:lang w:val="fr-FR"/>
+        </w:rPr>
+        <w:t>=tactic :in_paris :in_2024</w:t>
+      </w:r>
+      <w:r>
+        <w:rPr>
+          <w:lang w:val="fr-FR"/>
+        </w:rPr>
+        <w:t>-</w:t>
+      </w:r>
+      <w:r>
+        <w:rPr>
+          <w:lang w:val="fr-FR"/>
+        </w:rPr>
+        <w:t xml:space="preserve"> </w:t>
+      </w:r>
+      <w:r>
+        <w:rPr>
+          <w:lang w:val="fr-FR"/>
+        </w:rPr>
+        <w:t>tactic :in_paris </w:t>
+      </w:r>
+      <w:r>
+        <w:rPr>
+          <w:rFonts w:hint="eastAsia"/>
+          <w:lang w:val="fr-FR"/>
+        </w:rPr>
+        <w:t>=</w:t>
+      </w:r>
+      <w:r>
+        <w:rPr>
+          <w:rFonts w:hint="eastAsia"/>
+          <w:lang w:val="fr-FR"/>
+        </w:rPr>
+        <w:t>β</w:t>
+      </w:r>
+      <w:r>
+        <w:rPr>
+          <w:lang w:val="fr-FR"/>
+        </w:rPr>
+        <w:t xml:space="preserve">3 + </w:t>
+      </w:r>
+      <w:r>
+        <w:t>β</w:t>
+      </w:r>
+      <w:r>
+        <w:rPr>
+          <w:lang w:val="fr-FR"/>
+        </w:rPr>
+        <w:t>4</w:t>
+      </w:r>
+    </w:p>
+    <w:p>
+      <w:pPr>
+        <w:rPr>
+          <w:lang w:val="fr-FR"/>
+        </w:rPr>
+      </w:pPr>
+      <w:r>
+        <w:rPr>
+          <w:rFonts w:hint="eastAsia"/>
+          <w:lang w:val="fr-FR"/>
+        </w:rPr>
+        <w:t>两条线斜率的</w:t>
+      </w:r>
+      <w:r>
+        <w:rPr>
+          <w:rFonts w:hint="eastAsia"/>
+          <w:lang w:val="fr-FR"/>
+        </w:rPr>
+        <w:t>才是β4=</w:t>
+      </w:r>
+      <w:r>
+        <w:rPr>
+          <w:lang w:val="fr-FR"/>
+        </w:rPr>
+        <w:t>tactic :in_paris :in_2024</w:t>
+      </w:r>
+    </w:p>
+    <w:p>
+      <w:pPr>
+        <w:rPr>
+          <w:lang w:val="fr-FR"/>
+        </w:rPr>
+      </w:pPr>
+    </w:p>
+    <w:p>
+      <w:pPr>
+        <w:rPr>
+          <w:rFonts w:hint="eastAsia"/>
+          <w:lang w:val="fr-FR"/>
+        </w:rPr>
+      </w:pPr>
+    </w:p>
+    <w:p>
+      <w:pPr>
+        <w:rPr>
+          <w:lang w:val="fr-FR"/>
+        </w:rPr>
+      </w:pPr>
+      <w:r>
+        <w:rPr>
+          <w:rFonts w:hint="eastAsia"/>
+          <w:lang w:val="fr-FR"/>
+        </w:rPr>
+        <w:t>之前的图predict表示的是tactic</w:t>
+      </w:r>
+      <w:r>
+        <w:rPr>
+          <w:rFonts w:hint="eastAsia"/>
+          <w:b/>
+          <w:bCs/>
+          <w:lang w:val="fr-FR"/>
+        </w:rPr>
+        <w:t>从0-1时</w:t>
+      </w:r>
+      <w:r>
+        <w:rPr>
+          <w:rFonts w:hint="eastAsia"/>
+          <w:lang w:val="fr-FR"/>
+        </w:rPr>
+        <w:t>，booking90的预测值</w:t>
+      </w:r>
+    </w:p>
+    <w:p>
+      <w:pPr>
+        <w:rPr>
+          <w:lang w:val="fr-FR"/>
+        </w:rPr>
+      </w:pPr>
+      <w:r>
+        <w:rPr>
+          <w:rFonts w:hint="eastAsia"/>
+          <w:lang w:val="fr-FR"/>
+        </w:rPr>
         <w:lastRenderedPageBreak/>
-        <w:t xml:space="preserve">所以之后的交互项的实际效应都是在它的基础上叠加的 </w:t>
-      </w:r>
-    </w:p>
-    <w:p/>
-    <w:p>
-      <w:r>
-        <w:rPr>
-          <w:rFonts w:hint="eastAsia"/>
-          <w:lang w:val="fr-FR"/>
-        </w:rPr>
-        <w:t>三重</w:t>
-      </w:r>
-      <w:proofErr w:type="gramStart"/>
-      <w:r>
-        <w:rPr>
-          <w:rFonts w:hint="eastAsia"/>
-          <w:lang w:val="fr-FR"/>
-        </w:rPr>
-        <w:t>交互时</w:t>
-      </w:r>
-      <w:proofErr w:type="gramEnd"/>
-      <w:r>
-        <w:rPr>
-          <w:rFonts w:hint="eastAsia"/>
-          <w:lang w:val="fr-FR"/>
-        </w:rPr>
-        <w:t>的真实效应</w:t>
-      </w:r>
-      <w:r>
-        <w:rPr>
-          <w:rFonts w:hint="eastAsia"/>
-        </w:rPr>
-        <w:t>：baseline</w:t>
-      </w:r>
-      <w:r>
-        <w:t xml:space="preserve"> </w:t>
-      </w:r>
-      <w:r>
-        <w:t>(beta1)</w:t>
-      </w:r>
-      <w:r>
-        <w:rPr>
-          <w:rFonts w:hint="eastAsia"/>
-        </w:rPr>
-        <w:t>+</w:t>
-      </w:r>
-      <w:proofErr w:type="spellStart"/>
-      <w:r>
-        <w:t>is_paris</w:t>
-      </w:r>
-      <w:proofErr w:type="spellEnd"/>
-      <w:r>
-        <w:rPr>
-          <w:rFonts w:hint="eastAsia"/>
-          <w:lang w:val="fr-FR"/>
-        </w:rPr>
-        <w:t>城市的变化</w:t>
-      </w:r>
-      <w:r>
-        <w:t>(beta</w:t>
-      </w:r>
-      <w:r>
-        <w:t>2</w:t>
-      </w:r>
-      <w:r>
-        <w:t>)</w:t>
-      </w:r>
-      <w:r>
-        <w:rPr>
-          <w:rFonts w:hint="eastAsia"/>
-        </w:rPr>
-        <w:t>+</w:t>
-      </w:r>
-      <w:r>
-        <w:t>is_2024</w:t>
-      </w:r>
-      <w:r>
-        <w:rPr>
-          <w:rFonts w:hint="eastAsia"/>
-          <w:lang w:val="fr-FR"/>
-        </w:rPr>
-        <w:t>时间变化</w:t>
-      </w:r>
-      <w:r>
-        <w:t>(beta</w:t>
-      </w:r>
-      <w:r>
-        <w:t>3</w:t>
-      </w:r>
-      <w:r>
-        <w:t>)</w:t>
-      </w:r>
-      <w:r>
-        <w:rPr>
-          <w:rFonts w:hint="eastAsia"/>
-        </w:rPr>
-        <w:t>+</w:t>
-      </w:r>
-      <w:r>
-        <w:rPr>
-          <w:rFonts w:hint="eastAsia"/>
-          <w:lang w:val="fr-FR"/>
-        </w:rPr>
-        <w:t>再加上额外的变化</w:t>
-      </w:r>
-      <w:r>
-        <w:t>jo</w:t>
-      </w:r>
-      <w:r>
-        <w:t>(beta</w:t>
-      </w:r>
-      <w:r>
-        <w:t>4</w:t>
-      </w:r>
-      <w:r>
-        <w:t>)</w:t>
-      </w:r>
-      <w:r>
-        <w:rPr>
-          <w:rFonts w:hint="eastAsia"/>
-        </w:rPr>
-        <w:t>！</w:t>
-      </w:r>
-    </w:p>
-    <w:p>
-      <w:pPr>
-        <w:rPr>
-          <w:lang w:val="fr-FR"/>
-        </w:rPr>
-      </w:pPr>
-      <w:r>
-        <w:rPr>
-          <w:rFonts w:hint="eastAsia"/>
-          <w:lang w:val="fr-FR"/>
-        </w:rPr>
-        <w:t>首先观察</w:t>
-      </w:r>
-      <w:proofErr w:type="spellStart"/>
-      <w:r>
-        <w:rPr>
-          <w:rFonts w:hint="eastAsia"/>
-          <w:lang w:val="fr-FR"/>
-        </w:rPr>
-        <w:t>jo</w:t>
-      </w:r>
-      <w:proofErr w:type="spellEnd"/>
-      <w:r>
-        <w:rPr>
-          <w:rFonts w:hint="eastAsia"/>
-          <w:lang w:val="fr-FR"/>
-        </w:rPr>
-        <w:t>的影响beta4</w:t>
-      </w:r>
-    </w:p>
-    <w:p>
-      <w:pPr>
-        <w:rPr>
-          <w:lang w:val="fr-FR"/>
-        </w:rPr>
-      </w:pPr>
-      <w:r>
-        <w:rPr>
-          <w:rFonts w:hint="eastAsia"/>
-          <w:lang w:val="fr-FR"/>
-        </w:rPr>
-        <w:t>然后1234之和的影响</w:t>
-      </w:r>
-    </w:p>
-    <w:p>
-      <w:pPr>
-        <w:tabs>
-          <w:tab w:val="left" w:pos="7004"/>
-        </w:tabs>
-        <w:rPr>
-          <w:lang w:val="fr-FR"/>
-        </w:rPr>
-      </w:pPr>
-      <w:r>
-        <w:rPr>
-          <w:rFonts w:hint="eastAsia"/>
-          <w:lang w:val="fr-FR"/>
-        </w:rPr>
-        <w:t>1234</w:t>
-      </w:r>
-      <w:r>
-        <w:rPr>
-          <w:rFonts w:hint="eastAsia"/>
-          <w:lang w:val="fr-FR"/>
-        </w:rPr>
-        <w:t>可以和1</w:t>
-      </w:r>
-      <w:r>
-        <w:rPr>
-          <w:lang w:val="fr-FR"/>
-        </w:rPr>
-        <w:t>(london2023)</w:t>
-      </w:r>
-      <w:r>
-        <w:rPr>
-          <w:rFonts w:hint="eastAsia"/>
-          <w:lang w:val="fr-FR"/>
-        </w:rPr>
-        <w:t>比较</w:t>
-      </w:r>
-      <w:r>
-        <w:rPr>
-          <w:rFonts w:hint="eastAsia"/>
-          <w:lang w:val="fr-FR"/>
-        </w:rPr>
-        <w:t>：说明策略的机制被改变？</w:t>
-      </w:r>
-      <w:r>
-        <w:rPr>
-          <w:rFonts w:hint="eastAsia"/>
-          <w:lang w:val="fr-FR"/>
-        </w:rPr>
-        <w:tab/>
-      </w:r>
-    </w:p>
-    <w:p>
-      <w:pPr>
-        <w:tabs>
-          <w:tab w:val="left" w:pos="7004"/>
-        </w:tabs>
-        <w:rPr>
-          <w:color w:val="0070C0"/>
-          <w:lang w:val="fr-FR"/>
-        </w:rPr>
-      </w:pPr>
-      <w:r>
-        <w:rPr>
-          <w:rFonts w:hint="eastAsia"/>
-          <w:color w:val="0070C0"/>
-          <w:lang w:val="fr-FR"/>
-        </w:rPr>
-        <w:t>Dans la situation de réfé</w:t>
-      </w:r>
-      <w:proofErr w:type="spellStart"/>
-      <w:r>
-        <w:rPr>
-          <w:rFonts w:hint="eastAsia"/>
-          <w:color w:val="0070C0"/>
-          <w:lang w:val="fr-FR"/>
-        </w:rPr>
-        <w:t>rence</w:t>
-      </w:r>
-      <w:proofErr w:type="spellEnd"/>
-      <w:r>
-        <w:rPr>
-          <w:rFonts w:hint="eastAsia"/>
-          <w:color w:val="0070C0"/>
-          <w:lang w:val="fr-FR"/>
-        </w:rPr>
-        <w:t xml:space="preserve"> (Londres 2023), l</w:t>
-      </w:r>
-      <w:proofErr w:type="gramStart"/>
-      <w:r>
-        <w:rPr>
-          <w:rFonts w:hint="eastAsia"/>
-          <w:color w:val="0070C0"/>
-          <w:lang w:val="fr-FR"/>
-        </w:rPr>
-        <w:t>’</w:t>
-      </w:r>
-      <w:proofErr w:type="gramEnd"/>
-      <w:r>
-        <w:rPr>
-          <w:rFonts w:hint="eastAsia"/>
-          <w:color w:val="0070C0"/>
-          <w:lang w:val="fr-FR"/>
-        </w:rPr>
-        <w:t>auto-promotion a un effet né</w:t>
-      </w:r>
-      <w:proofErr w:type="spellStart"/>
-      <w:r>
-        <w:rPr>
-          <w:rFonts w:hint="eastAsia"/>
-          <w:color w:val="0070C0"/>
-          <w:lang w:val="fr-FR"/>
-        </w:rPr>
-        <w:t>gatif</w:t>
-      </w:r>
-      <w:proofErr w:type="spellEnd"/>
-      <w:r>
-        <w:rPr>
-          <w:rFonts w:hint="eastAsia"/>
-          <w:color w:val="0070C0"/>
-          <w:lang w:val="fr-FR"/>
-        </w:rPr>
-        <w:t xml:space="preserve"> sur le taux de ré</w:t>
-      </w:r>
-      <w:proofErr w:type="spellStart"/>
-      <w:r>
-        <w:rPr>
-          <w:rFonts w:hint="eastAsia"/>
-          <w:color w:val="0070C0"/>
-          <w:lang w:val="fr-FR"/>
-        </w:rPr>
-        <w:t>servation</w:t>
-      </w:r>
-      <w:proofErr w:type="spellEnd"/>
-      <w:r>
-        <w:rPr>
-          <w:rFonts w:hint="eastAsia"/>
-          <w:color w:val="0070C0"/>
-          <w:lang w:val="fr-FR"/>
-        </w:rPr>
-        <w:t xml:space="preserve">. Cependant, cet effet est significativement </w:t>
-      </w:r>
-      <w:proofErr w:type="spellStart"/>
-      <w:r>
-        <w:rPr>
-          <w:rFonts w:hint="eastAsia"/>
-          <w:color w:val="0070C0"/>
-          <w:lang w:val="fr-FR"/>
-        </w:rPr>
-        <w:t>modifi</w:t>
-      </w:r>
-      <w:proofErr w:type="spellEnd"/>
-      <w:r>
-        <w:rPr>
-          <w:rFonts w:hint="eastAsia"/>
-          <w:color w:val="0070C0"/>
-          <w:lang w:val="fr-FR"/>
-        </w:rPr>
-        <w:t xml:space="preserve">é, voire </w:t>
-      </w:r>
-      <w:proofErr w:type="spellStart"/>
-      <w:r>
-        <w:rPr>
-          <w:rFonts w:hint="eastAsia"/>
-          <w:color w:val="0070C0"/>
-          <w:lang w:val="fr-FR"/>
-        </w:rPr>
-        <w:t>invers</w:t>
-      </w:r>
-      <w:proofErr w:type="spellEnd"/>
-      <w:r>
-        <w:rPr>
-          <w:rFonts w:hint="eastAsia"/>
-          <w:color w:val="0070C0"/>
-          <w:lang w:val="fr-FR"/>
-        </w:rPr>
-        <w:t>é, pendant la pé</w:t>
-      </w:r>
-      <w:proofErr w:type="spellStart"/>
-      <w:r>
-        <w:rPr>
-          <w:rFonts w:hint="eastAsia"/>
-          <w:color w:val="0070C0"/>
-          <w:lang w:val="fr-FR"/>
-        </w:rPr>
-        <w:t>riode</w:t>
-      </w:r>
-      <w:proofErr w:type="spellEnd"/>
-      <w:r>
-        <w:rPr>
-          <w:rFonts w:hint="eastAsia"/>
-          <w:color w:val="0070C0"/>
-          <w:lang w:val="fr-FR"/>
-        </w:rPr>
-        <w:t xml:space="preserve"> des Jeux Olympiques à Paris.</w:t>
-      </w:r>
-    </w:p>
-    <w:p>
-      <w:pPr>
-        <w:rPr>
-          <w:rFonts w:hint="eastAsia"/>
-          <w:lang w:val="fr-FR"/>
-        </w:rPr>
-      </w:pPr>
-      <w:r>
-        <w:rPr>
-          <w:rFonts w:hint="eastAsia"/>
-          <w:lang w:val="fr-FR"/>
-        </w:rPr>
-        <w:t>（无交互模型中说明整体效果）</w:t>
-      </w:r>
-    </w:p>
-    <w:p>
-      <w:pPr>
-        <w:rPr>
-          <w:rFonts w:hint="eastAsia"/>
-          <w:lang w:val="fr-FR"/>
-        </w:rPr>
-      </w:pPr>
-      <w:r>
-        <w:rPr>
-          <w:rFonts w:hint="eastAsia"/>
-          <w:lang w:val="fr-FR"/>
-        </w:rPr>
-        <w:t>画图</w:t>
-      </w:r>
-      <w:r>
-        <w:rPr>
-          <w:lang w:val="fr-FR"/>
-        </w:rPr>
-        <w:t xml:space="preserve">marginal </w:t>
-      </w:r>
-      <w:proofErr w:type="spellStart"/>
-      <w:r>
-        <w:rPr>
-          <w:lang w:val="fr-FR"/>
-        </w:rPr>
-        <w:t>effect</w:t>
-      </w:r>
-      <w:proofErr w:type="spellEnd"/>
-      <w:r>
-        <w:rPr>
-          <w:lang w:val="fr-FR"/>
-        </w:rPr>
-        <w:t xml:space="preserve"> </w:t>
-      </w:r>
-      <w:r>
-        <w:rPr>
-          <w:rFonts w:hint="eastAsia"/>
-          <w:lang w:val="fr-FR"/>
-        </w:rPr>
-        <w:t>：</w:t>
-      </w:r>
-      <w:r>
-        <w:rPr>
-          <w:rFonts w:hint="eastAsia"/>
-        </w:rPr>
-        <w:t>四组</w:t>
-      </w:r>
-      <w:r>
-        <w:rPr>
-          <w:rFonts w:hint="eastAsia"/>
-          <w:lang w:val="fr-FR"/>
-        </w:rPr>
-        <w:t xml:space="preserve"> </w:t>
-      </w:r>
-      <w:proofErr w:type="spellStart"/>
-      <w:r>
-        <w:rPr>
-          <w:rFonts w:hint="eastAsia"/>
-          <w:lang w:val="fr-FR"/>
-        </w:rPr>
-        <w:t>effect</w:t>
-      </w:r>
-      <w:proofErr w:type="spellEnd"/>
-      <w:r>
-        <w:rPr>
-          <w:rFonts w:hint="eastAsia"/>
-          <w:lang w:val="fr-FR"/>
-        </w:rPr>
-        <w:t>（London23 / London24 / Paris23 / Paris24）</w:t>
-      </w:r>
-    </w:p>
-    <w:p>
-      <w:pPr>
-        <w:rPr>
-          <w:rFonts w:hint="eastAsia"/>
-          <w:lang w:val="fr-FR"/>
-        </w:rPr>
-      </w:pPr>
-    </w:p>
-    <w:p>
-      <w:pPr>
-        <w:rPr>
-          <w:lang w:val="fr-FR"/>
-        </w:rPr>
-      </w:pPr>
-    </w:p>
-    <w:p>
-      <w:pPr>
-        <w:rPr>
-          <w:lang w:val="fr-FR"/>
-        </w:rPr>
-      </w:pPr>
-    </w:p>
-    <w:p>
-      <w:pPr>
-        <w:rPr>
+        <w:t>如果要画预测线，要固定一组，比如paris2024时，</w:t>
+      </w:r>
+      <w:r>
+        <w:rPr>
+          <w:rFonts w:hint="eastAsia"/>
+          <w:lang w:val="fr-FR"/>
+        </w:rPr>
+        <w:t>某一</w:t>
+      </w:r>
+      <w:r>
+        <w:rPr>
+          <w:rFonts w:hint="eastAsia"/>
+          <w:lang w:val="fr-FR"/>
+        </w:rPr>
+        <w:t>策略</w:t>
+      </w:r>
+      <w:r>
+        <w:rPr>
+          <w:rFonts w:hint="eastAsia"/>
+          <w:lang w:val="fr-FR"/>
+        </w:rPr>
+        <w:t>对于booking90的</w:t>
+      </w:r>
+      <w:r>
+        <w:rPr>
+          <w:rFonts w:hint="eastAsia"/>
+          <w:lang w:val="fr-FR"/>
+        </w:rPr>
+        <w:t>影响</w:t>
+      </w:r>
+      <w:r>
+        <w:rPr>
+          <w:rFonts w:hint="eastAsia"/>
+          <w:lang w:val="fr-FR"/>
+        </w:rPr>
+        <w:t>。</w:t>
+      </w:r>
+    </w:p>
+    <w:p>
+      <w:pPr>
+        <w:rPr>
+          <w:rFonts w:hint="eastAsia"/>
+          <w:lang w:val="fr-FR"/>
+        </w:rPr>
+      </w:pPr>
+    </w:p>
+    <w:p>
+      <w:pPr>
+        <w:rPr>
+          <w:rFonts w:hint="eastAsia"/>
+          <w:lang w:val="fr-FR"/>
+        </w:rPr>
+      </w:pPr>
+    </w:p>
+    <w:p>
+      <w:pPr>
+        <w:rPr>
+          <w:rFonts w:hint="eastAsia"/>
+          <w:lang w:val="fr-FR"/>
+        </w:rPr>
+      </w:pPr>
+    </w:p>
+    <w:p>
+      <w:pPr>
+        <w:rPr>
+          <w:rFonts w:hint="eastAsia"/>
+          <w:lang w:val="fr-FR"/>
+        </w:rPr>
+      </w:pPr>
+    </w:p>
+    <w:p>
+      <w:pPr>
+        <w:rPr>
+          <w:rFonts w:hint="eastAsia"/>
+          <w:lang w:val="fr-FR"/>
+        </w:rPr>
+      </w:pPr>
+    </w:p>
+    <w:p>
+      <w:pPr>
+        <w:rPr>
+          <w:rFonts w:hint="eastAsia"/>
+          <w:lang w:val="fr-FR"/>
+        </w:rPr>
+      </w:pPr>
+    </w:p>
+    <w:p>
+      <w:pPr>
+        <w:rPr>
+          <w:rFonts w:hint="eastAsia"/>
+          <w:lang w:val="fr-FR"/>
+        </w:rPr>
+      </w:pPr>
+    </w:p>
+    <w:p>
+      <w:pPr>
+        <w:rPr>
+          <w:rFonts w:hint="eastAsia"/>
           <w:lang w:val="fr-FR"/>
         </w:rPr>
       </w:pPr>
@@ -5399,7 +4410,6 @@
     <w:p>
       <w:pPr>
         <w:rPr>
-          <w:rFonts w:hint="eastAsia"/>
           <w:lang w:val="fr-FR"/>
         </w:rPr>
       </w:pPr>
@@ -5424,7 +4434,7 @@
                     <pic:cNvPicPr/>
                   </pic:nvPicPr>
                   <pic:blipFill>
-                    <a:blip r:embed="rId5"/>
+                    <a:blip r:embed="rId7"/>
                     <a:stretch>
                       <a:fillRect/>
                     </a:stretch>
@@ -5444,6 +4454,21 @@
           </wp:inline>
         </w:drawing>
       </w:r>
+    </w:p>
+    <w:p>
+      <w:pPr>
+        <w:rPr>
+          <w:lang w:val="fr-FR"/>
+        </w:rPr>
+      </w:pPr>
+    </w:p>
+    <w:p>
+      <w:pPr>
+        <w:rPr>
+          <w:rFonts w:hint="eastAsia"/>
+          <w:lang w:val="fr-FR"/>
+        </w:rPr>
+      </w:pPr>
     </w:p>
     <w:p>
       <w:pPr>
@@ -5822,7 +4847,6 @@
           <w:noProof/>
           <w:lang w:val="fr-FR"/>
         </w:rPr>
-        <w:lastRenderedPageBreak/>
         <mc:AlternateContent>
           <mc:Choice Requires="wps">
             <w:drawing>
@@ -5982,16 +5006,16 @@
         <mc:AlternateContent>
           <mc:Choice Requires="wps">
             <w:drawing>
-              <wp:anchor distT="0" distB="0" distL="114300" distR="114300" simplePos="0" relativeHeight="251659264" behindDoc="0" locked="0" layoutInCell="1" allowOverlap="1" wp14:anchorId="6F614AE1" wp14:editId="5F6C122C">
+              <wp:anchor distT="0" distB="0" distL="114300" distR="114300" simplePos="0" relativeHeight="251659264" behindDoc="0" locked="0" layoutInCell="1" allowOverlap="1" wp14:anchorId="6F614AE1" wp14:editId="6C01038D">
                 <wp:simplePos x="0" y="0"/>
                 <wp:positionH relativeFrom="margin">
-                  <wp:posOffset>-1160</wp:posOffset>
+                  <wp:align>left</wp:align>
                 </wp:positionH>
                 <wp:positionV relativeFrom="paragraph">
-                  <wp:posOffset>230212</wp:posOffset>
+                  <wp:posOffset>227953</wp:posOffset>
                 </wp:positionV>
-                <wp:extent cx="1139689" cy="350010"/>
-                <wp:effectExtent l="0" t="0" r="22860" b="12065"/>
+                <wp:extent cx="1181337" cy="350010"/>
+                <wp:effectExtent l="0" t="0" r="19050" b="12065"/>
                 <wp:wrapNone/>
                 <wp:docPr id="1795293323" name="文本框 1"/>
                 <wp:cNvGraphicFramePr/>
@@ -6002,7 +5026,7 @@
                       <wps:spPr>
                         <a:xfrm>
                           <a:off x="0" y="0"/>
-                          <a:ext cx="1139689" cy="350010"/>
+                          <a:ext cx="1181337" cy="350010"/>
                         </a:xfrm>
                         <a:prstGeom prst="rect">
                           <a:avLst/>
@@ -6024,51 +5048,45 @@
                             <w:pPr>
                               <w:rPr>
                                 <w:rFonts w:hint="eastAsia"/>
+                                <w:b/>
+                                <w:bCs/>
                                 <w:lang w:val="fr-FR"/>
                               </w:rPr>
                             </w:pPr>
-                            <w:proofErr w:type="spellStart"/>
                             <w:r>
                               <w:rPr>
                                 <w:rFonts w:hint="eastAsia"/>
+                                <w:b/>
+                                <w:bCs/>
                                 <w:lang w:val="fr-FR"/>
                               </w:rPr>
                               <w:t>T</w:t>
                             </w:r>
                             <w:r>
                               <w:rPr>
+                                <w:b/>
+                                <w:bCs/>
                                 <w:lang w:val="fr-FR"/>
                               </w:rPr>
-                              <w:t>actics</w:t>
-                            </w:r>
-                            <w:proofErr w:type="spellEnd"/>
-                            <w:r>
-                              <w:rPr>
-                                <w:lang w:val="fr-FR"/>
-                              </w:rPr>
-                              <w:t xml:space="preserve"> </w:t>
-                            </w:r>
-                            <w:proofErr w:type="spellStart"/>
-                            <w:r>
-                              <w:rPr>
-                                <w:lang w:val="fr-FR"/>
-                              </w:rPr>
-                              <w:t>bio</w:t>
+                              <w:t>actics bio</w:t>
                             </w:r>
                             <w:r>
                               <w:rPr>
                                 <w:rFonts w:hint="eastAsia"/>
+                                <w:b/>
+                                <w:bCs/>
                                 <w:lang w:val="fr-FR"/>
                               </w:rPr>
                               <w:t>+</w:t>
                             </w:r>
                             <w:r>
                               <w:rPr>
+                                <w:b/>
+                                <w:bCs/>
                                 <w:lang w:val="fr-FR"/>
                               </w:rPr>
                               <w:t>pic</w:t>
                             </w:r>
-                            <w:proofErr w:type="spellEnd"/>
                           </w:p>
                         </w:txbxContent>
                       </wps:txbx>
@@ -6092,58 +5110,52 @@
           </mc:Choice>
           <mc:Fallback>
             <w:pict>
-              <v:shape w14:anchorId="6F614AE1" id="_x0000_s1028" type="#_x0000_t202" style="position:absolute;margin-left:-.1pt;margin-top:18.15pt;width:89.75pt;height:27.55pt;z-index:251659264;visibility:visible;mso-wrap-style:square;mso-width-percent:0;mso-height-percent:0;mso-wrap-distance-left:9pt;mso-wrap-distance-top:0;mso-wrap-distance-right:9pt;mso-wrap-distance-bottom:0;mso-position-horizontal:absolute;mso-position-horizontal-relative:margin;mso-position-vertical:absolute;mso-position-vertical-relative:text;mso-width-percent:0;mso-height-percent:0;mso-width-relative:margin;mso-height-relative:margin;v-text-anchor:top" o:gfxdata="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" fillcolor="#f2f2f2 [3052]" strokeweight=".5pt">
+              <v:shape w14:anchorId="6F614AE1" id="_x0000_s1028" type="#_x0000_t202" style="position:absolute;margin-left:0;margin-top:17.95pt;width:93pt;height:27.55pt;z-index:251659264;visibility:visible;mso-wrap-style:square;mso-width-percent:0;mso-height-percent:0;mso-wrap-distance-left:9pt;mso-wrap-distance-top:0;mso-wrap-distance-right:9pt;mso-wrap-distance-bottom:0;mso-position-horizontal:left;mso-position-horizontal-relative:margin;mso-position-vertical:absolute;mso-position-vertical-relative:text;mso-width-percent:0;mso-height-percent:0;mso-width-relative:margin;mso-height-relative:margin;v-text-anchor:top" o:gfxdata="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" fillcolor="#f2f2f2 [3052]" strokeweight=".5pt">
                 <v:textbox>
                   <w:txbxContent>
                     <w:p>
                       <w:pPr>
                         <w:rPr>
                           <w:rFonts w:hint="eastAsia"/>
+                          <w:b/>
+                          <w:bCs/>
                           <w:lang w:val="fr-FR"/>
                         </w:rPr>
                       </w:pPr>
-                      <w:proofErr w:type="spellStart"/>
                       <w:r>
                         <w:rPr>
                           <w:rFonts w:hint="eastAsia"/>
+                          <w:b/>
+                          <w:bCs/>
                           <w:lang w:val="fr-FR"/>
                         </w:rPr>
                         <w:t>T</w:t>
                       </w:r>
                       <w:r>
                         <w:rPr>
+                          <w:b/>
+                          <w:bCs/>
                           <w:lang w:val="fr-FR"/>
                         </w:rPr>
-                        <w:t>actics</w:t>
-                      </w:r>
-                      <w:proofErr w:type="spellEnd"/>
-                      <w:r>
-                        <w:rPr>
-                          <w:lang w:val="fr-FR"/>
-                        </w:rPr>
-                        <w:t xml:space="preserve"> </w:t>
-                      </w:r>
-                      <w:proofErr w:type="spellStart"/>
-                      <w:r>
-                        <w:rPr>
-                          <w:lang w:val="fr-FR"/>
-                        </w:rPr>
-                        <w:t>bio</w:t>
+                        <w:t>actics bio</w:t>
                       </w:r>
                       <w:r>
                         <w:rPr>
                           <w:rFonts w:hint="eastAsia"/>
+                          <w:b/>
+                          <w:bCs/>
                           <w:lang w:val="fr-FR"/>
                         </w:rPr>
                         <w:t>+</w:t>
                       </w:r>
                       <w:r>
                         <w:rPr>
+                          <w:b/>
+                          <w:bCs/>
                           <w:lang w:val="fr-FR"/>
                         </w:rPr>
                         <w:t>pic</w:t>
                       </w:r>
-                      <w:proofErr w:type="spellEnd"/>
                     </w:p>
                   </w:txbxContent>
                 </v:textbox>
@@ -6378,21 +5390,12 @@
         </w:rPr>
         <w:t xml:space="preserve">tactiques de </w:t>
       </w:r>
-      <w:proofErr w:type="spellStart"/>
-      <w:r>
-        <w:rPr>
-          <w:rFonts w:hint="eastAsia"/>
-          <w:lang w:val="fr-FR"/>
-        </w:rPr>
-        <w:t>qualit</w:t>
-      </w:r>
-      <w:proofErr w:type="spellEnd"/>
-      <w:r>
-        <w:rPr>
-          <w:rFonts w:hint="eastAsia"/>
-          <w:lang w:val="fr-FR"/>
-        </w:rPr>
-        <w:t>é</w:t>
+      <w:r>
+        <w:rPr>
+          <w:rFonts w:hint="eastAsia"/>
+          <w:lang w:val="fr-FR"/>
+        </w:rPr>
+        <w:t>qualité</w:t>
       </w:r>
       <w:r>
         <w:rPr>
@@ -6424,7 +5427,6 @@
         </w:rPr>
         <w:t xml:space="preserve"> </w:t>
       </w:r>
-      <w:proofErr w:type="spellStart"/>
       <w:r>
         <w:rPr>
           <w:lang w:val="fr-FR"/>
@@ -6435,28 +5437,7 @@
         <w:rPr>
           <w:lang w:val="fr-FR"/>
         </w:rPr>
-        <w:t>,extérieur</w:t>
-      </w:r>
-      <w:proofErr w:type="spellEnd"/>
-      <w:r>
-        <w:rPr>
-          <w:lang w:val="fr-FR"/>
-        </w:rPr>
-        <w:t xml:space="preserve"> (</w:t>
-      </w:r>
-      <w:proofErr w:type="spellStart"/>
-      <w:r>
-        <w:rPr>
-          <w:lang w:val="fr-FR"/>
-        </w:rPr>
-        <w:t>superhost</w:t>
-      </w:r>
-      <w:proofErr w:type="spellEnd"/>
-      <w:r>
-        <w:rPr>
-          <w:lang w:val="fr-FR"/>
-        </w:rPr>
-        <w:t> !)</w:t>
+        <w:t>,extérieur (superhost !)</w:t>
       </w:r>
       <w:r>
         <w:rPr>
@@ -6551,21 +5532,7 @@
         <w:rPr>
           <w:lang w:val="fr-FR"/>
         </w:rPr>
-        <w:t xml:space="preserve">ery </w:t>
-      </w:r>
-      <w:proofErr w:type="spellStart"/>
-      <w:r>
-        <w:rPr>
-          <w:lang w:val="fr-FR"/>
-        </w:rPr>
-        <w:t>strange</w:t>
-      </w:r>
-      <w:proofErr w:type="spellEnd"/>
-      <w:r>
-        <w:rPr>
-          <w:lang w:val="fr-FR"/>
-        </w:rPr>
-        <w:t xml:space="preserve"> points</w:t>
+        <w:t>ery strange points</w:t>
       </w:r>
     </w:p>
     <w:p>
@@ -6577,7 +5544,6 @@
           <w:rFonts w:hint="eastAsia"/>
         </w:rPr>
       </w:pPr>
-      <w:proofErr w:type="spellStart"/>
       <w:r>
         <w:rPr>
           <w:rFonts w:hint="eastAsia"/>
@@ -6585,11 +5551,7 @@
         <w:t>Is</w:t>
       </w:r>
       <w:r>
-        <w:t>_paris</w:t>
-      </w:r>
-      <w:proofErr w:type="spellEnd"/>
-      <w:r>
-        <w:t>/in_2</w:t>
+        <w:t>_paris/in_2</w:t>
       </w:r>
       <w:r>
         <w:rPr>
@@ -6604,7 +5566,6 @@
         </w:rPr>
         <w:t>和</w:t>
       </w:r>
-      <w:proofErr w:type="spellStart"/>
       <w:r>
         <w:rPr>
           <w:rFonts w:hint="eastAsia"/>
@@ -6620,7 +5581,6 @@
       <w:r>
         <w:t>actics</w:t>
       </w:r>
-      <w:proofErr w:type="spellEnd"/>
       <w:r>
         <w:rPr>
           <w:rFonts w:hint="eastAsia"/>
@@ -6680,6 +5640,68 @@
     </w:sectPr>
   </w:body>
 </w:document>
+</file>
+
+<file path=word/endnotes.xml><?xml version="1.0" encoding="utf-8"?>
+<w:endnotes xmlns:wpc="http://schemas.microsoft.com/office/word/2010/wordprocessingCanvas" xmlns:cx="http://schemas.microsoft.com/office/drawing/2014/chartex" xmlns:cx1="http://schemas.microsoft.com/office/drawing/2015/9/8/chartex" xmlns:cx2="http://schemas.microsoft.com/office/drawing/2015/10/21/chartex" xmlns:cx3="http://schemas.microsoft.com/office/drawing/2016/5/9/chartex" xmlns:cx4="http://schemas.microsoft.com/office/drawing/2016/5/10/chartex" xmlns:cx5="http://schemas.microsoft.com/office/drawing/2016/5/11/chartex" xmlns:cx6="http://schemas.microsoft.com/office/drawing/2016/5/12/chartex" xmlns:cx7="http://schemas.microsoft.com/office/drawing/2016/5/13/chartex" xmlns:cx8="http://schemas.microsoft.com/office/drawing/2016/5/14/chartex" xmlns:mc="http://schemas.openxmlformats.org/markup-compatibility/2006" xmlns:aink="http://schemas.microsoft.com/office/drawing/2016/ink" xmlns:am3d="http://schemas.microsoft.com/office/drawing/2017/model3d" xmlns:o="urn:schemas-microsoft-com:office:office" xmlns:oel="http://schemas.microsoft.com/office/2019/extlst" xmlns:r="http://schemas.openxmlformats.org/officeDocument/2006/relationships" xmlns:m="http://schemas.openxmlformats.org/officeDocument/2006/math" xmlns:v="urn:schemas-microsoft-com:vml" xmlns:wp14="http://schemas.microsoft.com/office/word/2010/wordprocessingDrawing" xmlns:wp="http://schemas.openxmlformats.org/drawingml/2006/wordprocessingDrawing" xmlns:w10="urn:schemas-microsoft-com:office:word" xmlns:w="http://schemas.openxmlformats.org/wordprocessingml/2006/main" xmlns:w14="http://schemas.microsoft.com/office/word/2010/wordml" xmlns:w15="http://schemas.microsoft.com/office/word/2012/wordml" xmlns:w16cex="http://schemas.microsoft.com/office/word/2018/wordml/cex" xmlns:w16cid="http://schemas.microsoft.com/office/word/2016/wordml/cid" xmlns:w16="http://schemas.microsoft.com/office/word/2018/wordml" xmlns:w16du="http://schemas.microsoft.com/office/word/2023/wordml/word16du" xmlns:w16sdtdh="http://schemas.microsoft.com/office/word/2020/wordml/sdtdatahash" xmlns:w16sdtfl="http://schemas.microsoft.com/office/word/2024/wordml/sdtformatlock" xmlns:w16se="http://schemas.microsoft.com/office/word/2015/wordml/symex" xmlns:wpg="http://schemas.microsoft.com/office/word/2010/wordprocessingGroup" xmlns:wpi="http://schemas.microsoft.com/office/word/2010/wordprocessingInk" xmlns:wne="http://schemas.microsoft.com/office/word/2006/wordml" xmlns:wps="http://schemas.microsoft.com/office/word/2010/wordprocessingShape" mc:Ignorable="w14 w15 w16se w16cid w16 w16cex w16sdtdh w16sdtfl w16du wp14">
+  <w:endnote w:type="separator" w:id="-1">
+    <w:p>
+      <w:pPr>
+        <w:spacing w:after="0" w:line="240" w:lineRule="auto"/>
+        <w:rPr>
+          <w:rFonts w:hint="eastAsia"/>
+        </w:rPr>
+      </w:pPr>
+      <w:r>
+        <w:separator/>
+      </w:r>
+    </w:p>
+  </w:endnote>
+  <w:endnote w:type="continuationSeparator" w:id="0">
+    <w:p>
+      <w:pPr>
+        <w:spacing w:after="0" w:line="240" w:lineRule="auto"/>
+        <w:rPr>
+          <w:rFonts w:hint="eastAsia"/>
+        </w:rPr>
+      </w:pPr>
+      <w:r>
+        <w:continuationSeparator/>
+      </w:r>
+    </w:p>
+  </w:endnote>
+</w:endnotes>
+</file>
+
+<file path=word/footnotes.xml><?xml version="1.0" encoding="utf-8"?>
+<w:footnotes xmlns:wpc="http://schemas.microsoft.com/office/word/2010/wordprocessingCanvas" xmlns:cx="http://schemas.microsoft.com/office/drawing/2014/chartex" xmlns:cx1="http://schemas.microsoft.com/office/drawing/2015/9/8/chartex" xmlns:cx2="http://schemas.microsoft.com/office/drawing/2015/10/21/chartex" xmlns:cx3="http://schemas.microsoft.com/office/drawing/2016/5/9/chartex" xmlns:cx4="http://schemas.microsoft.com/office/drawing/2016/5/10/chartex" xmlns:cx5="http://schemas.microsoft.com/office/drawing/2016/5/11/chartex" xmlns:cx6="http://schemas.microsoft.com/office/drawing/2016/5/12/chartex" xmlns:cx7="http://schemas.microsoft.com/office/drawing/2016/5/13/chartex" xmlns:cx8="http://schemas.microsoft.com/office/drawing/2016/5/14/chartex" xmlns:mc="http://schemas.openxmlformats.org/markup-compatibility/2006" xmlns:aink="http://schemas.microsoft.com/office/drawing/2016/ink" xmlns:am3d="http://schemas.microsoft.com/office/drawing/2017/model3d" xmlns:o="urn:schemas-microsoft-com:office:office" xmlns:oel="http://schemas.microsoft.com/office/2019/extlst" xmlns:r="http://schemas.openxmlformats.org/officeDocument/2006/relationships" xmlns:m="http://schemas.openxmlformats.org/officeDocument/2006/math" xmlns:v="urn:schemas-microsoft-com:vml" xmlns:wp14="http://schemas.microsoft.com/office/word/2010/wordprocessingDrawing" xmlns:wp="http://schemas.openxmlformats.org/drawingml/2006/wordprocessingDrawing" xmlns:w10="urn:schemas-microsoft-com:office:word" xmlns:w="http://schemas.openxmlformats.org/wordprocessingml/2006/main" xmlns:w14="http://schemas.microsoft.com/office/word/2010/wordml" xmlns:w15="http://schemas.microsoft.com/office/word/2012/wordml" xmlns:w16cex="http://schemas.microsoft.com/office/word/2018/wordml/cex" xmlns:w16cid="http://schemas.microsoft.com/office/word/2016/wordml/cid" xmlns:w16="http://schemas.microsoft.com/office/word/2018/wordml" xmlns:w16du="http://schemas.microsoft.com/office/word/2023/wordml/word16du" xmlns:w16sdtdh="http://schemas.microsoft.com/office/word/2020/wordml/sdtdatahash" xmlns:w16sdtfl="http://schemas.microsoft.com/office/word/2024/wordml/sdtformatlock" xmlns:w16se="http://schemas.microsoft.com/office/word/2015/wordml/symex" xmlns:wpg="http://schemas.microsoft.com/office/word/2010/wordprocessingGroup" xmlns:wpi="http://schemas.microsoft.com/office/word/2010/wordprocessingInk" xmlns:wne="http://schemas.microsoft.com/office/word/2006/wordml" xmlns:wps="http://schemas.microsoft.com/office/word/2010/wordprocessingShape" mc:Ignorable="w14 w15 w16se w16cid w16 w16cex w16sdtdh w16sdtfl w16du wp14">
+  <w:footnote w:type="separator" w:id="-1">
+    <w:p>
+      <w:pPr>
+        <w:spacing w:after="0" w:line="240" w:lineRule="auto"/>
+        <w:rPr>
+          <w:rFonts w:hint="eastAsia"/>
+        </w:rPr>
+      </w:pPr>
+      <w:r>
+        <w:separator/>
+      </w:r>
+    </w:p>
+  </w:footnote>
+  <w:footnote w:type="continuationSeparator" w:id="0">
+    <w:p>
+      <w:pPr>
+        <w:spacing w:after="0" w:line="240" w:lineRule="auto"/>
+        <w:rPr>
+          <w:rFonts w:hint="eastAsia"/>
+        </w:rPr>
+      </w:pPr>
+      <w:r>
+        <w:continuationSeparator/>
+      </w:r>
+    </w:p>
+  </w:footnote>
+</w:footnotes>
 </file>
 
 <file path=word/numbering.xml><?xml version="1.0" encoding="utf-8"?>
@@ -7782,6 +6804,69 @@
       <w:szCs w:val="20"/>
     </w:rPr>
   </w:style>
+  <w:style w:type="paragraph" w:styleId="af0">
+    <w:name w:val="header"/>
+    <w:basedOn w:val="a"/>
+    <w:link w:val="af1"/>
+    <w:uiPriority w:val="99"/>
+    <w:unhideWhenUsed/>
+    <w:rsid w:val="00625CB0"/>
+    <w:pPr>
+      <w:tabs>
+        <w:tab w:val="center" w:pos="4153"/>
+        <w:tab w:val="right" w:pos="8306"/>
+      </w:tabs>
+      <w:snapToGrid w:val="0"/>
+      <w:spacing w:line="240" w:lineRule="auto"/>
+      <w:jc w:val="center"/>
+    </w:pPr>
+    <w:rPr>
+      <w:sz w:val="18"/>
+      <w:szCs w:val="18"/>
+    </w:rPr>
+  </w:style>
+  <w:style w:type="character" w:customStyle="1" w:styleId="af1">
+    <w:name w:val="页眉 字符"/>
+    <w:basedOn w:val="a0"/>
+    <w:link w:val="af0"/>
+    <w:uiPriority w:val="99"/>
+    <w:rsid w:val="00625CB0"/>
+    <w:rPr>
+      <w:sz w:val="18"/>
+      <w:szCs w:val="18"/>
+    </w:rPr>
+  </w:style>
+  <w:style w:type="paragraph" w:styleId="af2">
+    <w:name w:val="footer"/>
+    <w:basedOn w:val="a"/>
+    <w:link w:val="af3"/>
+    <w:uiPriority w:val="99"/>
+    <w:unhideWhenUsed/>
+    <w:rsid w:val="00625CB0"/>
+    <w:pPr>
+      <w:tabs>
+        <w:tab w:val="center" w:pos="4153"/>
+        <w:tab w:val="right" w:pos="8306"/>
+      </w:tabs>
+      <w:snapToGrid w:val="0"/>
+      <w:spacing w:line="240" w:lineRule="auto"/>
+    </w:pPr>
+    <w:rPr>
+      <w:sz w:val="18"/>
+      <w:szCs w:val="18"/>
+    </w:rPr>
+  </w:style>
+  <w:style w:type="character" w:customStyle="1" w:styleId="af3">
+    <w:name w:val="页脚 字符"/>
+    <w:basedOn w:val="a0"/>
+    <w:link w:val="af2"/>
+    <w:uiPriority w:val="99"/>
+    <w:rsid w:val="00625CB0"/>
+    <w:rPr>
+      <w:sz w:val="18"/>
+      <w:szCs w:val="18"/>
+    </w:rPr>
+  </w:style>
 </w:styles>
 </file>
 

--- a/note_airbnb2604.docx
+++ b/note_airbnb2604.docx
@@ -10,6 +10,7 @@
           <w:lang w:val="fr-FR"/>
         </w:rPr>
       </w:pPr>
+      <w:proofErr w:type="gramStart"/>
       <w:r>
         <w:rPr>
           <w:rFonts w:hint="eastAsia"/>
@@ -21,7 +22,14 @@
         <w:rPr>
           <w:lang w:val="fr-FR"/>
         </w:rPr>
-        <w:t>mportant info :</w:t>
+        <w:t>mportant info</w:t>
+      </w:r>
+      <w:proofErr w:type="gramEnd"/>
+      <w:r>
+        <w:rPr>
+          <w:lang w:val="fr-FR"/>
+        </w:rPr>
+        <w:t> :</w:t>
       </w:r>
     </w:p>
     <w:p>
@@ -78,7 +86,511 @@
         <w:rPr>
           <w:lang w:val="fr-FR"/>
         </w:rPr>
-        <w:t xml:space="preserve">Cette ´etude examine comment les hˆotes Airbnb utilisent des tactiques de gestion de l’impression dans leurs auto-descriptions et comment ces tactiques influencent la performance de r´eservation. En s’appuyant sur la th´eorie de Goffman, nous ap pliquons un mod`ele de classification zero-shot pour identifier cinq tactiques — l’ouverture, l’authenticit´e, la sociabilit´e, l’auto-promotion et l’exemplarit´e — dans les profils des hˆotes. Leur r´epartition et leurs effets sont analys´es `a l’aide d’une r´egression OLS, en incluant le statut de Superhost comme terme d’interaction. Les r´esultats r´ev`elent que les tactiques orient´ees vers la valorisation de soi (auto promotion, exemplarit´e) sont les plus fr´equentes, tandis que les Superhosts pri vil´egient davantage les tactiques li´ees `a la relation (ouverture, authenticit´e, sociabi lit´e). La sociabilit´e et l’authenticit´e am´eliorent significativement la performance de r´eservation. En revanche, l’ouverture et l’auto-promotion n’ont pas d’effets positifs, et l’exemplarit´e impacte n´egativement les r´eservations. </w:t>
+        <w:t>Cette ´</w:t>
+      </w:r>
+      <w:proofErr w:type="spellStart"/>
+      <w:r>
+        <w:rPr>
+          <w:lang w:val="fr-FR"/>
+        </w:rPr>
+        <w:t>etude</w:t>
+      </w:r>
+      <w:proofErr w:type="spellEnd"/>
+      <w:r>
+        <w:rPr>
+          <w:lang w:val="fr-FR"/>
+        </w:rPr>
+        <w:t xml:space="preserve"> examine comment les </w:t>
+      </w:r>
+      <w:proofErr w:type="spellStart"/>
+      <w:r>
+        <w:rPr>
+          <w:lang w:val="fr-FR"/>
+        </w:rPr>
+        <w:t>hˆotes</w:t>
+      </w:r>
+      <w:proofErr w:type="spellEnd"/>
+      <w:r>
+        <w:rPr>
+          <w:lang w:val="fr-FR"/>
+        </w:rPr>
+        <w:t xml:space="preserve"> Airbnb utilisent des tactiques de gestion de l’impression dans leurs auto-descriptions et comment ces tactiques influencent la performance de </w:t>
+      </w:r>
+      <w:proofErr w:type="spellStart"/>
+      <w:r>
+        <w:rPr>
+          <w:lang w:val="fr-FR"/>
+        </w:rPr>
+        <w:t>r´eservation</w:t>
+      </w:r>
+      <w:proofErr w:type="spellEnd"/>
+      <w:r>
+        <w:rPr>
+          <w:lang w:val="fr-FR"/>
+        </w:rPr>
+        <w:t xml:space="preserve">. En s’appuyant sur la </w:t>
+      </w:r>
+      <w:proofErr w:type="spellStart"/>
+      <w:r>
+        <w:rPr>
+          <w:lang w:val="fr-FR"/>
+        </w:rPr>
+        <w:t>th´eorie</w:t>
+      </w:r>
+      <w:proofErr w:type="spellEnd"/>
+      <w:r>
+        <w:rPr>
+          <w:lang w:val="fr-FR"/>
+        </w:rPr>
+        <w:t xml:space="preserve"> de Goffman, nous </w:t>
+      </w:r>
+      <w:proofErr w:type="spellStart"/>
+      <w:r>
+        <w:rPr>
+          <w:lang w:val="fr-FR"/>
+        </w:rPr>
+        <w:t>ap</w:t>
+      </w:r>
+      <w:proofErr w:type="spellEnd"/>
+      <w:r>
+        <w:rPr>
+          <w:lang w:val="fr-FR"/>
+        </w:rPr>
+        <w:t xml:space="preserve"> </w:t>
+      </w:r>
+      <w:proofErr w:type="spellStart"/>
+      <w:r>
+        <w:rPr>
+          <w:lang w:val="fr-FR"/>
+        </w:rPr>
+        <w:t>pliquons</w:t>
+      </w:r>
+      <w:proofErr w:type="spellEnd"/>
+      <w:r>
+        <w:rPr>
+          <w:lang w:val="fr-FR"/>
+        </w:rPr>
+        <w:t xml:space="preserve"> un </w:t>
+      </w:r>
+      <w:proofErr w:type="spellStart"/>
+      <w:r>
+        <w:rPr>
+          <w:lang w:val="fr-FR"/>
+        </w:rPr>
+        <w:t>mod`ele</w:t>
+      </w:r>
+      <w:proofErr w:type="spellEnd"/>
+      <w:r>
+        <w:rPr>
+          <w:lang w:val="fr-FR"/>
+        </w:rPr>
+        <w:t xml:space="preserve"> de classification </w:t>
+      </w:r>
+      <w:proofErr w:type="spellStart"/>
+      <w:r>
+        <w:rPr>
+          <w:lang w:val="fr-FR"/>
+        </w:rPr>
+        <w:t>zero</w:t>
+      </w:r>
+      <w:proofErr w:type="spellEnd"/>
+      <w:r>
+        <w:rPr>
+          <w:lang w:val="fr-FR"/>
+        </w:rPr>
+        <w:t>-shot pour identifier cinq tactiques — l’ouverture, l’</w:t>
+      </w:r>
+      <w:proofErr w:type="spellStart"/>
+      <w:r>
+        <w:rPr>
+          <w:lang w:val="fr-FR"/>
+        </w:rPr>
+        <w:t>authenticit´e</w:t>
+      </w:r>
+      <w:proofErr w:type="spellEnd"/>
+      <w:r>
+        <w:rPr>
+          <w:lang w:val="fr-FR"/>
+        </w:rPr>
+        <w:t xml:space="preserve">, la </w:t>
+      </w:r>
+      <w:proofErr w:type="spellStart"/>
+      <w:r>
+        <w:rPr>
+          <w:lang w:val="fr-FR"/>
+        </w:rPr>
+        <w:t>sociabilit´e</w:t>
+      </w:r>
+      <w:proofErr w:type="spellEnd"/>
+      <w:r>
+        <w:rPr>
+          <w:lang w:val="fr-FR"/>
+        </w:rPr>
+        <w:t>, l’auto-promotion et l’</w:t>
+      </w:r>
+      <w:proofErr w:type="spellStart"/>
+      <w:r>
+        <w:rPr>
+          <w:lang w:val="fr-FR"/>
+        </w:rPr>
+        <w:t>exemplarit´e</w:t>
+      </w:r>
+      <w:proofErr w:type="spellEnd"/>
+      <w:r>
+        <w:rPr>
+          <w:lang w:val="fr-FR"/>
+        </w:rPr>
+        <w:t xml:space="preserve"> — dans les profils des </w:t>
+      </w:r>
+      <w:proofErr w:type="spellStart"/>
+      <w:r>
+        <w:rPr>
+          <w:lang w:val="fr-FR"/>
+        </w:rPr>
+        <w:t>hˆotes</w:t>
+      </w:r>
+      <w:proofErr w:type="spellEnd"/>
+      <w:r>
+        <w:rPr>
+          <w:lang w:val="fr-FR"/>
+        </w:rPr>
+        <w:t xml:space="preserve">. Leur </w:t>
+      </w:r>
+      <w:proofErr w:type="spellStart"/>
+      <w:r>
+        <w:rPr>
+          <w:lang w:val="fr-FR"/>
+        </w:rPr>
+        <w:t>r´epartition</w:t>
+      </w:r>
+      <w:proofErr w:type="spellEnd"/>
+      <w:r>
+        <w:rPr>
+          <w:lang w:val="fr-FR"/>
+        </w:rPr>
+        <w:t xml:space="preserve"> et leurs effets sont </w:t>
+      </w:r>
+      <w:proofErr w:type="spellStart"/>
+      <w:r>
+        <w:rPr>
+          <w:lang w:val="fr-FR"/>
+        </w:rPr>
+        <w:t>analys´es</w:t>
+      </w:r>
+      <w:proofErr w:type="spellEnd"/>
+      <w:r>
+        <w:rPr>
+          <w:lang w:val="fr-FR"/>
+        </w:rPr>
+        <w:t xml:space="preserve"> `</w:t>
+      </w:r>
+      <w:proofErr w:type="spellStart"/>
+      <w:r>
+        <w:rPr>
+          <w:lang w:val="fr-FR"/>
+        </w:rPr>
+        <w:t>a</w:t>
+      </w:r>
+      <w:proofErr w:type="spellEnd"/>
+      <w:r>
+        <w:rPr>
+          <w:lang w:val="fr-FR"/>
+        </w:rPr>
+        <w:t xml:space="preserve"> l’aide d’une </w:t>
+      </w:r>
+      <w:proofErr w:type="spellStart"/>
+      <w:r>
+        <w:rPr>
+          <w:lang w:val="fr-FR"/>
+        </w:rPr>
+        <w:t>r´egression</w:t>
+      </w:r>
+      <w:proofErr w:type="spellEnd"/>
+      <w:r>
+        <w:rPr>
+          <w:lang w:val="fr-FR"/>
+        </w:rPr>
+        <w:t xml:space="preserve"> OLS, en incluant le statut de </w:t>
+      </w:r>
+      <w:proofErr w:type="spellStart"/>
+      <w:r>
+        <w:rPr>
+          <w:lang w:val="fr-FR"/>
+        </w:rPr>
+        <w:t>Superhost</w:t>
+      </w:r>
+      <w:proofErr w:type="spellEnd"/>
+      <w:r>
+        <w:rPr>
+          <w:lang w:val="fr-FR"/>
+        </w:rPr>
+        <w:t xml:space="preserve"> comme terme d’interaction. Les </w:t>
+      </w:r>
+      <w:proofErr w:type="spellStart"/>
+      <w:r>
+        <w:rPr>
+          <w:lang w:val="fr-FR"/>
+        </w:rPr>
+        <w:t>r´esultats</w:t>
+      </w:r>
+      <w:proofErr w:type="spellEnd"/>
+      <w:r>
+        <w:rPr>
+          <w:lang w:val="fr-FR"/>
+        </w:rPr>
+        <w:t xml:space="preserve"> </w:t>
+      </w:r>
+      <w:proofErr w:type="spellStart"/>
+      <w:r>
+        <w:rPr>
+          <w:lang w:val="fr-FR"/>
+        </w:rPr>
+        <w:t>r´ev`elent</w:t>
+      </w:r>
+      <w:proofErr w:type="spellEnd"/>
+      <w:r>
+        <w:rPr>
+          <w:lang w:val="fr-FR"/>
+        </w:rPr>
+        <w:t xml:space="preserve"> que les tactiques </w:t>
+      </w:r>
+      <w:proofErr w:type="spellStart"/>
+      <w:r>
+        <w:rPr>
+          <w:lang w:val="fr-FR"/>
+        </w:rPr>
+        <w:t>orient´ees</w:t>
+      </w:r>
+      <w:proofErr w:type="spellEnd"/>
+      <w:r>
+        <w:rPr>
+          <w:lang w:val="fr-FR"/>
+        </w:rPr>
+        <w:t xml:space="preserve"> vers la valorisation de soi (auto promotion, </w:t>
+      </w:r>
+      <w:proofErr w:type="spellStart"/>
+      <w:r>
+        <w:rPr>
+          <w:lang w:val="fr-FR"/>
+        </w:rPr>
+        <w:t>exemplarit´e</w:t>
+      </w:r>
+      <w:proofErr w:type="spellEnd"/>
+      <w:r>
+        <w:rPr>
+          <w:lang w:val="fr-FR"/>
+        </w:rPr>
+        <w:t xml:space="preserve">) sont les plus </w:t>
+      </w:r>
+      <w:proofErr w:type="spellStart"/>
+      <w:r>
+        <w:rPr>
+          <w:lang w:val="fr-FR"/>
+        </w:rPr>
+        <w:t>fr´equentes</w:t>
+      </w:r>
+      <w:proofErr w:type="spellEnd"/>
+      <w:r>
+        <w:rPr>
+          <w:lang w:val="fr-FR"/>
+        </w:rPr>
+        <w:t xml:space="preserve">, tandis que les </w:t>
+      </w:r>
+      <w:proofErr w:type="spellStart"/>
+      <w:r>
+        <w:rPr>
+          <w:lang w:val="fr-FR"/>
+        </w:rPr>
+        <w:t>Superhosts</w:t>
+      </w:r>
+      <w:proofErr w:type="spellEnd"/>
+      <w:r>
+        <w:rPr>
+          <w:lang w:val="fr-FR"/>
+        </w:rPr>
+        <w:t xml:space="preserve"> </w:t>
+      </w:r>
+      <w:proofErr w:type="spellStart"/>
+      <w:r>
+        <w:rPr>
+          <w:lang w:val="fr-FR"/>
+        </w:rPr>
+        <w:t>pri</w:t>
+      </w:r>
+      <w:proofErr w:type="spellEnd"/>
+      <w:r>
+        <w:rPr>
+          <w:lang w:val="fr-FR"/>
+        </w:rPr>
+        <w:t xml:space="preserve"> </w:t>
+      </w:r>
+      <w:proofErr w:type="spellStart"/>
+      <w:r>
+        <w:rPr>
+          <w:lang w:val="fr-FR"/>
+        </w:rPr>
+        <w:t>vil´egient</w:t>
+      </w:r>
+      <w:proofErr w:type="spellEnd"/>
+      <w:r>
+        <w:rPr>
+          <w:lang w:val="fr-FR"/>
+        </w:rPr>
+        <w:t xml:space="preserve"> davantage les tactiques </w:t>
+      </w:r>
+      <w:proofErr w:type="spellStart"/>
+      <w:r>
+        <w:rPr>
+          <w:lang w:val="fr-FR"/>
+        </w:rPr>
+        <w:t>li´ees</w:t>
+      </w:r>
+      <w:proofErr w:type="spellEnd"/>
+      <w:r>
+        <w:rPr>
+          <w:lang w:val="fr-FR"/>
+        </w:rPr>
+        <w:t xml:space="preserve"> `a la relation (ouverture, </w:t>
+      </w:r>
+      <w:proofErr w:type="spellStart"/>
+      <w:r>
+        <w:rPr>
+          <w:lang w:val="fr-FR"/>
+        </w:rPr>
+        <w:t>authenticit´e</w:t>
+      </w:r>
+      <w:proofErr w:type="spellEnd"/>
+      <w:r>
+        <w:rPr>
+          <w:lang w:val="fr-FR"/>
+        </w:rPr>
+        <w:t xml:space="preserve">, </w:t>
+      </w:r>
+      <w:proofErr w:type="spellStart"/>
+      <w:r>
+        <w:rPr>
+          <w:lang w:val="fr-FR"/>
+        </w:rPr>
+        <w:t>sociabi</w:t>
+      </w:r>
+      <w:proofErr w:type="spellEnd"/>
+      <w:r>
+        <w:rPr>
+          <w:lang w:val="fr-FR"/>
+        </w:rPr>
+        <w:t xml:space="preserve"> </w:t>
+      </w:r>
+      <w:proofErr w:type="spellStart"/>
+      <w:r>
+        <w:rPr>
+          <w:lang w:val="fr-FR"/>
+        </w:rPr>
+        <w:t>lit´e</w:t>
+      </w:r>
+      <w:proofErr w:type="spellEnd"/>
+      <w:r>
+        <w:rPr>
+          <w:lang w:val="fr-FR"/>
+        </w:rPr>
+        <w:t xml:space="preserve">). La </w:t>
+      </w:r>
+      <w:proofErr w:type="spellStart"/>
+      <w:r>
+        <w:rPr>
+          <w:lang w:val="fr-FR"/>
+        </w:rPr>
+        <w:t>sociabilit´e</w:t>
+      </w:r>
+      <w:proofErr w:type="spellEnd"/>
+      <w:r>
+        <w:rPr>
+          <w:lang w:val="fr-FR"/>
+        </w:rPr>
+        <w:t xml:space="preserve"> et l’</w:t>
+      </w:r>
+      <w:proofErr w:type="spellStart"/>
+      <w:r>
+        <w:rPr>
+          <w:lang w:val="fr-FR"/>
+        </w:rPr>
+        <w:t>authenticit´e</w:t>
+      </w:r>
+      <w:proofErr w:type="spellEnd"/>
+      <w:r>
+        <w:rPr>
+          <w:lang w:val="fr-FR"/>
+        </w:rPr>
+        <w:t xml:space="preserve"> </w:t>
+      </w:r>
+      <w:proofErr w:type="spellStart"/>
+      <w:r>
+        <w:rPr>
+          <w:lang w:val="fr-FR"/>
+        </w:rPr>
+        <w:t>am´eliorent</w:t>
+      </w:r>
+      <w:proofErr w:type="spellEnd"/>
+      <w:r>
+        <w:rPr>
+          <w:lang w:val="fr-FR"/>
+        </w:rPr>
+        <w:t xml:space="preserve"> significativement la performance de </w:t>
+      </w:r>
+      <w:proofErr w:type="spellStart"/>
+      <w:r>
+        <w:rPr>
+          <w:lang w:val="fr-FR"/>
+        </w:rPr>
+        <w:t>r´eservation</w:t>
+      </w:r>
+      <w:proofErr w:type="spellEnd"/>
+      <w:r>
+        <w:rPr>
+          <w:lang w:val="fr-FR"/>
+        </w:rPr>
+        <w:t>. En revanche, l’ouverture et l’auto-promotion n’ont pas d’effets positifs, et l’</w:t>
+      </w:r>
+      <w:proofErr w:type="spellStart"/>
+      <w:r>
+        <w:rPr>
+          <w:lang w:val="fr-FR"/>
+        </w:rPr>
+        <w:t>exemplarit´e</w:t>
+      </w:r>
+      <w:proofErr w:type="spellEnd"/>
+      <w:r>
+        <w:rPr>
+          <w:lang w:val="fr-FR"/>
+        </w:rPr>
+        <w:t xml:space="preserve"> impacte n´</w:t>
+      </w:r>
+      <w:proofErr w:type="spellStart"/>
+      <w:r>
+        <w:rPr>
+          <w:lang w:val="fr-FR"/>
+        </w:rPr>
+        <w:t>egativement</w:t>
+      </w:r>
+      <w:proofErr w:type="spellEnd"/>
+      <w:r>
+        <w:rPr>
+          <w:lang w:val="fr-FR"/>
+        </w:rPr>
+        <w:t xml:space="preserve"> les </w:t>
+      </w:r>
+      <w:proofErr w:type="spellStart"/>
+      <w:r>
+        <w:rPr>
+          <w:lang w:val="fr-FR"/>
+        </w:rPr>
+        <w:t>r´eservations</w:t>
+      </w:r>
+      <w:proofErr w:type="spellEnd"/>
+      <w:r>
+        <w:rPr>
+          <w:lang w:val="fr-FR"/>
+        </w:rPr>
+        <w:t xml:space="preserve">. </w:t>
       </w:r>
       <w:r>
         <w:rPr>
@@ -87,7 +599,127 @@
           <w:color w:val="EE0000"/>
           <w:lang w:val="fr-FR"/>
         </w:rPr>
-        <w:t>Plus int´eressant encore, le statut de Superhost att´enue l’impact n´egatif de l’exemplarit´e tout en amplifiant les b´en´efices de l’auto-promotion</w:t>
+        <w:t xml:space="preserve">Plus </w:t>
+      </w:r>
+      <w:proofErr w:type="spellStart"/>
+      <w:r>
+        <w:rPr>
+          <w:b/>
+          <w:bCs/>
+          <w:color w:val="EE0000"/>
+          <w:lang w:val="fr-FR"/>
+        </w:rPr>
+        <w:t>int´eressant</w:t>
+      </w:r>
+      <w:proofErr w:type="spellEnd"/>
+      <w:r>
+        <w:rPr>
+          <w:b/>
+          <w:bCs/>
+          <w:color w:val="EE0000"/>
+          <w:lang w:val="fr-FR"/>
+        </w:rPr>
+        <w:t xml:space="preserve"> encore, le statut de </w:t>
+      </w:r>
+      <w:proofErr w:type="spellStart"/>
+      <w:r>
+        <w:rPr>
+          <w:b/>
+          <w:bCs/>
+          <w:color w:val="EE0000"/>
+          <w:lang w:val="fr-FR"/>
+        </w:rPr>
+        <w:t>Superhost</w:t>
+      </w:r>
+      <w:proofErr w:type="spellEnd"/>
+      <w:r>
+        <w:rPr>
+          <w:b/>
+          <w:bCs/>
+          <w:color w:val="EE0000"/>
+          <w:lang w:val="fr-FR"/>
+        </w:rPr>
+        <w:t xml:space="preserve"> </w:t>
+      </w:r>
+      <w:proofErr w:type="spellStart"/>
+      <w:r>
+        <w:rPr>
+          <w:b/>
+          <w:bCs/>
+          <w:color w:val="EE0000"/>
+          <w:lang w:val="fr-FR"/>
+        </w:rPr>
+        <w:t>att´enue</w:t>
+      </w:r>
+      <w:proofErr w:type="spellEnd"/>
+      <w:r>
+        <w:rPr>
+          <w:b/>
+          <w:bCs/>
+          <w:color w:val="EE0000"/>
+          <w:lang w:val="fr-FR"/>
+        </w:rPr>
+        <w:t xml:space="preserve"> l’impact n´</w:t>
+      </w:r>
+      <w:proofErr w:type="spellStart"/>
+      <w:r>
+        <w:rPr>
+          <w:b/>
+          <w:bCs/>
+          <w:color w:val="EE0000"/>
+          <w:lang w:val="fr-FR"/>
+        </w:rPr>
+        <w:t>egatif</w:t>
+      </w:r>
+      <w:proofErr w:type="spellEnd"/>
+      <w:r>
+        <w:rPr>
+          <w:b/>
+          <w:bCs/>
+          <w:color w:val="EE0000"/>
+          <w:lang w:val="fr-FR"/>
+        </w:rPr>
+        <w:t xml:space="preserve"> de l’</w:t>
+      </w:r>
+      <w:proofErr w:type="spellStart"/>
+      <w:r>
+        <w:rPr>
+          <w:b/>
+          <w:bCs/>
+          <w:color w:val="EE0000"/>
+          <w:lang w:val="fr-FR"/>
+        </w:rPr>
+        <w:t>exemplarit´e</w:t>
+      </w:r>
+      <w:proofErr w:type="spellEnd"/>
+      <w:r>
+        <w:rPr>
+          <w:b/>
+          <w:bCs/>
+          <w:color w:val="EE0000"/>
+          <w:lang w:val="fr-FR"/>
+        </w:rPr>
+        <w:t xml:space="preserve"> tout en amplifiant les </w:t>
+      </w:r>
+      <w:proofErr w:type="spellStart"/>
+      <w:r>
+        <w:rPr>
+          <w:b/>
+          <w:bCs/>
+          <w:color w:val="EE0000"/>
+          <w:lang w:val="fr-FR"/>
+        </w:rPr>
+        <w:t>b´en´efices</w:t>
+      </w:r>
+      <w:proofErr w:type="spellEnd"/>
+      <w:r>
+        <w:rPr>
+          <w:b/>
+          <w:bCs/>
+          <w:color w:val="EE0000"/>
+          <w:lang w:val="fr-FR"/>
+        </w:rPr>
+        <w:t xml:space="preserve"> de l’auto-promotion</w:t>
       </w:r>
       <w:r>
         <w:rPr>
@@ -131,7 +763,189 @@
         <w:rPr>
           <w:lang w:val="fr-FR"/>
         </w:rPr>
-        <w:t>En conclusion, les tactiques de pr´esentation des hˆotes joue un rˆole cl´e dans la performance locative sur Airbnb. L’authenticit´e et la sociabilit´e ´emergent comme des strat´egies universellement efficaces, tandis que la valeur de l’auto-promotion et de l’exemplarit´e d´epend du statut de Superhost indiquant un rˆole m´ediateur de norme sociale.</w:t>
+        <w:t xml:space="preserve">En conclusion, les tactiques de </w:t>
+      </w:r>
+      <w:proofErr w:type="spellStart"/>
+      <w:r>
+        <w:rPr>
+          <w:lang w:val="fr-FR"/>
+        </w:rPr>
+        <w:t>pr´esentation</w:t>
+      </w:r>
+      <w:proofErr w:type="spellEnd"/>
+      <w:r>
+        <w:rPr>
+          <w:lang w:val="fr-FR"/>
+        </w:rPr>
+        <w:t xml:space="preserve"> des </w:t>
+      </w:r>
+      <w:proofErr w:type="spellStart"/>
+      <w:r>
+        <w:rPr>
+          <w:lang w:val="fr-FR"/>
+        </w:rPr>
+        <w:t>hˆotes</w:t>
+      </w:r>
+      <w:proofErr w:type="spellEnd"/>
+      <w:r>
+        <w:rPr>
+          <w:lang w:val="fr-FR"/>
+        </w:rPr>
+        <w:t xml:space="preserve"> joue un </w:t>
+      </w:r>
+      <w:proofErr w:type="spellStart"/>
+      <w:r>
+        <w:rPr>
+          <w:lang w:val="fr-FR"/>
+        </w:rPr>
+        <w:t>rˆole</w:t>
+      </w:r>
+      <w:proofErr w:type="spellEnd"/>
+      <w:r>
+        <w:rPr>
+          <w:lang w:val="fr-FR"/>
+        </w:rPr>
+        <w:t xml:space="preserve"> </w:t>
+      </w:r>
+      <w:proofErr w:type="spellStart"/>
+      <w:r>
+        <w:rPr>
+          <w:lang w:val="fr-FR"/>
+        </w:rPr>
+        <w:t>cl´e</w:t>
+      </w:r>
+      <w:proofErr w:type="spellEnd"/>
+      <w:r>
+        <w:rPr>
+          <w:lang w:val="fr-FR"/>
+        </w:rPr>
+        <w:t xml:space="preserve"> dans la performance locative sur Airbnb. L’</w:t>
+      </w:r>
+      <w:proofErr w:type="spellStart"/>
+      <w:r>
+        <w:rPr>
+          <w:lang w:val="fr-FR"/>
+        </w:rPr>
+        <w:t>authenticit´e</w:t>
+      </w:r>
+      <w:proofErr w:type="spellEnd"/>
+      <w:r>
+        <w:rPr>
+          <w:lang w:val="fr-FR"/>
+        </w:rPr>
+        <w:t xml:space="preserve"> et la </w:t>
+      </w:r>
+      <w:proofErr w:type="spellStart"/>
+      <w:r>
+        <w:rPr>
+          <w:lang w:val="fr-FR"/>
+        </w:rPr>
+        <w:t>sociabilit´e</w:t>
+      </w:r>
+      <w:proofErr w:type="spellEnd"/>
+      <w:r>
+        <w:rPr>
+          <w:lang w:val="fr-FR"/>
+        </w:rPr>
+        <w:t xml:space="preserve"> ´</w:t>
+      </w:r>
+      <w:proofErr w:type="spellStart"/>
+      <w:r>
+        <w:rPr>
+          <w:lang w:val="fr-FR"/>
+        </w:rPr>
+        <w:t>emergent</w:t>
+      </w:r>
+      <w:proofErr w:type="spellEnd"/>
+      <w:r>
+        <w:rPr>
+          <w:lang w:val="fr-FR"/>
+        </w:rPr>
+        <w:t xml:space="preserve"> comme des </w:t>
+      </w:r>
+      <w:proofErr w:type="spellStart"/>
+      <w:r>
+        <w:rPr>
+          <w:lang w:val="fr-FR"/>
+        </w:rPr>
+        <w:t>strat´egies</w:t>
+      </w:r>
+      <w:proofErr w:type="spellEnd"/>
+      <w:r>
+        <w:rPr>
+          <w:lang w:val="fr-FR"/>
+        </w:rPr>
+        <w:t xml:space="preserve"> universellement efficaces, tandis que la valeur de l’auto-promotion et de l’</w:t>
+      </w:r>
+      <w:proofErr w:type="spellStart"/>
+      <w:r>
+        <w:rPr>
+          <w:lang w:val="fr-FR"/>
+        </w:rPr>
+        <w:t>exemplarit´e</w:t>
+      </w:r>
+      <w:proofErr w:type="spellEnd"/>
+      <w:r>
+        <w:rPr>
+          <w:lang w:val="fr-FR"/>
+        </w:rPr>
+        <w:t xml:space="preserve"> d´</w:t>
+      </w:r>
+      <w:proofErr w:type="spellStart"/>
+      <w:r>
+        <w:rPr>
+          <w:lang w:val="fr-FR"/>
+        </w:rPr>
+        <w:t>epend</w:t>
+      </w:r>
+      <w:proofErr w:type="spellEnd"/>
+      <w:r>
+        <w:rPr>
+          <w:lang w:val="fr-FR"/>
+        </w:rPr>
+        <w:t xml:space="preserve"> du statut de </w:t>
+      </w:r>
+      <w:proofErr w:type="spellStart"/>
+      <w:r>
+        <w:rPr>
+          <w:lang w:val="fr-FR"/>
+        </w:rPr>
+        <w:t>Superhost</w:t>
+      </w:r>
+      <w:proofErr w:type="spellEnd"/>
+      <w:r>
+        <w:rPr>
+          <w:lang w:val="fr-FR"/>
+        </w:rPr>
+        <w:t xml:space="preserve"> indiquant un </w:t>
+      </w:r>
+      <w:proofErr w:type="spellStart"/>
+      <w:r>
+        <w:rPr>
+          <w:lang w:val="fr-FR"/>
+        </w:rPr>
+        <w:t>rˆole</w:t>
+      </w:r>
+      <w:proofErr w:type="spellEnd"/>
+      <w:r>
+        <w:rPr>
+          <w:lang w:val="fr-FR"/>
+        </w:rPr>
+        <w:t xml:space="preserve"> m´</w:t>
+      </w:r>
+      <w:proofErr w:type="spellStart"/>
+      <w:r>
+        <w:rPr>
+          <w:lang w:val="fr-FR"/>
+        </w:rPr>
+        <w:t>ediateur</w:t>
+      </w:r>
+      <w:proofErr w:type="spellEnd"/>
+      <w:r>
+        <w:rPr>
+          <w:lang w:val="fr-FR"/>
+        </w:rPr>
+        <w:t xml:space="preserve"> de norme sociale.</w:t>
       </w:r>
     </w:p>
     <w:p>
@@ -188,25 +1002,36 @@
         </w:rPr>
         <w:t>，</w:t>
       </w:r>
+      <w:proofErr w:type="spellStart"/>
       <w:r>
         <w:t>s</w:t>
       </w:r>
       <w:r>
         <w:t>uperhost</w:t>
       </w:r>
-      <w:r>
-        <w:rPr>
-          <w:rFonts w:hint="eastAsia"/>
-        </w:rPr>
-        <w:t>削弱auto，提升superhost</w:t>
-      </w:r>
-    </w:p>
-    <w:p>
-      <w:pPr>
-        <w:rPr>
-          <w:rFonts w:hint="eastAsia"/>
-        </w:rPr>
-      </w:pPr>
+      <w:proofErr w:type="spellEnd"/>
+      <w:r>
+        <w:rPr>
+          <w:rFonts w:hint="eastAsia"/>
+        </w:rPr>
+        <w:t>削弱auto，提升</w:t>
+      </w:r>
+      <w:proofErr w:type="spellStart"/>
+      <w:r>
+        <w:rPr>
+          <w:rFonts w:hint="eastAsia"/>
+        </w:rPr>
+        <w:t>superhost</w:t>
+      </w:r>
+      <w:proofErr w:type="spellEnd"/>
+    </w:p>
+    <w:p>
+      <w:pPr>
+        <w:rPr>
+          <w:rFonts w:hint="eastAsia"/>
+        </w:rPr>
+      </w:pPr>
+      <w:proofErr w:type="spellStart"/>
       <w:r>
         <w:rPr>
           <w:rFonts w:hint="eastAsia"/>
@@ -216,6 +1041,7 @@
       <w:r>
         <w:t>uverture</w:t>
       </w:r>
+      <w:proofErr w:type="spellEnd"/>
       <w:r>
         <w:rPr>
           <w:rFonts w:hint="eastAsia"/>
@@ -291,6 +1117,7 @@
           <w:rFonts w:hint="eastAsia"/>
         </w:rPr>
       </w:pPr>
+      <w:proofErr w:type="spellStart"/>
       <w:r>
         <w:rPr>
           <w:rFonts w:hint="eastAsia"/>
@@ -298,7 +1125,11 @@
         <w:t>S</w:t>
       </w:r>
       <w:r>
-        <w:t xml:space="preserve">ocio+auth </w:t>
+        <w:t>ocio+auth</w:t>
+      </w:r>
+      <w:proofErr w:type="spellEnd"/>
+      <w:r>
+        <w:t xml:space="preserve"> </w:t>
       </w:r>
       <w:r>
         <w:rPr>
@@ -314,6 +1145,7 @@
           <w:rFonts w:hint="eastAsia"/>
         </w:rPr>
       </w:pPr>
+      <w:proofErr w:type="spellStart"/>
       <w:r>
         <w:rPr>
           <w:rFonts w:hint="eastAsia"/>
@@ -323,6 +1155,7 @@
       <w:r>
         <w:t>plarité</w:t>
       </w:r>
+      <w:proofErr w:type="spellEnd"/>
       <w:r>
         <w:rPr>
           <w:rFonts w:hint="eastAsia"/>
@@ -417,8 +1250,9 @@
           <w:color w:val="7030A0"/>
           <w:lang w:val="fr-FR"/>
         </w:rPr>
-        <w:t>爱彼迎迎房东</w:t>
-      </w:r>
+        <w:t>爱彼迎</w:t>
+      </w:r>
+      <w:proofErr w:type="gramStart"/>
       <w:r>
         <w:rPr>
           <w:rFonts w:hint="eastAsia"/>
@@ -427,6 +1261,27 @@
           <w:color w:val="7030A0"/>
           <w:lang w:val="fr-FR"/>
         </w:rPr>
+        <w:t>迎</w:t>
+      </w:r>
+      <w:proofErr w:type="gramEnd"/>
+      <w:r>
+        <w:rPr>
+          <w:rFonts w:hint="eastAsia"/>
+          <w:b/>
+          <w:bCs/>
+          <w:color w:val="7030A0"/>
+          <w:lang w:val="fr-FR"/>
+        </w:rPr>
+        <w:t>房东</w:t>
+      </w:r>
+      <w:r>
+        <w:rPr>
+          <w:rFonts w:hint="eastAsia"/>
+          <w:b/>
+          <w:bCs/>
+          <w:color w:val="7030A0"/>
+          <w:lang w:val="fr-FR"/>
+        </w:rPr>
         <w:t>印象管理和绩效的</w:t>
       </w:r>
       <w:r>
@@ -469,6 +1324,7 @@
         </w:rPr>
         <w:t>3）</w:t>
       </w:r>
+      <w:proofErr w:type="spellStart"/>
       <w:r>
         <w:rPr>
           <w:rFonts w:hint="eastAsia"/>
@@ -479,6 +1335,7 @@
         </w:rPr>
         <w:t>goffman</w:t>
       </w:r>
+      <w:proofErr w:type="spellEnd"/>
       <w:r>
         <w:rPr>
           <w:rFonts w:hint="eastAsia"/>
@@ -590,11 +1447,26 @@
     </w:p>
     <w:p>
       <w:pPr>
-        <w:rPr>
-          <w:rFonts w:hint="eastAsia"/>
-          <w:lang w:val="fr-FR"/>
-        </w:rPr>
-      </w:pPr>
+        <w:pStyle w:val="2"/>
+        <w:rPr>
+          <w:lang w:val="fr-FR"/>
+        </w:rPr>
+      </w:pPr>
+      <w:proofErr w:type="spellStart"/>
+      <w:r>
+        <w:rPr>
+          <w:rFonts w:hint="eastAsia"/>
+          <w:lang w:val="fr-FR"/>
+        </w:rPr>
+        <w:t>Contexts</w:t>
+      </w:r>
+      <w:proofErr w:type="spellEnd"/>
+      <w:r>
+        <w:rPr>
+          <w:lang w:val="fr-FR"/>
+        </w:rPr>
+        <w:t> :</w:t>
+      </w:r>
     </w:p>
     <w:p>
       <w:pPr>
@@ -681,7 +1553,23 @@
           <w:rFonts w:hint="eastAsia"/>
           <w:lang w:val="fr-FR"/>
         </w:rPr>
-        <w:t>自我展示，自我揭露，非展示类的原生的信号（ab上的歧视现象）</w:t>
+        <w:t>自我展示，自我揭露，</w:t>
+      </w:r>
+      <w:proofErr w:type="gramStart"/>
+      <w:r>
+        <w:rPr>
+          <w:rFonts w:hint="eastAsia"/>
+          <w:lang w:val="fr-FR"/>
+        </w:rPr>
+        <w:t>非展示</w:t>
+      </w:r>
+      <w:proofErr w:type="gramEnd"/>
+      <w:r>
+        <w:rPr>
+          <w:rFonts w:hint="eastAsia"/>
+          <w:lang w:val="fr-FR"/>
+        </w:rPr>
+        <w:t>类的原生的信号（ab上的歧视现象）</w:t>
       </w:r>
     </w:p>
     <w:p>
@@ -706,6 +1594,7 @@
           <w:lang w:val="fr-FR"/>
         </w:rPr>
       </w:pPr>
+      <w:proofErr w:type="spellStart"/>
       <w:r>
         <w:rPr>
           <w:rFonts w:hint="eastAsia"/>
@@ -719,13 +1608,23 @@
         </w:rPr>
         <w:t>cs</w:t>
       </w:r>
-      <w:r>
-        <w:rPr>
-          <w:rFonts w:hint="eastAsia"/>
-          <w:lang w:val="fr-FR"/>
-        </w:rPr>
-        <w:t>而非startegies</w:t>
-      </w:r>
+      <w:proofErr w:type="spellEnd"/>
+      <w:r>
+        <w:rPr>
+          <w:rFonts w:hint="eastAsia"/>
+          <w:lang w:val="fr-FR"/>
+        </w:rPr>
+        <w:t>而非</w:t>
+      </w:r>
+      <w:proofErr w:type="spellStart"/>
+      <w:r>
+        <w:rPr>
+          <w:rFonts w:hint="eastAsia"/>
+          <w:lang w:val="fr-FR"/>
+        </w:rPr>
+        <w:t>startegies</w:t>
+      </w:r>
+      <w:proofErr w:type="spellEnd"/>
       <w:r>
         <w:rPr>
           <w:lang w:val="fr-FR"/>
@@ -749,10 +1648,54 @@
     <w:p>
       <w:pPr>
         <w:rPr>
-          <w:rFonts w:hint="eastAsia"/>
-          <w:lang w:val="fr-FR"/>
-        </w:rPr>
-      </w:pPr>
+          <w:lang w:val="fr-FR"/>
+        </w:rPr>
+      </w:pPr>
+      <w:r>
+        <w:rPr>
+          <w:highlight w:val="yellow"/>
+          <w:lang w:val="fr-FR"/>
+        </w:rPr>
+        <w:t>GET A NEAT INTRO</w:t>
+      </w:r>
+    </w:p>
+    <w:p>
+      <w:pPr>
+        <w:rPr>
+          <w:b/>
+          <w:bCs/>
+          <w:lang w:val="fr-FR"/>
+        </w:rPr>
+      </w:pPr>
+    </w:p>
+    <w:p>
+      <w:pPr>
+        <w:pStyle w:val="2"/>
+        <w:rPr>
+          <w:lang w:val="fr-FR"/>
+        </w:rPr>
+      </w:pPr>
+      <w:proofErr w:type="spellStart"/>
+      <w:r>
+        <w:rPr>
+          <w:rFonts w:hint="eastAsia"/>
+          <w:lang w:val="fr-FR"/>
+        </w:rPr>
+        <w:t>P</w:t>
+      </w:r>
+      <w:r>
+        <w:rPr>
+          <w:lang w:val="fr-FR"/>
+        </w:rPr>
+        <w:t>reprocessing</w:t>
+      </w:r>
+      <w:proofErr w:type="spellEnd"/>
+      <w:r>
+        <w:rPr>
+          <w:lang w:val="fr-FR"/>
+        </w:rPr>
+        <w:t> :</w:t>
+      </w:r>
     </w:p>
     <w:p>
       <w:pPr>
@@ -899,21 +1842,77 @@
     </w:p>
     <w:p>
       <w:pPr>
-        <w:rPr>
-          <w:rFonts w:hint="eastAsia"/>
-          <w:lang w:val="fr-FR"/>
-        </w:rPr>
-      </w:pPr>
-    </w:p>
-    <w:p>
-      <w:pPr>
-        <w:rPr>
-          <w:rFonts w:hint="eastAsia"/>
-          <w:b/>
-          <w:bCs/>
-          <w:lang w:val="fr-FR"/>
-        </w:rPr>
-      </w:pPr>
+        <w:pStyle w:val="2"/>
+        <w:rPr>
+          <w:lang w:val="fr-FR"/>
+        </w:rPr>
+      </w:pPr>
+      <w:r>
+        <w:rPr>
+          <w:rFonts w:hint="eastAsia"/>
+          <w:lang w:val="fr-FR"/>
+        </w:rPr>
+        <w:t>S</w:t>
+      </w:r>
+      <w:r>
+        <w:rPr>
+          <w:lang w:val="fr-FR"/>
+        </w:rPr>
+        <w:t>cale </w:t>
+      </w:r>
+      <w:proofErr w:type="spellStart"/>
+      <w:proofErr w:type="gramStart"/>
+      <w:r>
+        <w:rPr>
+          <w:lang w:val="fr-FR"/>
+        </w:rPr>
+        <w:t>developpment</w:t>
+      </w:r>
+      <w:proofErr w:type="spellEnd"/>
+      <w:r>
+        <w:rPr>
+          <w:lang w:val="fr-FR"/>
+        </w:rPr>
+        <w:t>:</w:t>
+      </w:r>
+      <w:proofErr w:type="gramEnd"/>
+    </w:p>
+    <w:p>
+      <w:pPr>
+        <w:rPr>
+          <w:rFonts w:hint="eastAsia"/>
+          <w:b/>
+          <w:bCs/>
+          <w:lang w:val="fr-FR"/>
+        </w:rPr>
+      </w:pPr>
+      <w:r>
+        <w:rPr>
+          <w:rFonts w:hint="eastAsia"/>
+          <w:b/>
+          <w:bCs/>
+          <w:lang w:val="fr-FR"/>
+        </w:rPr>
+        <w:t>社会，心理，市场研究领域</w:t>
+      </w:r>
+      <w:r>
+        <w:rPr>
+          <w:rFonts w:hint="eastAsia"/>
+          <w:b/>
+          <w:bCs/>
+          <w:lang w:val="fr-FR"/>
+        </w:rPr>
+        <w:t>的</w:t>
+      </w:r>
+      <w:r>
+        <w:rPr>
+          <w:rFonts w:hint="eastAsia"/>
+          <w:b/>
+          <w:bCs/>
+          <w:lang w:val="fr-FR"/>
+        </w:rPr>
+        <w:t>心理</w:t>
+      </w:r>
       <w:r>
         <w:rPr>
           <w:rFonts w:hint="eastAsia"/>
@@ -929,7 +1928,25 @@
           <w:bCs/>
           <w:lang w:val="fr-FR"/>
         </w:rPr>
-        <w:t xml:space="preserve"> développement de l’échelle</w:t>
+        <w:t xml:space="preserve"> développement de l</w:t>
+      </w:r>
+      <w:proofErr w:type="gramStart"/>
+      <w:r>
+        <w:rPr>
+          <w:b/>
+          <w:bCs/>
+          <w:lang w:val="fr-FR"/>
+        </w:rPr>
+        <w:t>’</w:t>
+      </w:r>
+      <w:proofErr w:type="gramEnd"/>
+      <w:r>
+        <w:rPr>
+          <w:b/>
+          <w:bCs/>
+          <w:lang w:val="fr-FR"/>
+        </w:rPr>
+        <w:t>échelle</w:t>
       </w:r>
       <w:r>
         <w:rPr>
@@ -944,17 +1961,632 @@
     <w:p>
       <w:pPr>
         <w:rPr>
-          <w:rFonts w:hint="eastAsia"/>
-          <w:lang w:val="fr-FR"/>
-        </w:rPr>
-      </w:pPr>
-      <w:r>
-        <w:rPr>
-          <w:rFonts w:hint="eastAsia"/>
-          <w:lang w:val="fr-FR"/>
-        </w:rPr>
-        <w:t xml:space="preserve">对于无法直接测量的“潜在构念”latent </w:t>
-      </w:r>
+          <w:b/>
+          <w:bCs/>
+          <w:lang w:val="fr-FR"/>
+        </w:rPr>
+      </w:pPr>
+    </w:p>
+    <w:p>
+      <w:pPr>
+        <w:rPr>
+          <w:b/>
+          <w:bCs/>
+          <w:lang w:val="fr-FR"/>
+        </w:rPr>
+      </w:pPr>
+      <w:proofErr w:type="spellStart"/>
+      <w:r>
+        <w:rPr>
+          <w:b/>
+          <w:bCs/>
+          <w:lang w:val="fr-FR"/>
+        </w:rPr>
+        <w:lastRenderedPageBreak/>
+        <w:t>Operationalization</w:t>
+      </w:r>
+      <w:proofErr w:type="spellEnd"/>
+      <w:r>
+        <w:rPr>
+          <w:b/>
+          <w:bCs/>
+          <w:lang w:val="fr-FR"/>
+        </w:rPr>
+        <w:t>:</w:t>
+      </w:r>
+      <w:r>
+        <w:rPr>
+          <w:rFonts w:ascii="Segoe UI Emoji" w:hAnsi="Segoe UI Emoji" w:cs="Segoe UI Emoji"/>
+          <w:b/>
+          <w:bCs/>
+          <w:lang w:val="fr-FR"/>
+        </w:rPr>
+        <w:t xml:space="preserve"> </w:t>
+      </w:r>
+      <w:r>
+        <w:rPr>
+          <w:b/>
+          <w:bCs/>
+        </w:rPr>
+        <w:t>把抽象概念变成可以测量的数据的过程</w:t>
+      </w:r>
+    </w:p>
+    <w:p>
+      <w:pPr>
+        <w:rPr>
+          <w:b/>
+          <w:bCs/>
+          <w:lang w:val="fr-FR"/>
+        </w:rPr>
+      </w:pPr>
+    </w:p>
+    <w:p>
+      <w:pPr>
+        <w:rPr>
+          <w:b/>
+          <w:bCs/>
+          <w:lang w:val="fr-FR"/>
+        </w:rPr>
+      </w:pPr>
+      <w:proofErr w:type="gramStart"/>
+      <w:r>
+        <w:rPr>
+          <w:b/>
+          <w:bCs/>
+        </w:rPr>
+        <w:t>我们想测一个</w:t>
+      </w:r>
+      <w:proofErr w:type="gramEnd"/>
+      <w:r>
+        <w:rPr>
+          <w:b/>
+          <w:bCs/>
+          <w:lang w:val="fr-FR"/>
+        </w:rPr>
+        <w:t>“</w:t>
+      </w:r>
+      <w:r>
+        <w:rPr>
+          <w:b/>
+          <w:bCs/>
+        </w:rPr>
+        <w:t>看不见的东西</w:t>
+      </w:r>
+      <w:r>
+        <w:rPr>
+          <w:b/>
+          <w:bCs/>
+          <w:lang w:val="fr-FR"/>
+        </w:rPr>
+        <w:t xml:space="preserve">”（latent </w:t>
+      </w:r>
+      <w:proofErr w:type="spellStart"/>
+      <w:r>
+        <w:rPr>
+          <w:b/>
+          <w:bCs/>
+          <w:lang w:val="fr-FR"/>
+        </w:rPr>
+        <w:t>construct</w:t>
+      </w:r>
+      <w:proofErr w:type="spellEnd"/>
+      <w:r>
+        <w:rPr>
+          <w:b/>
+          <w:bCs/>
+          <w:lang w:val="fr-FR"/>
+        </w:rPr>
+        <w:t>）</w:t>
+      </w:r>
+      <w:r>
+        <w:rPr>
+          <w:b/>
+          <w:bCs/>
+          <w:lang w:val="fr-FR"/>
+        </w:rPr>
+        <w:br/>
+        <w:t xml:space="preserve">→ </w:t>
+      </w:r>
+      <w:r>
+        <w:rPr>
+          <w:b/>
+          <w:bCs/>
+        </w:rPr>
+        <w:t>设计问题</w:t>
+      </w:r>
+      <w:r>
+        <w:rPr>
+          <w:b/>
+          <w:bCs/>
+          <w:lang w:val="fr-FR"/>
+        </w:rPr>
+        <w:t>（items）</w:t>
+      </w:r>
+      <w:r>
+        <w:rPr>
+          <w:b/>
+          <w:bCs/>
+        </w:rPr>
+        <w:t>去间接测量</w:t>
+      </w:r>
+      <w:r>
+        <w:rPr>
+          <w:b/>
+          <w:bCs/>
+          <w:lang w:val="fr-FR"/>
+        </w:rPr>
+        <w:br/>
+        <w:t xml:space="preserve">→ </w:t>
+      </w:r>
+      <w:r>
+        <w:rPr>
+          <w:b/>
+          <w:bCs/>
+        </w:rPr>
+        <w:t>形成量表</w:t>
+      </w:r>
+      <w:r>
+        <w:rPr>
+          <w:b/>
+          <w:bCs/>
+          <w:lang w:val="fr-FR"/>
+        </w:rPr>
+        <w:t>（</w:t>
+      </w:r>
+      <w:proofErr w:type="spellStart"/>
+      <w:r>
+        <w:rPr>
+          <w:b/>
+          <w:bCs/>
+          <w:lang w:val="fr-FR"/>
+        </w:rPr>
+        <w:t>scale</w:t>
+      </w:r>
+      <w:proofErr w:type="spellEnd"/>
+      <w:r>
+        <w:rPr>
+          <w:b/>
+          <w:bCs/>
+          <w:lang w:val="fr-FR"/>
+        </w:rPr>
+        <w:t xml:space="preserve"> </w:t>
+      </w:r>
+      <w:proofErr w:type="spellStart"/>
+      <w:r>
+        <w:rPr>
+          <w:b/>
+          <w:bCs/>
+          <w:lang w:val="fr-FR"/>
+        </w:rPr>
+        <w:t>development</w:t>
+      </w:r>
+      <w:proofErr w:type="spellEnd"/>
+      <w:r>
+        <w:rPr>
+          <w:b/>
+          <w:bCs/>
+          <w:lang w:val="fr-FR"/>
+        </w:rPr>
+        <w:t>）</w:t>
+      </w:r>
+      <w:r>
+        <w:rPr>
+          <w:b/>
+          <w:bCs/>
+          <w:lang w:val="fr-FR"/>
+        </w:rPr>
+        <w:br/>
+        <w:t xml:space="preserve">→ </w:t>
+      </w:r>
+      <w:r>
+        <w:rPr>
+          <w:b/>
+          <w:bCs/>
+        </w:rPr>
+        <w:t>用规则把它变成数据</w:t>
+      </w:r>
+      <w:r>
+        <w:rPr>
+          <w:b/>
+          <w:bCs/>
+          <w:lang w:val="fr-FR"/>
+        </w:rPr>
+        <w:t>（</w:t>
+      </w:r>
+      <w:proofErr w:type="spellStart"/>
+      <w:r>
+        <w:rPr>
+          <w:b/>
+          <w:bCs/>
+          <w:lang w:val="fr-FR"/>
+        </w:rPr>
+        <w:t>operationalization</w:t>
+      </w:r>
+      <w:proofErr w:type="spellEnd"/>
+      <w:r>
+        <w:rPr>
+          <w:b/>
+          <w:bCs/>
+          <w:lang w:val="fr-FR"/>
+        </w:rPr>
+        <w:t>）</w:t>
+      </w:r>
+    </w:p>
+    <w:p>
+      <w:pPr>
+        <w:rPr>
+          <w:b/>
+          <w:bCs/>
+          <w:lang w:val="fr-FR"/>
+        </w:rPr>
+      </w:pPr>
+    </w:p>
+    <w:p>
+      <w:pPr>
+        <w:rPr>
+          <w:b/>
+          <w:bCs/>
+          <w:lang w:val="fr-FR"/>
+        </w:rPr>
+      </w:pPr>
+      <w:r>
+        <w:rPr>
+          <w:rFonts w:hint="eastAsia"/>
+          <w:b/>
+          <w:bCs/>
+          <w:lang w:val="fr-FR"/>
+        </w:rPr>
+        <w:t>L</w:t>
+      </w:r>
+      <w:r>
+        <w:rPr>
+          <w:b/>
+          <w:bCs/>
+          <w:lang w:val="fr-FR"/>
+        </w:rPr>
+        <w:t xml:space="preserve">atent </w:t>
+      </w:r>
+      <w:proofErr w:type="spellStart"/>
+      <w:r>
+        <w:rPr>
+          <w:b/>
+          <w:bCs/>
+          <w:lang w:val="fr-FR"/>
+        </w:rPr>
+        <w:t>constructs</w:t>
+      </w:r>
+      <w:proofErr w:type="spellEnd"/>
+      <w:r>
+        <w:rPr>
+          <w:b/>
+          <w:bCs/>
+          <w:lang w:val="fr-FR"/>
+        </w:rPr>
+        <w:t> :</w:t>
+      </w:r>
+    </w:p>
+    <w:p>
+      <w:pPr>
+        <w:rPr>
+          <w:lang w:val="fr-FR"/>
+        </w:rPr>
+      </w:pPr>
+      <w:r>
+        <w:rPr>
+          <w:rFonts w:hint="eastAsia"/>
+          <w:b/>
+          <w:bCs/>
+          <w:lang w:val="fr-FR"/>
+        </w:rPr>
+        <w:t>C</w:t>
+      </w:r>
+      <w:r>
+        <w:rPr>
+          <w:b/>
+          <w:bCs/>
+          <w:lang w:val="fr-FR"/>
+        </w:rPr>
+        <w:t>oncepts abstrait</w:t>
+      </w:r>
+      <w:r>
+        <w:rPr>
+          <w:rFonts w:hint="eastAsia"/>
+          <w:b/>
+          <w:bCs/>
+          <w:lang w:val="fr-FR"/>
+        </w:rPr>
+        <w:t>s</w:t>
+      </w:r>
+      <w:r>
+        <w:rPr>
+          <w:b/>
+          <w:bCs/>
+          <w:lang w:val="fr-FR"/>
+        </w:rPr>
+        <w:t xml:space="preserve"> qui ne peuvent pas être mesurée directement, par exemple, la bonheur, l’anxiété, l’amour</w:t>
+      </w:r>
+    </w:p>
+    <w:p>
+      <w:pPr>
+        <w:tabs>
+          <w:tab w:val="left" w:pos="1966"/>
+        </w:tabs>
+        <w:rPr>
+          <w:lang w:val="fr-FR"/>
+        </w:rPr>
+      </w:pPr>
+      <w:r>
+        <w:rPr>
+          <w:rFonts w:hint="eastAsia"/>
+          <w:lang w:val="fr-FR"/>
+        </w:rPr>
+        <w:t>I</w:t>
+      </w:r>
+      <w:r>
+        <w:rPr>
+          <w:lang w:val="fr-FR"/>
+        </w:rPr>
+        <w:t>tems :</w:t>
+      </w:r>
+    </w:p>
+    <w:p>
+      <w:pPr>
+        <w:tabs>
+          <w:tab w:val="left" w:pos="1966"/>
+        </w:tabs>
+        <w:rPr>
+          <w:lang w:val="fr-FR"/>
+        </w:rPr>
+      </w:pPr>
+      <w:proofErr w:type="spellStart"/>
+      <w:r>
+        <w:rPr>
+          <w:lang w:val="fr-FR"/>
+        </w:rPr>
+        <w:t>R</w:t>
+      </w:r>
+      <w:r>
+        <w:rPr>
+          <w:lang w:val="fr-FR"/>
+        </w:rPr>
+        <w:t>eliability</w:t>
+      </w:r>
+      <w:proofErr w:type="spellEnd"/>
+      <w:r>
+        <w:rPr>
+          <w:lang w:val="fr-FR"/>
+        </w:rPr>
+        <w:t xml:space="preserve"> &amp; </w:t>
+      </w:r>
+      <w:proofErr w:type="spellStart"/>
+      <w:r>
+        <w:rPr>
+          <w:rFonts w:hint="eastAsia"/>
+          <w:lang w:val="fr-FR"/>
+        </w:rPr>
+        <w:t>V</w:t>
+      </w:r>
+      <w:r>
+        <w:rPr>
+          <w:lang w:val="fr-FR"/>
+        </w:rPr>
+        <w:t>alidity</w:t>
+      </w:r>
+      <w:proofErr w:type="spellEnd"/>
+      <w:r>
+        <w:rPr>
+          <w:lang w:val="fr-FR"/>
+        </w:rPr>
+        <w:t xml:space="preserve"> : </w:t>
+      </w:r>
+    </w:p>
+    <w:p>
+      <w:pPr>
+        <w:tabs>
+          <w:tab w:val="left" w:pos="567"/>
+        </w:tabs>
+        <w:rPr>
+          <w:lang w:val="fr-FR"/>
+        </w:rPr>
+      </w:pPr>
+      <w:r>
+        <w:rPr>
+          <w:b/>
+          <w:bCs/>
+          <w:lang w:val="fr-FR"/>
+        </w:rPr>
+        <w:tab/>
+      </w:r>
+      <w:proofErr w:type="spellStart"/>
+      <w:r>
+        <w:rPr>
+          <w:b/>
+          <w:bCs/>
+          <w:lang w:val="fr-FR"/>
+        </w:rPr>
+        <w:t>Reliability</w:t>
+      </w:r>
+      <w:proofErr w:type="spellEnd"/>
+      <w:r>
+        <w:rPr>
+          <w:b/>
+          <w:bCs/>
+          <w:lang w:val="fr-FR"/>
+        </w:rPr>
+        <w:t>（</w:t>
+      </w:r>
+      <w:r>
+        <w:rPr>
+          <w:b/>
+          <w:bCs/>
+        </w:rPr>
+        <w:t>信度</w:t>
+      </w:r>
+      <w:r>
+        <w:rPr>
+          <w:b/>
+          <w:bCs/>
+          <w:lang w:val="fr-FR"/>
+        </w:rPr>
+        <w:t>）</w:t>
+      </w:r>
+      <w:r>
+        <w:rPr>
+          <w:lang w:val="fr-FR"/>
+        </w:rPr>
+        <w:t>：</w:t>
+      </w:r>
+      <w:r>
+        <w:t>测量是否</w:t>
+      </w:r>
+      <w:r>
+        <w:rPr>
+          <w:b/>
+          <w:bCs/>
+        </w:rPr>
+        <w:t>稳定一致</w:t>
+      </w:r>
+      <w:r>
+        <w:rPr>
+          <w:rFonts w:hint="eastAsia"/>
+          <w:lang w:val="fr-FR"/>
+        </w:rPr>
+        <w:t>；</w:t>
+      </w:r>
+      <w:proofErr w:type="spellStart"/>
+      <w:r>
+        <w:rPr>
+          <w:b/>
+          <w:bCs/>
+          <w:lang w:val="fr-FR"/>
+        </w:rPr>
+        <w:t>Validity</w:t>
+      </w:r>
+      <w:proofErr w:type="spellEnd"/>
+      <w:r>
+        <w:rPr>
+          <w:b/>
+          <w:bCs/>
+          <w:lang w:val="fr-FR"/>
+        </w:rPr>
+        <w:t>（</w:t>
+      </w:r>
+      <w:r>
+        <w:rPr>
+          <w:b/>
+          <w:bCs/>
+        </w:rPr>
+        <w:t>效度</w:t>
+      </w:r>
+      <w:r>
+        <w:rPr>
+          <w:b/>
+          <w:bCs/>
+          <w:lang w:val="fr-FR"/>
+        </w:rPr>
+        <w:t>）</w:t>
+      </w:r>
+      <w:r>
+        <w:rPr>
+          <w:lang w:val="fr-FR"/>
+        </w:rPr>
+        <w:t>：</w:t>
+      </w:r>
+      <w:r>
+        <w:t>测量是否</w:t>
+      </w:r>
+      <w:r>
+        <w:rPr>
+          <w:b/>
+          <w:bCs/>
+        </w:rPr>
+        <w:t>真的测到</w:t>
+      </w:r>
+      <w:proofErr w:type="gramStart"/>
+      <w:r>
+        <w:rPr>
+          <w:b/>
+          <w:bCs/>
+        </w:rPr>
+        <w:t>了想测的</w:t>
+      </w:r>
+      <w:proofErr w:type="gramEnd"/>
+      <w:r>
+        <w:rPr>
+          <w:b/>
+          <w:bCs/>
+        </w:rPr>
+        <w:t>东西</w:t>
+      </w:r>
+    </w:p>
+    <w:p>
+      <w:pPr>
+        <w:tabs>
+          <w:tab w:val="left" w:pos="1966"/>
+        </w:tabs>
+        <w:rPr>
+          <w:lang w:val="fr-FR"/>
+        </w:rPr>
+      </w:pPr>
+      <w:r>
+        <w:rPr>
+          <w:rFonts w:hint="eastAsia"/>
+        </w:rPr>
+        <w:t>F</w:t>
+      </w:r>
+      <w:r>
+        <w:t xml:space="preserve">inal output: a </w:t>
+      </w:r>
+      <w:r>
+        <w:t>scale</w:t>
+      </w:r>
+    </w:p>
+    <w:p>
+      <w:pPr>
+        <w:tabs>
+          <w:tab w:val="left" w:pos="1966"/>
+        </w:tabs>
+        <w:rPr>
+          <w:lang w:val="fr-FR"/>
+        </w:rPr>
+      </w:pPr>
+    </w:p>
+    <w:p>
+      <w:pPr>
+        <w:rPr>
+          <w:rFonts w:hint="eastAsia"/>
+          <w:lang w:val="fr-FR"/>
+        </w:rPr>
+      </w:pPr>
+      <w:r>
+        <w:rPr>
+          <w:rFonts w:hint="eastAsia"/>
+          <w:lang w:val="fr-FR"/>
+        </w:rPr>
+        <w:t>对于无法直接测量的</w:t>
+      </w:r>
+      <w:r>
+        <w:rPr>
+          <w:rFonts w:hint="eastAsia"/>
+          <w:lang w:val="fr-FR"/>
+        </w:rPr>
+        <w:t>“</w:t>
+      </w:r>
+      <w:r>
+        <w:rPr>
+          <w:rFonts w:hint="eastAsia"/>
+          <w:lang w:val="fr-FR"/>
+        </w:rPr>
+        <w:t>潜在构念</w:t>
+      </w:r>
+      <w:r>
+        <w:rPr>
+          <w:rFonts w:hint="eastAsia"/>
+          <w:lang w:val="fr-FR"/>
+        </w:rPr>
+        <w:t xml:space="preserve">”latent </w:t>
+      </w:r>
+      <w:proofErr w:type="spellStart"/>
       <w:r>
         <w:rPr>
           <w:lang w:val="fr-FR"/>
@@ -973,7 +2605,74 @@
           <w:rFonts w:hint="eastAsia"/>
           <w:lang w:val="fr-FR"/>
         </w:rPr>
-        <w:t>t，如何通过题项item间接测量，如何检查测量结果的有效性（cronba</w:t>
+        <w:t>t</w:t>
+      </w:r>
+      <w:proofErr w:type="spellEnd"/>
+      <w:r>
+        <w:rPr>
+          <w:rFonts w:hint="eastAsia"/>
+          <w:lang w:val="fr-FR"/>
+        </w:rPr>
+        <w:t>，</w:t>
+      </w:r>
+      <w:r>
+        <w:rPr>
+          <w:rFonts w:hint="eastAsia"/>
+          <w:lang w:val="fr-FR"/>
+        </w:rPr>
+        <w:t>如何</w:t>
+      </w:r>
+      <w:proofErr w:type="gramStart"/>
+      <w:r>
+        <w:rPr>
+          <w:rFonts w:hint="eastAsia"/>
+          <w:lang w:val="fr-FR"/>
+        </w:rPr>
+        <w:t>通过题项</w:t>
+      </w:r>
+      <w:proofErr w:type="gramEnd"/>
+      <w:r>
+        <w:rPr>
+          <w:rFonts w:hint="eastAsia"/>
+          <w:lang w:val="fr-FR"/>
+        </w:rPr>
+        <w:t>item</w:t>
+      </w:r>
+      <w:r>
+        <w:rPr>
+          <w:rFonts w:hint="eastAsia"/>
+          <w:lang w:val="fr-FR"/>
+        </w:rPr>
+        <w:t>间接测量</w:t>
+      </w:r>
+      <w:r>
+        <w:rPr>
+          <w:rFonts w:hint="eastAsia"/>
+          <w:lang w:val="fr-FR"/>
+        </w:rPr>
+        <w:t>，</w:t>
+      </w:r>
+      <w:r>
+        <w:rPr>
+          <w:rFonts w:hint="eastAsia"/>
+          <w:lang w:val="fr-FR"/>
+        </w:rPr>
+        <w:t>如何检查测量结果的有效性</w:t>
+      </w:r>
+      <w:r>
+        <w:rPr>
+          <w:rFonts w:hint="eastAsia"/>
+          <w:lang w:val="fr-FR"/>
+        </w:rPr>
+        <w:t>（</w:t>
+      </w:r>
+      <w:proofErr w:type="spellStart"/>
+      <w:r>
+        <w:rPr>
+          <w:rFonts w:hint="eastAsia"/>
+          <w:lang w:val="fr-FR"/>
+        </w:rPr>
+        <w:t>cronba</w:t>
       </w:r>
       <w:r>
         <w:rPr>
@@ -988,12 +2687,14 @@
         </w:rPr>
         <w:t>h</w:t>
       </w:r>
+      <w:proofErr w:type="gramStart"/>
       <w:r>
         <w:rPr>
           <w:lang w:val="fr-FR"/>
         </w:rPr>
         <w:t>’</w:t>
       </w:r>
+      <w:proofErr w:type="gramEnd"/>
       <w:r>
         <w:rPr>
           <w:rFonts w:hint="eastAsia"/>
@@ -1001,6 +2702,7 @@
         </w:rPr>
         <w:t>s</w:t>
       </w:r>
+      <w:proofErr w:type="spellEnd"/>
       <w:r>
         <w:rPr>
           <w:lang w:val="fr-FR"/>
@@ -1018,10 +2720,101 @@
     <w:p>
       <w:pPr>
         <w:rPr>
-          <w:rFonts w:hint="eastAsia"/>
-          <w:lang w:val="fr-FR"/>
-        </w:rPr>
-      </w:pPr>
+          <w:lang w:val="fr-FR"/>
+        </w:rPr>
+      </w:pPr>
+      <w:proofErr w:type="spellStart"/>
+      <w:r>
+        <w:rPr>
+          <w:rFonts w:hint="eastAsia"/>
+          <w:lang w:val="fr-FR"/>
+        </w:rPr>
+        <w:t>O</w:t>
+      </w:r>
+      <w:r>
+        <w:rPr>
+          <w:lang w:val="fr-FR"/>
+        </w:rPr>
+        <w:t>peration</w:t>
+      </w:r>
+      <w:proofErr w:type="spellEnd"/>
+      <w:r>
+        <w:rPr>
+          <w:lang w:val="fr-FR"/>
+        </w:rPr>
+        <w:t> ?</w:t>
+      </w:r>
+    </w:p>
+    <w:p>
+      <w:pPr>
+        <w:rPr>
+          <w:lang w:val="fr-FR"/>
+        </w:rPr>
+      </w:pPr>
+    </w:p>
+    <w:p>
+      <w:pPr>
+        <w:rPr>
+          <w:b/>
+          <w:bCs/>
+          <w:lang w:val="fr-FR"/>
+        </w:rPr>
+      </w:pPr>
+    </w:p>
+    <w:p>
+      <w:pPr>
+        <w:pStyle w:val="3"/>
+        <w:rPr>
+          <w:lang w:val="fr-FR"/>
+        </w:rPr>
+      </w:pPr>
+      <w:r>
+        <w:rPr>
+          <w:lang w:val="fr-FR"/>
+        </w:rPr>
+        <w:t>ZSC</w:t>
+      </w:r>
+      <w:r>
+        <w:rPr>
+          <w:lang w:val="fr-FR"/>
+        </w:rPr>
+        <w:t> :</w:t>
+      </w:r>
+    </w:p>
+    <w:p>
+      <w:pPr>
+        <w:rPr>
+          <w:rFonts w:hint="eastAsia"/>
+          <w:lang w:val="fr-FR"/>
+        </w:rPr>
+      </w:pPr>
+      <w:r>
+        <w:rPr>
+          <w:rFonts w:hint="eastAsia"/>
+          <w:b/>
+          <w:bCs/>
+          <w:lang w:val="fr-FR"/>
+        </w:rPr>
+        <w:t>测量</w:t>
+      </w:r>
+      <w:r>
+        <w:rPr>
+          <w:rFonts w:hint="eastAsia"/>
+          <w:b/>
+          <w:bCs/>
+          <w:lang w:val="fr-FR"/>
+        </w:rPr>
+        <w:t>工具</w:t>
+      </w:r>
+      <w:r>
+        <w:rPr>
+          <w:rFonts w:hint="eastAsia"/>
+          <w:b/>
+          <w:bCs/>
+          <w:lang w:val="fr-FR"/>
+        </w:rPr>
+        <w:t>：</w:t>
+      </w:r>
       <w:r>
         <w:rPr>
           <w:rFonts w:hint="eastAsia"/>
@@ -1029,11 +2822,19 @@
         </w:rPr>
         <w:t>零样本分类</w:t>
       </w:r>
-      <w:r>
-        <w:rPr>
-          <w:lang w:val="fr-FR"/>
-        </w:rPr>
-        <w:t>zero-shot classification :</w:t>
+      <w:proofErr w:type="spellStart"/>
+      <w:r>
+        <w:rPr>
+          <w:lang w:val="fr-FR"/>
+        </w:rPr>
+        <w:t>zero</w:t>
+      </w:r>
+      <w:proofErr w:type="spellEnd"/>
+      <w:r>
+        <w:rPr>
+          <w:lang w:val="fr-FR"/>
+        </w:rPr>
+        <w:t>-shot classification :</w:t>
       </w:r>
     </w:p>
     <w:p>
@@ -1074,11 +2875,17 @@
     </w:p>
     <w:p>
       <w:pPr>
-        <w:rPr>
-          <w:rFonts w:hint="eastAsia"/>
-          <w:lang w:val="fr-FR"/>
-        </w:rPr>
-      </w:pPr>
+        <w:pStyle w:val="3"/>
+        <w:rPr>
+          <w:lang w:val="fr-FR"/>
+        </w:rPr>
+      </w:pPr>
+      <w:r>
+        <w:rPr>
+          <w:lang w:val="fr-FR"/>
+        </w:rPr>
+        <w:t>FA :</w:t>
+      </w:r>
     </w:p>
     <w:p>
       <w:pPr>
@@ -1119,6 +2926,24 @@
     <w:p>
       <w:pPr>
         <w:rPr>
+          <w:b/>
+          <w:bCs/>
+          <w:lang w:val="fr-FR"/>
+        </w:rPr>
+      </w:pPr>
+    </w:p>
+    <w:p>
+      <w:pPr>
+        <w:rPr>
+          <w:b/>
+          <w:bCs/>
+          <w:lang w:val="fr-FR"/>
+        </w:rPr>
+      </w:pPr>
+    </w:p>
+    <w:p>
+      <w:pPr>
+        <w:rPr>
           <w:rFonts w:hint="eastAsia"/>
           <w:b/>
           <w:bCs/>
@@ -1150,7 +2975,47 @@
           <w:bCs/>
           <w:lang w:val="fr-FR"/>
         </w:rPr>
-        <w:t xml:space="preserve">On conçoit un ensemble d’items (4 à 5) pour chaque construit latent que l’on souhaite mesurer. </w:t>
+        <w:t>On conçoit un ensemble d</w:t>
+      </w:r>
+      <w:proofErr w:type="gramStart"/>
+      <w:r>
+        <w:rPr>
+          <w:rFonts w:hint="eastAsia"/>
+          <w:b/>
+          <w:bCs/>
+          <w:lang w:val="fr-FR"/>
+        </w:rPr>
+        <w:t>’</w:t>
+      </w:r>
+      <w:proofErr w:type="gramEnd"/>
+      <w:r>
+        <w:rPr>
+          <w:rFonts w:hint="eastAsia"/>
+          <w:b/>
+          <w:bCs/>
+          <w:lang w:val="fr-FR"/>
+        </w:rPr>
+        <w:t>items (4 à 5) pour chaque construit latent que l</w:t>
+      </w:r>
+      <w:proofErr w:type="gramStart"/>
+      <w:r>
+        <w:rPr>
+          <w:rFonts w:hint="eastAsia"/>
+          <w:b/>
+          <w:bCs/>
+          <w:lang w:val="fr-FR"/>
+        </w:rPr>
+        <w:t>’</w:t>
+      </w:r>
+      <w:proofErr w:type="gramEnd"/>
+      <w:r>
+        <w:rPr>
+          <w:rFonts w:hint="eastAsia"/>
+          <w:b/>
+          <w:bCs/>
+          <w:lang w:val="fr-FR"/>
+        </w:rPr>
+        <w:t xml:space="preserve">on souhaite mesurer. </w:t>
       </w:r>
     </w:p>
     <w:p>
@@ -1180,7 +3045,73 @@
           <w:u w:val="single"/>
           <w:lang w:val="fr-FR"/>
         </w:rPr>
-        <w:t xml:space="preserve">le construit latent correspond à une tactique, c’est-à-dire un concept abstrait qui ne peut pas être observé directement. </w:t>
+        <w:t>le construit latent correspond à une tactique, c</w:t>
+      </w:r>
+      <w:proofErr w:type="gramStart"/>
+      <w:r>
+        <w:rPr>
+          <w:rFonts w:hint="eastAsia"/>
+          <w:b/>
+          <w:bCs/>
+          <w:u w:val="single"/>
+          <w:lang w:val="fr-FR"/>
+        </w:rPr>
+        <w:t>’</w:t>
+      </w:r>
+      <w:proofErr w:type="gramEnd"/>
+      <w:r>
+        <w:rPr>
+          <w:rFonts w:hint="eastAsia"/>
+          <w:b/>
+          <w:bCs/>
+          <w:u w:val="single"/>
+          <w:lang w:val="fr-FR"/>
+        </w:rPr>
+        <w:t>est-à-dire un concept abstrait qui ne peut pas ê</w:t>
+      </w:r>
+      <w:proofErr w:type="spellStart"/>
+      <w:r>
+        <w:rPr>
+          <w:rFonts w:hint="eastAsia"/>
+          <w:b/>
+          <w:bCs/>
+          <w:u w:val="single"/>
+          <w:lang w:val="fr-FR"/>
+        </w:rPr>
+        <w:t>tre</w:t>
+      </w:r>
+      <w:proofErr w:type="spellEnd"/>
+      <w:r>
+        <w:rPr>
+          <w:rFonts w:hint="eastAsia"/>
+          <w:b/>
+          <w:bCs/>
+          <w:u w:val="single"/>
+          <w:lang w:val="fr-FR"/>
+        </w:rPr>
+        <w:t xml:space="preserve"> </w:t>
+      </w:r>
+      <w:proofErr w:type="spellStart"/>
+      <w:r>
+        <w:rPr>
+          <w:rFonts w:hint="eastAsia"/>
+          <w:b/>
+          <w:bCs/>
+          <w:u w:val="single"/>
+          <w:lang w:val="fr-FR"/>
+        </w:rPr>
+        <w:t>observ</w:t>
+      </w:r>
+      <w:proofErr w:type="spellEnd"/>
+      <w:r>
+        <w:rPr>
+          <w:rFonts w:hint="eastAsia"/>
+          <w:b/>
+          <w:bCs/>
+          <w:u w:val="single"/>
+          <w:lang w:val="fr-FR"/>
+        </w:rPr>
+        <w:t xml:space="preserve">é directement. </w:t>
       </w:r>
       <w:r>
         <w:rPr>
@@ -1199,7 +3130,73 @@
           <w:u w:val="single"/>
           <w:lang w:val="fr-FR"/>
         </w:rPr>
-        <w:t>descriptions textuelles spécifiques censées refléter ce construit.</w:t>
+        <w:t xml:space="preserve">descriptions textuelles </w:t>
+      </w:r>
+      <w:proofErr w:type="spellStart"/>
+      <w:r>
+        <w:rPr>
+          <w:rFonts w:hint="eastAsia"/>
+          <w:b/>
+          <w:bCs/>
+          <w:u w:val="single"/>
+          <w:lang w:val="fr-FR"/>
+        </w:rPr>
+        <w:t>sp</w:t>
+      </w:r>
+      <w:proofErr w:type="spellEnd"/>
+      <w:r>
+        <w:rPr>
+          <w:rFonts w:hint="eastAsia"/>
+          <w:b/>
+          <w:bCs/>
+          <w:u w:val="single"/>
+          <w:lang w:val="fr-FR"/>
+        </w:rPr>
+        <w:t>é</w:t>
+      </w:r>
+      <w:proofErr w:type="spellStart"/>
+      <w:r>
+        <w:rPr>
+          <w:rFonts w:hint="eastAsia"/>
+          <w:b/>
+          <w:bCs/>
+          <w:u w:val="single"/>
+          <w:lang w:val="fr-FR"/>
+        </w:rPr>
+        <w:t>cifiques</w:t>
+      </w:r>
+      <w:proofErr w:type="spellEnd"/>
+      <w:r>
+        <w:rPr>
+          <w:rFonts w:hint="eastAsia"/>
+          <w:b/>
+          <w:bCs/>
+          <w:u w:val="single"/>
+          <w:lang w:val="fr-FR"/>
+        </w:rPr>
+        <w:t xml:space="preserve"> censées </w:t>
+      </w:r>
+      <w:proofErr w:type="spellStart"/>
+      <w:r>
+        <w:rPr>
+          <w:rFonts w:hint="eastAsia"/>
+          <w:b/>
+          <w:bCs/>
+          <w:u w:val="single"/>
+          <w:lang w:val="fr-FR"/>
+        </w:rPr>
+        <w:t>refl</w:t>
+      </w:r>
+      <w:proofErr w:type="spellEnd"/>
+      <w:r>
+        <w:rPr>
+          <w:rFonts w:hint="eastAsia"/>
+          <w:b/>
+          <w:bCs/>
+          <w:u w:val="single"/>
+          <w:lang w:val="fr-FR"/>
+        </w:rPr>
+        <w:t>éter ce construit.</w:t>
       </w:r>
     </w:p>
     <w:p>
@@ -1548,41 +3545,96 @@
           <w:bCs/>
           <w:lang w:val="fr-FR"/>
         </w:rPr>
-        <w:t>Enfin, ce processus est itératif : on élimine les items qui contribuent peu à leur facteur ou qui présentent des charges élevées sur plusieurs facteurs (cross-loading), afin d’améliorer la cohérence et la robustesse de la mesure.</w:t>
-      </w:r>
-    </w:p>
-    <w:p>
-      <w:pPr>
-        <w:rPr>
-          <w:rFonts w:hint="eastAsia"/>
-          <w:b/>
-          <w:bCs/>
-          <w:lang w:val="fr-FR"/>
-        </w:rPr>
-      </w:pPr>
-    </w:p>
-    <w:p>
-      <w:pPr>
-        <w:rPr>
-          <w:rFonts w:hint="eastAsia"/>
-          <w:b/>
-          <w:bCs/>
-          <w:lang w:val="fr-FR"/>
-        </w:rPr>
-      </w:pPr>
-      <w:r>
-        <w:rPr>
-          <w:b/>
-          <w:bCs/>
-          <w:lang w:val="fr-FR"/>
-        </w:rPr>
+        <w:t>Enfin, ce processus est itératif : on élimine les items qui contribuent peu à leur facteur ou qui présentent des charges élevées sur plusieurs facteurs (cross-</w:t>
+      </w:r>
+      <w:proofErr w:type="spellStart"/>
+      <w:r>
+        <w:rPr>
+          <w:b/>
+          <w:bCs/>
+          <w:lang w:val="fr-FR"/>
+        </w:rPr>
+        <w:t>loading</w:t>
+      </w:r>
+      <w:proofErr w:type="spellEnd"/>
+      <w:r>
+        <w:rPr>
+          <w:b/>
+          <w:bCs/>
+          <w:lang w:val="fr-FR"/>
+        </w:rPr>
+        <w:t>), afin d’améliorer la cohérence et la robustesse de la mesure.</w:t>
+      </w:r>
+    </w:p>
+    <w:p>
+      <w:pPr>
+        <w:rPr>
+          <w:rFonts w:hint="eastAsia"/>
+          <w:b/>
+          <w:bCs/>
+          <w:lang w:val="fr-FR"/>
+        </w:rPr>
+      </w:pPr>
+    </w:p>
+    <w:p>
+      <w:pPr>
+        <w:rPr>
+          <w:rFonts w:hint="eastAsia"/>
+          <w:b/>
+          <w:bCs/>
+          <w:lang w:val="fr-FR"/>
+        </w:rPr>
+      </w:pPr>
+      <w:proofErr w:type="gramStart"/>
+      <w:r>
+        <w:rPr>
+          <w:b/>
+          <w:bCs/>
+          <w:lang w:val="fr-FR"/>
+        </w:rPr>
+        <w:lastRenderedPageBreak/>
         <w:t>a</w:t>
       </w:r>
       <w:r>
         <w:rPr>
           <w:lang w:val="fr-FR"/>
         </w:rPr>
-        <w:t>vec un paramètre de ‘oblimin’, qui authorise qu’un item contribue à plusieurs facteurs, c’est une approche courante dans les domaines sociologique et psychologique</w:t>
+        <w:t>vec</w:t>
+      </w:r>
+      <w:proofErr w:type="gramEnd"/>
+      <w:r>
+        <w:rPr>
+          <w:lang w:val="fr-FR"/>
+        </w:rPr>
+        <w:t xml:space="preserve"> un paramètre de ‘</w:t>
+      </w:r>
+      <w:proofErr w:type="spellStart"/>
+      <w:r>
+        <w:rPr>
+          <w:lang w:val="fr-FR"/>
+        </w:rPr>
+        <w:t>oblimin</w:t>
+      </w:r>
+      <w:proofErr w:type="spellEnd"/>
+      <w:r>
+        <w:rPr>
+          <w:lang w:val="fr-FR"/>
+        </w:rPr>
+        <w:t xml:space="preserve">’, qui </w:t>
+      </w:r>
+      <w:proofErr w:type="spellStart"/>
+      <w:r>
+        <w:rPr>
+          <w:lang w:val="fr-FR"/>
+        </w:rPr>
+        <w:t>authorise</w:t>
+      </w:r>
+      <w:proofErr w:type="spellEnd"/>
+      <w:r>
+        <w:rPr>
+          <w:lang w:val="fr-FR"/>
+        </w:rPr>
+        <w:t xml:space="preserve"> qu’un item contribue à plusieurs facteurs, c’est une approche courante dans les domaines sociologique et psychologique</w:t>
       </w:r>
       <w:r>
         <w:rPr>
@@ -1605,43 +3657,94 @@
         </w:rPr>
         <w:t>允许交叉载荷</w:t>
       </w:r>
+      <w:proofErr w:type="spellStart"/>
       <w:r>
         <w:rPr>
           <w:lang w:val="fr-FR"/>
         </w:rPr>
         <w:t>oblimin</w:t>
       </w:r>
-    </w:p>
-    <w:p>
-      <w:pPr>
-        <w:rPr>
-          <w:rFonts w:hint="eastAsia"/>
-          <w:lang w:val="fr-FR"/>
-        </w:rPr>
-      </w:pPr>
-      <w:r>
-        <w:rPr>
-          <w:rFonts w:hint="eastAsia"/>
-          <w:lang w:val="fr-FR"/>
-        </w:rPr>
-        <w:t>每一个item能够对于其所属的contruct有较高的载荷（有代表性），对其他构念较低，（有区分性）。</w:t>
-      </w:r>
-    </w:p>
-    <w:p>
-      <w:pPr>
-        <w:rPr>
-          <w:rFonts w:hint="eastAsia"/>
-          <w:lang w:val="fr-FR"/>
-        </w:rPr>
-      </w:pPr>
-    </w:p>
-    <w:p>
-      <w:pPr>
-        <w:rPr>
-          <w:rFonts w:hint="eastAsia"/>
-          <w:lang w:val="fr-FR"/>
-        </w:rPr>
-      </w:pPr>
+      <w:proofErr w:type="spellEnd"/>
+    </w:p>
+    <w:p>
+      <w:pPr>
+        <w:rPr>
+          <w:rFonts w:hint="eastAsia"/>
+          <w:lang w:val="fr-FR"/>
+        </w:rPr>
+      </w:pPr>
+      <w:r>
+        <w:rPr>
+          <w:rFonts w:hint="eastAsia"/>
+          <w:lang w:val="fr-FR"/>
+        </w:rPr>
+        <w:t>每一个item能够对于其所属的</w:t>
+      </w:r>
+      <w:proofErr w:type="spellStart"/>
+      <w:r>
+        <w:rPr>
+          <w:rFonts w:hint="eastAsia"/>
+          <w:lang w:val="fr-FR"/>
+        </w:rPr>
+        <w:t>contruct</w:t>
+      </w:r>
+      <w:proofErr w:type="spellEnd"/>
+      <w:r>
+        <w:rPr>
+          <w:rFonts w:hint="eastAsia"/>
+          <w:lang w:val="fr-FR"/>
+        </w:rPr>
+        <w:t>有较高的载荷（有代表性），对</w:t>
+      </w:r>
+      <w:proofErr w:type="gramStart"/>
+      <w:r>
+        <w:rPr>
+          <w:rFonts w:hint="eastAsia"/>
+          <w:lang w:val="fr-FR"/>
+        </w:rPr>
+        <w:t>其他构念较低</w:t>
+      </w:r>
+      <w:proofErr w:type="gramEnd"/>
+      <w:r>
+        <w:rPr>
+          <w:rFonts w:hint="eastAsia"/>
+          <w:lang w:val="fr-FR"/>
+        </w:rPr>
+        <w:t>，（有区分性）。</w:t>
+      </w:r>
+    </w:p>
+    <w:p>
+      <w:pPr>
+        <w:rPr>
+          <w:lang w:val="fr-FR"/>
+        </w:rPr>
+      </w:pPr>
+    </w:p>
+    <w:p>
+      <w:pPr>
+        <w:rPr>
+          <w:b/>
+          <w:bCs/>
+          <w:lang w:val="fr-FR"/>
+        </w:rPr>
+      </w:pPr>
+      <w:r>
+        <w:rPr>
+          <w:rFonts w:hint="eastAsia"/>
+          <w:b/>
+          <w:bCs/>
+          <w:lang w:val="fr-FR"/>
+        </w:rPr>
+        <w:t>D</w:t>
+      </w:r>
+      <w:r>
+        <w:rPr>
+          <w:b/>
+          <w:bCs/>
+          <w:lang w:val="fr-FR"/>
+        </w:rPr>
+        <w:t>’autres paramètres :</w:t>
+      </w:r>
     </w:p>
     <w:p>
       <w:pPr>
@@ -1653,6 +3756,7 @@
           <w:lang w:val="fr-FR"/>
         </w:rPr>
       </w:pPr>
+      <w:proofErr w:type="spellStart"/>
       <w:r>
         <w:rPr>
           <w:rFonts w:hint="eastAsia"/>
@@ -1670,7 +3774,37 @@
           <w:color w:val="0070C0"/>
           <w:lang w:val="fr-FR"/>
         </w:rPr>
-        <w:t>ality&amp; specificity ?</w:t>
+        <w:t>ality</w:t>
+      </w:r>
+      <w:proofErr w:type="spellEnd"/>
+      <w:r>
+        <w:rPr>
+          <w:b/>
+          <w:bCs/>
+          <w:color w:val="0070C0"/>
+          <w:lang w:val="fr-FR"/>
+        </w:rPr>
+        <w:t xml:space="preserve">&amp; </w:t>
+      </w:r>
+      <w:proofErr w:type="spellStart"/>
+      <w:r>
+        <w:rPr>
+          <w:b/>
+          <w:bCs/>
+          <w:color w:val="0070C0"/>
+          <w:lang w:val="fr-FR"/>
+        </w:rPr>
+        <w:t>specificity</w:t>
+      </w:r>
+      <w:proofErr w:type="spellEnd"/>
+      <w:r>
+        <w:rPr>
+          <w:b/>
+          <w:bCs/>
+          <w:color w:val="0070C0"/>
+          <w:lang w:val="fr-FR"/>
+        </w:rPr>
+        <w:t> ?</w:t>
       </w:r>
     </w:p>
     <w:p>
@@ -1713,27 +3847,59 @@
           <w:color w:val="0070C0"/>
           <w:lang w:val="fr-FR"/>
         </w:rPr>
-        <w:t>Variance = Communality + Specificity</w:t>
-      </w:r>
-    </w:p>
-    <w:p>
-      <w:pPr>
-        <w:rPr>
-          <w:rFonts w:hint="eastAsia"/>
+        <w:t xml:space="preserve">Variance = </w:t>
+      </w:r>
+      <w:proofErr w:type="spellStart"/>
+      <w:r>
+        <w:rPr>
           <w:b/>
           <w:bCs/>
           <w:color w:val="0070C0"/>
           <w:lang w:val="fr-FR"/>
         </w:rPr>
-      </w:pPr>
-      <w:r>
-        <w:rPr>
-          <w:rFonts w:hint="eastAsia"/>
+        <w:t>Communality</w:t>
+      </w:r>
+      <w:proofErr w:type="spellEnd"/>
+      <w:r>
+        <w:rPr>
           <w:b/>
           <w:bCs/>
           <w:color w:val="0070C0"/>
           <w:lang w:val="fr-FR"/>
         </w:rPr>
+        <w:t xml:space="preserve"> + </w:t>
+      </w:r>
+      <w:proofErr w:type="spellStart"/>
+      <w:r>
+        <w:rPr>
+          <w:b/>
+          <w:bCs/>
+          <w:color w:val="0070C0"/>
+          <w:lang w:val="fr-FR"/>
+        </w:rPr>
+        <w:t>Specificity</w:t>
+      </w:r>
+      <w:proofErr w:type="spellEnd"/>
+    </w:p>
+    <w:p>
+      <w:pPr>
+        <w:rPr>
+          <w:rFonts w:hint="eastAsia"/>
+          <w:b/>
+          <w:bCs/>
+          <w:color w:val="0070C0"/>
+          <w:lang w:val="fr-FR"/>
+        </w:rPr>
+      </w:pPr>
+      <w:proofErr w:type="spellStart"/>
+      <w:r>
+        <w:rPr>
+          <w:rFonts w:hint="eastAsia"/>
+          <w:b/>
+          <w:bCs/>
+          <w:color w:val="0070C0"/>
+          <w:lang w:val="fr-FR"/>
+        </w:rPr>
         <w:t>C</w:t>
       </w:r>
       <w:r>
@@ -1745,6 +3911,7 @@
         </w:rPr>
         <w:t>ommunality</w:t>
       </w:r>
+      <w:proofErr w:type="spellEnd"/>
       <w:r>
         <w:rPr>
           <w:rFonts w:hint="eastAsia"/>
@@ -1823,13 +3990,33 @@
           <w:color w:val="0070C0"/>
           <w:lang w:val="fr-FR"/>
         </w:rPr>
-        <w:t>（tactics）</w:t>
-      </w:r>
+        <w:t>（</w:t>
+      </w:r>
+      <w:proofErr w:type="spellStart"/>
       <w:r>
         <w:rPr>
           <w:b/>
           <w:bCs/>
           <w:color w:val="0070C0"/>
+          <w:lang w:val="fr-FR"/>
+        </w:rPr>
+        <w:t>tactics</w:t>
+      </w:r>
+      <w:proofErr w:type="spellEnd"/>
+      <w:r>
+        <w:rPr>
+          <w:b/>
+          <w:bCs/>
+          <w:color w:val="0070C0"/>
+          <w:lang w:val="fr-FR"/>
+        </w:rPr>
+        <w:t>）</w:t>
+      </w:r>
+      <w:r>
+        <w:rPr>
+          <w:b/>
+          <w:bCs/>
+          <w:color w:val="0070C0"/>
         </w:rPr>
         <w:t>解释的</w:t>
       </w:r>
@@ -1930,21 +4117,31 @@
     <w:p>
       <w:pPr>
         <w:rPr>
-          <w:rFonts w:hint="eastAsia"/>
-          <w:b/>
-          <w:bCs/>
-          <w:lang w:val="fr-FR"/>
-        </w:rPr>
-      </w:pPr>
-      <w:r>
-        <w:rPr>
-          <w:rFonts w:hint="eastAsia"/>
-          <w:b/>
-          <w:bCs/>
-          <w:lang w:val="fr-FR"/>
-        </w:rPr>
-        <w:t>可以加一个purity</w:t>
-      </w:r>
+          <w:b/>
+          <w:bCs/>
+          <w:lang w:val="fr-FR"/>
+        </w:rPr>
+      </w:pPr>
+      <w:r>
+        <w:rPr>
+          <w:rFonts w:hint="eastAsia"/>
+          <w:b/>
+          <w:bCs/>
+          <w:lang w:val="fr-FR"/>
+        </w:rPr>
+        <w:t>可以加一个</w:t>
+      </w:r>
+      <w:proofErr w:type="spellStart"/>
+      <w:r>
+        <w:rPr>
+          <w:rFonts w:hint="eastAsia"/>
+          <w:b/>
+          <w:bCs/>
+          <w:lang w:val="fr-FR"/>
+        </w:rPr>
+        <w:t>purity</w:t>
+      </w:r>
+      <w:proofErr w:type="spellEnd"/>
       <w:r>
         <w:rPr>
           <w:b/>
@@ -1979,16 +4176,24 @@
         </w:rPr>
         <w:t>?</w:t>
       </w:r>
-    </w:p>
-    <w:p>
-      <w:pPr>
-        <w:rPr>
-          <w:rFonts w:hint="eastAsia"/>
-          <w:b/>
-          <w:bCs/>
-          <w:lang w:val="fr-FR"/>
-        </w:rPr>
-      </w:pPr>
+      <w:r>
+        <w:rPr>
+          <w:b/>
+          <w:bCs/>
+          <w:lang w:val="fr-FR"/>
+        </w:rPr>
+        <w:t xml:space="preserve"> (</w:t>
+      </w:r>
+      <w:proofErr w:type="spellStart"/>
+      <w:r>
+        <w:rPr>
+          <w:b/>
+          <w:bCs/>
+          <w:lang w:val="fr-FR"/>
+        </w:rPr>
+        <w:t>purity</w:t>
+      </w:r>
+      <w:proofErr w:type="spellEnd"/>
       <w:r>
         <w:rPr>
           <w:rFonts w:hint="eastAsia"/>
@@ -1998,41 +4203,18 @@
         </w:rPr>
         <w:t>越大越好</w:t>
       </w:r>
-    </w:p>
-    <w:p>
-      <w:pPr>
-        <w:rPr>
-          <w:rFonts w:hint="eastAsia"/>
-          <w:b/>
-          <w:bCs/>
-          <w:lang w:val="fr-FR"/>
-        </w:rPr>
-      </w:pPr>
-    </w:p>
-    <w:p>
-      <w:pPr>
-        <w:rPr>
-          <w:rFonts w:hint="eastAsia"/>
-          <w:b/>
-          <w:bCs/>
-          <w:lang w:val="fr-FR"/>
-        </w:rPr>
-      </w:pPr>
-    </w:p>
-    <w:p>
-      <w:pPr>
-        <w:rPr>
-          <w:rFonts w:hint="eastAsia"/>
-          <w:b/>
-          <w:bCs/>
-          <w:lang w:val="fr-FR"/>
-        </w:rPr>
-      </w:pPr>
-    </w:p>
-    <w:p>
-      <w:pPr>
-        <w:rPr>
-          <w:rFonts w:hint="eastAsia"/>
+      <w:r>
+        <w:rPr>
+          <w:b/>
+          <w:bCs/>
+          <w:lang w:val="fr-FR"/>
+        </w:rPr>
+        <w:t>)</w:t>
+      </w:r>
+    </w:p>
+    <w:p>
+      <w:pPr>
+        <w:rPr>
           <w:b/>
           <w:bCs/>
           <w:lang w:val="fr-FR"/>
@@ -2066,6 +4248,7 @@
         </w:rPr>
         <w:t>PCA</w:t>
       </w:r>
+      <w:proofErr w:type="gramStart"/>
       <w:r>
         <w:rPr>
           <w:rFonts w:hint="eastAsia"/>
@@ -2082,6 +4265,7 @@
         </w:rPr>
         <w:t>检查</w:t>
       </w:r>
+      <w:proofErr w:type="gramEnd"/>
       <w:r>
         <w:rPr>
           <w:rFonts w:hint="eastAsia"/>
@@ -2149,26 +4333,14 @@
     </w:p>
     <w:p>
       <w:pPr>
-        <w:rPr>
-          <w:rFonts w:hint="eastAsia"/>
-          <w:b/>
-          <w:bCs/>
-          <w:lang w:val="fr-FR"/>
-        </w:rPr>
-      </w:pPr>
-      <w:r>
-        <w:rPr>
-          <w:rFonts w:hint="eastAsia"/>
-          <w:b/>
-          <w:bCs/>
-          <w:lang w:val="fr-FR"/>
-        </w:rPr>
-        <w:t>数据描述</w:t>
-      </w:r>
-      <w:r>
-        <w:rPr>
-          <w:b/>
-          <w:bCs/>
+        <w:pStyle w:val="2"/>
+        <w:rPr>
+          <w:rFonts w:hint="eastAsia"/>
+          <w:lang w:val="fr-FR"/>
+        </w:rPr>
+      </w:pPr>
+      <w:r>
+        <w:rPr>
           <w:lang w:val="fr-FR"/>
         </w:rPr>
         <w:t>description de data</w:t>
@@ -2176,8 +4348,6 @@
       <w:r>
         <w:rPr>
           <w:rFonts w:hint="eastAsia"/>
-          <w:b/>
-          <w:bCs/>
           <w:lang w:val="fr-FR"/>
         </w:rPr>
         <w:t>：</w:t>
@@ -2186,20 +4356,80 @@
     <w:p>
       <w:pPr>
         <w:rPr>
-          <w:rFonts w:hint="eastAsia"/>
-          <w:b/>
-          <w:bCs/>
-          <w:lang w:val="fr-FR"/>
-        </w:rPr>
-      </w:pPr>
-      <w:r>
-        <w:rPr>
-          <w:rFonts w:hint="eastAsia"/>
-          <w:b/>
-          <w:bCs/>
-          <w:lang w:val="fr-FR"/>
-        </w:rPr>
-        <w:t>Did预检查：</w:t>
+          <w:b/>
+          <w:bCs/>
+          <w:lang w:val="fr-FR"/>
+        </w:rPr>
+      </w:pPr>
+    </w:p>
+    <w:p>
+      <w:pPr>
+        <w:rPr>
+          <w:b/>
+          <w:bCs/>
+          <w:lang w:val="fr-FR"/>
+        </w:rPr>
+      </w:pPr>
+    </w:p>
+    <w:p>
+      <w:pPr>
+        <w:rPr>
+          <w:b/>
+          <w:bCs/>
+          <w:lang w:val="fr-FR"/>
+        </w:rPr>
+      </w:pPr>
+    </w:p>
+    <w:p>
+      <w:pPr>
+        <w:rPr>
+          <w:b/>
+          <w:bCs/>
+          <w:lang w:val="fr-FR"/>
+        </w:rPr>
+      </w:pPr>
+    </w:p>
+    <w:p>
+      <w:pPr>
+        <w:pStyle w:val="2"/>
+        <w:rPr>
+          <w:rFonts w:hint="eastAsia"/>
+          <w:lang w:val="fr-FR"/>
+        </w:rPr>
+      </w:pPr>
+      <w:r>
+        <w:rPr>
+          <w:rFonts w:hint="eastAsia"/>
+          <w:lang w:val="fr-FR"/>
+        </w:rPr>
+        <w:t>D</w:t>
+      </w:r>
+      <w:r>
+        <w:rPr>
+          <w:lang w:val="fr-FR"/>
+        </w:rPr>
+        <w:t xml:space="preserve">ID </w:t>
+      </w:r>
+      <w:proofErr w:type="spellStart"/>
+      <w:r>
+        <w:rPr>
+          <w:lang w:val="fr-FR"/>
+        </w:rPr>
+        <w:t>pre</w:t>
+      </w:r>
+      <w:proofErr w:type="spellEnd"/>
+      <w:r>
+        <w:rPr>
+          <w:lang w:val="fr-FR"/>
+        </w:rPr>
+        <w:t xml:space="preserve">-check </w:t>
+      </w:r>
+      <w:r>
+        <w:rPr>
+          <w:rFonts w:hint="eastAsia"/>
+          <w:lang w:val="fr-FR"/>
+        </w:rPr>
+        <w:t>：</w:t>
       </w:r>
     </w:p>
     <w:tbl>
@@ -2461,47 +4691,95 @@
           <w:bCs/>
         </w:rPr>
       </w:pPr>
-      <w:r>
-        <w:rPr>
-          <w:rFonts w:hint="eastAsia"/>
-          <w:b/>
-          <w:bCs/>
-        </w:rPr>
-        <w:t>treatment_i = in_paris</w:t>
-      </w:r>
-    </w:p>
-    <w:p>
-      <w:pPr>
-        <w:rPr>
-          <w:rFonts w:hint="eastAsia"/>
-          <w:b/>
-          <w:bCs/>
-        </w:rPr>
-      </w:pPr>
-      <w:r>
-        <w:rPr>
-          <w:rFonts w:hint="eastAsia"/>
-          <w:b/>
-          <w:bCs/>
-        </w:rPr>
-        <w:t>post_t = in_2024</w:t>
-      </w:r>
-    </w:p>
-    <w:p>
-      <w:pPr>
-        <w:rPr>
-          <w:rFonts w:hint="eastAsia"/>
-          <w:b/>
-          <w:bCs/>
-        </w:rPr>
-      </w:pPr>
-      <w:r>
-        <w:rPr>
-          <w:rFonts w:hint="eastAsia"/>
-          <w:b/>
-          <w:bCs/>
-        </w:rPr>
-        <w:t>DID = in_paris × in_2024</w:t>
+      <w:proofErr w:type="spellStart"/>
+      <w:r>
+        <w:rPr>
+          <w:rFonts w:hint="eastAsia"/>
+          <w:b/>
+          <w:bCs/>
+        </w:rPr>
+        <w:t>treatment_i</w:t>
+      </w:r>
+      <w:proofErr w:type="spellEnd"/>
+      <w:r>
+        <w:rPr>
+          <w:rFonts w:hint="eastAsia"/>
+          <w:b/>
+          <w:bCs/>
+        </w:rPr>
+        <w:t xml:space="preserve"> = </w:t>
+      </w:r>
+      <w:proofErr w:type="spellStart"/>
+      <w:r>
+        <w:rPr>
+          <w:rFonts w:hint="eastAsia"/>
+          <w:b/>
+          <w:bCs/>
+        </w:rPr>
+        <w:t>in_paris</w:t>
+      </w:r>
+      <w:proofErr w:type="spellEnd"/>
+    </w:p>
+    <w:p>
+      <w:pPr>
+        <w:rPr>
+          <w:rFonts w:hint="eastAsia"/>
+          <w:b/>
+          <w:bCs/>
+        </w:rPr>
+      </w:pPr>
+      <w:proofErr w:type="spellStart"/>
+      <w:r>
+        <w:rPr>
+          <w:rFonts w:hint="eastAsia"/>
+          <w:b/>
+          <w:bCs/>
+        </w:rPr>
+        <w:t>post_t</w:t>
+      </w:r>
+      <w:proofErr w:type="spellEnd"/>
+      <w:r>
+        <w:rPr>
+          <w:rFonts w:hint="eastAsia"/>
+          <w:b/>
+          <w:bCs/>
+        </w:rPr>
+        <w:t xml:space="preserve"> = in_2024</w:t>
+      </w:r>
+    </w:p>
+    <w:p>
+      <w:pPr>
+        <w:rPr>
+          <w:rFonts w:hint="eastAsia"/>
+          <w:b/>
+          <w:bCs/>
+        </w:rPr>
+      </w:pPr>
+      <w:r>
+        <w:rPr>
+          <w:rFonts w:hint="eastAsia"/>
+          <w:b/>
+          <w:bCs/>
+        </w:rPr>
+        <w:t xml:space="preserve">DID = </w:t>
+      </w:r>
+      <w:proofErr w:type="spellStart"/>
+      <w:r>
+        <w:rPr>
+          <w:rFonts w:hint="eastAsia"/>
+          <w:b/>
+          <w:bCs/>
+        </w:rPr>
+        <w:t>in_paris</w:t>
+      </w:r>
+      <w:proofErr w:type="spellEnd"/>
+      <w:r>
+        <w:rPr>
+          <w:rFonts w:hint="eastAsia"/>
+          <w:b/>
+          <w:bCs/>
+        </w:rPr>
+        <w:t xml:space="preserve"> × in_2024</w:t>
       </w:r>
     </w:p>
     <w:p>
@@ -2589,10 +4867,10 @@
     <w:p>
       <w:pPr>
         <w:rPr>
-          <w:rFonts w:hint="eastAsia"/>
           <w:b/>
           <w:bCs/>
           <w:color w:val="0070C0"/>
+          <w:lang w:val="fr-FR"/>
         </w:rPr>
       </w:pPr>
       <w:r>
@@ -2637,15 +4915,6 @@
           <w:bCs/>
         </w:rPr>
       </w:pPr>
-    </w:p>
-    <w:p>
-      <w:pPr>
-        <w:rPr>
-          <w:rFonts w:hint="eastAsia"/>
-          <w:b/>
-          <w:bCs/>
-        </w:rPr>
-      </w:pPr>
       <w:r>
         <w:rPr>
           <w:b/>
@@ -2864,32 +5133,32 @@
           <w:bCs/>
           <w:lang w:val="fr-FR"/>
         </w:rPr>
+        <w:t>相关控制变量</w:t>
+      </w:r>
+      <w:r>
+        <w:rPr>
+          <w:rFonts w:hint="eastAsia"/>
+          <w:b/>
+          <w:bCs/>
+        </w:rPr>
+        <w:t>：</w:t>
+      </w:r>
+    </w:p>
+    <w:p>
+      <w:pPr>
+        <w:rPr>
+          <w:rFonts w:hint="eastAsia"/>
+          <w:b/>
+          <w:bCs/>
+        </w:rPr>
+      </w:pPr>
+      <w:r>
+        <w:rPr>
+          <w:rFonts w:hint="eastAsia"/>
+          <w:b/>
+          <w:bCs/>
+        </w:rPr>
         <w:lastRenderedPageBreak/>
-        <w:t>相关控制变量</w:t>
-      </w:r>
-      <w:r>
-        <w:rPr>
-          <w:rFonts w:hint="eastAsia"/>
-          <w:b/>
-          <w:bCs/>
-        </w:rPr>
-        <w:t>：</w:t>
-      </w:r>
-    </w:p>
-    <w:p>
-      <w:pPr>
-        <w:rPr>
-          <w:rFonts w:hint="eastAsia"/>
-          <w:b/>
-          <w:bCs/>
-        </w:rPr>
-      </w:pPr>
-      <w:r>
-        <w:rPr>
-          <w:rFonts w:hint="eastAsia"/>
-          <w:b/>
-          <w:bCs/>
-        </w:rPr>
         <w:t>Lang</w:t>
       </w:r>
       <w:r>
@@ -2908,6 +5177,7 @@
           <w:bCs/>
         </w:rPr>
       </w:pPr>
+      <w:proofErr w:type="spellStart"/>
       <w:r>
         <w:rPr>
           <w:rFonts w:hint="eastAsia"/>
@@ -2923,15 +5193,17 @@
         </w:rPr>
         <w:t>ost_has_profile_pic</w:t>
       </w:r>
-    </w:p>
-    <w:p>
-      <w:pPr>
-        <w:rPr>
-          <w:rFonts w:hint="eastAsia"/>
-          <w:b/>
-          <w:bCs/>
-        </w:rPr>
-      </w:pPr>
+      <w:proofErr w:type="spellEnd"/>
+    </w:p>
+    <w:p>
+      <w:pPr>
+        <w:rPr>
+          <w:rFonts w:hint="eastAsia"/>
+          <w:b/>
+          <w:bCs/>
+        </w:rPr>
+      </w:pPr>
+      <w:proofErr w:type="spellStart"/>
       <w:r>
         <w:rPr>
           <w:rFonts w:hint="eastAsia"/>
@@ -2945,8 +5217,25 @@
           <w:b/>
           <w:bCs/>
         </w:rPr>
-        <w:t>actics_bio, tactics_pic</w:t>
-      </w:r>
+        <w:t>actics_bio</w:t>
+      </w:r>
+      <w:proofErr w:type="spellEnd"/>
+      <w:r>
+        <w:rPr>
+          <w:b/>
+          <w:bCs/>
+        </w:rPr>
+        <w:t xml:space="preserve">, </w:t>
+      </w:r>
+      <w:proofErr w:type="spellStart"/>
+      <w:r>
+        <w:rPr>
+          <w:b/>
+          <w:bCs/>
+        </w:rPr>
+        <w:t>tactics_pic</w:t>
+      </w:r>
+      <w:proofErr w:type="spellEnd"/>
     </w:p>
     <w:p>
       <w:pPr>
@@ -3010,21 +5299,17 @@
     </w:p>
     <w:p>
       <w:pPr>
-        <w:rPr>
-          <w:rFonts w:hint="eastAsia"/>
-          <w:b/>
-          <w:bCs/>
-        </w:rPr>
-      </w:pPr>
-    </w:p>
-    <w:p>
-      <w:pPr>
-        <w:rPr>
-          <w:rFonts w:hint="eastAsia"/>
-          <w:b/>
-          <w:bCs/>
-        </w:rPr>
-      </w:pPr>
+        <w:pStyle w:val="2"/>
+        <w:rPr>
+          <w:lang w:val="fr-FR"/>
+        </w:rPr>
+      </w:pPr>
+      <w:r>
+        <w:rPr>
+          <w:lang w:val="fr-FR"/>
+        </w:rPr>
+        <w:t>OLS DID :</w:t>
+      </w:r>
     </w:p>
     <w:p>
       <w:pPr>
@@ -3145,8 +5430,21 @@
         <w:t>2406</w:t>
       </w:r>
       <w:r>
-        <w:t>, paris, london</w:t>
-      </w:r>
+        <w:t xml:space="preserve">, </w:t>
+      </w:r>
+      <w:proofErr w:type="spellStart"/>
+      <w:r>
+        <w:t>paris</w:t>
+      </w:r>
+      <w:proofErr w:type="spellEnd"/>
+      <w:r>
+        <w:t xml:space="preserve">, </w:t>
+      </w:r>
+      <w:proofErr w:type="spellStart"/>
+      <w:r>
+        <w:t>london</w:t>
+      </w:r>
+      <w:proofErr w:type="spellEnd"/>
       <w:r>
         <w:rPr>
           <w:rFonts w:hint="eastAsia"/>
@@ -3203,12 +5501,21 @@
           <w:bCs/>
         </w:rPr>
       </w:pPr>
-      <w:r>
-        <w:rPr>
-          <w:b/>
-          <w:bCs/>
-        </w:rPr>
-        <w:t>总变化 = 城市差异 + 时间趋势 + treatment effect</w:t>
+      <w:proofErr w:type="gramStart"/>
+      <w:r>
+        <w:rPr>
+          <w:b/>
+          <w:bCs/>
+        </w:rPr>
+        <w:t>总变化</w:t>
+      </w:r>
+      <w:proofErr w:type="gramEnd"/>
+      <w:r>
+        <w:rPr>
+          <w:b/>
+          <w:bCs/>
+        </w:rPr>
+        <w:t xml:space="preserve"> = 城市差异 + 时间趋势 + treatment effect</w:t>
       </w:r>
     </w:p>
     <w:p>
@@ -3481,7 +5788,6 @@
         </w:rPr>
       </w:pPr>
       <w:r>
-        <w:lastRenderedPageBreak/>
         <w:t xml:space="preserve">所以之后的交互项的实际效应都是在它的基础上叠加的 </w:t>
       </w:r>
     </w:p>
@@ -3509,8 +5815,19 @@
           <w:bCs/>
           <w:lang w:val="fr-FR"/>
         </w:rPr>
-        <w:t>三重交互时</w:t>
-      </w:r>
+        <w:t>三重</w:t>
+      </w:r>
+      <w:proofErr w:type="gramStart"/>
+      <w:r>
+        <w:rPr>
+          <w:rFonts w:hint="eastAsia"/>
+          <w:b/>
+          <w:bCs/>
+          <w:lang w:val="fr-FR"/>
+        </w:rPr>
+        <w:t>交互时</w:t>
+      </w:r>
+      <w:proofErr w:type="gramEnd"/>
       <w:r>
         <w:rPr>
           <w:rFonts w:hint="eastAsia"/>
@@ -3543,6 +5860,7 @@
         </w:rPr>
         <w:t>+</w:t>
       </w:r>
+      <w:proofErr w:type="spellStart"/>
       <w:r>
         <w:rPr>
           <w:b/>
@@ -3550,6 +5868,7 @@
         </w:rPr>
         <w:t>is_paris</w:t>
       </w:r>
+      <w:proofErr w:type="spellEnd"/>
       <w:r>
         <w:rPr>
           <w:rFonts w:hint="eastAsia"/>
@@ -3642,7 +5961,23 @@
           <w:rFonts w:hint="eastAsia"/>
           <w:lang w:val="fr-FR"/>
         </w:rPr>
-        <w:t>首先观察jo的影响beta4</w:t>
+        <w:t>首先观察</w:t>
+      </w:r>
+      <w:proofErr w:type="spellStart"/>
+      <w:r>
+        <w:rPr>
+          <w:rFonts w:hint="eastAsia"/>
+          <w:lang w:val="fr-FR"/>
+        </w:rPr>
+        <w:t>jo</w:t>
+      </w:r>
+      <w:proofErr w:type="spellEnd"/>
+      <w:r>
+        <w:rPr>
+          <w:rFonts w:hint="eastAsia"/>
+          <w:lang w:val="fr-FR"/>
+        </w:rPr>
+        <w:t>的影响beta4</w:t>
       </w:r>
     </w:p>
     <w:p>
@@ -3729,7 +6064,133 @@
           <w:color w:val="0070C0"/>
           <w:lang w:val="fr-FR"/>
         </w:rPr>
-        <w:t>Dans la situation de référence (Londres 2023), l’auto-promotion a un effet négatif sur le taux de réservation. Cependant, cet effet est significativement modifié, voire inversé, pendant la période des Jeux Olympiques à Paris.</w:t>
+        <w:t>Dans la situation de réfé</w:t>
+      </w:r>
+      <w:proofErr w:type="spellStart"/>
+      <w:r>
+        <w:rPr>
+          <w:rFonts w:hint="eastAsia"/>
+          <w:color w:val="0070C0"/>
+          <w:lang w:val="fr-FR"/>
+        </w:rPr>
+        <w:t>rence</w:t>
+      </w:r>
+      <w:proofErr w:type="spellEnd"/>
+      <w:r>
+        <w:rPr>
+          <w:rFonts w:hint="eastAsia"/>
+          <w:color w:val="0070C0"/>
+          <w:lang w:val="fr-FR"/>
+        </w:rPr>
+        <w:t xml:space="preserve"> (Londres 2023), l</w:t>
+      </w:r>
+      <w:proofErr w:type="gramStart"/>
+      <w:r>
+        <w:rPr>
+          <w:rFonts w:hint="eastAsia"/>
+          <w:color w:val="0070C0"/>
+          <w:lang w:val="fr-FR"/>
+        </w:rPr>
+        <w:t>’</w:t>
+      </w:r>
+      <w:proofErr w:type="gramEnd"/>
+      <w:r>
+        <w:rPr>
+          <w:rFonts w:hint="eastAsia"/>
+          <w:color w:val="0070C0"/>
+          <w:lang w:val="fr-FR"/>
+        </w:rPr>
+        <w:t>auto-promotion a un effet né</w:t>
+      </w:r>
+      <w:proofErr w:type="spellStart"/>
+      <w:r>
+        <w:rPr>
+          <w:rFonts w:hint="eastAsia"/>
+          <w:color w:val="0070C0"/>
+          <w:lang w:val="fr-FR"/>
+        </w:rPr>
+        <w:t>gatif</w:t>
+      </w:r>
+      <w:proofErr w:type="spellEnd"/>
+      <w:r>
+        <w:rPr>
+          <w:rFonts w:hint="eastAsia"/>
+          <w:color w:val="0070C0"/>
+          <w:lang w:val="fr-FR"/>
+        </w:rPr>
+        <w:t xml:space="preserve"> sur le taux de ré</w:t>
+      </w:r>
+      <w:proofErr w:type="spellStart"/>
+      <w:r>
+        <w:rPr>
+          <w:rFonts w:hint="eastAsia"/>
+          <w:color w:val="0070C0"/>
+          <w:lang w:val="fr-FR"/>
+        </w:rPr>
+        <w:t>servation</w:t>
+      </w:r>
+      <w:proofErr w:type="spellEnd"/>
+      <w:r>
+        <w:rPr>
+          <w:rFonts w:hint="eastAsia"/>
+          <w:color w:val="0070C0"/>
+          <w:lang w:val="fr-FR"/>
+        </w:rPr>
+        <w:t xml:space="preserve">. Cependant, cet effet est significativement </w:t>
+      </w:r>
+      <w:proofErr w:type="spellStart"/>
+      <w:r>
+        <w:rPr>
+          <w:rFonts w:hint="eastAsia"/>
+          <w:color w:val="0070C0"/>
+          <w:lang w:val="fr-FR"/>
+        </w:rPr>
+        <w:t>modifi</w:t>
+      </w:r>
+      <w:proofErr w:type="spellEnd"/>
+      <w:r>
+        <w:rPr>
+          <w:rFonts w:hint="eastAsia"/>
+          <w:color w:val="0070C0"/>
+          <w:lang w:val="fr-FR"/>
+        </w:rPr>
+        <w:t xml:space="preserve">é, voire </w:t>
+      </w:r>
+      <w:proofErr w:type="spellStart"/>
+      <w:r>
+        <w:rPr>
+          <w:rFonts w:hint="eastAsia"/>
+          <w:color w:val="0070C0"/>
+          <w:lang w:val="fr-FR"/>
+        </w:rPr>
+        <w:t>invers</w:t>
+      </w:r>
+      <w:proofErr w:type="spellEnd"/>
+      <w:r>
+        <w:rPr>
+          <w:rFonts w:hint="eastAsia"/>
+          <w:color w:val="0070C0"/>
+          <w:lang w:val="fr-FR"/>
+        </w:rPr>
+        <w:t>é, pendant la pé</w:t>
+      </w:r>
+      <w:proofErr w:type="spellStart"/>
+      <w:r>
+        <w:rPr>
+          <w:rFonts w:hint="eastAsia"/>
+          <w:color w:val="0070C0"/>
+          <w:lang w:val="fr-FR"/>
+        </w:rPr>
+        <w:t>riode</w:t>
+      </w:r>
+      <w:proofErr w:type="spellEnd"/>
+      <w:r>
+        <w:rPr>
+          <w:rFonts w:hint="eastAsia"/>
+          <w:color w:val="0070C0"/>
+          <w:lang w:val="fr-FR"/>
+        </w:rPr>
+        <w:t xml:space="preserve"> des Jeux Olympiques à Paris.</w:t>
       </w:r>
     </w:p>
     <w:p>
@@ -3750,6 +6211,7 @@
     <w:p>
       <w:pPr>
         <w:rPr>
+          <w:rFonts w:hint="eastAsia"/>
           <w:lang w:val="fr-FR"/>
         </w:rPr>
       </w:pPr>
@@ -3778,7 +6240,25 @@
           <w:bCs/>
           <w:lang w:val="fr-FR"/>
         </w:rPr>
-        <w:t xml:space="preserve">marginal effect </w:t>
+        <w:t xml:space="preserve">marginal </w:t>
+      </w:r>
+      <w:proofErr w:type="spellStart"/>
+      <w:r>
+        <w:rPr>
+          <w:b/>
+          <w:bCs/>
+          <w:lang w:val="fr-FR"/>
+        </w:rPr>
+        <w:t>effect</w:t>
+      </w:r>
+      <w:proofErr w:type="spellEnd"/>
+      <w:r>
+        <w:rPr>
+          <w:b/>
+          <w:bCs/>
+          <w:lang w:val="fr-FR"/>
+        </w:rPr>
+        <w:t xml:space="preserve"> </w:t>
       </w:r>
       <w:r>
         <w:rPr>
@@ -3804,12 +6284,33 @@
           <w:bCs/>
           <w:lang w:val="fr-FR"/>
         </w:rPr>
-        <w:t xml:space="preserve"> effect（London23 / London24 / Paris23 / Paris24）</w:t>
-      </w:r>
-    </w:p>
-    <w:p>
-      <w:pPr>
-        <w:rPr>
+        <w:t xml:space="preserve"> </w:t>
+      </w:r>
+      <w:proofErr w:type="spellStart"/>
+      <w:r>
+        <w:rPr>
+          <w:rFonts w:hint="eastAsia"/>
+          <w:b/>
+          <w:bCs/>
+          <w:lang w:val="fr-FR"/>
+        </w:rPr>
+        <w:t>effect</w:t>
+      </w:r>
+      <w:proofErr w:type="spellEnd"/>
+      <w:r>
+        <w:rPr>
+          <w:rFonts w:hint="eastAsia"/>
+          <w:b/>
+          <w:bCs/>
+          <w:lang w:val="fr-FR"/>
+        </w:rPr>
+        <w:t>（London23 / London24 / Paris23 / Paris24）</w:t>
+      </w:r>
+    </w:p>
+    <w:p>
+      <w:pPr>
+        <w:rPr>
+          <w:rFonts w:hint="eastAsia"/>
           <w:lang w:val="fr-FR"/>
         </w:rPr>
       </w:pPr>
@@ -3834,6 +6335,7 @@
             <w:pPr>
               <w:spacing w:after="160" w:line="278" w:lineRule="auto"/>
               <w:rPr>
+                <w:rFonts w:hint="eastAsia"/>
                 <w:b/>
                 <w:bCs/>
               </w:rPr>
@@ -3856,6 +6358,7 @@
             <w:pPr>
               <w:spacing w:after="160" w:line="278" w:lineRule="auto"/>
               <w:rPr>
+                <w:rFonts w:hint="eastAsia"/>
                 <w:b/>
                 <w:bCs/>
               </w:rPr>
@@ -3879,6 +6382,9 @@
           <w:p>
             <w:pPr>
               <w:spacing w:after="160" w:line="278" w:lineRule="auto"/>
+              <w:rPr>
+                <w:rFonts w:hint="eastAsia"/>
+              </w:rPr>
             </w:pPr>
             <w:r>
               <w:t>London 2023</w:t>
@@ -3893,6 +6399,9 @@
           <w:p>
             <w:pPr>
               <w:spacing w:after="160" w:line="278" w:lineRule="auto"/>
+              <w:rPr>
+                <w:rFonts w:hint="eastAsia"/>
+              </w:rPr>
             </w:pPr>
             <w:r>
               <w:t>β1</w:t>
@@ -3909,6 +6418,9 @@
           <w:p>
             <w:pPr>
               <w:spacing w:after="160" w:line="278" w:lineRule="auto"/>
+              <w:rPr>
+                <w:rFonts w:hint="eastAsia"/>
+              </w:rPr>
             </w:pPr>
             <w:r>
               <w:t>London 2024</w:t>
@@ -3923,6 +6435,9 @@
           <w:p>
             <w:pPr>
               <w:spacing w:after="160" w:line="278" w:lineRule="auto"/>
+              <w:rPr>
+                <w:rFonts w:hint="eastAsia"/>
+              </w:rPr>
             </w:pPr>
             <w:r>
               <w:t>β1 + β3</w:t>
@@ -3939,6 +6454,9 @@
           <w:p>
             <w:pPr>
               <w:spacing w:after="160" w:line="278" w:lineRule="auto"/>
+              <w:rPr>
+                <w:rFonts w:hint="eastAsia"/>
+              </w:rPr>
             </w:pPr>
             <w:r>
               <w:t>Paris 2023</w:t>
@@ -3953,6 +6471,9 @@
           <w:p>
             <w:pPr>
               <w:spacing w:after="160" w:line="278" w:lineRule="auto"/>
+              <w:rPr>
+                <w:rFonts w:hint="eastAsia"/>
+              </w:rPr>
             </w:pPr>
             <w:r>
               <w:t>β1 + β2</w:t>
@@ -3969,6 +6490,9 @@
           <w:p>
             <w:pPr>
               <w:spacing w:after="160" w:line="278" w:lineRule="auto"/>
+              <w:rPr>
+                <w:rFonts w:hint="eastAsia"/>
+              </w:rPr>
             </w:pPr>
             <w:r>
               <w:t>Paris 2024</w:t>
@@ -3983,6 +6507,9 @@
           <w:p>
             <w:pPr>
               <w:spacing w:after="160" w:line="278" w:lineRule="auto"/>
+              <w:rPr>
+                <w:rFonts w:hint="eastAsia"/>
+              </w:rPr>
             </w:pPr>
             <w:r>
               <w:t>β1 + β2 + β3 + β4</w:t>
@@ -3994,23 +6521,40 @@
     <w:p>
       <w:pPr>
         <w:rPr>
-          <w:lang w:val="fr-FR"/>
-        </w:rPr>
-      </w:pPr>
-    </w:p>
-    <w:p>
-      <w:pPr>
-        <w:rPr>
-          <w:rFonts w:hint="eastAsia"/>
-          <w:lang w:val="fr-FR"/>
-        </w:rPr>
-      </w:pPr>
-      <w:r>
-        <w:rPr>
-          <w:rFonts w:hint="eastAsia"/>
-          <w:lang w:val="fr-FR"/>
-        </w:rPr>
-        <w:t>这里说明的是tactic效果的</w:t>
+          <w:rFonts w:hint="eastAsia"/>
+          <w:lang w:val="fr-FR"/>
+        </w:rPr>
+      </w:pPr>
+    </w:p>
+    <w:p>
+      <w:pPr>
+        <w:rPr>
+          <w:rFonts w:hint="eastAsia"/>
+          <w:lang w:val="fr-FR"/>
+        </w:rPr>
+      </w:pPr>
+      <w:r>
+        <w:rPr>
+          <w:rFonts w:hint="eastAsia"/>
+          <w:lang w:val="fr-FR"/>
+        </w:rPr>
+        <w:t>这里说明的是</w:t>
+      </w:r>
+      <w:proofErr w:type="spellStart"/>
+      <w:r>
+        <w:rPr>
+          <w:rFonts w:hint="eastAsia"/>
+          <w:lang w:val="fr-FR"/>
+        </w:rPr>
+        <w:t>tactic</w:t>
+      </w:r>
+      <w:proofErr w:type="spellEnd"/>
+      <w:r>
+        <w:rPr>
+          <w:rFonts w:hint="eastAsia"/>
+          <w:lang w:val="fr-FR"/>
+        </w:rPr>
+        <w:t>效果的</w:t>
       </w:r>
       <w:r>
         <w:rPr>
@@ -4032,6 +6576,7 @@
     <w:p>
       <w:pPr>
         <w:rPr>
+          <w:rFonts w:hint="eastAsia"/>
           <w:lang w:val="fr-FR"/>
         </w:rPr>
       </w:pPr>
@@ -4069,16 +6614,39 @@
         </w:rPr>
         <w:t xml:space="preserve"> β3=</w:t>
       </w:r>
-      <w:r>
-        <w:rPr>
-          <w:lang w:val="fr-FR"/>
-        </w:rPr>
-        <w:t>tactic :in_2024</w:t>
-      </w:r>
-    </w:p>
-    <w:p>
-      <w:pPr>
-        <w:rPr>
+      <w:proofErr w:type="spellStart"/>
+      <w:r>
+        <w:rPr>
+          <w:lang w:val="fr-FR"/>
+        </w:rPr>
+        <w:t>tactic</w:t>
+      </w:r>
+      <w:proofErr w:type="spellEnd"/>
+      <w:r>
+        <w:rPr>
+          <w:lang w:val="fr-FR"/>
+        </w:rPr>
+        <w:t> :</w:t>
+      </w:r>
+      <w:proofErr w:type="gramStart"/>
+      <w:r>
+        <w:rPr>
+          <w:lang w:val="fr-FR"/>
+        </w:rPr>
+        <w:t>in</w:t>
+      </w:r>
+      <w:proofErr w:type="gramEnd"/>
+      <w:r>
+        <w:rPr>
+          <w:lang w:val="fr-FR"/>
+        </w:rPr>
+        <w:t>_2024</w:t>
+      </w:r>
+    </w:p>
+    <w:p>
+      <w:pPr>
+        <w:rPr>
+          <w:rFonts w:hint="eastAsia"/>
           <w:lang w:val="fr-FR"/>
         </w:rPr>
       </w:pPr>
@@ -4112,31 +6680,41 @@
         <w:rPr>
           <w:lang w:val="fr-FR"/>
         </w:rPr>
-        <w:t>paris</w:t>
-      </w:r>
-      <w:r>
-        <w:rPr>
-          <w:lang w:val="fr-FR"/>
-        </w:rPr>
-        <w:t>2024-</w:t>
-      </w:r>
-      <w:r>
-        <w:rPr>
-          <w:lang w:val="fr-FR"/>
-        </w:rPr>
-        <w:t>paris</w:t>
-      </w:r>
-      <w:r>
-        <w:rPr>
-          <w:lang w:val="fr-FR"/>
-        </w:rPr>
-        <w:t>2023</w:t>
-      </w:r>
-      <w:r>
-        <w:rPr>
-          <w:lang w:val="fr-FR"/>
-        </w:rPr>
-        <w:t>=tactic :in_paris :in_2024</w:t>
+        <w:t>paris2024-paris2023</w:t>
+      </w:r>
+      <w:r>
+        <w:rPr>
+          <w:lang w:val="fr-FR"/>
+        </w:rPr>
+        <w:t>=</w:t>
+      </w:r>
+      <w:proofErr w:type="spellStart"/>
+      <w:r>
+        <w:rPr>
+          <w:lang w:val="fr-FR"/>
+        </w:rPr>
+        <w:t>tactic</w:t>
+      </w:r>
+      <w:proofErr w:type="spellEnd"/>
+      <w:r>
+        <w:rPr>
+          <w:lang w:val="fr-FR"/>
+        </w:rPr>
+        <w:t> :</w:t>
+      </w:r>
+      <w:proofErr w:type="spellStart"/>
+      <w:r>
+        <w:rPr>
+          <w:lang w:val="fr-FR"/>
+        </w:rPr>
+        <w:t>in_paris</w:t>
+      </w:r>
+      <w:proofErr w:type="spellEnd"/>
+      <w:r>
+        <w:rPr>
+          <w:lang w:val="fr-FR"/>
+        </w:rPr>
+        <w:t> :in_2024</w:t>
       </w:r>
       <w:r>
         <w:rPr>
@@ -4150,11 +6728,33 @@
         </w:rPr>
         <w:t xml:space="preserve"> </w:t>
       </w:r>
-      <w:r>
-        <w:rPr>
-          <w:lang w:val="fr-FR"/>
-        </w:rPr>
-        <w:t>tactic :in_paris </w:t>
+      <w:proofErr w:type="spellStart"/>
+      <w:r>
+        <w:rPr>
+          <w:lang w:val="fr-FR"/>
+        </w:rPr>
+        <w:t>tactic</w:t>
+      </w:r>
+      <w:proofErr w:type="spellEnd"/>
+      <w:r>
+        <w:rPr>
+          <w:lang w:val="fr-FR"/>
+        </w:rPr>
+        <w:t> :</w:t>
+      </w:r>
+      <w:proofErr w:type="spellStart"/>
+      <w:r>
+        <w:rPr>
+          <w:lang w:val="fr-FR"/>
+        </w:rPr>
+        <w:t>in_paris</w:t>
+      </w:r>
+      <w:proofErr w:type="spellEnd"/>
+      <w:r>
+        <w:rPr>
+          <w:lang w:val="fr-FR"/>
+        </w:rPr>
+        <w:t> </w:t>
       </w:r>
       <w:r>
         <w:rPr>
@@ -4189,6 +6789,7 @@
     <w:p>
       <w:pPr>
         <w:rPr>
+          <w:rFonts w:hint="eastAsia"/>
           <w:lang w:val="fr-FR"/>
         </w:rPr>
       </w:pPr>
@@ -4206,41 +6807,98 @@
         </w:rPr>
         <w:t>才是β4=</w:t>
       </w:r>
-      <w:r>
-        <w:rPr>
-          <w:lang w:val="fr-FR"/>
-        </w:rPr>
-        <w:t>tactic :in_paris :in_2024</w:t>
-      </w:r>
-    </w:p>
-    <w:p>
-      <w:pPr>
-        <w:rPr>
-          <w:lang w:val="fr-FR"/>
-        </w:rPr>
-      </w:pPr>
-    </w:p>
-    <w:p>
-      <w:pPr>
-        <w:rPr>
-          <w:rFonts w:hint="eastAsia"/>
-          <w:lang w:val="fr-FR"/>
-        </w:rPr>
-      </w:pPr>
-    </w:p>
-    <w:p>
-      <w:pPr>
-        <w:rPr>
-          <w:lang w:val="fr-FR"/>
-        </w:rPr>
-      </w:pPr>
-      <w:r>
-        <w:rPr>
-          <w:rFonts w:hint="eastAsia"/>
-          <w:lang w:val="fr-FR"/>
-        </w:rPr>
-        <w:t>之前的图predict表示的是tactic</w:t>
-      </w:r>
+      <w:proofErr w:type="spellStart"/>
+      <w:r>
+        <w:rPr>
+          <w:lang w:val="fr-FR"/>
+        </w:rPr>
+        <w:t>tactic</w:t>
+      </w:r>
+      <w:proofErr w:type="spellEnd"/>
+      <w:r>
+        <w:rPr>
+          <w:lang w:val="fr-FR"/>
+        </w:rPr>
+        <w:t> :</w:t>
+      </w:r>
+      <w:proofErr w:type="spellStart"/>
+      <w:proofErr w:type="gramStart"/>
+      <w:r>
+        <w:rPr>
+          <w:lang w:val="fr-FR"/>
+        </w:rPr>
+        <w:t>in</w:t>
+      </w:r>
+      <w:proofErr w:type="gramEnd"/>
+      <w:r>
+        <w:rPr>
+          <w:lang w:val="fr-FR"/>
+        </w:rPr>
+        <w:t>_paris</w:t>
+      </w:r>
+      <w:proofErr w:type="spellEnd"/>
+      <w:r>
+        <w:rPr>
+          <w:lang w:val="fr-FR"/>
+        </w:rPr>
+        <w:t> :in_2024</w:t>
+      </w:r>
+    </w:p>
+    <w:p>
+      <w:pPr>
+        <w:rPr>
+          <w:rFonts w:hint="eastAsia"/>
+          <w:lang w:val="fr-FR"/>
+        </w:rPr>
+      </w:pPr>
+    </w:p>
+    <w:p>
+      <w:pPr>
+        <w:rPr>
+          <w:rFonts w:hint="eastAsia"/>
+          <w:lang w:val="fr-FR"/>
+        </w:rPr>
+      </w:pPr>
+    </w:p>
+    <w:p>
+      <w:pPr>
+        <w:rPr>
+          <w:rFonts w:hint="eastAsia"/>
+          <w:lang w:val="fr-FR"/>
+        </w:rPr>
+      </w:pPr>
+      <w:r>
+        <w:rPr>
+          <w:rFonts w:hint="eastAsia"/>
+          <w:lang w:val="fr-FR"/>
+        </w:rPr>
+        <w:t>之前的图</w:t>
+      </w:r>
+      <w:proofErr w:type="spellStart"/>
+      <w:r>
+        <w:rPr>
+          <w:rFonts w:hint="eastAsia"/>
+          <w:lang w:val="fr-FR"/>
+        </w:rPr>
+        <w:t>predict</w:t>
+      </w:r>
+      <w:proofErr w:type="spellEnd"/>
+      <w:r>
+        <w:rPr>
+          <w:rFonts w:hint="eastAsia"/>
+          <w:lang w:val="fr-FR"/>
+        </w:rPr>
+        <w:t>表示的是</w:t>
+      </w:r>
+      <w:proofErr w:type="spellStart"/>
+      <w:r>
+        <w:rPr>
+          <w:rFonts w:hint="eastAsia"/>
+          <w:lang w:val="fr-FR"/>
+        </w:rPr>
+        <w:t>tactic</w:t>
+      </w:r>
+      <w:proofErr w:type="spellEnd"/>
       <w:r>
         <w:rPr>
           <w:rFonts w:hint="eastAsia"/>
@@ -4261,15 +6919,15 @@
     <w:p>
       <w:pPr>
         <w:rPr>
-          <w:lang w:val="fr-FR"/>
-        </w:rPr>
-      </w:pPr>
-      <w:r>
-        <w:rPr>
-          <w:rFonts w:hint="eastAsia"/>
-          <w:lang w:val="fr-FR"/>
-        </w:rPr>
-        <w:lastRenderedPageBreak/>
+          <w:rFonts w:hint="eastAsia"/>
+          <w:lang w:val="fr-FR"/>
+        </w:rPr>
+      </w:pPr>
+      <w:r>
+        <w:rPr>
+          <w:rFonts w:hint="eastAsia"/>
+          <w:lang w:val="fr-FR"/>
+        </w:rPr>
         <w:t>如果要画预测线，要固定一组，比如paris2024时，</w:t>
       </w:r>
       <w:r>
@@ -4410,6 +7068,7 @@
     <w:p>
       <w:pPr>
         <w:rPr>
+          <w:rFonts w:hint="eastAsia"/>
           <w:lang w:val="fr-FR"/>
         </w:rPr>
       </w:pPr>
@@ -4458,6 +7117,7 @@
     <w:p>
       <w:pPr>
         <w:rPr>
+          <w:rFonts w:hint="eastAsia"/>
           <w:lang w:val="fr-FR"/>
         </w:rPr>
       </w:pPr>
@@ -4494,16 +7154,16 @@
         <mc:AlternateContent>
           <mc:Choice Requires="wps">
             <w:drawing>
-              <wp:anchor distT="0" distB="0" distL="114300" distR="114300" simplePos="0" relativeHeight="251666432" behindDoc="0" locked="0" layoutInCell="1" allowOverlap="1" wp14:anchorId="04E424FC" wp14:editId="1773F4C8">
+              <wp:anchor distT="0" distB="0" distL="114300" distR="114300" simplePos="0" relativeHeight="251666432" behindDoc="0" locked="0" layoutInCell="1" allowOverlap="1" wp14:anchorId="04E424FC" wp14:editId="28C2F077">
                 <wp:simplePos x="0" y="0"/>
                 <wp:positionH relativeFrom="column">
-                  <wp:posOffset>1158240</wp:posOffset>
+                  <wp:posOffset>1157199</wp:posOffset>
                 </wp:positionH>
                 <wp:positionV relativeFrom="paragraph">
-                  <wp:posOffset>209160</wp:posOffset>
+                  <wp:posOffset>210694</wp:posOffset>
                 </wp:positionV>
-                <wp:extent cx="1465665" cy="425605"/>
-                <wp:effectExtent l="0" t="0" r="77470" b="69850"/>
+                <wp:extent cx="863284" cy="522514"/>
+                <wp:effectExtent l="0" t="0" r="70485" b="49530"/>
                 <wp:wrapNone/>
                 <wp:docPr id="1022938657" name="直接箭头连接符 3"/>
                 <wp:cNvGraphicFramePr/>
@@ -4514,7 +7174,7 @@
                       <wps:spPr>
                         <a:xfrm>
                           <a:off x="0" y="0"/>
-                          <a:ext cx="1465665" cy="425605"/>
+                          <a:ext cx="863284" cy="522514"/>
                         </a:xfrm>
                         <a:prstGeom prst="straightConnector1">
                           <a:avLst/>
@@ -4552,148 +7212,12 @@
           </mc:Choice>
           <mc:Fallback>
             <w:pict>
-              <v:shapetype w14:anchorId="227ECF30" id="_x0000_t32" coordsize="21600,21600" o:spt="32" o:oned="t" path="m,l21600,21600e" filled="f">
+              <v:shapetype w14:anchorId="2D96CBD6" id="_x0000_t32" coordsize="21600,21600" o:spt="32" o:oned="t" path="m,l21600,21600e" filled="f">
                 <v:path arrowok="t" fillok="f" o:connecttype="none"/>
                 <o:lock v:ext="edit" shapetype="t"/>
               </v:shapetype>
-              <v:shape id="直接箭头连接符 3" o:spid="_x0000_s1026" type="#_x0000_t32" style="position:absolute;margin-left:91.2pt;margin-top:16.45pt;width:115.4pt;height:33.5pt;z-index:251666432;visibility:visible;mso-wrap-style:square;mso-width-percent:0;mso-height-percent:0;mso-wrap-distance-left:9pt;mso-wrap-distance-top:0;mso-wrap-distance-right:9pt;mso-wrap-distance-bottom:0;mso-position-horizontal:absolute;mso-position-horizontal-relative:text;mso-position-vertical:absolute;mso-position-vertical-relative:text;mso-width-percent:0;mso-height-percent:0;mso-width-relative:margin;mso-height-relative:margin" o:gfxdata="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" strokecolor="black [3200]" strokeweight="1pt">
+              <v:shape id="直接箭头连接符 3" o:spid="_x0000_s1026" type="#_x0000_t32" style="position:absolute;margin-left:91.1pt;margin-top:16.6pt;width:68pt;height:41.15pt;z-index:251666432;visibility:visible;mso-wrap-style:square;mso-width-percent:0;mso-height-percent:0;mso-wrap-distance-left:9pt;mso-wrap-distance-top:0;mso-wrap-distance-right:9pt;mso-wrap-distance-bottom:0;mso-position-horizontal:absolute;mso-position-horizontal-relative:text;mso-position-vertical:absolute;mso-position-vertical-relative:text;mso-width-percent:0;mso-height-percent:0;mso-width-relative:margin;mso-height-relative:margin" o:gfxdata="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" strokecolor="black [3200]" strokeweight="1pt">
                 <v:stroke endarrow="block" joinstyle="miter"/>
-              </v:shape>
-            </w:pict>
-          </mc:Fallback>
-        </mc:AlternateContent>
-      </w:r>
-      <w:r>
-        <w:rPr>
-          <w:rFonts w:hint="eastAsia"/>
-          <w:noProof/>
-          <w:lang w:val="fr-FR"/>
-        </w:rPr>
-        <mc:AlternateContent>
-          <mc:Choice Requires="wps">
-            <w:drawing>
-              <wp:anchor distT="0" distB="0" distL="114300" distR="114300" simplePos="0" relativeHeight="251663360" behindDoc="0" locked="0" layoutInCell="1" allowOverlap="1" wp14:anchorId="23388427" wp14:editId="53FC3F3B">
-                <wp:simplePos x="0" y="0"/>
-                <wp:positionH relativeFrom="margin">
-                  <wp:posOffset>2633400</wp:posOffset>
-                </wp:positionH>
-                <wp:positionV relativeFrom="paragraph">
-                  <wp:posOffset>244761</wp:posOffset>
-                </wp:positionV>
-                <wp:extent cx="1507525" cy="711423"/>
-                <wp:effectExtent l="0" t="0" r="16510" b="12700"/>
-                <wp:wrapNone/>
-                <wp:docPr id="639359938" name="文本框 1"/>
-                <wp:cNvGraphicFramePr/>
-                <a:graphic xmlns:a="http://schemas.openxmlformats.org/drawingml/2006/main">
-                  <a:graphicData uri="http://schemas.microsoft.com/office/word/2010/wordprocessingShape">
-                    <wps:wsp>
-                      <wps:cNvSpPr txBox="1"/>
-                      <wps:spPr>
-                        <a:xfrm>
-                          <a:off x="0" y="0"/>
-                          <a:ext cx="1507525" cy="711423"/>
-                        </a:xfrm>
-                        <a:prstGeom prst="rect">
-                          <a:avLst/>
-                        </a:prstGeom>
-                        <a:solidFill>
-                          <a:schemeClr val="bg1">
-                            <a:lumMod val="95000"/>
-                          </a:schemeClr>
-                        </a:solidFill>
-                        <a:ln w="6350">
-                          <a:solidFill>
-                            <a:prstClr val="black"/>
-                          </a:solidFill>
-                        </a:ln>
-                      </wps:spPr>
-                      <wps:txbx>
-                        <w:txbxContent>
-                          <w:p>
-                            <w:pPr>
-                              <w:rPr>
-                                <w:rFonts w:hint="eastAsia"/>
-                              </w:rPr>
-                            </w:pPr>
-                            <w:r>
-                              <w:rPr>
-                                <w:rFonts w:hint="eastAsia"/>
-                              </w:rPr>
-                              <w:t>P</w:t>
-                            </w:r>
-                            <w:r>
-                              <w:t xml:space="preserve">erformance locative </w:t>
-                            </w:r>
-                          </w:p>
-                          <w:p>
-                            <w:pPr>
-                              <w:rPr>
-                                <w:rFonts w:hint="eastAsia"/>
-                              </w:rPr>
-                            </w:pPr>
-                            <w:r>
-                              <w:t>(booking_rate_l90d)</w:t>
-                            </w:r>
-                          </w:p>
-                        </w:txbxContent>
-                      </wps:txbx>
-                      <wps:bodyPr rot="0" spcFirstLastPara="0" vertOverflow="overflow" horzOverflow="overflow" vert="horz" wrap="square" lIns="91440" tIns="45720" rIns="91440" bIns="45720" numCol="1" spcCol="0" rtlCol="0" fromWordArt="0" anchor="t" anchorCtr="0" forceAA="0" compatLnSpc="1">
-                        <a:prstTxWarp prst="textNoShape">
-                          <a:avLst/>
-                        </a:prstTxWarp>
-                        <a:noAutofit/>
-                      </wps:bodyPr>
-                    </wps:wsp>
-                  </a:graphicData>
-                </a:graphic>
-                <wp14:sizeRelH relativeFrom="margin">
-                  <wp14:pctWidth>0</wp14:pctWidth>
-                </wp14:sizeRelH>
-                <wp14:sizeRelV relativeFrom="margin">
-                  <wp14:pctHeight>0</wp14:pctHeight>
-                </wp14:sizeRelV>
-              </wp:anchor>
-            </w:drawing>
-          </mc:Choice>
-          <mc:Fallback>
-            <w:pict>
-              <v:shapetype w14:anchorId="23388427" id="_x0000_t202" coordsize="21600,21600" o:spt="202" path="m,l,21600r21600,l21600,xe">
-                <v:stroke joinstyle="miter"/>
-                <v:path gradientshapeok="t" o:connecttype="rect"/>
-              </v:shapetype>
-              <v:shape id="文本框 1" o:spid="_x0000_s1026" type="#_x0000_t202" style="position:absolute;margin-left:207.35pt;margin-top:19.25pt;width:118.7pt;height:56pt;z-index:251663360;visibility:visible;mso-wrap-style:square;mso-width-percent:0;mso-height-percent:0;mso-wrap-distance-left:9pt;mso-wrap-distance-top:0;mso-wrap-distance-right:9pt;mso-wrap-distance-bottom:0;mso-position-horizontal:absolute;mso-position-horizontal-relative:margin;mso-position-vertical:absolute;mso-position-vertical-relative:text;mso-width-percent:0;mso-height-percent:0;mso-width-relative:margin;mso-height-relative:margin;v-text-anchor:top" o:gfxdata="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" fillcolor="#f2f2f2 [3052]" strokeweight=".5pt">
-                <v:textbox>
-                  <w:txbxContent>
-                    <w:p>
-                      <w:pPr>
-                        <w:rPr>
-                          <w:rFonts w:hint="eastAsia"/>
-                        </w:rPr>
-                      </w:pPr>
-                      <w:r>
-                        <w:rPr>
-                          <w:rFonts w:hint="eastAsia"/>
-                        </w:rPr>
-                        <w:t>P</w:t>
-                      </w:r>
-                      <w:r>
-                        <w:t xml:space="preserve">erformance locative </w:t>
-                      </w:r>
-                    </w:p>
-                    <w:p>
-                      <w:pPr>
-                        <w:rPr>
-                          <w:rFonts w:hint="eastAsia"/>
-                        </w:rPr>
-                      </w:pPr>
-                      <w:r>
-                        <w:t>(booking_rate_l90d)</w:t>
-                      </w:r>
-                    </w:p>
-                  </w:txbxContent>
-                </v:textbox>
-                <w10:wrap anchorx="margin"/>
               </v:shape>
             </w:pict>
           </mc:Fallback>
@@ -4750,24 +7274,18 @@
                             <w:pPr>
                               <w:rPr>
                                 <w:rFonts w:hint="eastAsia"/>
-                                <w:b/>
-                                <w:bCs/>
                                 <w:lang w:val="fr-FR"/>
                               </w:rPr>
                             </w:pPr>
                             <w:r>
                               <w:rPr>
                                 <w:rFonts w:hint="eastAsia"/>
-                                <w:b/>
-                                <w:bCs/>
                                 <w:lang w:val="fr-FR"/>
                               </w:rPr>
                               <w:t>P</w:t>
                             </w:r>
                             <w:r>
                               <w:rPr>
-                                <w:b/>
-                                <w:bCs/>
                                 <w:lang w:val="fr-FR"/>
                               </w:rPr>
                               <w:t>aris 2024 (JO)</w:t>
@@ -4795,31 +7313,29 @@
           </mc:Choice>
           <mc:Fallback>
             <w:pict>
-              <v:shape w14:anchorId="23885FE1" id="_x0000_s1027" type="#_x0000_t202" style="position:absolute;margin-left:0;margin-top:1.75pt;width:91.45pt;height:26.45pt;z-index:251674624;visibility:visible;mso-wrap-style:square;mso-width-percent:0;mso-height-percent:0;mso-wrap-distance-left:9pt;mso-wrap-distance-top:0;mso-wrap-distance-right:9pt;mso-wrap-distance-bottom:0;mso-position-horizontal:left;mso-position-horizontal-relative:margin;mso-position-vertical:absolute;mso-position-vertical-relative:text;mso-width-percent:0;mso-height-percent:0;mso-width-relative:margin;mso-height-relative:margin;v-text-anchor:top" o:gfxdata="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" fillcolor="#f2f2f2 [3052]" strokeweight=".5pt">
+              <v:shapetype w14:anchorId="23885FE1" id="_x0000_t202" coordsize="21600,21600" o:spt="202" path="m,l,21600r21600,l21600,xe">
+                <v:stroke joinstyle="miter"/>
+                <v:path gradientshapeok="t" o:connecttype="rect"/>
+              </v:shapetype>
+              <v:shape id="文本框 1" o:spid="_x0000_s1026" type="#_x0000_t202" style="position:absolute;margin-left:0;margin-top:1.75pt;width:91.45pt;height:26.45pt;z-index:251674624;visibility:visible;mso-wrap-style:square;mso-width-percent:0;mso-height-percent:0;mso-wrap-distance-left:9pt;mso-wrap-distance-top:0;mso-wrap-distance-right:9pt;mso-wrap-distance-bottom:0;mso-position-horizontal:left;mso-position-horizontal-relative:margin;mso-position-vertical:absolute;mso-position-vertical-relative:text;mso-width-percent:0;mso-height-percent:0;mso-width-relative:margin;mso-height-relative:margin;v-text-anchor:top" o:gfxdata="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" fillcolor="#f2f2f2 [3052]" strokeweight=".5pt">
                 <v:textbox>
                   <w:txbxContent>
                     <w:p>
                       <w:pPr>
                         <w:rPr>
                           <w:rFonts w:hint="eastAsia"/>
-                          <w:b/>
-                          <w:bCs/>
                           <w:lang w:val="fr-FR"/>
                         </w:rPr>
                       </w:pPr>
                       <w:r>
                         <w:rPr>
                           <w:rFonts w:hint="eastAsia"/>
-                          <w:b/>
-                          <w:bCs/>
                           <w:lang w:val="fr-FR"/>
                         </w:rPr>
                         <w:t>P</w:t>
                       </w:r>
                       <w:r>
                         <w:rPr>
-                          <w:b/>
-                          <w:bCs/>
                           <w:lang w:val="fr-FR"/>
                         </w:rPr>
                         <w:t>aris 2024 (JO)</w:t>
@@ -4850,16 +7366,16 @@
         <mc:AlternateContent>
           <mc:Choice Requires="wps">
             <w:drawing>
-              <wp:anchor distT="0" distB="0" distL="114300" distR="114300" simplePos="0" relativeHeight="251676672" behindDoc="0" locked="0" layoutInCell="1" allowOverlap="1" wp14:anchorId="1A12E49A" wp14:editId="4E4CB319">
+              <wp:anchor distT="0" distB="0" distL="114300" distR="114300" simplePos="0" relativeHeight="251676672" behindDoc="0" locked="0" layoutInCell="1" allowOverlap="1" wp14:anchorId="1A12E49A" wp14:editId="3F824E91">
                 <wp:simplePos x="0" y="0"/>
                 <wp:positionH relativeFrom="column">
-                  <wp:posOffset>605771</wp:posOffset>
+                  <wp:posOffset>606287</wp:posOffset>
                 </wp:positionH>
                 <wp:positionV relativeFrom="paragraph">
-                  <wp:posOffset>27094</wp:posOffset>
+                  <wp:posOffset>33205</wp:posOffset>
                 </wp:positionV>
-                <wp:extent cx="1116615" cy="542145"/>
-                <wp:effectExtent l="0" t="0" r="64770" b="48895"/>
+                <wp:extent cx="931438" cy="687220"/>
+                <wp:effectExtent l="0" t="0" r="59690" b="55880"/>
                 <wp:wrapNone/>
                 <wp:docPr id="451803076" name="直接箭头连接符 3"/>
                 <wp:cNvGraphicFramePr/>
@@ -4870,7 +7386,7 @@
                       <wps:spPr>
                         <a:xfrm>
                           <a:off x="0" y="0"/>
-                          <a:ext cx="1116615" cy="542145"/>
+                          <a:ext cx="931438" cy="687220"/>
                         </a:xfrm>
                         <a:prstGeom prst="straightConnector1">
                           <a:avLst/>
@@ -4908,7 +7424,7 @@
           </mc:Choice>
           <mc:Fallback>
             <w:pict>
-              <v:shape w14:anchorId="2F663AC9" id="直接箭头连接符 3" o:spid="_x0000_s1026" type="#_x0000_t32" style="position:absolute;margin-left:47.7pt;margin-top:2.15pt;width:87.9pt;height:42.7pt;z-index:251676672;visibility:visible;mso-wrap-style:square;mso-width-percent:0;mso-height-percent:0;mso-wrap-distance-left:9pt;mso-wrap-distance-top:0;mso-wrap-distance-right:9pt;mso-wrap-distance-bottom:0;mso-position-horizontal:absolute;mso-position-horizontal-relative:text;mso-position-vertical:absolute;mso-position-vertical-relative:text;mso-width-percent:0;mso-height-percent:0;mso-width-relative:margin;mso-height-relative:margin" o:gfxdata="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" strokecolor="black [3200]" strokeweight="1pt">
+              <v:shape w14:anchorId="08F7D31E" id="直接箭头连接符 3" o:spid="_x0000_s1026" type="#_x0000_t32" style="position:absolute;margin-left:47.75pt;margin-top:2.6pt;width:73.35pt;height:54.1pt;z-index:251676672;visibility:visible;mso-wrap-style:square;mso-width-percent:0;mso-height-percent:0;mso-wrap-distance-left:9pt;mso-wrap-distance-top:0;mso-wrap-distance-right:9pt;mso-wrap-distance-bottom:0;mso-position-horizontal:absolute;mso-position-horizontal-relative:text;mso-position-vertical:absolute;mso-position-vertical-relative:text;mso-width-percent:0;mso-height-percent:0;mso-width-relative:margin;mso-height-relative:margin" o:gfxdata="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" strokecolor="black [3200]" strokeweight="1pt">
                 <v:stroke endarrow="block" joinstyle="miter"/>
               </v:shape>
             </w:pict>
@@ -4924,16 +7440,16 @@
         <mc:AlternateContent>
           <mc:Choice Requires="wps">
             <w:drawing>
-              <wp:anchor distT="0" distB="0" distL="114300" distR="114300" simplePos="0" relativeHeight="251672576" behindDoc="0" locked="0" layoutInCell="1" allowOverlap="1" wp14:anchorId="0AC14767" wp14:editId="5484716F">
+              <wp:anchor distT="0" distB="0" distL="114300" distR="114300" simplePos="0" relativeHeight="251672576" behindDoc="0" locked="0" layoutInCell="1" allowOverlap="1" wp14:anchorId="0AC14767" wp14:editId="78415751">
                 <wp:simplePos x="0" y="0"/>
                 <wp:positionH relativeFrom="column">
-                  <wp:posOffset>607174</wp:posOffset>
+                  <wp:posOffset>558559</wp:posOffset>
                 </wp:positionH>
                 <wp:positionV relativeFrom="paragraph">
-                  <wp:posOffset>27095</wp:posOffset>
+                  <wp:posOffset>33205</wp:posOffset>
                 </wp:positionV>
-                <wp:extent cx="45719" cy="542145"/>
-                <wp:effectExtent l="38100" t="0" r="69215" b="48895"/>
+                <wp:extent cx="45719" cy="783772"/>
+                <wp:effectExtent l="76200" t="0" r="50165" b="54610"/>
                 <wp:wrapNone/>
                 <wp:docPr id="1825200020" name="直接箭头连接符 3"/>
                 <wp:cNvGraphicFramePr/>
@@ -4942,9 +7458,9 @@
                     <wps:wsp>
                       <wps:cNvCnPr/>
                       <wps:spPr>
-                        <a:xfrm>
+                        <a:xfrm flipH="1">
                           <a:off x="0" y="0"/>
-                          <a:ext cx="45719" cy="542145"/>
+                          <a:ext cx="45719" cy="783772"/>
                         </a:xfrm>
                         <a:prstGeom prst="straightConnector1">
                           <a:avLst/>
@@ -4982,21 +7498,13 @@
           </mc:Choice>
           <mc:Fallback>
             <w:pict>
-              <v:shape w14:anchorId="273B3107" id="直接箭头连接符 3" o:spid="_x0000_s1026" type="#_x0000_t32" style="position:absolute;margin-left:47.8pt;margin-top:2.15pt;width:3.6pt;height:42.7pt;z-index:251672576;visibility:visible;mso-wrap-style:square;mso-width-percent:0;mso-height-percent:0;mso-wrap-distance-left:9pt;mso-wrap-distance-top:0;mso-wrap-distance-right:9pt;mso-wrap-distance-bottom:0;mso-position-horizontal:absolute;mso-position-horizontal-relative:text;mso-position-vertical:absolute;mso-position-vertical-relative:text;mso-width-percent:0;mso-height-percent:0;mso-width-relative:margin;mso-height-relative:margin" o:gfxdata="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" strokecolor="black [3200]" strokeweight="1pt">
+              <v:shape w14:anchorId="34AF83FC" id="直接箭头连接符 3" o:spid="_x0000_s1026" type="#_x0000_t32" style="position:absolute;margin-left:44pt;margin-top:2.6pt;width:3.6pt;height:61.7pt;flip:x;z-index:251672576;visibility:visible;mso-wrap-style:square;mso-width-percent:0;mso-height-percent:0;mso-wrap-distance-left:9pt;mso-wrap-distance-top:0;mso-wrap-distance-right:9pt;mso-wrap-distance-bottom:0;mso-position-horizontal:absolute;mso-position-horizontal-relative:text;mso-position-vertical:absolute;mso-position-vertical-relative:text;mso-width-percent:0;mso-height-percent:0;mso-width-relative:margin;mso-height-relative:margin" o:gfxdata="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" strokecolor="black [3200]" strokeweight="1pt">
                 <v:stroke endarrow="block" joinstyle="miter"/>
               </v:shape>
             </w:pict>
           </mc:Fallback>
         </mc:AlternateContent>
       </w:r>
-    </w:p>
-    <w:p>
-      <w:pPr>
-        <w:rPr>
-          <w:rFonts w:hint="eastAsia"/>
-          <w:lang w:val="fr-FR"/>
-        </w:rPr>
-      </w:pPr>
       <w:r>
         <w:rPr>
           <w:rFonts w:hint="eastAsia"/>
@@ -5006,18 +7514,18 @@
         <mc:AlternateContent>
           <mc:Choice Requires="wps">
             <w:drawing>
-              <wp:anchor distT="0" distB="0" distL="114300" distR="114300" simplePos="0" relativeHeight="251659264" behindDoc="0" locked="0" layoutInCell="1" allowOverlap="1" wp14:anchorId="6F614AE1" wp14:editId="6C01038D">
+              <wp:anchor distT="0" distB="0" distL="114300" distR="114300" simplePos="0" relativeHeight="251663360" behindDoc="0" locked="0" layoutInCell="1" allowOverlap="1" wp14:anchorId="23388427" wp14:editId="707109DD">
                 <wp:simplePos x="0" y="0"/>
                 <wp:positionH relativeFrom="margin">
-                  <wp:align>left</wp:align>
+                  <wp:posOffset>2020828</wp:posOffset>
                 </wp:positionH>
                 <wp:positionV relativeFrom="paragraph">
-                  <wp:posOffset>227953</wp:posOffset>
+                  <wp:posOffset>26424</wp:posOffset>
                 </wp:positionV>
-                <wp:extent cx="1181337" cy="350010"/>
-                <wp:effectExtent l="0" t="0" r="19050" b="12065"/>
+                <wp:extent cx="1507525" cy="711423"/>
+                <wp:effectExtent l="0" t="0" r="16510" b="12700"/>
                 <wp:wrapNone/>
-                <wp:docPr id="1795293323" name="文本框 1"/>
+                <wp:docPr id="639359938" name="文本框 1"/>
                 <wp:cNvGraphicFramePr/>
                 <a:graphic xmlns:a="http://schemas.openxmlformats.org/drawingml/2006/main">
                   <a:graphicData uri="http://schemas.microsoft.com/office/word/2010/wordprocessingShape">
@@ -5026,7 +7534,7 @@
                       <wps:spPr>
                         <a:xfrm>
                           <a:off x="0" y="0"/>
-                          <a:ext cx="1181337" cy="350010"/>
+                          <a:ext cx="1507525" cy="711423"/>
                         </a:xfrm>
                         <a:prstGeom prst="rect">
                           <a:avLst/>
@@ -5048,44 +7556,26 @@
                             <w:pPr>
                               <w:rPr>
                                 <w:rFonts w:hint="eastAsia"/>
-                                <w:b/>
-                                <w:bCs/>
-                                <w:lang w:val="fr-FR"/>
                               </w:rPr>
                             </w:pPr>
                             <w:r>
                               <w:rPr>
                                 <w:rFonts w:hint="eastAsia"/>
-                                <w:b/>
-                                <w:bCs/>
-                                <w:lang w:val="fr-FR"/>
                               </w:rPr>
-                              <w:t>T</w:t>
+                              <w:t>P</w:t>
                             </w:r>
                             <w:r>
-                              <w:rPr>
-                                <w:b/>
-                                <w:bCs/>
-                                <w:lang w:val="fr-FR"/>
-                              </w:rPr>
-                              <w:t>actics bio</w:t>
+                              <w:t xml:space="preserve">erformance </w:t>
                             </w:r>
-                            <w:r>
+                          </w:p>
+                          <w:p>
+                            <w:pPr>
                               <w:rPr>
                                 <w:rFonts w:hint="eastAsia"/>
-                                <w:b/>
-                                <w:bCs/>
-                                <w:lang w:val="fr-FR"/>
                               </w:rPr>
-                              <w:t>+</w:t>
-                            </w:r>
+                            </w:pPr>
                             <w:r>
-                              <w:rPr>
-                                <w:b/>
-                                <w:bCs/>
-                                <w:lang w:val="fr-FR"/>
-                              </w:rPr>
-                              <w:t>pic</w:t>
+                              <w:t>(booking_rate_l90d)</w:t>
                             </w:r>
                           </w:p>
                         </w:txbxContent>
@@ -5110,51 +7600,33 @@
           </mc:Choice>
           <mc:Fallback>
             <w:pict>
-              <v:shape w14:anchorId="6F614AE1" id="_x0000_s1028" type="#_x0000_t202" style="position:absolute;margin-left:0;margin-top:17.95pt;width:93pt;height:27.55pt;z-index:251659264;visibility:visible;mso-wrap-style:square;mso-width-percent:0;mso-height-percent:0;mso-wrap-distance-left:9pt;mso-wrap-distance-top:0;mso-wrap-distance-right:9pt;mso-wrap-distance-bottom:0;mso-position-horizontal:left;mso-position-horizontal-relative:margin;mso-position-vertical:absolute;mso-position-vertical-relative:text;mso-width-percent:0;mso-height-percent:0;mso-width-relative:margin;mso-height-relative:margin;v-text-anchor:top" o:gfxdata="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" fillcolor="#f2f2f2 [3052]" strokeweight=".5pt">
+              <v:shape w14:anchorId="23388427" id="_x0000_s1027" type="#_x0000_t202" style="position:absolute;margin-left:159.1pt;margin-top:2.1pt;width:118.7pt;height:56pt;z-index:251663360;visibility:visible;mso-wrap-style:square;mso-width-percent:0;mso-height-percent:0;mso-wrap-distance-left:9pt;mso-wrap-distance-top:0;mso-wrap-distance-right:9pt;mso-wrap-distance-bottom:0;mso-position-horizontal:absolute;mso-position-horizontal-relative:margin;mso-position-vertical:absolute;mso-position-vertical-relative:text;mso-width-percent:0;mso-height-percent:0;mso-width-relative:margin;mso-height-relative:margin;v-text-anchor:top" o:gfxdata="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" fillcolor="#f2f2f2 [3052]" strokeweight=".5pt">
                 <v:textbox>
                   <w:txbxContent>
                     <w:p>
                       <w:pPr>
                         <w:rPr>
                           <w:rFonts w:hint="eastAsia"/>
-                          <w:b/>
-                          <w:bCs/>
-                          <w:lang w:val="fr-FR"/>
                         </w:rPr>
                       </w:pPr>
                       <w:r>
                         <w:rPr>
                           <w:rFonts w:hint="eastAsia"/>
-                          <w:b/>
-                          <w:bCs/>
-                          <w:lang w:val="fr-FR"/>
                         </w:rPr>
-                        <w:t>T</w:t>
+                        <w:t>P</w:t>
                       </w:r>
                       <w:r>
-                        <w:rPr>
-                          <w:b/>
-                          <w:bCs/>
-                          <w:lang w:val="fr-FR"/>
-                        </w:rPr>
-                        <w:t>actics bio</w:t>
+                        <w:t xml:space="preserve">erformance </w:t>
                       </w:r>
-                      <w:r>
+                    </w:p>
+                    <w:p>
+                      <w:pPr>
                         <w:rPr>
                           <w:rFonts w:hint="eastAsia"/>
-                          <w:b/>
-                          <w:bCs/>
-                          <w:lang w:val="fr-FR"/>
                         </w:rPr>
-                        <w:t>+</w:t>
-                      </w:r>
+                      </w:pPr>
                       <w:r>
-                        <w:rPr>
-                          <w:b/>
-                          <w:bCs/>
-                          <w:lang w:val="fr-FR"/>
-                        </w:rPr>
-                        <w:t>pic</w:t>
+                        <w:t>(booking_rate_l90d)</w:t>
                       </w:r>
                     </w:p>
                   </w:txbxContent>
@@ -5165,6 +7637,14 @@
           </mc:Fallback>
         </mc:AlternateContent>
       </w:r>
+    </w:p>
+    <w:p>
+      <w:pPr>
+        <w:rPr>
+          <w:rFonts w:hint="eastAsia"/>
+          <w:lang w:val="fr-FR"/>
+        </w:rPr>
+      </w:pPr>
       <w:r>
         <w:rPr>
           <w:rFonts w:hint="eastAsia"/>
@@ -5174,16 +7654,16 @@
         <mc:AlternateContent>
           <mc:Choice Requires="wps">
             <w:drawing>
-              <wp:anchor distT="0" distB="0" distL="114300" distR="114300" simplePos="0" relativeHeight="251670528" behindDoc="0" locked="0" layoutInCell="1" allowOverlap="1" wp14:anchorId="403819F0" wp14:editId="44282F17">
+              <wp:anchor distT="0" distB="0" distL="114300" distR="114300" simplePos="0" relativeHeight="251670528" behindDoc="0" locked="0" layoutInCell="1" allowOverlap="1" wp14:anchorId="403819F0" wp14:editId="15619C00">
                 <wp:simplePos x="0" y="0"/>
                 <wp:positionH relativeFrom="column">
-                  <wp:posOffset>1167063</wp:posOffset>
+                  <wp:posOffset>1179917</wp:posOffset>
                 </wp:positionH>
                 <wp:positionV relativeFrom="paragraph">
-                  <wp:posOffset>2156</wp:posOffset>
+                  <wp:posOffset>65859</wp:posOffset>
                 </wp:positionV>
-                <wp:extent cx="1466908" cy="397863"/>
-                <wp:effectExtent l="0" t="57150" r="0" b="21590"/>
+                <wp:extent cx="817848" cy="595448"/>
+                <wp:effectExtent l="0" t="38100" r="59055" b="33655"/>
                 <wp:wrapNone/>
                 <wp:docPr id="2134047336" name="直接箭头连接符 3"/>
                 <wp:cNvGraphicFramePr/>
@@ -5194,7 +7674,7 @@
                       <wps:spPr>
                         <a:xfrm flipV="1">
                           <a:off x="0" y="0"/>
-                          <a:ext cx="1466908" cy="397863"/>
+                          <a:ext cx="817848" cy="595448"/>
                         </a:xfrm>
                         <a:prstGeom prst="straightConnector1">
                           <a:avLst/>
@@ -5232,7 +7712,7 @@
           </mc:Choice>
           <mc:Fallback>
             <w:pict>
-              <v:shape w14:anchorId="426E08EE" id="直接箭头连接符 3" o:spid="_x0000_s1026" type="#_x0000_t32" style="position:absolute;margin-left:91.9pt;margin-top:.15pt;width:115.5pt;height:31.35pt;flip:y;z-index:251670528;visibility:visible;mso-wrap-style:square;mso-width-percent:0;mso-height-percent:0;mso-wrap-distance-left:9pt;mso-wrap-distance-top:0;mso-wrap-distance-right:9pt;mso-wrap-distance-bottom:0;mso-position-horizontal:absolute;mso-position-horizontal-relative:text;mso-position-vertical:absolute;mso-position-vertical-relative:text;mso-width-percent:0;mso-height-percent:0;mso-width-relative:margin;mso-height-relative:margin" o:gfxdata="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" strokecolor="black [3200]" strokeweight="1pt">
+              <v:shape w14:anchorId="580C06DA" id="直接箭头连接符 3" o:spid="_x0000_s1026" type="#_x0000_t32" style="position:absolute;margin-left:92.9pt;margin-top:5.2pt;width:64.4pt;height:46.9pt;flip:y;z-index:251670528;visibility:visible;mso-wrap-style:square;mso-width-percent:0;mso-height-percent:0;mso-wrap-distance-left:9pt;mso-wrap-distance-top:0;mso-wrap-distance-right:9pt;mso-wrap-distance-bottom:0;mso-position-horizontal:absolute;mso-position-horizontal-relative:text;mso-position-vertical:absolute;mso-position-vertical-relative:text;mso-width-percent:0;mso-height-percent:0;mso-width-relative:margin;mso-height-relative:margin" o:gfxdata="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" strokecolor="black [3200]" strokeweight="1pt">
                 <v:stroke endarrow="block" joinstyle="miter"/>
               </v:shape>
             </w:pict>
@@ -5247,6 +7727,186 @@
           <w:lang w:val="fr-FR"/>
         </w:rPr>
       </w:pPr>
+      <w:r>
+        <w:rPr>
+          <w:rFonts w:hint="eastAsia"/>
+          <w:noProof/>
+          <w:lang w:val="fr-FR"/>
+        </w:rPr>
+        <mc:AlternateContent>
+          <mc:Choice Requires="wps">
+            <w:drawing>
+              <wp:anchor distT="0" distB="0" distL="114300" distR="114300" simplePos="0" relativeHeight="251659264" behindDoc="0" locked="0" layoutInCell="1" allowOverlap="1" wp14:anchorId="6F614AE1" wp14:editId="4929008A">
+                <wp:simplePos x="0" y="0"/>
+                <wp:positionH relativeFrom="margin">
+                  <wp:align>left</wp:align>
+                </wp:positionH>
+                <wp:positionV relativeFrom="paragraph">
+                  <wp:posOffset>162595</wp:posOffset>
+                </wp:positionV>
+                <wp:extent cx="1181337" cy="350010"/>
+                <wp:effectExtent l="0" t="0" r="19050" b="12065"/>
+                <wp:wrapNone/>
+                <wp:docPr id="1795293323" name="文本框 1"/>
+                <wp:cNvGraphicFramePr/>
+                <a:graphic xmlns:a="http://schemas.openxmlformats.org/drawingml/2006/main">
+                  <a:graphicData uri="http://schemas.microsoft.com/office/word/2010/wordprocessingShape">
+                    <wps:wsp>
+                      <wps:cNvSpPr txBox="1"/>
+                      <wps:spPr>
+                        <a:xfrm>
+                          <a:off x="0" y="0"/>
+                          <a:ext cx="1181337" cy="350010"/>
+                        </a:xfrm>
+                        <a:prstGeom prst="rect">
+                          <a:avLst/>
+                        </a:prstGeom>
+                        <a:solidFill>
+                          <a:schemeClr val="bg1">
+                            <a:lumMod val="95000"/>
+                          </a:schemeClr>
+                        </a:solidFill>
+                        <a:ln w="6350">
+                          <a:solidFill>
+                            <a:prstClr val="black"/>
+                          </a:solidFill>
+                        </a:ln>
+                      </wps:spPr>
+                      <wps:txbx>
+                        <w:txbxContent>
+                          <w:p>
+                            <w:pPr>
+                              <w:rPr>
+                                <w:rFonts w:hint="eastAsia"/>
+                                <w:lang w:val="fr-FR"/>
+                              </w:rPr>
+                            </w:pPr>
+                            <w:proofErr w:type="spellStart"/>
+                            <w:r>
+                              <w:rPr>
+                                <w:rFonts w:hint="eastAsia"/>
+                                <w:lang w:val="fr-FR"/>
+                              </w:rPr>
+                              <w:t>T</w:t>
+                            </w:r>
+                            <w:r>
+                              <w:rPr>
+                                <w:lang w:val="fr-FR"/>
+                              </w:rPr>
+                              <w:t>actics</w:t>
+                            </w:r>
+                            <w:proofErr w:type="spellEnd"/>
+                            <w:r>
+                              <w:rPr>
+                                <w:lang w:val="fr-FR"/>
+                              </w:rPr>
+                              <w:t xml:space="preserve"> </w:t>
+                            </w:r>
+                            <w:proofErr w:type="spellStart"/>
+                            <w:r>
+                              <w:rPr>
+                                <w:lang w:val="fr-FR"/>
+                              </w:rPr>
+                              <w:t>bio</w:t>
+                            </w:r>
+                            <w:r>
+                              <w:rPr>
+                                <w:rFonts w:hint="eastAsia"/>
+                                <w:lang w:val="fr-FR"/>
+                              </w:rPr>
+                              <w:t>+</w:t>
+                            </w:r>
+                            <w:r>
+                              <w:rPr>
+                                <w:lang w:val="fr-FR"/>
+                              </w:rPr>
+                              <w:t>pic</w:t>
+                            </w:r>
+                            <w:proofErr w:type="spellEnd"/>
+                          </w:p>
+                        </w:txbxContent>
+                      </wps:txbx>
+                      <wps:bodyPr rot="0" spcFirstLastPara="0" vertOverflow="overflow" horzOverflow="overflow" vert="horz" wrap="square" lIns="91440" tIns="45720" rIns="91440" bIns="45720" numCol="1" spcCol="0" rtlCol="0" fromWordArt="0" anchor="t" anchorCtr="0" forceAA="0" compatLnSpc="1">
+                        <a:prstTxWarp prst="textNoShape">
+                          <a:avLst/>
+                        </a:prstTxWarp>
+                        <a:noAutofit/>
+                      </wps:bodyPr>
+                    </wps:wsp>
+                  </a:graphicData>
+                </a:graphic>
+                <wp14:sizeRelH relativeFrom="margin">
+                  <wp14:pctWidth>0</wp14:pctWidth>
+                </wp14:sizeRelH>
+                <wp14:sizeRelV relativeFrom="margin">
+                  <wp14:pctHeight>0</wp14:pctHeight>
+                </wp14:sizeRelV>
+              </wp:anchor>
+            </w:drawing>
+          </mc:Choice>
+          <mc:Fallback>
+            <w:pict>
+              <v:shape w14:anchorId="6F614AE1" id="_x0000_s1028" type="#_x0000_t202" style="position:absolute;margin-left:0;margin-top:12.8pt;width:93pt;height:27.55pt;z-index:251659264;visibility:visible;mso-wrap-style:square;mso-width-percent:0;mso-height-percent:0;mso-wrap-distance-left:9pt;mso-wrap-distance-top:0;mso-wrap-distance-right:9pt;mso-wrap-distance-bottom:0;mso-position-horizontal:left;mso-position-horizontal-relative:margin;mso-position-vertical:absolute;mso-position-vertical-relative:text;mso-width-percent:0;mso-height-percent:0;mso-width-relative:margin;mso-height-relative:margin;v-text-anchor:top" o:gfxdata="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" fillcolor="#f2f2f2 [3052]" strokeweight=".5pt">
+                <v:textbox>
+                  <w:txbxContent>
+                    <w:p>
+                      <w:pPr>
+                        <w:rPr>
+                          <w:rFonts w:hint="eastAsia"/>
+                          <w:lang w:val="fr-FR"/>
+                        </w:rPr>
+                      </w:pPr>
+                      <w:proofErr w:type="spellStart"/>
+                      <w:r>
+                        <w:rPr>
+                          <w:rFonts w:hint="eastAsia"/>
+                          <w:lang w:val="fr-FR"/>
+                        </w:rPr>
+                        <w:t>T</w:t>
+                      </w:r>
+                      <w:r>
+                        <w:rPr>
+                          <w:lang w:val="fr-FR"/>
+                        </w:rPr>
+                        <w:t>actics</w:t>
+                      </w:r>
+                      <w:proofErr w:type="spellEnd"/>
+                      <w:r>
+                        <w:rPr>
+                          <w:lang w:val="fr-FR"/>
+                        </w:rPr>
+                        <w:t xml:space="preserve"> </w:t>
+                      </w:r>
+                      <w:proofErr w:type="spellStart"/>
+                      <w:r>
+                        <w:rPr>
+                          <w:lang w:val="fr-FR"/>
+                        </w:rPr>
+                        <w:t>bio</w:t>
+                      </w:r>
+                      <w:r>
+                        <w:rPr>
+                          <w:rFonts w:hint="eastAsia"/>
+                          <w:lang w:val="fr-FR"/>
+                        </w:rPr>
+                        <w:t>+</w:t>
+                      </w:r>
+                      <w:r>
+                        <w:rPr>
+                          <w:lang w:val="fr-FR"/>
+                        </w:rPr>
+                        <w:t>pic</w:t>
+                      </w:r>
+                      <w:proofErr w:type="spellEnd"/>
+                    </w:p>
+                  </w:txbxContent>
+                </v:textbox>
+                <w10:wrap anchorx="margin"/>
+              </v:shape>
+            </w:pict>
+          </mc:Fallback>
+        </mc:AlternateContent>
+      </w:r>
     </w:p>
     <w:p>
       <w:pPr>
@@ -5390,12 +8050,21 @@
         </w:rPr>
         <w:t xml:space="preserve">tactiques de </w:t>
       </w:r>
-      <w:r>
-        <w:rPr>
-          <w:rFonts w:hint="eastAsia"/>
-          <w:lang w:val="fr-FR"/>
-        </w:rPr>
-        <w:t>qualité</w:t>
+      <w:proofErr w:type="spellStart"/>
+      <w:r>
+        <w:rPr>
+          <w:rFonts w:hint="eastAsia"/>
+          <w:lang w:val="fr-FR"/>
+        </w:rPr>
+        <w:t>qualit</w:t>
+      </w:r>
+      <w:proofErr w:type="spellEnd"/>
+      <w:r>
+        <w:rPr>
+          <w:rFonts w:hint="eastAsia"/>
+          <w:lang w:val="fr-FR"/>
+        </w:rPr>
+        <w:t>é</w:t>
       </w:r>
       <w:r>
         <w:rPr>
@@ -5427,6 +8096,7 @@
         </w:rPr>
         <w:t xml:space="preserve"> </w:t>
       </w:r>
+      <w:proofErr w:type="spellStart"/>
       <w:r>
         <w:rPr>
           <w:lang w:val="fr-FR"/>
@@ -5437,7 +8107,28 @@
         <w:rPr>
           <w:lang w:val="fr-FR"/>
         </w:rPr>
-        <w:t>,extérieur (superhost !)</w:t>
+        <w:t>,extérieur</w:t>
+      </w:r>
+      <w:proofErr w:type="spellEnd"/>
+      <w:r>
+        <w:rPr>
+          <w:lang w:val="fr-FR"/>
+        </w:rPr>
+        <w:t xml:space="preserve"> (</w:t>
+      </w:r>
+      <w:proofErr w:type="spellStart"/>
+      <w:r>
+        <w:rPr>
+          <w:lang w:val="fr-FR"/>
+        </w:rPr>
+        <w:t>superhost</w:t>
+      </w:r>
+      <w:proofErr w:type="spellEnd"/>
+      <w:r>
+        <w:rPr>
+          <w:lang w:val="fr-FR"/>
+        </w:rPr>
+        <w:t> !)</w:t>
       </w:r>
       <w:r>
         <w:rPr>
@@ -5532,7 +8223,21 @@
         <w:rPr>
           <w:lang w:val="fr-FR"/>
         </w:rPr>
-        <w:t>ery strange points</w:t>
+        <w:t xml:space="preserve">ery </w:t>
+      </w:r>
+      <w:proofErr w:type="spellStart"/>
+      <w:r>
+        <w:rPr>
+          <w:lang w:val="fr-FR"/>
+        </w:rPr>
+        <w:t>strange</w:t>
+      </w:r>
+      <w:proofErr w:type="spellEnd"/>
+      <w:r>
+        <w:rPr>
+          <w:lang w:val="fr-FR"/>
+        </w:rPr>
+        <w:t xml:space="preserve"> points</w:t>
       </w:r>
     </w:p>
     <w:p>
@@ -5544,6 +8249,7 @@
           <w:rFonts w:hint="eastAsia"/>
         </w:rPr>
       </w:pPr>
+      <w:proofErr w:type="spellStart"/>
       <w:r>
         <w:rPr>
           <w:rFonts w:hint="eastAsia"/>
@@ -5551,7 +8257,11 @@
         <w:t>Is</w:t>
       </w:r>
       <w:r>
-        <w:t>_paris/in_2</w:t>
+        <w:t>_paris</w:t>
+      </w:r>
+      <w:proofErr w:type="spellEnd"/>
+      <w:r>
+        <w:t>/in_2</w:t>
       </w:r>
       <w:r>
         <w:rPr>
@@ -5566,6 +8276,7 @@
         </w:rPr>
         <w:t>和</w:t>
       </w:r>
+      <w:proofErr w:type="spellStart"/>
       <w:r>
         <w:rPr>
           <w:rFonts w:hint="eastAsia"/>
@@ -5581,6 +8292,7 @@
       <w:r>
         <w:t>actics</w:t>
       </w:r>
+      <w:proofErr w:type="spellEnd"/>
       <w:r>
         <w:rPr>
           <w:rFonts w:hint="eastAsia"/>
@@ -5633,6 +8345,12 @@
       </w:pPr>
     </w:p>
     <w:sectPr>
+      <w:headerReference w:type="even" r:id="rId8"/>
+      <w:headerReference w:type="default" r:id="rId9"/>
+      <w:footerReference w:type="even" r:id="rId10"/>
+      <w:footerReference w:type="default" r:id="rId11"/>
+      <w:headerReference w:type="first" r:id="rId12"/>
+      <w:footerReference w:type="first" r:id="rId13"/>
       <w:pgSz w:w="11906" w:h="16838"/>
       <w:pgMar w:top="1440" w:right="1800" w:bottom="1440" w:left="1800" w:header="851" w:footer="992" w:gutter="0"/>
       <w:cols w:space="425"/>
@@ -5673,6 +8391,45 @@
 </w:endnotes>
 </file>
 
+<file path=word/footer1.xml><?xml version="1.0" encoding="utf-8"?>
+<w:ftr xmlns:wpc="http://schemas.microsoft.com/office/word/2010/wordprocessingCanvas" xmlns:cx="http://schemas.microsoft.com/office/drawing/2014/chartex" xmlns:cx1="http://schemas.microsoft.com/office/drawing/2015/9/8/chartex" xmlns:cx2="http://schemas.microsoft.com/office/drawing/2015/10/21/chartex" xmlns:cx3="http://schemas.microsoft.com/office/drawing/2016/5/9/chartex" xmlns:cx4="http://schemas.microsoft.com/office/drawing/2016/5/10/chartex" xmlns:cx5="http://schemas.microsoft.com/office/drawing/2016/5/11/chartex" xmlns:cx6="http://schemas.microsoft.com/office/drawing/2016/5/12/chartex" xmlns:cx7="http://schemas.microsoft.com/office/drawing/2016/5/13/chartex" xmlns:cx8="http://schemas.microsoft.com/office/drawing/2016/5/14/chartex" xmlns:mc="http://schemas.openxmlformats.org/markup-compatibility/2006" xmlns:aink="http://schemas.microsoft.com/office/drawing/2016/ink" xmlns:am3d="http://schemas.microsoft.com/office/drawing/2017/model3d" xmlns:o="urn:schemas-microsoft-com:office:office" xmlns:oel="http://schemas.microsoft.com/office/2019/extlst" xmlns:r="http://schemas.openxmlformats.org/officeDocument/2006/relationships" xmlns:m="http://schemas.openxmlformats.org/officeDocument/2006/math" xmlns:v="urn:schemas-microsoft-com:vml" xmlns:wp14="http://schemas.microsoft.com/office/word/2010/wordprocessingDrawing" xmlns:wp="http://schemas.openxmlformats.org/drawingml/2006/wordprocessingDrawing" xmlns:w10="urn:schemas-microsoft-com:office:word" xmlns:w="http://schemas.openxmlformats.org/wordprocessingml/2006/main" xmlns:w14="http://schemas.microsoft.com/office/word/2010/wordml" xmlns:w15="http://schemas.microsoft.com/office/word/2012/wordml" xmlns:w16cex="http://schemas.microsoft.com/office/word/2018/wordml/cex" xmlns:w16cid="http://schemas.microsoft.com/office/word/2016/wordml/cid" xmlns:w16="http://schemas.microsoft.com/office/word/2018/wordml" xmlns:w16du="http://schemas.microsoft.com/office/word/2023/wordml/word16du" xmlns:w16sdtdh="http://schemas.microsoft.com/office/word/2020/wordml/sdtdatahash" xmlns:w16sdtfl="http://schemas.microsoft.com/office/word/2024/wordml/sdtformatlock" xmlns:w16se="http://schemas.microsoft.com/office/word/2015/wordml/symex" xmlns:wpg="http://schemas.microsoft.com/office/word/2010/wordprocessingGroup" xmlns:wpi="http://schemas.microsoft.com/office/word/2010/wordprocessingInk" xmlns:wne="http://schemas.microsoft.com/office/word/2006/wordml" xmlns:wps="http://schemas.microsoft.com/office/word/2010/wordprocessingShape" mc:Ignorable="w14 w15 w16se w16cid w16 w16cex w16sdtdh w16sdtfl w16du wp14">
+  <w:p>
+    <w:pPr>
+      <w:pStyle w:val="af2"/>
+      <w:rPr>
+        <w:rFonts w:hint="eastAsia"/>
+      </w:rPr>
+    </w:pPr>
+  </w:p>
+</w:ftr>
+</file>
+
+<file path=word/footer2.xml><?xml version="1.0" encoding="utf-8"?>
+<w:ftr xmlns:wpc="http://schemas.microsoft.com/office/word/2010/wordprocessingCanvas" xmlns:cx="http://schemas.microsoft.com/office/drawing/2014/chartex" xmlns:cx1="http://schemas.microsoft.com/office/drawing/2015/9/8/chartex" xmlns:cx2="http://schemas.microsoft.com/office/drawing/2015/10/21/chartex" xmlns:cx3="http://schemas.microsoft.com/office/drawing/2016/5/9/chartex" xmlns:cx4="http://schemas.microsoft.com/office/drawing/2016/5/10/chartex" xmlns:cx5="http://schemas.microsoft.com/office/drawing/2016/5/11/chartex" xmlns:cx6="http://schemas.microsoft.com/office/drawing/2016/5/12/chartex" xmlns:cx7="http://schemas.microsoft.com/office/drawing/2016/5/13/chartex" xmlns:cx8="http://schemas.microsoft.com/office/drawing/2016/5/14/chartex" xmlns:mc="http://schemas.openxmlformats.org/markup-compatibility/2006" xmlns:aink="http://schemas.microsoft.com/office/drawing/2016/ink" xmlns:am3d="http://schemas.microsoft.com/office/drawing/2017/model3d" xmlns:o="urn:schemas-microsoft-com:office:office" xmlns:oel="http://schemas.microsoft.com/office/2019/extlst" xmlns:r="http://schemas.openxmlformats.org/officeDocument/2006/relationships" xmlns:m="http://schemas.openxmlformats.org/officeDocument/2006/math" xmlns:v="urn:schemas-microsoft-com:vml" xmlns:wp14="http://schemas.microsoft.com/office/word/2010/wordprocessingDrawing" xmlns:wp="http://schemas.openxmlformats.org/drawingml/2006/wordprocessingDrawing" xmlns:w10="urn:schemas-microsoft-com:office:word" xmlns:w="http://schemas.openxmlformats.org/wordprocessingml/2006/main" xmlns:w14="http://schemas.microsoft.com/office/word/2010/wordml" xmlns:w15="http://schemas.microsoft.com/office/word/2012/wordml" xmlns:w16cex="http://schemas.microsoft.com/office/word/2018/wordml/cex" xmlns:w16cid="http://schemas.microsoft.com/office/word/2016/wordml/cid" xmlns:w16="http://schemas.microsoft.com/office/word/2018/wordml" xmlns:w16du="http://schemas.microsoft.com/office/word/2023/wordml/word16du" xmlns:w16sdtdh="http://schemas.microsoft.com/office/word/2020/wordml/sdtdatahash" xmlns:w16sdtfl="http://schemas.microsoft.com/office/word/2024/wordml/sdtformatlock" xmlns:w16se="http://schemas.microsoft.com/office/word/2015/wordml/symex" xmlns:wpg="http://schemas.microsoft.com/office/word/2010/wordprocessingGroup" xmlns:wpi="http://schemas.microsoft.com/office/word/2010/wordprocessingInk" xmlns:wne="http://schemas.microsoft.com/office/word/2006/wordml" xmlns:wps="http://schemas.microsoft.com/office/word/2010/wordprocessingShape" mc:Ignorable="w14 w15 w16se w16cid w16 w16cex w16sdtdh w16sdtfl w16du wp14">
+  <w:p>
+    <w:pPr>
+      <w:pStyle w:val="af2"/>
+      <w:rPr>
+        <w:rFonts w:hint="eastAsia"/>
+      </w:rPr>
+    </w:pPr>
+  </w:p>
+</w:ftr>
+</file>
+
+<file path=word/footer3.xml><?xml version="1.0" encoding="utf-8"?>
+<w:ftr xmlns:wpc="http://schemas.microsoft.com/office/word/2010/wordprocessingCanvas" xmlns:cx="http://schemas.microsoft.com/office/drawing/2014/chartex" xmlns:cx1="http://schemas.microsoft.com/office/drawing/2015/9/8/chartex" xmlns:cx2="http://schemas.microsoft.com/office/drawing/2015/10/21/chartex" xmlns:cx3="http://schemas.microsoft.com/office/drawing/2016/5/9/chartex" xmlns:cx4="http://schemas.microsoft.com/office/drawing/2016/5/10/chartex" xmlns:cx5="http://schemas.microsoft.com/office/drawing/2016/5/11/chartex" xmlns:cx6="http://schemas.microsoft.com/office/drawing/2016/5/12/chartex" xmlns:cx7="http://schemas.microsoft.com/office/drawing/2016/5/13/chartex" xmlns:cx8="http://schemas.microsoft.com/office/drawing/2016/5/14/chartex" xmlns:mc="http://schemas.openxmlformats.org/markup-compatibility/2006" xmlns:aink="http://schemas.microsoft.com/office/drawing/2016/ink" xmlns:am3d="http://schemas.microsoft.com/office/drawing/2017/model3d" xmlns:o="urn:schemas-microsoft-com:office:office" xmlns:oel="http://schemas.microsoft.com/office/2019/extlst" xmlns:r="http://schemas.openxmlformats.org/officeDocument/2006/relationships" xmlns:m="http://schemas.openxmlformats.org/officeDocument/2006/math" xmlns:v="urn:schemas-microsoft-com:vml" xmlns:wp14="http://schemas.microsoft.com/office/word/2010/wordprocessingDrawing" xmlns:wp="http://schemas.openxmlformats.org/drawingml/2006/wordprocessingDrawing" xmlns:w10="urn:schemas-microsoft-com:office:word" xmlns:w="http://schemas.openxmlformats.org/wordprocessingml/2006/main" xmlns:w14="http://schemas.microsoft.com/office/word/2010/wordml" xmlns:w15="http://schemas.microsoft.com/office/word/2012/wordml" xmlns:w16cex="http://schemas.microsoft.com/office/word/2018/wordml/cex" xmlns:w16cid="http://schemas.microsoft.com/office/word/2016/wordml/cid" xmlns:w16="http://schemas.microsoft.com/office/word/2018/wordml" xmlns:w16du="http://schemas.microsoft.com/office/word/2023/wordml/word16du" xmlns:w16sdtdh="http://schemas.microsoft.com/office/word/2020/wordml/sdtdatahash" xmlns:w16sdtfl="http://schemas.microsoft.com/office/word/2024/wordml/sdtformatlock" xmlns:w16se="http://schemas.microsoft.com/office/word/2015/wordml/symex" xmlns:wpg="http://schemas.microsoft.com/office/word/2010/wordprocessingGroup" xmlns:wpi="http://schemas.microsoft.com/office/word/2010/wordprocessingInk" xmlns:wne="http://schemas.microsoft.com/office/word/2006/wordml" xmlns:wps="http://schemas.microsoft.com/office/word/2010/wordprocessingShape" mc:Ignorable="w14 w15 w16se w16cid w16 w16cex w16sdtdh w16sdtfl w16du wp14">
+  <w:p>
+    <w:pPr>
+      <w:pStyle w:val="af2"/>
+      <w:rPr>
+        <w:rFonts w:hint="eastAsia"/>
+      </w:rPr>
+    </w:pPr>
+  </w:p>
+</w:ftr>
+</file>
+
 <file path=word/footnotes.xml><?xml version="1.0" encoding="utf-8"?>
 <w:footnotes xmlns:wpc="http://schemas.microsoft.com/office/word/2010/wordprocessingCanvas" xmlns:cx="http://schemas.microsoft.com/office/drawing/2014/chartex" xmlns:cx1="http://schemas.microsoft.com/office/drawing/2015/9/8/chartex" xmlns:cx2="http://schemas.microsoft.com/office/drawing/2015/10/21/chartex" xmlns:cx3="http://schemas.microsoft.com/office/drawing/2016/5/9/chartex" xmlns:cx4="http://schemas.microsoft.com/office/drawing/2016/5/10/chartex" xmlns:cx5="http://schemas.microsoft.com/office/drawing/2016/5/11/chartex" xmlns:cx6="http://schemas.microsoft.com/office/drawing/2016/5/12/chartex" xmlns:cx7="http://schemas.microsoft.com/office/drawing/2016/5/13/chartex" xmlns:cx8="http://schemas.microsoft.com/office/drawing/2016/5/14/chartex" xmlns:mc="http://schemas.openxmlformats.org/markup-compatibility/2006" xmlns:aink="http://schemas.microsoft.com/office/drawing/2016/ink" xmlns:am3d="http://schemas.microsoft.com/office/drawing/2017/model3d" xmlns:o="urn:schemas-microsoft-com:office:office" xmlns:oel="http://schemas.microsoft.com/office/2019/extlst" xmlns:r="http://schemas.openxmlformats.org/officeDocument/2006/relationships" xmlns:m="http://schemas.openxmlformats.org/officeDocument/2006/math" xmlns:v="urn:schemas-microsoft-com:vml" xmlns:wp14="http://schemas.microsoft.com/office/word/2010/wordprocessingDrawing" xmlns:wp="http://schemas.openxmlformats.org/drawingml/2006/wordprocessingDrawing" xmlns:w10="urn:schemas-microsoft-com:office:word" xmlns:w="http://schemas.openxmlformats.org/wordprocessingml/2006/main" xmlns:w14="http://schemas.microsoft.com/office/word/2010/wordml" xmlns:w15="http://schemas.microsoft.com/office/word/2012/wordml" xmlns:w16cex="http://schemas.microsoft.com/office/word/2018/wordml/cex" xmlns:w16cid="http://schemas.microsoft.com/office/word/2016/wordml/cid" xmlns:w16="http://schemas.microsoft.com/office/word/2018/wordml" xmlns:w16du="http://schemas.microsoft.com/office/word/2023/wordml/word16du" xmlns:w16sdtdh="http://schemas.microsoft.com/office/word/2020/wordml/sdtdatahash" xmlns:w16sdtfl="http://schemas.microsoft.com/office/word/2024/wordml/sdtformatlock" xmlns:w16se="http://schemas.microsoft.com/office/word/2015/wordml/symex" xmlns:wpg="http://schemas.microsoft.com/office/word/2010/wordprocessingGroup" xmlns:wpi="http://schemas.microsoft.com/office/word/2010/wordprocessingInk" xmlns:wne="http://schemas.microsoft.com/office/word/2006/wordml" xmlns:wps="http://schemas.microsoft.com/office/word/2010/wordprocessingShape" mc:Ignorable="w14 w15 w16se w16cid w16 w16cex w16sdtdh w16sdtfl w16du wp14">
   <w:footnote w:type="separator" w:id="-1">
@@ -5702,6 +8459,45 @@
     </w:p>
   </w:footnote>
 </w:footnotes>
+</file>
+
+<file path=word/header1.xml><?xml version="1.0" encoding="utf-8"?>
+<w:hdr xmlns:wpc="http://schemas.microsoft.com/office/word/2010/wordprocessingCanvas" xmlns:cx="http://schemas.microsoft.com/office/drawing/2014/chartex" xmlns:cx1="http://schemas.microsoft.com/office/drawing/2015/9/8/chartex" xmlns:cx2="http://schemas.microsoft.com/office/drawing/2015/10/21/chartex" xmlns:cx3="http://schemas.microsoft.com/office/drawing/2016/5/9/chartex" xmlns:cx4="http://schemas.microsoft.com/office/drawing/2016/5/10/chartex" xmlns:cx5="http://schemas.microsoft.com/office/drawing/2016/5/11/chartex" xmlns:cx6="http://schemas.microsoft.com/office/drawing/2016/5/12/chartex" xmlns:cx7="http://schemas.microsoft.com/office/drawing/2016/5/13/chartex" xmlns:cx8="http://schemas.microsoft.com/office/drawing/2016/5/14/chartex" xmlns:mc="http://schemas.openxmlformats.org/markup-compatibility/2006" xmlns:aink="http://schemas.microsoft.com/office/drawing/2016/ink" xmlns:am3d="http://schemas.microsoft.com/office/drawing/2017/model3d" xmlns:o="urn:schemas-microsoft-com:office:office" xmlns:oel="http://schemas.microsoft.com/office/2019/extlst" xmlns:r="http://schemas.openxmlformats.org/officeDocument/2006/relationships" xmlns:m="http://schemas.openxmlformats.org/officeDocument/2006/math" xmlns:v="urn:schemas-microsoft-com:vml" xmlns:wp14="http://schemas.microsoft.com/office/word/2010/wordprocessingDrawing" xmlns:wp="http://schemas.openxmlformats.org/drawingml/2006/wordprocessingDrawing" xmlns:w10="urn:schemas-microsoft-com:office:word" xmlns:w="http://schemas.openxmlformats.org/wordprocessingml/2006/main" xmlns:w14="http://schemas.microsoft.com/office/word/2010/wordml" xmlns:w15="http://schemas.microsoft.com/office/word/2012/wordml" xmlns:w16cex="http://schemas.microsoft.com/office/word/2018/wordml/cex" xmlns:w16cid="http://schemas.microsoft.com/office/word/2016/wordml/cid" xmlns:w16="http://schemas.microsoft.com/office/word/2018/wordml" xmlns:w16du="http://schemas.microsoft.com/office/word/2023/wordml/word16du" xmlns:w16sdtdh="http://schemas.microsoft.com/office/word/2020/wordml/sdtdatahash" xmlns:w16sdtfl="http://schemas.microsoft.com/office/word/2024/wordml/sdtformatlock" xmlns:w16se="http://schemas.microsoft.com/office/word/2015/wordml/symex" xmlns:wpg="http://schemas.microsoft.com/office/word/2010/wordprocessingGroup" xmlns:wpi="http://schemas.microsoft.com/office/word/2010/wordprocessingInk" xmlns:wne="http://schemas.microsoft.com/office/word/2006/wordml" xmlns:wps="http://schemas.microsoft.com/office/word/2010/wordprocessingShape" mc:Ignorable="w14 w15 w16se w16cid w16 w16cex w16sdtdh w16sdtfl w16du wp14">
+  <w:p>
+    <w:pPr>
+      <w:pStyle w:val="af0"/>
+      <w:rPr>
+        <w:rFonts w:hint="eastAsia"/>
+      </w:rPr>
+    </w:pPr>
+  </w:p>
+</w:hdr>
+</file>
+
+<file path=word/header2.xml><?xml version="1.0" encoding="utf-8"?>
+<w:hdr xmlns:wpc="http://schemas.microsoft.com/office/word/2010/wordprocessingCanvas" xmlns:cx="http://schemas.microsoft.com/office/drawing/2014/chartex" xmlns:cx1="http://schemas.microsoft.com/office/drawing/2015/9/8/chartex" xmlns:cx2="http://schemas.microsoft.com/office/drawing/2015/10/21/chartex" xmlns:cx3="http://schemas.microsoft.com/office/drawing/2016/5/9/chartex" xmlns:cx4="http://schemas.microsoft.com/office/drawing/2016/5/10/chartex" xmlns:cx5="http://schemas.microsoft.com/office/drawing/2016/5/11/chartex" xmlns:cx6="http://schemas.microsoft.com/office/drawing/2016/5/12/chartex" xmlns:cx7="http://schemas.microsoft.com/office/drawing/2016/5/13/chartex" xmlns:cx8="http://schemas.microsoft.com/office/drawing/2016/5/14/chartex" xmlns:mc="http://schemas.openxmlformats.org/markup-compatibility/2006" xmlns:aink="http://schemas.microsoft.com/office/drawing/2016/ink" xmlns:am3d="http://schemas.microsoft.com/office/drawing/2017/model3d" xmlns:o="urn:schemas-microsoft-com:office:office" xmlns:oel="http://schemas.microsoft.com/office/2019/extlst" xmlns:r="http://schemas.openxmlformats.org/officeDocument/2006/relationships" xmlns:m="http://schemas.openxmlformats.org/officeDocument/2006/math" xmlns:v="urn:schemas-microsoft-com:vml" xmlns:wp14="http://schemas.microsoft.com/office/word/2010/wordprocessingDrawing" xmlns:wp="http://schemas.openxmlformats.org/drawingml/2006/wordprocessingDrawing" xmlns:w10="urn:schemas-microsoft-com:office:word" xmlns:w="http://schemas.openxmlformats.org/wordprocessingml/2006/main" xmlns:w14="http://schemas.microsoft.com/office/word/2010/wordml" xmlns:w15="http://schemas.microsoft.com/office/word/2012/wordml" xmlns:w16cex="http://schemas.microsoft.com/office/word/2018/wordml/cex" xmlns:w16cid="http://schemas.microsoft.com/office/word/2016/wordml/cid" xmlns:w16="http://schemas.microsoft.com/office/word/2018/wordml" xmlns:w16du="http://schemas.microsoft.com/office/word/2023/wordml/word16du" xmlns:w16sdtdh="http://schemas.microsoft.com/office/word/2020/wordml/sdtdatahash" xmlns:w16sdtfl="http://schemas.microsoft.com/office/word/2024/wordml/sdtformatlock" xmlns:w16se="http://schemas.microsoft.com/office/word/2015/wordml/symex" xmlns:wpg="http://schemas.microsoft.com/office/word/2010/wordprocessingGroup" xmlns:wpi="http://schemas.microsoft.com/office/word/2010/wordprocessingInk" xmlns:wne="http://schemas.microsoft.com/office/word/2006/wordml" xmlns:wps="http://schemas.microsoft.com/office/word/2010/wordprocessingShape" mc:Ignorable="w14 w15 w16se w16cid w16 w16cex w16sdtdh w16sdtfl w16du wp14">
+  <w:p>
+    <w:pPr>
+      <w:pStyle w:val="af0"/>
+      <w:rPr>
+        <w:rFonts w:hint="eastAsia"/>
+      </w:rPr>
+    </w:pPr>
+  </w:p>
+</w:hdr>
+</file>
+
+<file path=word/header3.xml><?xml version="1.0" encoding="utf-8"?>
+<w:hdr xmlns:wpc="http://schemas.microsoft.com/office/word/2010/wordprocessingCanvas" xmlns:cx="http://schemas.microsoft.com/office/drawing/2014/chartex" xmlns:cx1="http://schemas.microsoft.com/office/drawing/2015/9/8/chartex" xmlns:cx2="http://schemas.microsoft.com/office/drawing/2015/10/21/chartex" xmlns:cx3="http://schemas.microsoft.com/office/drawing/2016/5/9/chartex" xmlns:cx4="http://schemas.microsoft.com/office/drawing/2016/5/10/chartex" xmlns:cx5="http://schemas.microsoft.com/office/drawing/2016/5/11/chartex" xmlns:cx6="http://schemas.microsoft.com/office/drawing/2016/5/12/chartex" xmlns:cx7="http://schemas.microsoft.com/office/drawing/2016/5/13/chartex" xmlns:cx8="http://schemas.microsoft.com/office/drawing/2016/5/14/chartex" xmlns:mc="http://schemas.openxmlformats.org/markup-compatibility/2006" xmlns:aink="http://schemas.microsoft.com/office/drawing/2016/ink" xmlns:am3d="http://schemas.microsoft.com/office/drawing/2017/model3d" xmlns:o="urn:schemas-microsoft-com:office:office" xmlns:oel="http://schemas.microsoft.com/office/2019/extlst" xmlns:r="http://schemas.openxmlformats.org/officeDocument/2006/relationships" xmlns:m="http://schemas.openxmlformats.org/officeDocument/2006/math" xmlns:v="urn:schemas-microsoft-com:vml" xmlns:wp14="http://schemas.microsoft.com/office/word/2010/wordprocessingDrawing" xmlns:wp="http://schemas.openxmlformats.org/drawingml/2006/wordprocessingDrawing" xmlns:w10="urn:schemas-microsoft-com:office:word" xmlns:w="http://schemas.openxmlformats.org/wordprocessingml/2006/main" xmlns:w14="http://schemas.microsoft.com/office/word/2010/wordml" xmlns:w15="http://schemas.microsoft.com/office/word/2012/wordml" xmlns:w16cex="http://schemas.microsoft.com/office/word/2018/wordml/cex" xmlns:w16cid="http://schemas.microsoft.com/office/word/2016/wordml/cid" xmlns:w16="http://schemas.microsoft.com/office/word/2018/wordml" xmlns:w16du="http://schemas.microsoft.com/office/word/2023/wordml/word16du" xmlns:w16sdtdh="http://schemas.microsoft.com/office/word/2020/wordml/sdtdatahash" xmlns:w16sdtfl="http://schemas.microsoft.com/office/word/2024/wordml/sdtformatlock" xmlns:w16se="http://schemas.microsoft.com/office/word/2015/wordml/symex" xmlns:wpg="http://schemas.microsoft.com/office/word/2010/wordprocessingGroup" xmlns:wpi="http://schemas.microsoft.com/office/word/2010/wordprocessingInk" xmlns:wne="http://schemas.microsoft.com/office/word/2006/wordml" xmlns:wps="http://schemas.microsoft.com/office/word/2010/wordprocessingShape" mc:Ignorable="w14 w15 w16se w16cid w16 w16cex w16sdtdh w16sdtfl w16du wp14">
+  <w:p>
+    <w:pPr>
+      <w:pStyle w:val="af0"/>
+      <w:rPr>
+        <w:rFonts w:hint="eastAsia"/>
+      </w:rPr>
+    </w:pPr>
+  </w:p>
+</w:hdr>
 </file>
 
 <file path=word/numbering.xml><?xml version="1.0" encoding="utf-8"?>
@@ -6278,7 +9074,6 @@
     <w:next w:val="a"/>
     <w:link w:val="30"/>
     <w:uiPriority w:val="9"/>
-    <w:semiHidden/>
     <w:unhideWhenUsed/>
     <w:qFormat/>
     <w:rsid w:val="00A302B8"/>
@@ -6485,7 +9280,6 @@
     <w:basedOn w:val="a0"/>
     <w:link w:val="3"/>
     <w:uiPriority w:val="9"/>
-    <w:semiHidden/>
     <w:rsid w:val="00A302B8"/>
     <w:rPr>
       <w:rFonts w:asciiTheme="majorHAnsi" w:eastAsiaTheme="majorEastAsia" w:hAnsiTheme="majorHAnsi" w:cstheme="majorBidi"/>

--- a/note_airbnb2604.docx
+++ b/note_airbnb2604.docx
@@ -1449,6 +1449,7 @@
       <w:pPr>
         <w:pStyle w:val="2"/>
         <w:rPr>
+          <w:rFonts w:hint="eastAsia"/>
           <w:lang w:val="fr-FR"/>
         </w:rPr>
       </w:pPr>
@@ -1551,9 +1552,36 @@
       <w:r>
         <w:rPr>
           <w:rFonts w:hint="eastAsia"/>
-          <w:lang w:val="fr-FR"/>
-        </w:rPr>
-        <w:t>自我展示，自我揭露，</w:t>
+          <w:b/>
+          <w:bCs/>
+          <w:lang w:val="fr-FR"/>
+        </w:rPr>
+        <w:t>自我展示，自我揭露</w:t>
+      </w:r>
+      <w:r>
+        <w:rPr>
+          <w:rFonts w:hint="eastAsia"/>
+          <w:b/>
+          <w:bCs/>
+          <w:lang w:val="fr-FR"/>
+        </w:rPr>
+        <w:t> </w:t>
+      </w:r>
+      <w:r>
+        <w:rPr>
+          <w:b/>
+          <w:bCs/>
+          <w:lang w:val="fr-FR"/>
+        </w:rPr>
+        <w:t>?</w:t>
+      </w:r>
+      <w:r>
+        <w:rPr>
+          <w:b/>
+          <w:bCs/>
+          <w:lang w:val="fr-FR"/>
+        </w:rPr>
+        <w:t xml:space="preserve"> </w:t>
       </w:r>
       <w:proofErr w:type="gramStart"/>
       <w:r>
@@ -1574,6 +1602,9 @@
     </w:p>
     <w:p>
       <w:pPr>
+        <w:tabs>
+          <w:tab w:val="left" w:pos="5108"/>
+        </w:tabs>
         <w:rPr>
           <w:rFonts w:hint="eastAsia"/>
           <w:lang w:val="fr-FR"/>
@@ -1586,6 +1617,13 @@
         </w:rPr>
         <w:t>数字身份</w:t>
       </w:r>
+      <w:r>
+        <w:rPr>
+          <w:rFonts w:hint="eastAsia"/>
+          <w:lang w:val="fr-FR"/>
+        </w:rPr>
+        <w:tab/>
+      </w:r>
     </w:p>
     <w:p>
       <w:pPr>
@@ -1648,6 +1686,7 @@
     <w:p>
       <w:pPr>
         <w:rPr>
+          <w:rFonts w:hint="eastAsia"/>
           <w:lang w:val="fr-FR"/>
         </w:rPr>
       </w:pPr>
@@ -1662,6 +1701,7 @@
     <w:p>
       <w:pPr>
         <w:rPr>
+          <w:rFonts w:hint="eastAsia"/>
           <w:b/>
           <w:bCs/>
           <w:lang w:val="fr-FR"/>
@@ -1672,6 +1712,7 @@
       <w:pPr>
         <w:pStyle w:val="2"/>
         <w:rPr>
+          <w:rFonts w:hint="eastAsia"/>
           <w:lang w:val="fr-FR"/>
         </w:rPr>
       </w:pPr>
@@ -1844,6 +1885,7 @@
       <w:pPr>
         <w:pStyle w:val="2"/>
         <w:rPr>
+          <w:rFonts w:hint="eastAsia"/>
           <w:lang w:val="fr-FR"/>
         </w:rPr>
       </w:pPr>
@@ -1961,15 +2003,17 @@
     <w:p>
       <w:pPr>
         <w:rPr>
-          <w:b/>
-          <w:bCs/>
-          <w:lang w:val="fr-FR"/>
-        </w:rPr>
-      </w:pPr>
-    </w:p>
-    <w:p>
-      <w:pPr>
-        <w:rPr>
+          <w:rFonts w:hint="eastAsia"/>
+          <w:b/>
+          <w:bCs/>
+          <w:lang w:val="fr-FR"/>
+        </w:rPr>
+      </w:pPr>
+    </w:p>
+    <w:p>
+      <w:pPr>
+        <w:rPr>
+          <w:rFonts w:hint="eastAsia"/>
           <w:b/>
           <w:bCs/>
           <w:lang w:val="fr-FR"/>
@@ -2014,15 +2058,17 @@
     <w:p>
       <w:pPr>
         <w:rPr>
-          <w:b/>
-          <w:bCs/>
-          <w:lang w:val="fr-FR"/>
-        </w:rPr>
-      </w:pPr>
-    </w:p>
-    <w:p>
-      <w:pPr>
-        <w:rPr>
+          <w:rFonts w:hint="eastAsia"/>
+          <w:b/>
+          <w:bCs/>
+          <w:lang w:val="fr-FR"/>
+        </w:rPr>
+      </w:pPr>
+    </w:p>
+    <w:p>
+      <w:pPr>
+        <w:rPr>
+          <w:rFonts w:hint="eastAsia"/>
           <w:b/>
           <w:bCs/>
           <w:lang w:val="fr-FR"/>
@@ -2215,15 +2261,17 @@
     <w:p>
       <w:pPr>
         <w:rPr>
-          <w:b/>
-          <w:bCs/>
-          <w:lang w:val="fr-FR"/>
-        </w:rPr>
-      </w:pPr>
-    </w:p>
-    <w:p>
-      <w:pPr>
-        <w:rPr>
+          <w:rFonts w:hint="eastAsia"/>
+          <w:b/>
+          <w:bCs/>
+          <w:lang w:val="fr-FR"/>
+        </w:rPr>
+      </w:pPr>
+    </w:p>
+    <w:p>
+      <w:pPr>
+        <w:rPr>
+          <w:rFonts w:hint="eastAsia"/>
           <w:b/>
           <w:bCs/>
           <w:lang w:val="fr-FR"/>
@@ -2268,6 +2316,7 @@
     <w:p>
       <w:pPr>
         <w:rPr>
+          <w:rFonts w:hint="eastAsia"/>
           <w:lang w:val="fr-FR"/>
         </w:rPr>
       </w:pPr>
@@ -2312,6 +2361,7 @@
           <w:tab w:val="left" w:pos="1966"/>
         </w:tabs>
         <w:rPr>
+          <w:rFonts w:hint="eastAsia"/>
           <w:lang w:val="fr-FR"/>
         </w:rPr>
       </w:pPr>
@@ -2335,21 +2385,16 @@
           <w:tab w:val="left" w:pos="1966"/>
         </w:tabs>
         <w:rPr>
-          <w:lang w:val="fr-FR"/>
-        </w:rPr>
-      </w:pPr>
-      <w:proofErr w:type="spellStart"/>
-      <w:r>
-        <w:rPr>
-          <w:lang w:val="fr-FR"/>
-        </w:rPr>
-        <w:t>R</w:t>
-      </w:r>
-      <w:r>
-        <w:rPr>
-          <w:lang w:val="fr-FR"/>
-        </w:rPr>
-        <w:t>eliability</w:t>
+          <w:rFonts w:hint="eastAsia"/>
+          <w:lang w:val="fr-FR"/>
+        </w:rPr>
+      </w:pPr>
+      <w:proofErr w:type="spellStart"/>
+      <w:r>
+        <w:rPr>
+          <w:lang w:val="fr-FR"/>
+        </w:rPr>
+        <w:t>Reliability</w:t>
       </w:r>
       <w:proofErr w:type="spellEnd"/>
       <w:r>
@@ -2386,6 +2431,7 @@
           <w:tab w:val="left" w:pos="567"/>
         </w:tabs>
         <w:rPr>
+          <w:rFonts w:hint="eastAsia"/>
           <w:lang w:val="fr-FR"/>
         </w:rPr>
       </w:pPr>
@@ -2525,6 +2571,7 @@
           <w:tab w:val="left" w:pos="1966"/>
         </w:tabs>
         <w:rPr>
+          <w:rFonts w:hint="eastAsia"/>
           <w:lang w:val="fr-FR"/>
         </w:rPr>
       </w:pPr>
@@ -2547,6 +2594,7 @@
           <w:tab w:val="left" w:pos="1966"/>
         </w:tabs>
         <w:rPr>
+          <w:rFonts w:hint="eastAsia"/>
           <w:lang w:val="fr-FR"/>
         </w:rPr>
       </w:pPr>
@@ -2720,6 +2768,7 @@
     <w:p>
       <w:pPr>
         <w:rPr>
+          <w:rFonts w:hint="eastAsia"/>
           <w:lang w:val="fr-FR"/>
         </w:rPr>
       </w:pPr>
@@ -2748,13 +2797,15 @@
     <w:p>
       <w:pPr>
         <w:rPr>
-          <w:lang w:val="fr-FR"/>
-        </w:rPr>
-      </w:pPr>
-    </w:p>
-    <w:p>
-      <w:pPr>
-        <w:rPr>
+          <w:rFonts w:hint="eastAsia"/>
+          <w:lang w:val="fr-FR"/>
+        </w:rPr>
+      </w:pPr>
+    </w:p>
+    <w:p>
+      <w:pPr>
+        <w:rPr>
+          <w:rFonts w:hint="eastAsia"/>
           <w:b/>
           <w:bCs/>
           <w:lang w:val="fr-FR"/>
@@ -2765,6 +2816,7 @@
       <w:pPr>
         <w:pStyle w:val="3"/>
         <w:rPr>
+          <w:rFonts w:hint="eastAsia"/>
           <w:lang w:val="fr-FR"/>
         </w:rPr>
       </w:pPr>
@@ -2877,6 +2929,7 @@
       <w:pPr>
         <w:pStyle w:val="3"/>
         <w:rPr>
+          <w:rFonts w:hint="eastAsia"/>
           <w:lang w:val="fr-FR"/>
         </w:rPr>
       </w:pPr>
@@ -2926,15 +2979,17 @@
     <w:p>
       <w:pPr>
         <w:rPr>
-          <w:b/>
-          <w:bCs/>
-          <w:lang w:val="fr-FR"/>
-        </w:rPr>
-      </w:pPr>
-    </w:p>
-    <w:p>
-      <w:pPr>
-        <w:rPr>
+          <w:rFonts w:hint="eastAsia"/>
+          <w:b/>
+          <w:bCs/>
+          <w:lang w:val="fr-FR"/>
+        </w:rPr>
+      </w:pPr>
+    </w:p>
+    <w:p>
+      <w:pPr>
+        <w:rPr>
+          <w:rFonts w:hint="eastAsia"/>
           <w:b/>
           <w:bCs/>
           <w:lang w:val="fr-FR"/>
@@ -3716,13 +3771,15 @@
     <w:p>
       <w:pPr>
         <w:rPr>
-          <w:lang w:val="fr-FR"/>
-        </w:rPr>
-      </w:pPr>
-    </w:p>
-    <w:p>
-      <w:pPr>
-        <w:rPr>
+          <w:rFonts w:hint="eastAsia"/>
+          <w:lang w:val="fr-FR"/>
+        </w:rPr>
+      </w:pPr>
+    </w:p>
+    <w:p>
+      <w:pPr>
+        <w:rPr>
+          <w:rFonts w:hint="eastAsia"/>
           <w:b/>
           <w:bCs/>
           <w:lang w:val="fr-FR"/>
@@ -4117,6 +4174,7 @@
     <w:p>
       <w:pPr>
         <w:rPr>
+          <w:rFonts w:hint="eastAsia"/>
           <w:b/>
           <w:bCs/>
           <w:lang w:val="fr-FR"/>
@@ -4215,6 +4273,7 @@
     <w:p>
       <w:pPr>
         <w:rPr>
+          <w:rFonts w:hint="eastAsia"/>
           <w:b/>
           <w:bCs/>
           <w:lang w:val="fr-FR"/>
@@ -4356,33 +4415,37 @@
     <w:p>
       <w:pPr>
         <w:rPr>
-          <w:b/>
-          <w:bCs/>
-          <w:lang w:val="fr-FR"/>
-        </w:rPr>
-      </w:pPr>
-    </w:p>
-    <w:p>
-      <w:pPr>
-        <w:rPr>
-          <w:b/>
-          <w:bCs/>
-          <w:lang w:val="fr-FR"/>
-        </w:rPr>
-      </w:pPr>
-    </w:p>
-    <w:p>
-      <w:pPr>
-        <w:rPr>
-          <w:b/>
-          <w:bCs/>
-          <w:lang w:val="fr-FR"/>
-        </w:rPr>
-      </w:pPr>
-    </w:p>
-    <w:p>
-      <w:pPr>
-        <w:rPr>
+          <w:rFonts w:hint="eastAsia"/>
+          <w:b/>
+          <w:bCs/>
+          <w:lang w:val="fr-FR"/>
+        </w:rPr>
+      </w:pPr>
+    </w:p>
+    <w:p>
+      <w:pPr>
+        <w:rPr>
+          <w:rFonts w:hint="eastAsia"/>
+          <w:b/>
+          <w:bCs/>
+          <w:lang w:val="fr-FR"/>
+        </w:rPr>
+      </w:pPr>
+    </w:p>
+    <w:p>
+      <w:pPr>
+        <w:rPr>
+          <w:rFonts w:hint="eastAsia"/>
+          <w:b/>
+          <w:bCs/>
+          <w:lang w:val="fr-FR"/>
+        </w:rPr>
+      </w:pPr>
+    </w:p>
+    <w:p>
+      <w:pPr>
+        <w:rPr>
+          <w:rFonts w:hint="eastAsia"/>
           <w:b/>
           <w:bCs/>
           <w:lang w:val="fr-FR"/>
@@ -4867,10 +4930,10 @@
     <w:p>
       <w:pPr>
         <w:rPr>
+          <w:rFonts w:hint="eastAsia"/>
           <w:b/>
           <w:bCs/>
           <w:color w:val="0070C0"/>
-          <w:lang w:val="fr-FR"/>
         </w:rPr>
       </w:pPr>
       <w:r>
@@ -5301,15 +5364,17 @@
       <w:pPr>
         <w:pStyle w:val="2"/>
         <w:rPr>
-          <w:lang w:val="fr-FR"/>
-        </w:rPr>
-      </w:pPr>
-      <w:r>
-        <w:rPr>
-          <w:lang w:val="fr-FR"/>
-        </w:rPr>
-        <w:t>OLS DID :</w:t>
-      </w:r>
+          <w:rFonts w:hint="eastAsia"/>
+        </w:rPr>
+      </w:pPr>
+      <w:r>
+        <w:t xml:space="preserve">OLS </w:t>
+      </w:r>
+      <w:proofErr w:type="gramStart"/>
+      <w:r>
+        <w:t>DID :</w:t>
+      </w:r>
+      <w:proofErr w:type="gramEnd"/>
     </w:p>
     <w:p>
       <w:pPr>
@@ -7781,7 +7846,6 @@
                                 <w:lang w:val="fr-FR"/>
                               </w:rPr>
                             </w:pPr>
-                            <w:proofErr w:type="spellStart"/>
                             <w:r>
                               <w:rPr>
                                 <w:rFonts w:hint="eastAsia"/>
@@ -7793,21 +7857,7 @@
                               <w:rPr>
                                 <w:lang w:val="fr-FR"/>
                               </w:rPr>
-                              <w:t>actics</w:t>
-                            </w:r>
-                            <w:proofErr w:type="spellEnd"/>
-                            <w:r>
-                              <w:rPr>
-                                <w:lang w:val="fr-FR"/>
-                              </w:rPr>
-                              <w:t xml:space="preserve"> </w:t>
-                            </w:r>
-                            <w:proofErr w:type="spellStart"/>
-                            <w:r>
-                              <w:rPr>
-                                <w:lang w:val="fr-FR"/>
-                              </w:rPr>
-                              <w:t>bio</w:t>
+                              <w:t>actics bio</w:t>
                             </w:r>
                             <w:r>
                               <w:rPr>
@@ -7822,7 +7872,6 @@
                               </w:rPr>
                               <w:t>pic</w:t>
                             </w:r>
-                            <w:proofErr w:type="spellEnd"/>
                           </w:p>
                         </w:txbxContent>
                       </wps:txbx>
@@ -7856,7 +7905,6 @@
                           <w:lang w:val="fr-FR"/>
                         </w:rPr>
                       </w:pPr>
-                      <w:proofErr w:type="spellStart"/>
                       <w:r>
                         <w:rPr>
                           <w:rFonts w:hint="eastAsia"/>
@@ -7868,21 +7916,7 @@
                         <w:rPr>
                           <w:lang w:val="fr-FR"/>
                         </w:rPr>
-                        <w:t>actics</w:t>
-                      </w:r>
-                      <w:proofErr w:type="spellEnd"/>
-                      <w:r>
-                        <w:rPr>
-                          <w:lang w:val="fr-FR"/>
-                        </w:rPr>
-                        <w:t xml:space="preserve"> </w:t>
-                      </w:r>
-                      <w:proofErr w:type="spellStart"/>
-                      <w:r>
-                        <w:rPr>
-                          <w:lang w:val="fr-FR"/>
-                        </w:rPr>
-                        <w:t>bio</w:t>
+                        <w:t>actics bio</w:t>
                       </w:r>
                       <w:r>
                         <w:rPr>
@@ -7897,7 +7931,6 @@
                         </w:rPr>
                         <w:t>pic</w:t>
                       </w:r>
-                      <w:proofErr w:type="spellEnd"/>
                     </w:p>
                   </w:txbxContent>
                 </v:textbox>
@@ -9226,6 +9259,7 @@
   <w:style w:type="character" w:default="1" w:styleId="a0">
     <w:name w:val="Default Paragraph Font"/>
     <w:uiPriority w:val="1"/>
+    <w:semiHidden/>
     <w:unhideWhenUsed/>
   </w:style>
   <w:style w:type="table" w:default="1" w:styleId="a1">

--- a/note_airbnb2604.docx
+++ b/note_airbnb2604.docx
@@ -1173,23 +1173,370 @@
     </w:p>
     <w:p>
       <w:pPr>
-        <w:rPr>
-          <w:rFonts w:hint="eastAsia"/>
-        </w:rPr>
-      </w:pPr>
-    </w:p>
-    <w:p>
-      <w:pPr>
         <w:pStyle w:val="1"/>
         <w:rPr>
           <w:rFonts w:hint="eastAsia"/>
-        </w:rPr>
-      </w:pPr>
-      <w:r>
-        <w:rPr>
-          <w:rFonts w:hint="eastAsia"/>
+          <w:lang w:val="fr-FR"/>
+        </w:rPr>
+      </w:pPr>
+      <w:r>
+        <w:rPr>
+          <w:rFonts w:hint="eastAsia"/>
+          <w:lang w:val="fr-FR"/>
         </w:rPr>
         <w:lastRenderedPageBreak/>
+        <w:t>A</w:t>
+      </w:r>
+      <w:r>
+        <w:rPr>
+          <w:lang w:val="fr-FR"/>
+        </w:rPr>
+        <w:t>irbnb page :</w:t>
+      </w:r>
+    </w:p>
+    <w:p>
+      <w:pPr>
+        <w:rPr>
+          <w:rFonts w:hint="eastAsia"/>
+          <w:lang w:val="fr-FR"/>
+        </w:rPr>
+      </w:pPr>
+      <w:r>
+        <w:rPr>
+          <w:noProof/>
+          <w:lang w:val="fr-FR"/>
+        </w:rPr>
+        <w:drawing>
+          <wp:inline distT="0" distB="0" distL="0" distR="0" wp14:anchorId="0EAA73CA" wp14:editId="15E736CF">
+            <wp:extent cx="5274310" cy="2679700"/>
+            <wp:effectExtent l="0" t="0" r="2540" b="6350"/>
+            <wp:docPr id="2137292245" name="图片 1"/>
+            <wp:cNvGraphicFramePr>
+              <a:graphicFrameLocks xmlns:a="http://schemas.openxmlformats.org/drawingml/2006/main" noChangeAspect="1"/>
+            </wp:cNvGraphicFramePr>
+            <a:graphic xmlns:a="http://schemas.openxmlformats.org/drawingml/2006/main">
+              <a:graphicData uri="http://schemas.openxmlformats.org/drawingml/2006/picture">
+                <pic:pic xmlns:pic="http://schemas.openxmlformats.org/drawingml/2006/picture">
+                  <pic:nvPicPr>
+                    <pic:cNvPr id="2137292245" name=""/>
+                    <pic:cNvPicPr/>
+                  </pic:nvPicPr>
+                  <pic:blipFill>
+                    <a:blip r:embed="rId8"/>
+                    <a:stretch>
+                      <a:fillRect/>
+                    </a:stretch>
+                  </pic:blipFill>
+                  <pic:spPr>
+                    <a:xfrm>
+                      <a:off x="0" y="0"/>
+                      <a:ext cx="5274310" cy="2679700"/>
+                    </a:xfrm>
+                    <a:prstGeom prst="rect">
+                      <a:avLst/>
+                    </a:prstGeom>
+                  </pic:spPr>
+                </pic:pic>
+              </a:graphicData>
+            </a:graphic>
+          </wp:inline>
+        </w:drawing>
+      </w:r>
+    </w:p>
+    <w:p>
+      <w:pPr>
+        <w:rPr>
+          <w:rFonts w:hint="eastAsia"/>
+          <w:lang w:val="fr-FR"/>
+        </w:rPr>
+      </w:pPr>
+      <w:r>
+        <w:rPr>
+          <w:noProof/>
+          <w:lang w:val="fr-FR"/>
+        </w:rPr>
+        <w:drawing>
+          <wp:inline distT="0" distB="0" distL="0" distR="0" wp14:anchorId="4D1789B8" wp14:editId="6C3C1A74">
+            <wp:extent cx="5274310" cy="2399665"/>
+            <wp:effectExtent l="0" t="0" r="2540" b="635"/>
+            <wp:docPr id="1260409013" name="图片 1"/>
+            <wp:cNvGraphicFramePr>
+              <a:graphicFrameLocks xmlns:a="http://schemas.openxmlformats.org/drawingml/2006/main" noChangeAspect="1"/>
+            </wp:cNvGraphicFramePr>
+            <a:graphic xmlns:a="http://schemas.openxmlformats.org/drawingml/2006/main">
+              <a:graphicData uri="http://schemas.openxmlformats.org/drawingml/2006/picture">
+                <pic:pic xmlns:pic="http://schemas.openxmlformats.org/drawingml/2006/picture">
+                  <pic:nvPicPr>
+                    <pic:cNvPr id="1260409013" name=""/>
+                    <pic:cNvPicPr/>
+                  </pic:nvPicPr>
+                  <pic:blipFill>
+                    <a:blip r:embed="rId9"/>
+                    <a:stretch>
+                      <a:fillRect/>
+                    </a:stretch>
+                  </pic:blipFill>
+                  <pic:spPr>
+                    <a:xfrm>
+                      <a:off x="0" y="0"/>
+                      <a:ext cx="5274310" cy="2399665"/>
+                    </a:xfrm>
+                    <a:prstGeom prst="rect">
+                      <a:avLst/>
+                    </a:prstGeom>
+                  </pic:spPr>
+                </pic:pic>
+              </a:graphicData>
+            </a:graphic>
+          </wp:inline>
+        </w:drawing>
+      </w:r>
+    </w:p>
+    <w:p>
+      <w:pPr>
+        <w:rPr>
+          <w:lang w:val="fr-FR"/>
+        </w:rPr>
+      </w:pPr>
+      <w:r>
+        <w:rPr>
+          <w:noProof/>
+          <w:lang w:val="fr-FR"/>
+        </w:rPr>
+        <w:drawing>
+          <wp:inline distT="0" distB="0" distL="0" distR="0" wp14:anchorId="24D84088" wp14:editId="291F95EA">
+            <wp:extent cx="5274310" cy="1548765"/>
+            <wp:effectExtent l="0" t="0" r="2540" b="0"/>
+            <wp:docPr id="1293684179" name="图片 1"/>
+            <wp:cNvGraphicFramePr>
+              <a:graphicFrameLocks xmlns:a="http://schemas.openxmlformats.org/drawingml/2006/main" noChangeAspect="1"/>
+            </wp:cNvGraphicFramePr>
+            <a:graphic xmlns:a="http://schemas.openxmlformats.org/drawingml/2006/main">
+              <a:graphicData uri="http://schemas.openxmlformats.org/drawingml/2006/picture">
+                <pic:pic xmlns:pic="http://schemas.openxmlformats.org/drawingml/2006/picture">
+                  <pic:nvPicPr>
+                    <pic:cNvPr id="1293684179" name=""/>
+                    <pic:cNvPicPr/>
+                  </pic:nvPicPr>
+                  <pic:blipFill>
+                    <a:blip r:embed="rId10"/>
+                    <a:stretch>
+                      <a:fillRect/>
+                    </a:stretch>
+                  </pic:blipFill>
+                  <pic:spPr>
+                    <a:xfrm>
+                      <a:off x="0" y="0"/>
+                      <a:ext cx="5274310" cy="1548765"/>
+                    </a:xfrm>
+                    <a:prstGeom prst="rect">
+                      <a:avLst/>
+                    </a:prstGeom>
+                  </pic:spPr>
+                </pic:pic>
+              </a:graphicData>
+            </a:graphic>
+          </wp:inline>
+        </w:drawing>
+      </w:r>
+    </w:p>
+    <w:p>
+      <w:pPr>
+        <w:rPr>
+          <w:lang w:val="fr-FR"/>
+        </w:rPr>
+      </w:pPr>
+    </w:p>
+    <w:p>
+      <w:pPr>
+        <w:rPr>
+          <w:rFonts w:hint="eastAsia"/>
+          <w:b/>
+          <w:bCs/>
+          <w:lang w:val="fr-FR"/>
+        </w:rPr>
+      </w:pPr>
+      <w:r>
+        <w:rPr>
+          <w:rFonts w:hint="eastAsia"/>
+          <w:b/>
+          <w:bCs/>
+          <w:highlight w:val="yellow"/>
+          <w:lang w:val="fr-FR"/>
+        </w:rPr>
+        <w:t>解析页面</w:t>
+      </w:r>
+      <w:r>
+        <w:rPr>
+          <w:rFonts w:hint="eastAsia"/>
+          <w:b/>
+          <w:bCs/>
+          <w:highlight w:val="yellow"/>
+          <w:lang w:val="fr-FR"/>
+        </w:rPr>
+        <w:t>可见</w:t>
+      </w:r>
+      <w:r>
+        <w:rPr>
+          <w:rFonts w:hint="eastAsia"/>
+          <w:b/>
+          <w:bCs/>
+          <w:highlight w:val="yellow"/>
+          <w:lang w:val="fr-FR"/>
+        </w:rPr>
+        <w:t>元素：</w:t>
+      </w:r>
+    </w:p>
+    <w:p>
+      <w:pPr>
+        <w:rPr>
+          <w:rFonts w:hint="eastAsia"/>
+        </w:rPr>
+      </w:pPr>
+      <w:proofErr w:type="spellStart"/>
+      <w:r>
+        <w:t>host_identity_verified</w:t>
+      </w:r>
+      <w:proofErr w:type="spellEnd"/>
+    </w:p>
+    <w:p>
+      <w:pPr>
+        <w:rPr>
+          <w:rFonts w:hint="eastAsia"/>
+        </w:rPr>
+      </w:pPr>
+      <w:proofErr w:type="spellStart"/>
+      <w:r>
+        <w:lastRenderedPageBreak/>
+        <w:t>host_</w:t>
+      </w:r>
+      <w:r>
+        <w:t>is_superhost</w:t>
+      </w:r>
+      <w:proofErr w:type="spellEnd"/>
+    </w:p>
+    <w:p>
+      <w:pPr>
+        <w:rPr>
+          <w:rFonts w:hint="eastAsia"/>
+        </w:rPr>
+      </w:pPr>
+      <w:proofErr w:type="spellStart"/>
+      <w:r>
+        <w:rPr>
+          <w:rFonts w:hint="eastAsia"/>
+        </w:rPr>
+        <w:t>N</w:t>
+      </w:r>
+      <w:r>
+        <w:t>umber_of_r</w:t>
+      </w:r>
+      <w:r>
+        <w:t>eviews</w:t>
+      </w:r>
+      <w:proofErr w:type="spellEnd"/>
+    </w:p>
+    <w:p>
+      <w:pPr>
+        <w:rPr>
+          <w:rFonts w:hint="eastAsia"/>
+        </w:rPr>
+      </w:pPr>
+      <w:proofErr w:type="spellStart"/>
+      <w:r>
+        <w:t>review_scores_rating</w:t>
+      </w:r>
+      <w:proofErr w:type="spellEnd"/>
+    </w:p>
+    <w:p>
+      <w:pPr>
+        <w:tabs>
+          <w:tab w:val="left" w:pos="3106"/>
+        </w:tabs>
+        <w:rPr>
+          <w:rFonts w:hint="eastAsia"/>
+        </w:rPr>
+      </w:pPr>
+      <w:proofErr w:type="spellStart"/>
+      <w:r>
+        <w:t>years_since_host</w:t>
+      </w:r>
+      <w:proofErr w:type="spellEnd"/>
+      <w:r>
+        <w:rPr>
+          <w:rFonts w:hint="eastAsia"/>
+        </w:rPr>
+        <w:tab/>
+      </w:r>
+    </w:p>
+    <w:p>
+      <w:pPr>
+        <w:tabs>
+          <w:tab w:val="left" w:pos="3106"/>
+        </w:tabs>
+        <w:rPr>
+          <w:rFonts w:hint="eastAsia"/>
+        </w:rPr>
+      </w:pPr>
+      <w:proofErr w:type="spellStart"/>
+      <w:r>
+        <w:t>host_response_</w:t>
+      </w:r>
+      <w:r>
+        <w:t>time</w:t>
+      </w:r>
+      <w:proofErr w:type="spellEnd"/>
+    </w:p>
+    <w:p>
+      <w:pPr>
+        <w:tabs>
+          <w:tab w:val="left" w:pos="3106"/>
+        </w:tabs>
+        <w:rPr>
+          <w:rFonts w:hint="eastAsia"/>
+        </w:rPr>
+      </w:pPr>
+      <w:proofErr w:type="spellStart"/>
+      <w:r>
+        <w:t>host_response_rate</w:t>
+      </w:r>
+      <w:proofErr w:type="spellEnd"/>
+    </w:p>
+    <w:p>
+      <w:pPr>
+        <w:tabs>
+          <w:tab w:val="left" w:pos="3106"/>
+        </w:tabs>
+        <w:rPr>
+          <w:rFonts w:hint="eastAsia"/>
+        </w:rPr>
+      </w:pPr>
+    </w:p>
+    <w:p>
+      <w:pPr>
+        <w:rPr>
+          <w:rFonts w:hint="eastAsia"/>
+        </w:rPr>
+      </w:pPr>
+    </w:p>
+    <w:p>
+      <w:pPr>
+        <w:rPr>
+          <w:rFonts w:hint="eastAsia"/>
+        </w:rPr>
+      </w:pPr>
+    </w:p>
+    <w:p>
+      <w:pPr>
+        <w:pStyle w:val="1"/>
+        <w:rPr>
+          <w:rFonts w:hint="eastAsia"/>
+        </w:rPr>
+      </w:pPr>
+      <w:r>
+        <w:rPr>
+          <w:rFonts w:hint="eastAsia"/>
+        </w:rPr>
         <w:t>K</w:t>
       </w:r>
       <w:r>
@@ -1478,6 +1825,15 @@
       </w:pPr>
       <w:r>
         <w:rPr>
+          <w:rFonts w:hint="eastAsia"/>
+          <w:b/>
+          <w:bCs/>
+          <w:lang w:val="fr-FR"/>
+        </w:rPr>
+        <w:t>背景：</w:t>
+      </w:r>
+      <w:r>
+        <w:rPr>
           <w:lang w:val="fr-FR"/>
         </w:rPr>
         <w:t>C2C</w:t>
@@ -1509,9 +1865,28 @@
       <w:pPr>
         <w:rPr>
           <w:rFonts w:hint="eastAsia"/>
-          <w:lang w:val="fr-FR"/>
-        </w:rPr>
-      </w:pPr>
+          <w:b/>
+          <w:bCs/>
+          <w:lang w:val="fr-FR"/>
+        </w:rPr>
+      </w:pPr>
+    </w:p>
+    <w:p>
+      <w:pPr>
+        <w:rPr>
+          <w:rFonts w:hint="eastAsia"/>
+          <w:lang w:val="fr-FR"/>
+        </w:rPr>
+      </w:pPr>
+      <w:r>
+        <w:rPr>
+          <w:rFonts w:hint="eastAsia"/>
+          <w:b/>
+          <w:bCs/>
+          <w:lang w:val="fr-FR"/>
+        </w:rPr>
+        <w:t>事件：</w:t>
+      </w:r>
       <w:r>
         <w:rPr>
           <w:rFonts w:hint="eastAsia"/>
@@ -1534,21 +1909,34 @@
           <w:lang w:val="fr-FR"/>
         </w:rPr>
       </w:pPr>
-      <w:r>
-        <w:rPr>
-          <w:rFonts w:hint="eastAsia"/>
-          <w:lang w:val="fr-FR"/>
-        </w:rPr>
-        <w:t>信号理论</w:t>
-      </w:r>
-    </w:p>
-    <w:p>
-      <w:pPr>
-        <w:rPr>
-          <w:rFonts w:hint="eastAsia"/>
-          <w:lang w:val="fr-FR"/>
-        </w:rPr>
-      </w:pPr>
+    </w:p>
+    <w:p>
+      <w:pPr>
+        <w:rPr>
+          <w:rFonts w:hint="eastAsia"/>
+          <w:lang w:val="fr-FR"/>
+        </w:rPr>
+      </w:pPr>
+      <w:r>
+        <w:rPr>
+          <w:rFonts w:hint="eastAsia"/>
+          <w:b/>
+          <w:bCs/>
+          <w:lang w:val="fr-FR"/>
+        </w:rPr>
+        <w:t>理论：</w:t>
+      </w:r>
+      <w:proofErr w:type="spellStart"/>
+      <w:r>
+        <w:rPr>
+          <w:rFonts w:hint="eastAsia"/>
+          <w:b/>
+          <w:bCs/>
+          <w:lang w:val="fr-FR"/>
+        </w:rPr>
+        <w:t>goffman</w:t>
+      </w:r>
+      <w:proofErr w:type="spellEnd"/>
       <w:r>
         <w:rPr>
           <w:rFonts w:hint="eastAsia"/>
@@ -1573,15 +1961,7 @@
           <w:bCs/>
           <w:lang w:val="fr-FR"/>
         </w:rPr>
-        <w:t>?</w:t>
-      </w:r>
-      <w:r>
-        <w:rPr>
-          <w:b/>
-          <w:bCs/>
-          <w:lang w:val="fr-FR"/>
-        </w:rPr>
-        <w:t xml:space="preserve"> </w:t>
+        <w:t xml:space="preserve">? </w:t>
       </w:r>
       <w:proofErr w:type="gramStart"/>
       <w:r>
@@ -1687,6 +2067,34 @@
       <w:pPr>
         <w:rPr>
           <w:rFonts w:hint="eastAsia"/>
+          <w:b/>
+          <w:bCs/>
+          <w:lang w:val="fr-FR"/>
+        </w:rPr>
+      </w:pPr>
+      <w:r>
+        <w:rPr>
+          <w:rFonts w:hint="eastAsia"/>
+          <w:b/>
+          <w:bCs/>
+          <w:lang w:val="fr-FR"/>
+        </w:rPr>
+        <w:t>机制：</w:t>
+      </w:r>
+      <w:r>
+        <w:rPr>
+          <w:rFonts w:hint="eastAsia"/>
+          <w:b/>
+          <w:bCs/>
+          <w:lang w:val="fr-FR"/>
+        </w:rPr>
+        <w:t>信号理论</w:t>
+      </w:r>
+    </w:p>
+    <w:p>
+      <w:pPr>
+        <w:rPr>
+          <w:rFonts w:hint="eastAsia"/>
           <w:lang w:val="fr-FR"/>
         </w:rPr>
       </w:pPr>
@@ -1696,6 +2104,54 @@
           <w:lang w:val="fr-FR"/>
         </w:rPr>
         <w:t>GET A NEAT INTRO</w:t>
+      </w:r>
+    </w:p>
+    <w:p>
+      <w:pPr>
+        <w:rPr>
+          <w:rFonts w:hint="eastAsia"/>
+          <w:b/>
+          <w:bCs/>
+          <w:lang w:val="fr-FR"/>
+        </w:rPr>
+      </w:pPr>
+    </w:p>
+    <w:p>
+      <w:pPr>
+        <w:rPr>
+          <w:rFonts w:hint="eastAsia"/>
+          <w:b/>
+          <w:bCs/>
+          <w:lang w:val="fr-FR"/>
+        </w:rPr>
+      </w:pPr>
+      <w:r>
+        <w:rPr>
+          <w:rFonts w:hint="eastAsia"/>
+          <w:b/>
+          <w:bCs/>
+          <w:highlight w:val="yellow"/>
+          <w:lang w:val="fr-FR"/>
+        </w:rPr>
+        <w:t>GAP：</w:t>
+      </w:r>
+      <w:r>
+        <w:rPr>
+          <w:rFonts w:hint="eastAsia"/>
+          <w:b/>
+          <w:bCs/>
+          <w:lang w:val="fr-FR"/>
+        </w:rPr>
+        <w:t>多模态，大事件冲击，平台情景</w:t>
+      </w:r>
+      <w:r>
+        <w:rPr>
+          <w:rFonts w:hint="eastAsia"/>
+          <w:b/>
+          <w:bCs/>
+          <w:lang w:val="fr-FR"/>
+        </w:rPr>
+        <w:t>？</w:t>
       </w:r>
     </w:p>
     <w:p>
@@ -1876,6 +2332,191 @@
     <w:p>
       <w:pPr>
         <w:rPr>
+          <w:highlight w:val="yellow"/>
+          <w:lang w:val="fr-FR"/>
+        </w:rPr>
+      </w:pPr>
+    </w:p>
+    <w:p>
+      <w:pPr>
+        <w:rPr>
+          <w:lang w:val="fr-FR"/>
+        </w:rPr>
+      </w:pPr>
+      <w:r>
+        <w:rPr>
+          <w:rFonts w:hint="eastAsia"/>
+          <w:highlight w:val="yellow"/>
+          <w:lang w:val="fr-FR"/>
+        </w:rPr>
+        <w:t>如何处理房东和房源变量</w:t>
+      </w:r>
+    </w:p>
+    <w:p>
+      <w:pPr>
+        <w:rPr>
+          <w:rFonts w:hint="eastAsia"/>
+          <w:lang w:val="fr-FR"/>
+        </w:rPr>
+      </w:pPr>
+      <w:r>
+        <w:rPr>
+          <w:lang w:val="fr-FR"/>
+        </w:rPr>
+        <w:tab/>
+      </w:r>
+    </w:p>
+    <w:p>
+      <w:pPr>
+        <w:rPr>
+          <w:lang w:val="fr-FR"/>
+        </w:rPr>
+      </w:pPr>
+      <w:r>
+        <w:rPr>
+          <w:rFonts w:hint="eastAsia"/>
+          <w:highlight w:val="yellow"/>
+          <w:lang w:val="fr-FR"/>
+        </w:rPr>
+        <w:t>为什么选择，怎么计算b</w:t>
+      </w:r>
+      <w:r>
+        <w:rPr>
+          <w:highlight w:val="yellow"/>
+          <w:lang w:val="fr-FR"/>
+        </w:rPr>
+        <w:t>ooking_rate_l90d</w:t>
+      </w:r>
+    </w:p>
+    <w:p>
+      <w:pPr>
+        <w:rPr>
+          <w:rFonts w:hint="eastAsia"/>
+          <w:lang w:val="fr-FR"/>
+        </w:rPr>
+      </w:pPr>
+      <w:r>
+        <w:rPr>
+          <w:lang w:val="fr-FR"/>
+        </w:rPr>
+        <w:tab/>
+      </w:r>
+      <w:proofErr w:type="spellStart"/>
+      <w:r>
+        <w:rPr>
+          <w:rFonts w:hint="eastAsia"/>
+          <w:highlight w:val="yellow"/>
+          <w:lang w:val="fr-FR"/>
+        </w:rPr>
+        <w:t>booking</w:t>
+      </w:r>
+      <w:r>
+        <w:rPr>
+          <w:highlight w:val="yellow"/>
+          <w:lang w:val="fr-FR"/>
+        </w:rPr>
+        <w:t>_rate</w:t>
+      </w:r>
+      <w:proofErr w:type="spellEnd"/>
+      <w:r>
+        <w:rPr>
+          <w:rFonts w:hint="eastAsia"/>
+          <w:highlight w:val="yellow"/>
+          <w:lang w:val="fr-FR"/>
+        </w:rPr>
+        <w:t>迅速下降，被房东梳理</w:t>
+      </w:r>
+      <w:r>
+        <w:rPr>
+          <w:rFonts w:hint="eastAsia"/>
+          <w:highlight w:val="yellow"/>
+          <w:lang w:val="fr-FR"/>
+        </w:rPr>
+        <w:t>稀释</w:t>
+      </w:r>
+    </w:p>
+    <w:p>
+      <w:pPr>
+        <w:rPr>
+          <w:highlight w:val="yellow"/>
+          <w:lang w:val="fr-FR"/>
+        </w:rPr>
+      </w:pPr>
+      <w:r>
+        <w:rPr>
+          <w:rFonts w:hint="eastAsia"/>
+          <w:highlight w:val="yellow"/>
+          <w:lang w:val="fr-FR"/>
+        </w:rPr>
+        <w:t>四个groups的分布</w:t>
+      </w:r>
+    </w:p>
+    <w:p>
+      <w:pPr>
+        <w:rPr>
+          <w:rFonts w:hint="eastAsia"/>
+          <w:highlight w:val="yellow"/>
+          <w:lang w:val="fr-FR"/>
+        </w:rPr>
+      </w:pPr>
+      <w:r>
+        <w:rPr>
+          <w:rFonts w:hint="eastAsia"/>
+          <w:highlight w:val="yellow"/>
+          <w:lang w:val="fr-FR"/>
+        </w:rPr>
+        <w:t>语言分布</w:t>
+      </w:r>
+    </w:p>
+    <w:p>
+      <w:pPr>
+        <w:rPr>
+          <w:highlight w:val="yellow"/>
+          <w:lang w:val="fr-FR"/>
+        </w:rPr>
+      </w:pPr>
+      <w:r>
+        <w:rPr>
+          <w:rFonts w:hint="eastAsia"/>
+          <w:highlight w:val="yellow"/>
+          <w:lang w:val="fr-FR"/>
+        </w:rPr>
+        <w:t>文本缺失情况</w:t>
+      </w:r>
+    </w:p>
+    <w:p>
+      <w:pPr>
+        <w:rPr>
+          <w:lang w:val="fr-FR"/>
+        </w:rPr>
+      </w:pPr>
+      <w:r>
+        <w:rPr>
+          <w:rFonts w:hint="eastAsia"/>
+          <w:highlight w:val="yellow"/>
+          <w:lang w:val="fr-FR"/>
+        </w:rPr>
+        <w:t>专业房东如何定义？</w:t>
+      </w:r>
+    </w:p>
+    <w:p>
+      <w:pPr>
+        <w:rPr>
+          <w:lang w:val="fr-FR"/>
+        </w:rPr>
+      </w:pPr>
+    </w:p>
+    <w:p>
+      <w:pPr>
+        <w:rPr>
+          <w:rFonts w:hint="eastAsia"/>
+          <w:lang w:val="fr-FR"/>
+        </w:rPr>
+      </w:pPr>
+    </w:p>
+    <w:p>
+      <w:pPr>
+        <w:rPr>
           <w:rFonts w:hint="eastAsia"/>
           <w:lang w:val="fr-FR"/>
         </w:rPr>
@@ -2024,113 +2665,140 @@
         <w:rPr>
           <w:b/>
           <w:bCs/>
+          <w:highlight w:val="yellow"/>
+          <w:lang w:val="fr-FR"/>
+        </w:rPr>
+        <w:t>Operationalization</w:t>
+      </w:r>
+      <w:proofErr w:type="spellEnd"/>
+      <w:r>
+        <w:rPr>
+          <w:rFonts w:hint="eastAsia"/>
+          <w:b/>
+          <w:bCs/>
+          <w:highlight w:val="yellow"/>
+          <w:lang w:val="fr-FR"/>
+        </w:rPr>
+        <w:t>流程图</w:t>
+      </w:r>
+      <w:r>
+        <w:rPr>
+          <w:rFonts w:hint="eastAsia"/>
+          <w:b/>
+          <w:bCs/>
+          <w:lang w:val="fr-FR"/>
+        </w:rPr>
+        <w:t>+</w:t>
+      </w:r>
+      <w:r>
+        <w:rPr>
+          <w:rFonts w:hint="eastAsia"/>
+          <w:b/>
+          <w:bCs/>
+          <w:highlight w:val="yellow"/>
+          <w:lang w:val="fr-FR"/>
+        </w:rPr>
+        <w:t>例子</w:t>
+      </w:r>
+      <w:r>
+        <w:rPr>
+          <w:b/>
+          <w:bCs/>
+          <w:lang w:val="fr-FR"/>
+        </w:rPr>
+        <w:t>:</w:t>
+      </w:r>
+      <w:r>
+        <w:rPr>
+          <w:rFonts w:ascii="Segoe UI Emoji" w:hAnsi="Segoe UI Emoji" w:cs="Segoe UI Emoji"/>
+          <w:b/>
+          <w:bCs/>
+          <w:lang w:val="fr-FR"/>
+        </w:rPr>
+        <w:t xml:space="preserve"> </w:t>
+      </w:r>
+      <w:r>
+        <w:rPr>
+          <w:b/>
+          <w:bCs/>
+        </w:rPr>
+        <w:t>把抽象概念变成可以测量的数据的过程</w:t>
+      </w:r>
+    </w:p>
+    <w:p>
+      <w:pPr>
+        <w:rPr>
+          <w:rFonts w:hint="eastAsia"/>
+          <w:b/>
+          <w:bCs/>
+          <w:lang w:val="fr-FR"/>
+        </w:rPr>
+      </w:pPr>
+      <w:proofErr w:type="gramStart"/>
+      <w:r>
+        <w:rPr>
+          <w:b/>
+          <w:bCs/>
+        </w:rPr>
+        <w:t>我们想测一个</w:t>
+      </w:r>
+      <w:proofErr w:type="gramEnd"/>
+      <w:r>
+        <w:rPr>
+          <w:b/>
+          <w:bCs/>
+          <w:lang w:val="fr-FR"/>
+        </w:rPr>
+        <w:t>“</w:t>
+      </w:r>
+      <w:r>
+        <w:rPr>
+          <w:b/>
+          <w:bCs/>
+        </w:rPr>
+        <w:t>看不见的东西</w:t>
+      </w:r>
+      <w:r>
+        <w:rPr>
+          <w:b/>
+          <w:bCs/>
+          <w:lang w:val="fr-FR"/>
+        </w:rPr>
+        <w:t xml:space="preserve">”（latent </w:t>
+      </w:r>
+      <w:proofErr w:type="spellStart"/>
+      <w:r>
+        <w:rPr>
+          <w:b/>
+          <w:bCs/>
+          <w:lang w:val="fr-FR"/>
+        </w:rPr>
+        <w:t>construct</w:t>
+      </w:r>
+      <w:proofErr w:type="spellEnd"/>
+      <w:r>
+        <w:rPr>
+          <w:b/>
+          <w:bCs/>
+          <w:lang w:val="fr-FR"/>
+        </w:rPr>
+        <w:t>）</w:t>
+      </w:r>
+      <w:r>
+        <w:rPr>
+          <w:b/>
+          <w:bCs/>
+          <w:lang w:val="fr-FR"/>
+        </w:rPr>
+        <w:br/>
+      </w:r>
+      <w:r>
+        <w:rPr>
+          <w:b/>
+          <w:bCs/>
           <w:lang w:val="fr-FR"/>
         </w:rPr>
         <w:lastRenderedPageBreak/>
-        <w:t>Operationalization</w:t>
-      </w:r>
-      <w:proofErr w:type="spellEnd"/>
-      <w:r>
-        <w:rPr>
-          <w:b/>
-          <w:bCs/>
-          <w:lang w:val="fr-FR"/>
-        </w:rPr>
-        <w:t>:</w:t>
-      </w:r>
-      <w:r>
-        <w:rPr>
-          <w:rFonts w:ascii="Segoe UI Emoji" w:hAnsi="Segoe UI Emoji" w:cs="Segoe UI Emoji"/>
-          <w:b/>
-          <w:bCs/>
-          <w:lang w:val="fr-FR"/>
-        </w:rPr>
-        <w:t xml:space="preserve"> </w:t>
-      </w:r>
-      <w:r>
-        <w:rPr>
-          <w:b/>
-          <w:bCs/>
-        </w:rPr>
-        <w:t>把抽象概念变成可以测量的数据的过程</w:t>
-      </w:r>
-    </w:p>
-    <w:p>
-      <w:pPr>
-        <w:rPr>
-          <w:rFonts w:hint="eastAsia"/>
-          <w:b/>
-          <w:bCs/>
-          <w:lang w:val="fr-FR"/>
-        </w:rPr>
-      </w:pPr>
-    </w:p>
-    <w:p>
-      <w:pPr>
-        <w:rPr>
-          <w:rFonts w:hint="eastAsia"/>
-          <w:b/>
-          <w:bCs/>
-          <w:lang w:val="fr-FR"/>
-        </w:rPr>
-      </w:pPr>
-      <w:proofErr w:type="gramStart"/>
-      <w:r>
-        <w:rPr>
-          <w:b/>
-          <w:bCs/>
-        </w:rPr>
-        <w:t>我们想测一个</w:t>
-      </w:r>
-      <w:proofErr w:type="gramEnd"/>
-      <w:r>
-        <w:rPr>
-          <w:b/>
-          <w:bCs/>
-          <w:lang w:val="fr-FR"/>
-        </w:rPr>
-        <w:t>“</w:t>
-      </w:r>
-      <w:r>
-        <w:rPr>
-          <w:b/>
-          <w:bCs/>
-        </w:rPr>
-        <w:t>看不见的东西</w:t>
-      </w:r>
-      <w:r>
-        <w:rPr>
-          <w:b/>
-          <w:bCs/>
-          <w:lang w:val="fr-FR"/>
-        </w:rPr>
-        <w:t xml:space="preserve">”（latent </w:t>
-      </w:r>
-      <w:proofErr w:type="spellStart"/>
-      <w:r>
-        <w:rPr>
-          <w:b/>
-          <w:bCs/>
-          <w:lang w:val="fr-FR"/>
-        </w:rPr>
-        <w:t>construct</w:t>
-      </w:r>
-      <w:proofErr w:type="spellEnd"/>
-      <w:r>
-        <w:rPr>
-          <w:b/>
-          <w:bCs/>
-          <w:lang w:val="fr-FR"/>
-        </w:rPr>
-        <w:t>）</w:t>
-      </w:r>
-      <w:r>
-        <w:rPr>
-          <w:b/>
-          <w:bCs/>
-          <w:lang w:val="fr-FR"/>
-        </w:rPr>
-        <w:br/>
         <w:t xml:space="preserve">→ </w:t>
       </w:r>
       <w:r>
@@ -2361,23 +3029,11 @@
           <w:tab w:val="left" w:pos="1966"/>
         </w:tabs>
         <w:rPr>
-          <w:rFonts w:hint="eastAsia"/>
-          <w:lang w:val="fr-FR"/>
-        </w:rPr>
-      </w:pPr>
-      <w:r>
-        <w:rPr>
-          <w:rFonts w:hint="eastAsia"/>
-          <w:lang w:val="fr-FR"/>
-        </w:rPr>
-        <w:t>I</w:t>
-      </w:r>
-      <w:r>
-        <w:rPr>
-          <w:lang w:val="fr-FR"/>
-        </w:rPr>
-        <w:t>tems :</w:t>
-      </w:r>
+          <w:b/>
+          <w:bCs/>
+          <w:lang w:val="fr-FR"/>
+        </w:rPr>
+      </w:pPr>
     </w:p>
     <w:p>
       <w:pPr>
@@ -2386,12 +3042,46 @@
         </w:tabs>
         <w:rPr>
           <w:rFonts w:hint="eastAsia"/>
-          <w:lang w:val="fr-FR"/>
-        </w:rPr>
-      </w:pPr>
-      <w:proofErr w:type="spellStart"/>
-      <w:r>
-        <w:rPr>
+          <w:b/>
+          <w:bCs/>
+          <w:lang w:val="fr-FR"/>
+        </w:rPr>
+      </w:pPr>
+      <w:r>
+        <w:rPr>
+          <w:rFonts w:hint="eastAsia"/>
+          <w:b/>
+          <w:bCs/>
+          <w:lang w:val="fr-FR"/>
+        </w:rPr>
+        <w:t>I</w:t>
+      </w:r>
+      <w:r>
+        <w:rPr>
+          <w:b/>
+          <w:bCs/>
+          <w:lang w:val="fr-FR"/>
+        </w:rPr>
+        <w:t>tems :</w:t>
+      </w:r>
+    </w:p>
+    <w:p>
+      <w:pPr>
+        <w:tabs>
+          <w:tab w:val="left" w:pos="1966"/>
+        </w:tabs>
+        <w:rPr>
+          <w:rFonts w:hint="eastAsia"/>
+          <w:b/>
+          <w:bCs/>
+          <w:lang w:val="fr-FR"/>
+        </w:rPr>
+      </w:pPr>
+      <w:proofErr w:type="spellStart"/>
+      <w:r>
+        <w:rPr>
+          <w:b/>
+          <w:bCs/>
           <w:lang w:val="fr-FR"/>
         </w:rPr>
         <w:t>Reliability</w:t>
@@ -2399,6 +3089,8 @@
       <w:proofErr w:type="spellEnd"/>
       <w:r>
         <w:rPr>
+          <w:b/>
+          <w:bCs/>
           <w:lang w:val="fr-FR"/>
         </w:rPr>
         <w:t xml:space="preserve"> &amp; </w:t>
@@ -2407,12 +3099,16 @@
       <w:r>
         <w:rPr>
           <w:rFonts w:hint="eastAsia"/>
+          <w:b/>
+          <w:bCs/>
           <w:lang w:val="fr-FR"/>
         </w:rPr>
         <w:t>V</w:t>
       </w:r>
       <w:r>
         <w:rPr>
+          <w:b/>
+          <w:bCs/>
           <w:lang w:val="fr-FR"/>
         </w:rPr>
         <w:t>alidity</w:t>
@@ -2420,6 +3116,8 @@
       <w:proofErr w:type="spellEnd"/>
       <w:r>
         <w:rPr>
+          <w:b/>
+          <w:bCs/>
           <w:lang w:val="fr-FR"/>
         </w:rPr>
         <w:t xml:space="preserve"> : </w:t>
@@ -2836,6 +3534,24 @@
     <w:p>
       <w:pPr>
         <w:rPr>
+          <w:b/>
+          <w:bCs/>
+        </w:rPr>
+      </w:pPr>
+      <w:hyperlink r:id="rId11" w:history="1">
+        <w:r>
+          <w:rPr>
+            <w:rStyle w:val="af4"/>
+            <w:b/>
+            <w:bCs/>
+          </w:rPr>
+          <w:t>MoritzLaurer/bge-m3-zeroshot-v2.0 · Hugging Face</w:t>
+        </w:r>
+      </w:hyperlink>
+    </w:p>
+    <w:p>
+      <w:pPr>
+        <w:rPr>
           <w:rFonts w:hint="eastAsia"/>
           <w:lang w:val="fr-FR"/>
         </w:rPr>
@@ -2920,8 +3636,81 @@
     <w:p>
       <w:pPr>
         <w:rPr>
-          <w:rFonts w:hint="eastAsia"/>
-          <w:lang w:val="fr-FR"/>
+          <w:b/>
+          <w:bCs/>
+          <w:lang w:val="fr-FR"/>
+        </w:rPr>
+      </w:pPr>
+      <w:r>
+        <w:rPr>
+          <w:rFonts w:hint="eastAsia"/>
+          <w:b/>
+          <w:bCs/>
+          <w:highlight w:val="yellow"/>
+          <w:lang w:val="fr-FR"/>
+        </w:rPr>
+        <w:t>Ex</w:t>
+      </w:r>
+    </w:p>
+    <w:p>
+      <w:pPr>
+        <w:rPr>
+          <w:b/>
+          <w:bCs/>
+          <w:lang w:val="fr-FR"/>
+        </w:rPr>
+      </w:pPr>
+      <w:r>
+        <w:rPr>
+          <w:rFonts w:hint="eastAsia"/>
+          <w:b/>
+          <w:bCs/>
+          <w:highlight w:val="yellow"/>
+          <w:lang w:val="fr-FR"/>
+        </w:rPr>
+        <w:t>C</w:t>
+      </w:r>
+      <w:r>
+        <w:rPr>
+          <w:b/>
+          <w:bCs/>
+          <w:highlight w:val="yellow"/>
+          <w:lang w:val="fr-FR"/>
+        </w:rPr>
+        <w:t>omparai</w:t>
+      </w:r>
+      <w:r>
+        <w:rPr>
+          <w:b/>
+          <w:bCs/>
+          <w:highlight w:val="yellow"/>
+          <w:lang w:val="fr-FR"/>
+        </w:rPr>
+        <w:t>s</w:t>
+      </w:r>
+      <w:r>
+        <w:rPr>
+          <w:b/>
+          <w:bCs/>
+          <w:highlight w:val="yellow"/>
+          <w:lang w:val="fr-FR"/>
+        </w:rPr>
+        <w:t>on des diff mod</w:t>
+      </w:r>
+    </w:p>
+    <w:p>
+      <w:pPr>
+        <w:rPr>
+          <w:b/>
+          <w:bCs/>
+        </w:rPr>
+      </w:pPr>
+    </w:p>
+    <w:p>
+      <w:pPr>
+        <w:rPr>
+          <w:b/>
+          <w:bCs/>
         </w:rPr>
       </w:pPr>
     </w:p>
@@ -2937,6 +3726,7 @@
         <w:rPr>
           <w:lang w:val="fr-FR"/>
         </w:rPr>
+        <w:lastRenderedPageBreak/>
         <w:t>FA :</w:t>
       </w:r>
     </w:p>
@@ -2989,7 +3779,32 @@
     <w:p>
       <w:pPr>
         <w:rPr>
-          <w:rFonts w:hint="eastAsia"/>
+          <w:b/>
+          <w:bCs/>
+          <w:lang w:val="fr-FR"/>
+        </w:rPr>
+      </w:pPr>
+      <w:r>
+        <w:rPr>
+          <w:rFonts w:hint="eastAsia"/>
+          <w:b/>
+          <w:bCs/>
+          <w:lang w:val="fr-FR"/>
+        </w:rPr>
+        <w:t>I</w:t>
+      </w:r>
+      <w:r>
+        <w:rPr>
+          <w:b/>
+          <w:bCs/>
+          <w:lang w:val="fr-FR"/>
+        </w:rPr>
+        <w:t>ntro de fonction de fa</w:t>
+      </w:r>
+    </w:p>
+    <w:p>
+      <w:pPr>
+        <w:rPr>
           <w:b/>
           <w:bCs/>
           <w:lang w:val="fr-FR"/>
@@ -3582,6 +4397,14 @@
           <w:lang w:val="fr-FR"/>
         </w:rPr>
         <w:br/>
+      </w:r>
+      <w:r>
+        <w:rPr>
+          <w:b/>
+          <w:bCs/>
+          <w:lang w:val="fr-FR"/>
+        </w:rPr>
+        <w:lastRenderedPageBreak/>
         <w:t>Cela garantit à la fois une bonne représentativité et une distinction claire entre les tactiques.</w:t>
       </w:r>
     </w:p>
@@ -3647,7 +4470,6 @@
           <w:bCs/>
           <w:lang w:val="fr-FR"/>
         </w:rPr>
-        <w:lastRenderedPageBreak/>
         <w:t>a</w:t>
       </w:r>
       <w:r>
@@ -3800,8 +4622,34 @@
           <w:bCs/>
           <w:lang w:val="fr-FR"/>
         </w:rPr>
-        <w:t>’autres paramètres :</w:t>
-      </w:r>
+        <w:t>’autres paramètres </w:t>
+      </w:r>
+      <w:r>
+        <w:rPr>
+          <w:b/>
+          <w:bCs/>
+          <w:lang w:val="fr-FR"/>
+        </w:rPr>
+        <w:t xml:space="preserve">de </w:t>
+      </w:r>
+      <w:proofErr w:type="gramStart"/>
+      <w:r>
+        <w:rPr>
+          <w:b/>
+          <w:bCs/>
+          <w:lang w:val="fr-FR"/>
+        </w:rPr>
+        <w:t>FA</w:t>
+      </w:r>
+      <w:r>
+        <w:rPr>
+          <w:b/>
+          <w:bCs/>
+          <w:lang w:val="fr-FR"/>
+        </w:rPr>
+        <w:t>:</w:t>
+      </w:r>
+      <w:proofErr w:type="gramEnd"/>
     </w:p>
     <w:p>
       <w:pPr>
@@ -4090,7 +4938,6 @@
     <w:p>
       <w:pPr>
         <w:rPr>
-          <w:rFonts w:hint="eastAsia"/>
           <w:b/>
           <w:bCs/>
           <w:color w:val="0070C0"/>
@@ -4118,9 +4965,7 @@
           <w:lang w:val="fr-FR"/>
         </w:rPr>
       </w:pPr>
-    </w:p>
-    <w:p>
-      <w:pPr>
+      <w:r>
         <w:rPr>
           <w:rFonts w:hint="eastAsia"/>
           <w:b/>
@@ -4128,20 +4973,19 @@
           <w:color w:val="0070C0"/>
           <w:lang w:val="fr-FR"/>
         </w:rPr>
-      </w:pPr>
-      <w:r>
-        <w:rPr>
-          <w:rFonts w:hint="eastAsia"/>
+        <w:t>自定义的γ（gamma）和Σ（sigma）？</w:t>
+      </w:r>
+    </w:p>
+    <w:p>
+      <w:pPr>
+        <w:rPr>
           <w:b/>
           <w:bCs/>
           <w:color w:val="0070C0"/>
           <w:lang w:val="fr-FR"/>
         </w:rPr>
-        <w:t>自定义的γ（gamma）和Σ（sigma）？</w:t>
-      </w:r>
-    </w:p>
-    <w:p>
-      <w:pPr>
+      </w:pPr>
+      <w:r>
         <w:rPr>
           <w:rFonts w:hint="eastAsia"/>
           <w:b/>
@@ -4149,15 +4993,6 @@
           <w:color w:val="0070C0"/>
           <w:lang w:val="fr-FR"/>
         </w:rPr>
-      </w:pPr>
-      <w:r>
-        <w:rPr>
-          <w:rFonts w:hint="eastAsia"/>
-          <w:b/>
-          <w:bCs/>
-          <w:color w:val="0070C0"/>
-          <w:lang w:val="fr-FR"/>
-        </w:rPr>
         <w:t>第一和第二贡献的factor</w:t>
       </w:r>
     </w:p>
@@ -4170,16 +5005,6 @@
           <w:lang w:val="fr-FR"/>
         </w:rPr>
       </w:pPr>
-    </w:p>
-    <w:p>
-      <w:pPr>
-        <w:rPr>
-          <w:rFonts w:hint="eastAsia"/>
-          <w:b/>
-          <w:bCs/>
-          <w:lang w:val="fr-FR"/>
-        </w:rPr>
-      </w:pPr>
       <w:r>
         <w:rPr>
           <w:rFonts w:hint="eastAsia"/>
@@ -4398,6 +5223,280 @@
           <w:lang w:val="fr-FR"/>
         </w:rPr>
       </w:pPr>
+      <w:proofErr w:type="spellStart"/>
+      <w:r>
+        <w:rPr>
+          <w:rFonts w:hint="eastAsia"/>
+          <w:lang w:val="fr-FR"/>
+        </w:rPr>
+        <w:lastRenderedPageBreak/>
+        <w:t>H</w:t>
+      </w:r>
+      <w:r>
+        <w:rPr>
+          <w:lang w:val="fr-FR"/>
+        </w:rPr>
+        <w:t>ost_</w:t>
+      </w:r>
+      <w:proofErr w:type="gramStart"/>
+      <w:r>
+        <w:rPr>
+          <w:lang w:val="fr-FR"/>
+        </w:rPr>
+        <w:t>pi</w:t>
+      </w:r>
+      <w:r>
+        <w:rPr>
+          <w:lang w:val="fr-FR"/>
+        </w:rPr>
+        <w:t>c</w:t>
+      </w:r>
+      <w:proofErr w:type="spellEnd"/>
+      <w:r>
+        <w:rPr>
+          <w:lang w:val="fr-FR"/>
+        </w:rPr>
+        <w:t>:</w:t>
+      </w:r>
+      <w:proofErr w:type="gramEnd"/>
+    </w:p>
+    <w:p>
+      <w:pPr>
+        <w:rPr>
+          <w:b/>
+          <w:bCs/>
+          <w:lang w:val="fr-FR"/>
+        </w:rPr>
+      </w:pPr>
+      <w:r>
+        <w:rPr>
+          <w:rFonts w:hint="eastAsia"/>
+          <w:b/>
+          <w:bCs/>
+          <w:highlight w:val="yellow"/>
+          <w:lang w:val="fr-FR"/>
+        </w:rPr>
+        <w:t>分几类，怎么分，</w:t>
+      </w:r>
+      <w:r>
+        <w:rPr>
+          <w:rFonts w:hint="eastAsia"/>
+          <w:b/>
+          <w:bCs/>
+          <w:highlight w:val="yellow"/>
+          <w:lang w:val="fr-FR"/>
+        </w:rPr>
+        <w:t>ex</w:t>
+      </w:r>
+    </w:p>
+    <w:p>
+      <w:pPr>
+        <w:rPr>
+          <w:lang w:val="fr-FR"/>
+        </w:rPr>
+      </w:pPr>
+    </w:p>
+    <w:p>
+      <w:pPr>
+        <w:rPr>
+          <w:rFonts w:hint="eastAsia"/>
+          <w:lang w:val="fr-FR"/>
+        </w:rPr>
+      </w:pPr>
+      <w:proofErr w:type="spellStart"/>
+      <w:r>
+        <w:rPr>
+          <w:rFonts w:hint="eastAsia"/>
+          <w:lang w:val="fr-FR"/>
+        </w:rPr>
+        <w:t>P</w:t>
+      </w:r>
+      <w:r>
+        <w:rPr>
+          <w:lang w:val="fr-FR"/>
+        </w:rPr>
+        <w:t>ro_</w:t>
+      </w:r>
+      <w:r>
+        <w:rPr>
+          <w:rFonts w:hint="eastAsia"/>
+          <w:lang w:val="fr-FR"/>
+        </w:rPr>
+        <w:t>type</w:t>
+      </w:r>
+      <w:proofErr w:type="spellEnd"/>
+      <w:r>
+        <w:rPr>
+          <w:lang w:val="fr-FR"/>
+        </w:rPr>
+        <w:t> :</w:t>
+      </w:r>
+      <w:r>
+        <w:rPr>
+          <w:rFonts w:hint="eastAsia"/>
+          <w:lang w:val="fr-FR"/>
+        </w:rPr>
+        <w:t>正面大头照，作为</w:t>
+      </w:r>
+      <w:r>
+        <w:rPr>
+          <w:rFonts w:hint="eastAsia"/>
+          <w:b/>
+          <w:bCs/>
+          <w:lang w:val="fr-FR"/>
+        </w:rPr>
+        <w:t>身份识别</w:t>
+      </w:r>
+      <w:r>
+        <w:rPr>
+          <w:rFonts w:hint="eastAsia"/>
+          <w:lang w:val="fr-FR"/>
+        </w:rPr>
+        <w:t>，展示，背景简单，不透露更多信息</w:t>
+      </w:r>
+    </w:p>
+    <w:p>
+      <w:pPr>
+        <w:rPr>
+          <w:rFonts w:hint="eastAsia"/>
+          <w:lang w:val="fr-FR"/>
+        </w:rPr>
+      </w:pPr>
+      <w:proofErr w:type="spellStart"/>
+      <w:r>
+        <w:rPr>
+          <w:rFonts w:hint="eastAsia"/>
+          <w:lang w:val="fr-FR"/>
+        </w:rPr>
+        <w:t>Life</w:t>
+      </w:r>
+      <w:r>
+        <w:rPr>
+          <w:lang w:val="fr-FR"/>
+        </w:rPr>
+        <w:t>_</w:t>
+      </w:r>
+      <w:r>
+        <w:rPr>
+          <w:rFonts w:hint="eastAsia"/>
+          <w:lang w:val="fr-FR"/>
+        </w:rPr>
+        <w:t>type</w:t>
+      </w:r>
+      <w:proofErr w:type="spellEnd"/>
+      <w:r>
+        <w:rPr>
+          <w:lang w:val="fr-FR"/>
+        </w:rPr>
+        <w:t> :</w:t>
+      </w:r>
+      <w:r>
+        <w:rPr>
+          <w:rFonts w:hint="eastAsia"/>
+          <w:lang w:val="fr-FR"/>
+        </w:rPr>
+        <w:t xml:space="preserve"> 背景信息丰富</w:t>
+      </w:r>
+      <w:r>
+        <w:rPr>
+          <w:rFonts w:hint="eastAsia"/>
+          <w:lang w:val="fr-FR"/>
+        </w:rPr>
+        <w:t>，</w:t>
+      </w:r>
+      <w:r>
+        <w:rPr>
+          <w:rFonts w:hint="eastAsia"/>
+          <w:lang w:val="fr-FR"/>
+        </w:rPr>
+        <w:t>生活场景，展示</w:t>
+      </w:r>
+      <w:r>
+        <w:rPr>
+          <w:rFonts w:hint="eastAsia"/>
+          <w:lang w:val="fr-FR"/>
+        </w:rPr>
+        <w:t>兴趣爱好，家庭等，</w:t>
+      </w:r>
+      <w:r>
+        <w:rPr>
+          <w:rFonts w:hint="eastAsia"/>
+          <w:lang w:val="fr-FR"/>
+        </w:rPr>
+        <w:t>用于展示个人性格特征，亲近感。</w:t>
+      </w:r>
+    </w:p>
+    <w:p>
+      <w:pPr>
+        <w:rPr>
+          <w:rFonts w:hint="eastAsia"/>
+          <w:lang w:val="fr-FR"/>
+        </w:rPr>
+      </w:pPr>
+      <w:proofErr w:type="spellStart"/>
+      <w:r>
+        <w:rPr>
+          <w:rFonts w:hint="eastAsia"/>
+          <w:lang w:val="fr-FR"/>
+        </w:rPr>
+        <w:t>No</w:t>
+      </w:r>
+      <w:r>
+        <w:rPr>
+          <w:lang w:val="fr-FR"/>
+        </w:rPr>
+        <w:t>_person</w:t>
+      </w:r>
+      <w:proofErr w:type="spellEnd"/>
+      <w:r>
+        <w:rPr>
+          <w:lang w:val="fr-FR"/>
+        </w:rPr>
+        <w:t> :</w:t>
+      </w:r>
+      <w:r>
+        <w:rPr>
+          <w:rFonts w:hint="eastAsia"/>
+          <w:lang w:val="fr-FR"/>
+        </w:rPr>
+        <w:t xml:space="preserve"> 室内照片，目的地风景照，地标建筑，不包括人物的生活照片，logo，</w:t>
+      </w:r>
+      <w:r>
+        <w:rPr>
+          <w:rFonts w:hint="eastAsia"/>
+          <w:lang w:val="fr-FR"/>
+        </w:rPr>
+        <w:t>动物等</w:t>
+      </w:r>
+    </w:p>
+    <w:p>
+      <w:pPr>
+        <w:rPr>
+          <w:rFonts w:hint="eastAsia"/>
+          <w:b/>
+          <w:bCs/>
+          <w:lang w:val="fr-FR"/>
+        </w:rPr>
+      </w:pPr>
+    </w:p>
+    <w:p>
+      <w:pPr>
+        <w:rPr>
+          <w:rFonts w:hint="eastAsia"/>
+          <w:b/>
+          <w:bCs/>
+          <w:lang w:val="fr-FR"/>
+        </w:rPr>
+      </w:pPr>
+    </w:p>
+    <w:p>
+      <w:pPr>
+        <w:pStyle w:val="2"/>
+        <w:rPr>
+          <w:rFonts w:hint="eastAsia"/>
+          <w:lang w:val="fr-FR"/>
+        </w:rPr>
+      </w:pPr>
       <w:r>
         <w:rPr>
           <w:lang w:val="fr-FR"/>
@@ -4425,27 +5524,6 @@
     <w:p>
       <w:pPr>
         <w:rPr>
-          <w:rFonts w:hint="eastAsia"/>
-          <w:b/>
-          <w:bCs/>
-          <w:lang w:val="fr-FR"/>
-        </w:rPr>
-      </w:pPr>
-    </w:p>
-    <w:p>
-      <w:pPr>
-        <w:rPr>
-          <w:rFonts w:hint="eastAsia"/>
-          <w:b/>
-          <w:bCs/>
-          <w:lang w:val="fr-FR"/>
-        </w:rPr>
-      </w:pPr>
-    </w:p>
-    <w:p>
-      <w:pPr>
-        <w:rPr>
-          <w:rFonts w:hint="eastAsia"/>
           <w:b/>
           <w:bCs/>
           <w:lang w:val="fr-FR"/>
@@ -4942,6 +6020,7 @@
           <w:b/>
           <w:bCs/>
         </w:rPr>
+        <w:lastRenderedPageBreak/>
         <w:t>并非同一组房东</w:t>
       </w:r>
       <w:r>
@@ -5221,7 +6300,6 @@
           <w:b/>
           <w:bCs/>
         </w:rPr>
-        <w:lastRenderedPageBreak/>
         <w:t>Lang</w:t>
       </w:r>
       <w:r>
@@ -6524,6 +7602,7 @@
               </w:rPr>
             </w:pPr>
             <w:r>
+              <w:lastRenderedPageBreak/>
               <w:t>Paris 2023</w:t>
             </w:r>
           </w:p>
@@ -7142,6 +8221,7 @@
           <w:noProof/>
           <w:lang w:val="fr-FR"/>
         </w:rPr>
+        <w:lastRenderedPageBreak/>
         <w:drawing>
           <wp:inline distT="0" distB="0" distL="0" distR="0" wp14:anchorId="1D3142A0" wp14:editId="05D5B40B">
             <wp:extent cx="2594172" cy="1884882"/>
@@ -7158,7 +8238,7 @@
                     <pic:cNvPicPr/>
                   </pic:nvPicPr>
                   <pic:blipFill>
-                    <a:blip r:embed="rId7"/>
+                    <a:blip r:embed="rId12"/>
                     <a:stretch>
                       <a:fillRect/>
                     </a:stretch>
@@ -7219,13 +8299,13 @@
         <mc:AlternateContent>
           <mc:Choice Requires="wps">
             <w:drawing>
-              <wp:anchor distT="0" distB="0" distL="114300" distR="114300" simplePos="0" relativeHeight="251666432" behindDoc="0" locked="0" layoutInCell="1" allowOverlap="1" wp14:anchorId="04E424FC" wp14:editId="28C2F077">
+              <wp:anchor distT="0" distB="0" distL="114300" distR="114300" simplePos="0" relativeHeight="251666432" behindDoc="0" locked="0" layoutInCell="1" allowOverlap="1" wp14:anchorId="04E424FC" wp14:editId="3E72932A">
                 <wp:simplePos x="0" y="0"/>
                 <wp:positionH relativeFrom="column">
-                  <wp:posOffset>1157199</wp:posOffset>
+                  <wp:posOffset>1156970</wp:posOffset>
                 </wp:positionH>
                 <wp:positionV relativeFrom="paragraph">
-                  <wp:posOffset>210694</wp:posOffset>
+                  <wp:posOffset>215128</wp:posOffset>
                 </wp:positionV>
                 <wp:extent cx="863284" cy="522514"/>
                 <wp:effectExtent l="0" t="0" r="70485" b="49530"/>
@@ -7277,11 +8357,11 @@
           </mc:Choice>
           <mc:Fallback>
             <w:pict>
-              <v:shapetype w14:anchorId="2D96CBD6" id="_x0000_t32" coordsize="21600,21600" o:spt="32" o:oned="t" path="m,l21600,21600e" filled="f">
+              <v:shapetype w14:anchorId="0258883A" id="_x0000_t32" coordsize="21600,21600" o:spt="32" o:oned="t" path="m,l21600,21600e" filled="f">
                 <v:path arrowok="t" fillok="f" o:connecttype="none"/>
                 <o:lock v:ext="edit" shapetype="t"/>
               </v:shapetype>
-              <v:shape id="直接箭头连接符 3" o:spid="_x0000_s1026" type="#_x0000_t32" style="position:absolute;margin-left:91.1pt;margin-top:16.6pt;width:68pt;height:41.15pt;z-index:251666432;visibility:visible;mso-wrap-style:square;mso-width-percent:0;mso-height-percent:0;mso-wrap-distance-left:9pt;mso-wrap-distance-top:0;mso-wrap-distance-right:9pt;mso-wrap-distance-bottom:0;mso-position-horizontal:absolute;mso-position-horizontal-relative:text;mso-position-vertical:absolute;mso-position-vertical-relative:text;mso-width-percent:0;mso-height-percent:0;mso-width-relative:margin;mso-height-relative:margin" o:gfxdata="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" strokecolor="black [3200]" strokeweight="1pt">
+              <v:shape id="直接箭头连接符 3" o:spid="_x0000_s1026" type="#_x0000_t32" style="position:absolute;margin-left:91.1pt;margin-top:16.95pt;width:68pt;height:41.15pt;z-index:251666432;visibility:visible;mso-wrap-style:square;mso-width-percent:0;mso-height-percent:0;mso-wrap-distance-left:9pt;mso-wrap-distance-top:0;mso-wrap-distance-right:9pt;mso-wrap-distance-bottom:0;mso-position-horizontal:absolute;mso-position-horizontal-relative:text;mso-position-vertical:absolute;mso-position-vertical-relative:text;mso-width-percent:0;mso-height-percent:0;mso-width-relative:margin;mso-height-relative:margin" o:gfxdata="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" strokecolor="black [3200]" strokeweight="1pt">
                 <v:stroke endarrow="block" joinstyle="miter"/>
               </v:shape>
             </w:pict>
@@ -7784,6 +8864,25 @@
           </mc:Fallback>
         </mc:AlternateContent>
       </w:r>
+      <w:r>
+        <w:rPr>
+          <w:lang w:val="fr-FR"/>
+        </w:rPr>
+        <w:tab/>
+      </w:r>
+      <w:r>
+        <w:rPr>
+          <w:lang w:val="fr-FR"/>
+        </w:rPr>
+        <w:tab/>
+      </w:r>
+      <w:r>
+        <w:rPr>
+          <w:rFonts w:hint="eastAsia"/>
+          <w:lang w:val="fr-FR"/>
+        </w:rPr>
+        <w:t>H1</w:t>
+      </w:r>
     </w:p>
     <w:p>
       <w:pPr>
@@ -7846,6 +8945,7 @@
                                 <w:lang w:val="fr-FR"/>
                               </w:rPr>
                             </w:pPr>
+                            <w:proofErr w:type="spellStart"/>
                             <w:r>
                               <w:rPr>
                                 <w:rFonts w:hint="eastAsia"/>
@@ -7857,7 +8957,21 @@
                               <w:rPr>
                                 <w:lang w:val="fr-FR"/>
                               </w:rPr>
-                              <w:t>actics bio</w:t>
+                              <w:t>actics</w:t>
+                            </w:r>
+                            <w:proofErr w:type="spellEnd"/>
+                            <w:r>
+                              <w:rPr>
+                                <w:lang w:val="fr-FR"/>
+                              </w:rPr>
+                              <w:t xml:space="preserve"> </w:t>
+                            </w:r>
+                            <w:proofErr w:type="spellStart"/>
+                            <w:r>
+                              <w:rPr>
+                                <w:lang w:val="fr-FR"/>
+                              </w:rPr>
+                              <w:t>bio</w:t>
                             </w:r>
                             <w:r>
                               <w:rPr>
@@ -7872,6 +8986,7 @@
                               </w:rPr>
                               <w:t>pic</w:t>
                             </w:r>
+                            <w:proofErr w:type="spellEnd"/>
                           </w:p>
                         </w:txbxContent>
                       </wps:txbx>
@@ -7905,6 +9020,7 @@
                           <w:lang w:val="fr-FR"/>
                         </w:rPr>
                       </w:pPr>
+                      <w:proofErr w:type="spellStart"/>
                       <w:r>
                         <w:rPr>
                           <w:rFonts w:hint="eastAsia"/>
@@ -7916,7 +9032,21 @@
                         <w:rPr>
                           <w:lang w:val="fr-FR"/>
                         </w:rPr>
-                        <w:t>actics bio</w:t>
+                        <w:t>actics</w:t>
+                      </w:r>
+                      <w:proofErr w:type="spellEnd"/>
+                      <w:r>
+                        <w:rPr>
+                          <w:lang w:val="fr-FR"/>
+                        </w:rPr>
+                        <w:t xml:space="preserve"> </w:t>
+                      </w:r>
+                      <w:proofErr w:type="spellStart"/>
+                      <w:r>
+                        <w:rPr>
+                          <w:lang w:val="fr-FR"/>
+                        </w:rPr>
+                        <w:t>bio</w:t>
                       </w:r>
                       <w:r>
                         <w:rPr>
@@ -7931,6 +9061,7 @@
                         </w:rPr>
                         <w:t>pic</w:t>
                       </w:r>
+                      <w:proofErr w:type="spellEnd"/>
                     </w:p>
                   </w:txbxContent>
                 </v:textbox>
@@ -7948,22 +9079,222 @@
           <w:lang w:val="fr-FR"/>
         </w:rPr>
       </w:pPr>
-    </w:p>
-    <w:p>
-      <w:pPr>
-        <w:rPr>
-          <w:rFonts w:hint="eastAsia"/>
-          <w:lang w:val="fr-FR"/>
-        </w:rPr>
-      </w:pPr>
-    </w:p>
-    <w:p>
-      <w:pPr>
-        <w:rPr>
-          <w:rFonts w:hint="eastAsia"/>
-          <w:lang w:val="fr-FR"/>
-        </w:rPr>
-      </w:pPr>
+      <w:r>
+        <w:rPr>
+          <w:lang w:val="fr-FR"/>
+        </w:rPr>
+        <w:tab/>
+      </w:r>
+      <w:r>
+        <w:rPr>
+          <w:lang w:val="fr-FR"/>
+        </w:rPr>
+        <w:tab/>
+      </w:r>
+      <w:r>
+        <w:rPr>
+          <w:lang w:val="fr-FR"/>
+        </w:rPr>
+        <w:tab/>
+      </w:r>
+      <w:r>
+        <w:rPr>
+          <w:lang w:val="fr-FR"/>
+        </w:rPr>
+        <w:tab/>
+      </w:r>
+      <w:r>
+        <w:rPr>
+          <w:lang w:val="fr-FR"/>
+        </w:rPr>
+        <w:tab/>
+      </w:r>
+      <w:r>
+        <w:rPr>
+          <w:lang w:val="fr-FR"/>
+        </w:rPr>
+        <w:tab/>
+      </w:r>
+    </w:p>
+    <w:p>
+      <w:pPr>
+        <w:rPr>
+          <w:rFonts w:hint="eastAsia"/>
+          <w:lang w:val="fr-FR"/>
+        </w:rPr>
+      </w:pPr>
+    </w:p>
+    <w:p>
+      <w:pPr>
+        <w:rPr>
+          <w:rFonts w:hint="eastAsia"/>
+          <w:lang w:val="fr-FR"/>
+        </w:rPr>
+      </w:pPr>
+      <w:r>
+        <w:rPr>
+          <w:rFonts w:hint="eastAsia"/>
+          <w:lang w:val="fr-FR"/>
+        </w:rPr>
+        <w:t>J</w:t>
+      </w:r>
+      <w:r>
+        <w:rPr>
+          <w:lang w:val="fr-FR"/>
+        </w:rPr>
+        <w:t>o</w:t>
+      </w:r>
+      <w:r>
+        <w:rPr>
+          <w:rFonts w:hint="eastAsia"/>
+          <w:lang w:val="fr-FR"/>
+        </w:rPr>
+        <w:t>事件引入更多新房东</w:t>
+      </w:r>
+    </w:p>
+    <w:p>
+      <w:pPr>
+        <w:rPr>
+          <w:rFonts w:hint="eastAsia"/>
+          <w:lang w:val="fr-FR"/>
+        </w:rPr>
+      </w:pPr>
+      <w:r>
+        <w:rPr>
+          <w:rFonts w:hint="eastAsia"/>
+          <w:lang w:val="fr-FR"/>
+        </w:rPr>
+        <w:t>改变房东的策略倾向，更加注重XX策略</w:t>
+      </w:r>
+    </w:p>
+    <w:p>
+      <w:pPr>
+        <w:rPr>
+          <w:rFonts w:hint="eastAsia"/>
+          <w:lang w:val="fr-FR"/>
+        </w:rPr>
+      </w:pPr>
+      <w:r>
+        <w:rPr>
+          <w:rFonts w:hint="eastAsia"/>
+          <w:lang w:val="fr-FR"/>
+        </w:rPr>
+        <w:t>会改变策略原本对于预订率的影响效果，质量策略的效果更高，</w:t>
+      </w:r>
+    </w:p>
+    <w:p>
+      <w:pPr>
+        <w:rPr>
+          <w:rFonts w:hint="eastAsia"/>
+          <w:lang w:val="fr-FR"/>
+        </w:rPr>
+      </w:pPr>
+    </w:p>
+    <w:p>
+      <w:pPr>
+        <w:rPr>
+          <w:rFonts w:hint="eastAsia"/>
+          <w:lang w:val="fr-FR"/>
+        </w:rPr>
+      </w:pPr>
+      <w:r>
+        <w:rPr>
+          <w:rFonts w:hint="eastAsia"/>
+          <w:lang w:val="fr-FR"/>
+        </w:rPr>
+        <w:t>印象：</w:t>
+      </w:r>
+      <w:r>
+        <w:rPr>
+          <w:rFonts w:hint="eastAsia"/>
+          <w:lang w:val="fr-FR"/>
+        </w:rPr>
+        <w:t>亲和互动的增加但是营销才真正有用？</w:t>
+      </w:r>
+    </w:p>
+    <w:p>
+      <w:pPr>
+        <w:rPr>
+          <w:rFonts w:hint="eastAsia"/>
+          <w:lang w:val="fr-FR"/>
+        </w:rPr>
+      </w:pPr>
+    </w:p>
+    <w:p>
+      <w:pPr>
+        <w:rPr>
+          <w:color w:val="C00000"/>
+        </w:rPr>
+      </w:pPr>
+      <w:r>
+        <w:rPr>
+          <w:rFonts w:hint="eastAsia"/>
+          <w:color w:val="C00000"/>
+          <w:lang w:val="fr-FR"/>
+        </w:rPr>
+        <w:t>新进入的房东</w:t>
+      </w:r>
+      <w:r>
+        <w:rPr>
+          <w:rFonts w:hint="eastAsia"/>
+          <w:color w:val="C00000"/>
+          <w:lang w:val="fr-FR"/>
+        </w:rPr>
+        <w:t>无法</w:t>
+      </w:r>
+      <w:r>
+        <w:rPr>
+          <w:rFonts w:hint="eastAsia"/>
+          <w:color w:val="C00000"/>
+          <w:lang w:val="fr-FR"/>
+        </w:rPr>
+        <w:t>强调</w:t>
+      </w:r>
+      <w:r>
+        <w:rPr>
+          <w:rFonts w:hint="eastAsia"/>
+          <w:color w:val="C00000"/>
+          <w:lang w:val="fr-FR"/>
+        </w:rPr>
+        <w:t>质量特征，选择展示个人亲和感，与房客建立连接</w:t>
+      </w:r>
+      <w:r>
+        <w:rPr>
+          <w:color w:val="C00000"/>
+        </w:rPr>
+        <w:t>.</w:t>
+      </w:r>
+      <w:proofErr w:type="spellStart"/>
+      <w:r>
+        <w:rPr>
+          <w:color w:val="C00000"/>
+        </w:rPr>
+        <w:t>text_length</w:t>
+      </w:r>
+      <w:proofErr w:type="spellEnd"/>
+      <w:r>
+        <w:rPr>
+          <w:color w:val="C00000"/>
+        </w:rPr>
+        <w:t>.</w:t>
+      </w:r>
+    </w:p>
+    <w:p>
+      <w:pPr>
+        <w:rPr>
+          <w:rFonts w:hint="eastAsia"/>
+          <w:color w:val="C00000"/>
+          <w:lang w:val="fr-FR"/>
+        </w:rPr>
+      </w:pPr>
+      <w:r>
+        <w:rPr>
+          <w:rFonts w:hint="eastAsia"/>
+          <w:color w:val="C00000"/>
+          <w:lang w:val="fr-FR"/>
+        </w:rPr>
+        <w:t>强调与人链接</w:t>
+      </w:r>
     </w:p>
     <w:p>
       <w:pPr>
@@ -8001,6 +9332,12 @@
       </w:pPr>
       <w:r>
         <w:rPr>
+          <w:lang w:val="fr-FR"/>
+        </w:rPr>
+        <w:t xml:space="preserve">RQ1 : </w:t>
+      </w:r>
+      <w:r>
+        <w:rPr>
           <w:rFonts w:hint="eastAsia"/>
           <w:lang w:val="fr-FR"/>
         </w:rPr>
@@ -8017,10 +9354,29 @@
     <w:p>
       <w:pPr>
         <w:rPr>
-          <w:rFonts w:hint="eastAsia"/>
-          <w:lang w:val="fr-FR"/>
-        </w:rPr>
-      </w:pPr>
+          <w:lang w:val="fr-FR"/>
+        </w:rPr>
+      </w:pPr>
+      <w:r>
+        <w:rPr>
+          <w:rFonts w:hint="eastAsia"/>
+          <w:lang w:val="fr-FR"/>
+        </w:rPr>
+        <w:lastRenderedPageBreak/>
+        <w:t>RQ2</w:t>
+      </w:r>
+      <w:r>
+        <w:rPr>
+          <w:lang w:val="fr-FR"/>
+        </w:rPr>
+        <w:t> :</w:t>
+      </w:r>
+      <w:r>
+        <w:rPr>
+          <w:lang w:val="fr-FR"/>
+        </w:rPr>
+        <w:t xml:space="preserve"> </w:t>
+      </w:r>
       <w:r>
         <w:rPr>
           <w:rFonts w:hint="eastAsia"/>
@@ -8048,6 +9404,34 @@
         </w:rPr>
         <w:t>的影响效果？</w:t>
       </w:r>
+    </w:p>
+    <w:p>
+      <w:pPr>
+        <w:rPr>
+          <w:lang w:val="fr-FR"/>
+        </w:rPr>
+      </w:pPr>
+    </w:p>
+    <w:p>
+      <w:pPr>
+        <w:rPr>
+          <w:rFonts w:hint="eastAsia"/>
+          <w:lang w:val="fr-FR"/>
+        </w:rPr>
+      </w:pPr>
+      <w:r>
+        <w:rPr>
+          <w:lang w:val="fr-FR"/>
+        </w:rPr>
+        <w:t xml:space="preserve">H1 : </w:t>
+      </w:r>
+    </w:p>
+    <w:p>
+      <w:pPr>
+        <w:rPr>
+          <w:lang w:val="fr-FR"/>
+        </w:rPr>
+      </w:pPr>
     </w:p>
     <w:p>
       <w:pPr>
@@ -8378,12 +9762,12 @@
       </w:pPr>
     </w:p>
     <w:sectPr>
-      <w:headerReference w:type="even" r:id="rId8"/>
-      <w:headerReference w:type="default" r:id="rId9"/>
-      <w:footerReference w:type="even" r:id="rId10"/>
-      <w:footerReference w:type="default" r:id="rId11"/>
-      <w:headerReference w:type="first" r:id="rId12"/>
-      <w:footerReference w:type="first" r:id="rId13"/>
+      <w:headerReference w:type="even" r:id="rId13"/>
+      <w:headerReference w:type="default" r:id="rId14"/>
+      <w:footerReference w:type="even" r:id="rId15"/>
+      <w:footerReference w:type="default" r:id="rId16"/>
+      <w:headerReference w:type="first" r:id="rId17"/>
+      <w:footerReference w:type="first" r:id="rId18"/>
       <w:pgSz w:w="11906" w:h="16838"/>
       <w:pgMar w:top="1440" w:right="1800" w:bottom="1440" w:left="1800" w:header="851" w:footer="992" w:gutter="0"/>
       <w:cols w:space="425"/>
@@ -9259,7 +10643,6 @@
   <w:style w:type="character" w:default="1" w:styleId="a0">
     <w:name w:val="Default Paragraph Font"/>
     <w:uiPriority w:val="1"/>
-    <w:semiHidden/>
     <w:unhideWhenUsed/>
   </w:style>
   <w:style w:type="table" w:default="1" w:styleId="a1">
@@ -9695,6 +11078,29 @@
       <w:szCs w:val="18"/>
     </w:rPr>
   </w:style>
+  <w:style w:type="character" w:styleId="af4">
+    <w:name w:val="Hyperlink"/>
+    <w:basedOn w:val="a0"/>
+    <w:uiPriority w:val="99"/>
+    <w:unhideWhenUsed/>
+    <w:rsid w:val="002C5C02"/>
+    <w:rPr>
+      <w:color w:val="467886" w:themeColor="hyperlink"/>
+      <w:u w:val="single"/>
+    </w:rPr>
+  </w:style>
+  <w:style w:type="character" w:styleId="af5">
+    <w:name w:val="Unresolved Mention"/>
+    <w:basedOn w:val="a0"/>
+    <w:uiPriority w:val="99"/>
+    <w:semiHidden/>
+    <w:unhideWhenUsed/>
+    <w:rsid w:val="002C5C02"/>
+    <w:rPr>
+      <w:color w:val="605E5C"/>
+      <w:shd w:val="clear" w:color="auto" w:fill="E1DFDD"/>
+    </w:rPr>
+  </w:style>
 </w:styles>
 </file>
 
@@ -10011,4 +11417,16 @@
     </a:ext>
   </a:extLst>
 </a:theme>
+</file>
+
+<file path=customXml/item1.xml><?xml version="1.0" encoding="utf-8"?>
+<b:Sources xmlns:b="http://schemas.openxmlformats.org/officeDocument/2006/bibliography" xmlns="http://schemas.openxmlformats.org/officeDocument/2006/bibliography" SelectedStyle="\APASixthEditionOfficeOnline.xsl" StyleName="APA" Version="6"/>
+</file>
+
+<file path=customXml/itemProps1.xml><?xml version="1.0" encoding="utf-8"?>
+<ds:datastoreItem xmlns:ds="http://schemas.openxmlformats.org/officeDocument/2006/customXml" ds:itemID="{6163D651-C9B3-413D-85C1-83EA90AA69FF}">
+  <ds:schemaRefs>
+    <ds:schemaRef ds:uri="http://schemas.openxmlformats.org/officeDocument/2006/bibliography"/>
+  </ds:schemaRefs>
+</ds:datastoreItem>
 </file>